--- a/reports/bao_cao.docx
+++ b/reports/bao_cao.docx
@@ -1,6 +1,6 @@
 
 <file path=word/document.xml><?xml version="1.0" encoding="utf-8"?>
-<w:document xmlns:wpc="http://schemas.microsoft.com/office/word/2010/wordprocessingCanvas" xmlns:cx="http://schemas.microsoft.com/office/drawing/2014/chartex" xmlns:cx1="http://schemas.microsoft.com/office/drawing/2015/9/8/chartex" xmlns:cx2="http://schemas.microsoft.com/office/drawing/2015/10/21/chartex" xmlns:cx3="http://schemas.microsoft.com/office/drawing/2016/5/9/chartex" xmlns:cx4="http://schemas.microsoft.com/office/drawing/2016/5/10/chartex" xmlns:cx5="http://schemas.microsoft.com/office/drawing/2016/5/11/chartex" xmlns:cx6="http://schemas.microsoft.com/office/drawing/2016/5/12/chartex" xmlns:cx7="http://schemas.microsoft.com/office/drawing/2016/5/13/chartex" xmlns:cx8="http://schemas.microsoft.com/office/drawing/2016/5/14/chartex" xmlns:mc="http://schemas.openxmlformats.org/markup-compatibility/2006" xmlns:aink="http://schemas.microsoft.com/office/drawing/2016/ink" xmlns:am3d="http://schemas.microsoft.com/office/drawing/2017/model3d" xmlns:o="urn:schemas-microsoft-com:office:office" xmlns:oel="http://schemas.microsoft.com/office/2019/extlst" xmlns:r="http://schemas.openxmlformats.org/officeDocument/2006/relationships" xmlns:m="http://schemas.openxmlformats.org/officeDocument/2006/math" xmlns:v="urn:schemas-microsoft-com:vml" xmlns:wp14="http://schemas.microsoft.com/office/word/2010/wordprocessingDrawing" xmlns:wp="http://schemas.openxmlformats.org/drawingml/2006/wordprocessingDrawing" xmlns:w10="urn:schemas-microsoft-com:office:word" xmlns:w="http://schemas.openxmlformats.org/wordprocessingml/2006/main" xmlns:w14="http://schemas.microsoft.com/office/word/2010/wordml" xmlns:w15="http://schemas.microsoft.com/office/word/2012/wordml" xmlns:w16cex="http://schemas.microsoft.com/office/word/2018/wordml/cex" xmlns:w16cid="http://schemas.microsoft.com/office/word/2016/wordml/cid" xmlns:w16="http://schemas.microsoft.com/office/word/2018/wordml" xmlns:w16du="http://schemas.microsoft.com/office/word/2023/wordml/word16du" xmlns:w16sdtdh="http://schemas.microsoft.com/office/word/2020/wordml/sdtdatahash" xmlns:w16sdtfl="http://schemas.microsoft.com/office/word/2024/wordml/sdtformatlock" xmlns:w16se="http://schemas.microsoft.com/office/word/2015/wordml/symex" xmlns:wpg="http://schemas.microsoft.com/office/word/2010/wordprocessingGroup" xmlns:wpi="http://schemas.microsoft.com/office/word/2010/wordprocessingInk" xmlns:wne="http://schemas.microsoft.com/office/word/2006/wordml" xmlns:wps="http://schemas.microsoft.com/office/word/2010/wordprocessingShape" mc:Ignorable="w14 w15 w16se w16cid w16 w16cex w16sdtdh w16sdtfl w16du wp14">
+<w:document xmlns:wpc="http://schemas.microsoft.com/office/word/2010/wordprocessingCanvas" xmlns:cx="http://schemas.microsoft.com/office/drawing/2014/chartex" xmlns:cx1="http://schemas.microsoft.com/office/drawing/2015/9/8/chartex" xmlns:cx2="http://schemas.microsoft.com/office/drawing/2015/10/21/chartex" xmlns:cx3="http://schemas.microsoft.com/office/drawing/2016/5/9/chartex" xmlns:cx4="http://schemas.microsoft.com/office/drawing/2016/5/10/chartex" xmlns:cx5="http://schemas.microsoft.com/office/drawing/2016/5/11/chartex" xmlns:cx6="http://schemas.microsoft.com/office/drawing/2016/5/12/chartex" xmlns:cx7="http://schemas.microsoft.com/office/drawing/2016/5/13/chartex" xmlns:cx8="http://schemas.microsoft.com/office/drawing/2016/5/14/chartex" xmlns:mc="http://schemas.openxmlformats.org/markup-compatibility/2006" xmlns:aink="http://schemas.microsoft.com/office/drawing/2016/ink" xmlns:am3d="http://schemas.microsoft.com/office/drawing/2017/model3d" xmlns:o="urn:schemas-microsoft-com:office:office" xmlns:r="http://schemas.openxmlformats.org/officeDocument/2006/relationships" xmlns:m="http://schemas.openxmlformats.org/officeDocument/2006/math" xmlns:v="urn:schemas-microsoft-com:vml" xmlns:wp14="http://schemas.microsoft.com/office/word/2010/wordprocessingDrawing" xmlns:wp="http://schemas.openxmlformats.org/drawingml/2006/wordprocessingDrawing" xmlns:w10="urn:schemas-microsoft-com:office:word" xmlns:w="http://schemas.openxmlformats.org/wordprocessingml/2006/main" xmlns:w14="http://schemas.microsoft.com/office/word/2010/wordml" xmlns:w15="http://schemas.microsoft.com/office/word/2012/wordml" xmlns:w16cex="http://schemas.microsoft.com/office/word/2018/wordml/cex" xmlns:w16cid="http://schemas.microsoft.com/office/word/2016/wordml/cid" xmlns:w16="http://schemas.microsoft.com/office/word/2018/wordml" xmlns:w16sdtdh="http://schemas.microsoft.com/office/word/2020/wordml/sdtdatahash" xmlns:w16se="http://schemas.microsoft.com/office/word/2015/wordml/symex" xmlns:wpg="http://schemas.microsoft.com/office/word/2010/wordprocessingGroup" xmlns:wpi="http://schemas.microsoft.com/office/word/2010/wordprocessingInk" xmlns:wne="http://schemas.microsoft.com/office/word/2006/wordml" xmlns:wps="http://schemas.microsoft.com/office/word/2010/wordprocessingShape" mc:Ignorable="w14 w15 w16se w16cid w16 w16cex w16sdtdh wp14">
   <w:body>
     <w:p>
       <w:r>
@@ -418,197 +418,3840 @@
         <w:t xml:space="preserve">CHƯƠNG 4. </w:t>
       </w:r>
       <w:r>
-        <w:t>DASHBOARD VÀ KẾT QUẢ THỰC NGHIỆM</w:t>
-      </w:r>
-    </w:p>
-    <w:p>
-      <w:r>
+        <w:t xml:space="preserve">DASHBOARD </w:t>
+      </w:r>
+      <w:r>
+        <w:t>POWERBI</w:t>
+      </w:r>
+    </w:p>
+    <w:p>
+      <w:pPr>
+        <w:spacing w:before="100" w:beforeAutospacing="1" w:after="100" w:afterAutospacing="1"/>
+        <w:jc w:val="both"/>
+        <w:outlineLvl w:val="1"/>
+        <w:rPr>
+          <w:rFonts w:eastAsia="Times New Roman" w:cs="Times New Roman"/>
+          <w:b/>
+          <w:bCs/>
+          <w:kern w:val="0"/>
+          <w:lang w:val="en-GB" w:eastAsia="en-GB"/>
+          <w14:ligatures w14:val="none"/>
+        </w:rPr>
+      </w:pPr>
+      <w:r>
+        <w:rPr>
+          <w:rFonts w:eastAsia="Times New Roman" w:cs="Times New Roman"/>
+          <w:b/>
+          <w:bCs/>
+          <w:kern w:val="0"/>
+          <w:lang w:val="en-GB" w:eastAsia="en-GB"/>
+          <w14:ligatures w14:val="none"/>
+        </w:rPr>
         <w:t>4.1. Thiết kế dashboard</w:t>
       </w:r>
     </w:p>
     <w:p>
-      <w:r>
-        <w:t>Nội dung:</w:t>
-      </w:r>
-    </w:p>
-    <w:p>
-      <w:pPr>
-        <w:ind w:left="720"/>
-      </w:pPr>
-      <w:r>
-        <w:t>Dashboard architecture</w:t>
-      </w:r>
-    </w:p>
-    <w:p>
-      <w:pPr>
-        <w:ind w:left="720"/>
-      </w:pPr>
-      <w:r>
-        <w:t>UI layout</w:t>
-      </w:r>
-    </w:p>
-    <w:p>
-      <w:pPr>
-        <w:ind w:left="720"/>
-      </w:pPr>
-      <w:r>
-        <w:t>Filter system</w:t>
-      </w:r>
-    </w:p>
-    <w:p>
-      <w:r>
+      <w:pPr>
+        <w:spacing w:before="100" w:beforeAutospacing="1" w:after="100" w:afterAutospacing="1"/>
+        <w:ind w:firstLine="720"/>
+        <w:jc w:val="both"/>
+        <w:rPr>
+          <w:rFonts w:eastAsia="Times New Roman" w:cs="Times New Roman"/>
+          <w:kern w:val="0"/>
+          <w:lang w:val="en-GB" w:eastAsia="en-GB"/>
+          <w14:ligatures w14:val="none"/>
+        </w:rPr>
+      </w:pPr>
+      <w:r>
+        <w:rPr>
+          <w:rFonts w:eastAsia="Times New Roman" w:cs="Times New Roman"/>
+          <w:kern w:val="0"/>
+          <w:lang w:val="en-GB" w:eastAsia="en-GB"/>
+          <w14:ligatures w14:val="none"/>
+        </w:rPr>
+        <w:t>Hệ thống Dashboard phân tích tín dụng và phê duyệt khoản vay được xây dựng dựa trên nền tảng Power BI Desktop, đóng vai trò là tầng giao diện trực quan hóa (Presentation Layer) trong kiến trúc tổng thể của bài toán. Mục tiêu của thiết kế là chuyển hóa các kết quả xử lý dữ liệu phức tạp và các mô hình thống kê/AI thành một không gian tương tác thông minh, giúp các chuyên viên thẩm định rủi ro (Credit Officers) và ban quản lý ngân hàng có cái nhìn toàn diện, tức thời về chất lượng danh mục tín dụng.</w:t>
+      </w:r>
+    </w:p>
+    <w:p>
+      <w:pPr>
+        <w:spacing w:before="100" w:beforeAutospacing="1" w:after="100" w:afterAutospacing="1"/>
+        <w:jc w:val="both"/>
+        <w:outlineLvl w:val="2"/>
+        <w:rPr>
+          <w:rFonts w:eastAsia="Times New Roman" w:cs="Times New Roman"/>
+          <w:i/>
+          <w:iCs/>
+          <w:kern w:val="0"/>
+          <w:lang w:val="en-GB" w:eastAsia="en-GB"/>
+          <w14:ligatures w14:val="none"/>
+        </w:rPr>
+      </w:pPr>
+      <w:r>
+        <w:rPr>
+          <w:rFonts w:eastAsia="Times New Roman" w:cs="Times New Roman"/>
+          <w:i/>
+          <w:iCs/>
+          <w:kern w:val="0"/>
+          <w:lang w:val="en-GB" w:eastAsia="en-GB"/>
+          <w14:ligatures w14:val="none"/>
+        </w:rPr>
+        <w:t>4.1.1. Kiến trúc hệ thống dữ liệu và luồng xử lý (Architecture)</w:t>
+      </w:r>
+    </w:p>
+    <w:p>
+      <w:pPr>
+        <w:spacing w:before="100" w:beforeAutospacing="1" w:after="100" w:afterAutospacing="1"/>
+        <w:ind w:firstLine="720"/>
+        <w:jc w:val="both"/>
+        <w:rPr>
+          <w:rFonts w:eastAsia="Times New Roman" w:cs="Times New Roman"/>
+          <w:kern w:val="0"/>
+          <w:lang w:val="en-GB" w:eastAsia="en-GB"/>
+          <w14:ligatures w14:val="none"/>
+        </w:rPr>
+      </w:pPr>
+      <w:r>
+        <w:rPr>
+          <w:rFonts w:eastAsia="Times New Roman" w:cs="Times New Roman"/>
+          <w:kern w:val="0"/>
+          <w:lang w:val="en-GB" w:eastAsia="en-GB"/>
+          <w14:ligatures w14:val="none"/>
+        </w:rPr>
+        <w:t>Kiến trúc vận hành của Dashboard được tổ chức đồng bộ theo mô hình luồng dữ liệu ba tầng khép kín, đảm bảo tính toàn vẹn và tối ưu hóa hiệu năng tính toán:</w:t>
+      </w:r>
+    </w:p>
+    <w:p>
+      <w:pPr>
+        <w:pBdr>
+          <w:top w:val="single" w:sz="4" w:space="1" w:color="auto"/>
+          <w:left w:val="single" w:sz="4" w:space="4" w:color="auto"/>
+          <w:bottom w:val="single" w:sz="4" w:space="1" w:color="auto"/>
+          <w:right w:val="single" w:sz="4" w:space="4" w:color="auto"/>
+        </w:pBdr>
+        <w:tabs>
+          <w:tab w:val="left" w:pos="916"/>
+          <w:tab w:val="left" w:pos="1832"/>
+          <w:tab w:val="left" w:pos="2748"/>
+          <w:tab w:val="left" w:pos="3664"/>
+          <w:tab w:val="left" w:pos="4580"/>
+          <w:tab w:val="left" w:pos="5496"/>
+          <w:tab w:val="left" w:pos="6412"/>
+          <w:tab w:val="left" w:pos="7328"/>
+          <w:tab w:val="left" w:pos="8244"/>
+          <w:tab w:val="left" w:pos="9160"/>
+          <w:tab w:val="left" w:pos="10076"/>
+          <w:tab w:val="left" w:pos="10992"/>
+          <w:tab w:val="left" w:pos="11908"/>
+          <w:tab w:val="left" w:pos="12824"/>
+          <w:tab w:val="left" w:pos="13740"/>
+          <w:tab w:val="left" w:pos="14656"/>
+        </w:tabs>
+        <w:spacing w:before="0" w:after="0"/>
+        <w:jc w:val="both"/>
+        <w:rPr>
+          <w:rFonts w:eastAsia="Times New Roman" w:cs="Times New Roman"/>
+          <w:kern w:val="0"/>
+          <w:lang w:val="en-GB" w:eastAsia="en-GB"/>
+          <w14:ligatures w14:val="none"/>
+        </w:rPr>
+      </w:pPr>
+      <w:r>
+        <w:rPr>
+          <w:rFonts w:eastAsia="Times New Roman" w:cs="Times New Roman"/>
+          <w:kern w:val="0"/>
+          <w:lang w:val="en-GB" w:eastAsia="en-GB"/>
+          <w14:ligatures w14:val="none"/>
+        </w:rPr>
+        <w:t xml:space="preserve">[Tầng Dữ liệu Gốc (Data Source)] </w:t>
+      </w:r>
+    </w:p>
+    <w:p>
+      <w:pPr>
+        <w:pBdr>
+          <w:top w:val="single" w:sz="4" w:space="1" w:color="auto"/>
+          <w:left w:val="single" w:sz="4" w:space="4" w:color="auto"/>
+          <w:bottom w:val="single" w:sz="4" w:space="1" w:color="auto"/>
+          <w:right w:val="single" w:sz="4" w:space="4" w:color="auto"/>
+        </w:pBdr>
+        <w:tabs>
+          <w:tab w:val="left" w:pos="916"/>
+          <w:tab w:val="left" w:pos="1832"/>
+          <w:tab w:val="left" w:pos="2748"/>
+          <w:tab w:val="left" w:pos="3664"/>
+          <w:tab w:val="left" w:pos="4580"/>
+          <w:tab w:val="left" w:pos="5496"/>
+          <w:tab w:val="left" w:pos="6412"/>
+          <w:tab w:val="left" w:pos="7328"/>
+          <w:tab w:val="left" w:pos="8244"/>
+          <w:tab w:val="left" w:pos="9160"/>
+          <w:tab w:val="left" w:pos="10076"/>
+          <w:tab w:val="left" w:pos="10992"/>
+          <w:tab w:val="left" w:pos="11908"/>
+          <w:tab w:val="left" w:pos="12824"/>
+          <w:tab w:val="left" w:pos="13740"/>
+          <w:tab w:val="left" w:pos="14656"/>
+        </w:tabs>
+        <w:spacing w:before="0" w:after="0"/>
+        <w:jc w:val="both"/>
+        <w:rPr>
+          <w:rFonts w:eastAsia="Times New Roman" w:cs="Times New Roman"/>
+          <w:kern w:val="0"/>
+          <w:lang w:val="en-GB" w:eastAsia="en-GB"/>
+          <w14:ligatures w14:val="none"/>
+        </w:rPr>
+      </w:pPr>
+      <w:r>
+        <w:rPr>
+          <w:rFonts w:eastAsia="Times New Roman" w:cs="Times New Roman"/>
+          <w:kern w:val="0"/>
+          <w:lang w:val="en-GB" w:eastAsia="en-GB"/>
+          <w14:ligatures w14:val="none"/>
+        </w:rPr>
+        <w:t xml:space="preserve">       │ (Tập dữ liệu hồ sơ vay tín dụng độc lập)</w:t>
+      </w:r>
+    </w:p>
+    <w:p>
+      <w:pPr>
+        <w:pBdr>
+          <w:top w:val="single" w:sz="4" w:space="1" w:color="auto"/>
+          <w:left w:val="single" w:sz="4" w:space="4" w:color="auto"/>
+          <w:bottom w:val="single" w:sz="4" w:space="1" w:color="auto"/>
+          <w:right w:val="single" w:sz="4" w:space="4" w:color="auto"/>
+        </w:pBdr>
+        <w:tabs>
+          <w:tab w:val="left" w:pos="916"/>
+          <w:tab w:val="left" w:pos="1832"/>
+          <w:tab w:val="left" w:pos="2748"/>
+          <w:tab w:val="left" w:pos="3664"/>
+          <w:tab w:val="left" w:pos="4580"/>
+          <w:tab w:val="left" w:pos="5496"/>
+          <w:tab w:val="left" w:pos="6412"/>
+          <w:tab w:val="left" w:pos="7328"/>
+          <w:tab w:val="left" w:pos="8244"/>
+          <w:tab w:val="left" w:pos="9160"/>
+          <w:tab w:val="left" w:pos="10076"/>
+          <w:tab w:val="left" w:pos="10992"/>
+          <w:tab w:val="left" w:pos="11908"/>
+          <w:tab w:val="left" w:pos="12824"/>
+          <w:tab w:val="left" w:pos="13740"/>
+          <w:tab w:val="left" w:pos="14656"/>
+        </w:tabs>
+        <w:spacing w:before="0" w:after="0"/>
+        <w:jc w:val="both"/>
+        <w:rPr>
+          <w:rFonts w:eastAsia="Times New Roman" w:cs="Times New Roman"/>
+          <w:kern w:val="0"/>
+          <w:lang w:val="en-GB" w:eastAsia="en-GB"/>
+          <w14:ligatures w14:val="none"/>
+        </w:rPr>
+      </w:pPr>
+      <w:r>
+        <w:rPr>
+          <w:rFonts w:eastAsia="Times New Roman" w:cs="Times New Roman"/>
+          <w:kern w:val="0"/>
+          <w:lang w:val="en-GB" w:eastAsia="en-GB"/>
+          <w14:ligatures w14:val="none"/>
+        </w:rPr>
+        <w:t xml:space="preserve">       ▼</w:t>
+      </w:r>
+    </w:p>
+    <w:p>
+      <w:pPr>
+        <w:pBdr>
+          <w:top w:val="single" w:sz="4" w:space="1" w:color="auto"/>
+          <w:left w:val="single" w:sz="4" w:space="4" w:color="auto"/>
+          <w:bottom w:val="single" w:sz="4" w:space="1" w:color="auto"/>
+          <w:right w:val="single" w:sz="4" w:space="4" w:color="auto"/>
+        </w:pBdr>
+        <w:tabs>
+          <w:tab w:val="left" w:pos="916"/>
+          <w:tab w:val="left" w:pos="1832"/>
+          <w:tab w:val="left" w:pos="2748"/>
+          <w:tab w:val="left" w:pos="3664"/>
+          <w:tab w:val="left" w:pos="4580"/>
+          <w:tab w:val="left" w:pos="5496"/>
+          <w:tab w:val="left" w:pos="6412"/>
+          <w:tab w:val="left" w:pos="7328"/>
+          <w:tab w:val="left" w:pos="8244"/>
+          <w:tab w:val="left" w:pos="9160"/>
+          <w:tab w:val="left" w:pos="10076"/>
+          <w:tab w:val="left" w:pos="10992"/>
+          <w:tab w:val="left" w:pos="11908"/>
+          <w:tab w:val="left" w:pos="12824"/>
+          <w:tab w:val="left" w:pos="13740"/>
+          <w:tab w:val="left" w:pos="14656"/>
+        </w:tabs>
+        <w:spacing w:before="0" w:after="0"/>
+        <w:jc w:val="both"/>
+        <w:rPr>
+          <w:rFonts w:eastAsia="Times New Roman" w:cs="Times New Roman"/>
+          <w:kern w:val="0"/>
+          <w:lang w:val="en-GB" w:eastAsia="en-GB"/>
+          <w14:ligatures w14:val="none"/>
+        </w:rPr>
+      </w:pPr>
+      <w:r>
+        <w:rPr>
+          <w:rFonts w:eastAsia="Times New Roman" w:cs="Times New Roman"/>
+          <w:kern w:val="0"/>
+          <w:lang w:val="en-GB" w:eastAsia="en-GB"/>
+          <w14:ligatures w14:val="none"/>
+        </w:rPr>
+        <w:t>[Tầng Xử lý &amp; Mô hình hóa (Semantic/Analytics Layer)]</w:t>
+      </w:r>
+    </w:p>
+    <w:p>
+      <w:pPr>
+        <w:pBdr>
+          <w:top w:val="single" w:sz="4" w:space="1" w:color="auto"/>
+          <w:left w:val="single" w:sz="4" w:space="4" w:color="auto"/>
+          <w:bottom w:val="single" w:sz="4" w:space="1" w:color="auto"/>
+          <w:right w:val="single" w:sz="4" w:space="4" w:color="auto"/>
+        </w:pBdr>
+        <w:tabs>
+          <w:tab w:val="left" w:pos="916"/>
+          <w:tab w:val="left" w:pos="1832"/>
+          <w:tab w:val="left" w:pos="2748"/>
+          <w:tab w:val="left" w:pos="3664"/>
+          <w:tab w:val="left" w:pos="4580"/>
+          <w:tab w:val="left" w:pos="5496"/>
+          <w:tab w:val="left" w:pos="6412"/>
+          <w:tab w:val="left" w:pos="7328"/>
+          <w:tab w:val="left" w:pos="8244"/>
+          <w:tab w:val="left" w:pos="9160"/>
+          <w:tab w:val="left" w:pos="10076"/>
+          <w:tab w:val="left" w:pos="10992"/>
+          <w:tab w:val="left" w:pos="11908"/>
+          <w:tab w:val="left" w:pos="12824"/>
+          <w:tab w:val="left" w:pos="13740"/>
+          <w:tab w:val="left" w:pos="14656"/>
+        </w:tabs>
+        <w:spacing w:before="0" w:after="0"/>
+        <w:jc w:val="both"/>
+        <w:rPr>
+          <w:rFonts w:eastAsia="Times New Roman" w:cs="Times New Roman"/>
+          <w:kern w:val="0"/>
+          <w:lang w:val="en-GB" w:eastAsia="en-GB"/>
+          <w14:ligatures w14:val="none"/>
+        </w:rPr>
+      </w:pPr>
+      <w:r>
+        <w:rPr>
+          <w:rFonts w:eastAsia="Times New Roman" w:cs="Times New Roman"/>
+          <w:kern w:val="0"/>
+          <w:lang w:val="en-GB" w:eastAsia="en-GB"/>
+          <w14:ligatures w14:val="none"/>
+        </w:rPr>
+        <w:t xml:space="preserve">       │ ──► Tính toán chỉ số đo lường (Measures/DAX)</w:t>
+      </w:r>
+    </w:p>
+    <w:p>
+      <w:pPr>
+        <w:pBdr>
+          <w:top w:val="single" w:sz="4" w:space="1" w:color="auto"/>
+          <w:left w:val="single" w:sz="4" w:space="4" w:color="auto"/>
+          <w:bottom w:val="single" w:sz="4" w:space="1" w:color="auto"/>
+          <w:right w:val="single" w:sz="4" w:space="4" w:color="auto"/>
+        </w:pBdr>
+        <w:tabs>
+          <w:tab w:val="left" w:pos="916"/>
+          <w:tab w:val="left" w:pos="1832"/>
+          <w:tab w:val="left" w:pos="2748"/>
+          <w:tab w:val="left" w:pos="3664"/>
+          <w:tab w:val="left" w:pos="4580"/>
+          <w:tab w:val="left" w:pos="5496"/>
+          <w:tab w:val="left" w:pos="6412"/>
+          <w:tab w:val="left" w:pos="7328"/>
+          <w:tab w:val="left" w:pos="8244"/>
+          <w:tab w:val="left" w:pos="9160"/>
+          <w:tab w:val="left" w:pos="10076"/>
+          <w:tab w:val="left" w:pos="10992"/>
+          <w:tab w:val="left" w:pos="11908"/>
+          <w:tab w:val="left" w:pos="12824"/>
+          <w:tab w:val="left" w:pos="13740"/>
+          <w:tab w:val="left" w:pos="14656"/>
+        </w:tabs>
+        <w:spacing w:before="0" w:after="0"/>
+        <w:jc w:val="both"/>
+        <w:rPr>
+          <w:rFonts w:eastAsia="Times New Roman" w:cs="Times New Roman"/>
+          <w:kern w:val="0"/>
+          <w:lang w:val="en-GB" w:eastAsia="en-GB"/>
+          <w14:ligatures w14:val="none"/>
+        </w:rPr>
+      </w:pPr>
+      <w:r>
+        <w:rPr>
+          <w:rFonts w:eastAsia="Times New Roman" w:cs="Times New Roman"/>
+          <w:kern w:val="0"/>
+          <w:lang w:val="en-GB" w:eastAsia="en-GB"/>
+          <w14:ligatures w14:val="none"/>
+        </w:rPr>
+        <w:t xml:space="preserve">       │ ──► Trích xuất kiểm định thống kê (ANOVA, Chi-square qua Python)</w:t>
+      </w:r>
+    </w:p>
+    <w:p>
+      <w:pPr>
+        <w:pBdr>
+          <w:top w:val="single" w:sz="4" w:space="1" w:color="auto"/>
+          <w:left w:val="single" w:sz="4" w:space="4" w:color="auto"/>
+          <w:bottom w:val="single" w:sz="4" w:space="1" w:color="auto"/>
+          <w:right w:val="single" w:sz="4" w:space="4" w:color="auto"/>
+        </w:pBdr>
+        <w:tabs>
+          <w:tab w:val="left" w:pos="916"/>
+          <w:tab w:val="left" w:pos="1832"/>
+          <w:tab w:val="left" w:pos="2748"/>
+          <w:tab w:val="left" w:pos="3664"/>
+          <w:tab w:val="left" w:pos="4580"/>
+          <w:tab w:val="left" w:pos="5496"/>
+          <w:tab w:val="left" w:pos="6412"/>
+          <w:tab w:val="left" w:pos="7328"/>
+          <w:tab w:val="left" w:pos="8244"/>
+          <w:tab w:val="left" w:pos="9160"/>
+          <w:tab w:val="left" w:pos="10076"/>
+          <w:tab w:val="left" w:pos="10992"/>
+          <w:tab w:val="left" w:pos="11908"/>
+          <w:tab w:val="left" w:pos="12824"/>
+          <w:tab w:val="left" w:pos="13740"/>
+          <w:tab w:val="left" w:pos="14656"/>
+        </w:tabs>
+        <w:spacing w:before="0" w:after="0"/>
+        <w:jc w:val="both"/>
+        <w:rPr>
+          <w:rFonts w:eastAsia="Times New Roman" w:cs="Times New Roman"/>
+          <w:kern w:val="0"/>
+          <w:lang w:val="en-GB" w:eastAsia="en-GB"/>
+          <w14:ligatures w14:val="none"/>
+        </w:rPr>
+      </w:pPr>
+      <w:r>
+        <w:rPr>
+          <w:rFonts w:eastAsia="Times New Roman" w:cs="Times New Roman"/>
+          <w:kern w:val="0"/>
+          <w:lang w:val="en-GB" w:eastAsia="en-GB"/>
+          <w14:ligatures w14:val="none"/>
+        </w:rPr>
+        <w:t xml:space="preserve">       │ ──► Khai phá luồng phân tách dữ liệu (AI Decision Tree)</w:t>
+      </w:r>
+    </w:p>
+    <w:p>
+      <w:pPr>
+        <w:pBdr>
+          <w:top w:val="single" w:sz="4" w:space="1" w:color="auto"/>
+          <w:left w:val="single" w:sz="4" w:space="4" w:color="auto"/>
+          <w:bottom w:val="single" w:sz="4" w:space="1" w:color="auto"/>
+          <w:right w:val="single" w:sz="4" w:space="4" w:color="auto"/>
+        </w:pBdr>
+        <w:tabs>
+          <w:tab w:val="left" w:pos="916"/>
+          <w:tab w:val="left" w:pos="1832"/>
+          <w:tab w:val="left" w:pos="2748"/>
+          <w:tab w:val="left" w:pos="3664"/>
+          <w:tab w:val="left" w:pos="4580"/>
+          <w:tab w:val="left" w:pos="5496"/>
+          <w:tab w:val="left" w:pos="6412"/>
+          <w:tab w:val="left" w:pos="7328"/>
+          <w:tab w:val="left" w:pos="8244"/>
+          <w:tab w:val="left" w:pos="9160"/>
+          <w:tab w:val="left" w:pos="10076"/>
+          <w:tab w:val="left" w:pos="10992"/>
+          <w:tab w:val="left" w:pos="11908"/>
+          <w:tab w:val="left" w:pos="12824"/>
+          <w:tab w:val="left" w:pos="13740"/>
+          <w:tab w:val="left" w:pos="14656"/>
+        </w:tabs>
+        <w:spacing w:before="0" w:after="0"/>
+        <w:jc w:val="both"/>
+        <w:rPr>
+          <w:rFonts w:eastAsia="Times New Roman" w:cs="Times New Roman"/>
+          <w:kern w:val="0"/>
+          <w:lang w:val="en-GB" w:eastAsia="en-GB"/>
+          <w14:ligatures w14:val="none"/>
+        </w:rPr>
+      </w:pPr>
+      <w:r>
+        <w:rPr>
+          <w:rFonts w:eastAsia="Times New Roman" w:cs="Times New Roman"/>
+          <w:kern w:val="0"/>
+          <w:lang w:val="en-GB" w:eastAsia="en-GB"/>
+          <w14:ligatures w14:val="none"/>
+        </w:rPr>
+        <w:t xml:space="preserve">       ▼</w:t>
+      </w:r>
+    </w:p>
+    <w:p>
+      <w:pPr>
+        <w:pBdr>
+          <w:top w:val="single" w:sz="4" w:space="1" w:color="auto"/>
+          <w:left w:val="single" w:sz="4" w:space="4" w:color="auto"/>
+          <w:bottom w:val="single" w:sz="4" w:space="1" w:color="auto"/>
+          <w:right w:val="single" w:sz="4" w:space="4" w:color="auto"/>
+        </w:pBdr>
+        <w:tabs>
+          <w:tab w:val="left" w:pos="916"/>
+          <w:tab w:val="left" w:pos="1832"/>
+          <w:tab w:val="left" w:pos="2748"/>
+          <w:tab w:val="left" w:pos="3664"/>
+          <w:tab w:val="left" w:pos="4580"/>
+          <w:tab w:val="left" w:pos="5496"/>
+          <w:tab w:val="left" w:pos="6412"/>
+          <w:tab w:val="left" w:pos="7328"/>
+          <w:tab w:val="left" w:pos="8244"/>
+          <w:tab w:val="left" w:pos="9160"/>
+          <w:tab w:val="left" w:pos="10076"/>
+          <w:tab w:val="left" w:pos="10992"/>
+          <w:tab w:val="left" w:pos="11908"/>
+          <w:tab w:val="left" w:pos="12824"/>
+          <w:tab w:val="left" w:pos="13740"/>
+          <w:tab w:val="left" w:pos="14656"/>
+        </w:tabs>
+        <w:spacing w:before="0" w:after="0"/>
+        <w:jc w:val="both"/>
+        <w:rPr>
+          <w:rFonts w:eastAsia="Times New Roman" w:cs="Times New Roman"/>
+          <w:kern w:val="0"/>
+          <w:lang w:val="en-GB" w:eastAsia="en-GB"/>
+          <w14:ligatures w14:val="none"/>
+        </w:rPr>
+      </w:pPr>
+      <w:r>
+        <w:rPr>
+          <w:rFonts w:eastAsia="Times New Roman" w:cs="Times New Roman"/>
+          <w:kern w:val="0"/>
+          <w:lang w:val="en-GB" w:eastAsia="en-GB"/>
+          <w14:ligatures w14:val="none"/>
+        </w:rPr>
+        <w:t>[Tầng Trực quan hóa Tương tác (Presentation Layer)]</w:t>
+      </w:r>
+    </w:p>
+    <w:p>
+      <w:pPr>
+        <w:pBdr>
+          <w:top w:val="single" w:sz="4" w:space="1" w:color="auto"/>
+          <w:left w:val="single" w:sz="4" w:space="4" w:color="auto"/>
+          <w:bottom w:val="single" w:sz="4" w:space="1" w:color="auto"/>
+          <w:right w:val="single" w:sz="4" w:space="4" w:color="auto"/>
+        </w:pBdr>
+        <w:tabs>
+          <w:tab w:val="left" w:pos="916"/>
+          <w:tab w:val="left" w:pos="1832"/>
+          <w:tab w:val="left" w:pos="2748"/>
+          <w:tab w:val="left" w:pos="3664"/>
+          <w:tab w:val="left" w:pos="4580"/>
+          <w:tab w:val="left" w:pos="5496"/>
+          <w:tab w:val="left" w:pos="6412"/>
+          <w:tab w:val="left" w:pos="7328"/>
+          <w:tab w:val="left" w:pos="8244"/>
+          <w:tab w:val="left" w:pos="9160"/>
+          <w:tab w:val="left" w:pos="10076"/>
+          <w:tab w:val="left" w:pos="10992"/>
+          <w:tab w:val="left" w:pos="11908"/>
+          <w:tab w:val="left" w:pos="12824"/>
+          <w:tab w:val="left" w:pos="13740"/>
+          <w:tab w:val="left" w:pos="14656"/>
+        </w:tabs>
+        <w:spacing w:before="0" w:after="0"/>
+        <w:jc w:val="both"/>
+        <w:rPr>
+          <w:rFonts w:eastAsia="Times New Roman" w:cs="Times New Roman"/>
+          <w:kern w:val="0"/>
+          <w:lang w:val="en-GB" w:eastAsia="en-GB"/>
+          <w14:ligatures w14:val="none"/>
+        </w:rPr>
+      </w:pPr>
+      <w:r>
+        <w:rPr>
+          <w:rFonts w:eastAsia="Times New Roman" w:cs="Times New Roman"/>
+          <w:kern w:val="0"/>
+          <w:lang w:val="en-GB" w:eastAsia="en-GB"/>
+          <w14:ligatures w14:val="none"/>
+        </w:rPr>
+        <w:t xml:space="preserve">       └──► Hệ thống bộ lọc thông minh (Slicers) + KPI Cards + Charts</w:t>
+      </w:r>
+    </w:p>
+    <w:p>
+      <w:pPr>
+        <w:numPr>
+          <w:ilvl w:val="0"/>
+          <w:numId w:val="5"/>
+        </w:numPr>
+        <w:spacing w:before="100" w:beforeAutospacing="1" w:after="100" w:afterAutospacing="1"/>
+        <w:jc w:val="both"/>
+        <w:rPr>
+          <w:rFonts w:eastAsia="Times New Roman" w:cs="Times New Roman"/>
+          <w:kern w:val="0"/>
+          <w:lang w:val="en-GB" w:eastAsia="en-GB"/>
+          <w14:ligatures w14:val="none"/>
+        </w:rPr>
+      </w:pPr>
+      <w:r>
+        <w:rPr>
+          <w:rFonts w:eastAsia="Times New Roman" w:cs="Times New Roman"/>
+          <w:kern w:val="0"/>
+          <w:lang w:val="en-GB" w:eastAsia="en-GB"/>
+          <w14:ligatures w14:val="none"/>
+        </w:rPr>
+        <w:t>Tầng Dữ liệu Gốc (Data Source): Tập dữ liệu hồ sơ vay bao gồm các thuộc tính định lượng và định tính về nhân khẩu học, thu nhập, giá trị tài sản đảm bảo, điểm số tín dụng CIBIL và trạng thái phê duyệt cuối cùng (loan_status).</w:t>
+      </w:r>
+    </w:p>
+    <w:p>
+      <w:pPr>
+        <w:numPr>
+          <w:ilvl w:val="0"/>
+          <w:numId w:val="5"/>
+        </w:numPr>
+        <w:spacing w:before="100" w:beforeAutospacing="1" w:after="100" w:afterAutospacing="1"/>
+        <w:jc w:val="both"/>
+        <w:rPr>
+          <w:rFonts w:eastAsia="Times New Roman" w:cs="Times New Roman"/>
+          <w:kern w:val="0"/>
+          <w:lang w:val="en-GB" w:eastAsia="en-GB"/>
+          <w14:ligatures w14:val="none"/>
+        </w:rPr>
+      </w:pPr>
+      <w:r>
+        <w:rPr>
+          <w:rFonts w:eastAsia="Times New Roman" w:cs="Times New Roman"/>
+          <w:kern w:val="0"/>
+          <w:lang w:val="en-GB" w:eastAsia="en-GB"/>
+          <w14:ligatures w14:val="none"/>
+        </w:rPr>
+        <w:t>Tầng Xử lý và Mô hình hóa (Semantic/Analytics Layer): Tại đây, các ngôn ngữ tính toán được thực thi song song:</w:t>
+      </w:r>
+    </w:p>
+    <w:p>
+      <w:pPr>
+        <w:pStyle w:val="ListParagraph"/>
+        <w:numPr>
+          <w:ilvl w:val="0"/>
+          <w:numId w:val="16"/>
+        </w:numPr>
+        <w:spacing w:before="100" w:beforeAutospacing="1" w:after="100" w:afterAutospacing="1"/>
+        <w:jc w:val="both"/>
+        <w:rPr>
+          <w:rFonts w:eastAsia="Times New Roman" w:cs="Times New Roman"/>
+          <w:kern w:val="0"/>
+          <w:lang w:val="en-GB" w:eastAsia="en-GB"/>
+          <w14:ligatures w14:val="none"/>
+        </w:rPr>
+      </w:pPr>
+      <w:r>
+        <w:rPr>
+          <w:rFonts w:eastAsia="Times New Roman" w:cs="Times New Roman"/>
+          <w:kern w:val="0"/>
+          <w:lang w:val="en-GB" w:eastAsia="en-GB"/>
+          <w14:ligatures w14:val="none"/>
+        </w:rPr>
+        <w:t>Ngôn ngữ DAX (Data Analysis Expressions) đảm nhiệm vai trò khởi tạo các chỉ số đo lường động (Dynamic Measures) như tổng số lượng hồ sơ, tỷ lệ phê duyệt, và giá trị vay trung bình, tự động tái tính toán theo thời gian thực (Real-time recalculation) dựa trên ngữ cảnh bộ lọc (Filter Context).</w:t>
+      </w:r>
+    </w:p>
+    <w:p>
+      <w:pPr>
+        <w:pStyle w:val="ListParagraph"/>
+        <w:numPr>
+          <w:ilvl w:val="0"/>
+          <w:numId w:val="16"/>
+        </w:numPr>
+        <w:spacing w:before="100" w:beforeAutospacing="1" w:after="100" w:afterAutospacing="1"/>
+        <w:jc w:val="both"/>
+        <w:rPr>
+          <w:rFonts w:eastAsia="Times New Roman" w:cs="Times New Roman"/>
+          <w:kern w:val="0"/>
+          <w:lang w:val="en-GB" w:eastAsia="en-GB"/>
+          <w14:ligatures w14:val="none"/>
+        </w:rPr>
+      </w:pPr>
+      <w:r>
+        <w:rPr>
+          <w:rFonts w:eastAsia="Times New Roman" w:cs="Times New Roman"/>
+          <w:kern w:val="0"/>
+          <w:lang w:val="en-GB" w:eastAsia="en-GB"/>
+          <w14:ligatures w14:val="none"/>
+        </w:rPr>
+        <w:t>Thư viện nhúng Python (Seaborn, Scipy, Matplotlib) và các thuật toán học máy tích hợp của Power BI chịu trách nhiệm xử lý các tác vụ phân tích nâng cao, bao gồm tính toán hệ số xác định (</w:t>
+      </w:r>
+      <m:oMath>
+        <m:sSup>
+          <m:sSupPr>
+            <m:ctrlPr>
+              <w:rPr>
+                <w:rFonts w:ascii="Cambria Math" w:eastAsia="Times New Roman" w:hAnsi="Cambria Math" w:cs="Times New Roman"/>
+                <w:i/>
+                <w:kern w:val="0"/>
+                <w:lang w:val="en-GB" w:eastAsia="en-GB"/>
+                <w14:ligatures w14:val="none"/>
+              </w:rPr>
+            </m:ctrlPr>
+          </m:sSupPr>
+          <m:e>
+            <m:r>
+              <w:rPr>
+                <w:rFonts w:ascii="Cambria Math" w:eastAsia="Times New Roman" w:hAnsi="Cambria Math" w:cs="Times New Roman"/>
+                <w:kern w:val="0"/>
+                <w:lang w:val="en-GB" w:eastAsia="en-GB"/>
+                <w14:ligatures w14:val="none"/>
+              </w:rPr>
+              <m:t>R</m:t>
+            </m:r>
+          </m:e>
+          <m:sup>
+            <m:r>
+              <w:rPr>
+                <w:rFonts w:ascii="Cambria Math" w:eastAsia="Times New Roman" w:hAnsi="Cambria Math" w:cs="Times New Roman"/>
+                <w:kern w:val="0"/>
+                <w:lang w:val="en-GB" w:eastAsia="en-GB"/>
+                <w14:ligatures w14:val="none"/>
+              </w:rPr>
+              <m:t>2</m:t>
+            </m:r>
+          </m:sup>
+        </m:sSup>
+      </m:oMath>
+      <w:r>
+        <w:rPr>
+          <w:rFonts w:eastAsia="Times New Roman" w:cs="Times New Roman"/>
+          <w:kern w:val="0"/>
+          <w:lang w:val="en-GB" w:eastAsia="en-GB"/>
+          <w14:ligatures w14:val="none"/>
+        </w:rPr>
+        <w:t>), giá trị ý nghĩa thống kê (</w:t>
+      </w:r>
+      <m:oMath>
+        <m:r>
+          <w:rPr>
+            <w:rFonts w:ascii="Cambria Math" w:eastAsia="Times New Roman" w:hAnsi="Cambria Math" w:cs="Times New Roman"/>
+            <w:kern w:val="0"/>
+            <w:lang w:val="en-GB" w:eastAsia="en-GB"/>
+            <w14:ligatures w14:val="none"/>
+          </w:rPr>
+          <m:t>p-value</m:t>
+        </m:r>
+      </m:oMath>
+      <w:r>
+        <w:rPr>
+          <w:rFonts w:eastAsia="Times New Roman" w:cs="Times New Roman"/>
+          <w:kern w:val="0"/>
+          <w:lang w:val="en-GB" w:eastAsia="en-GB"/>
+          <w14:ligatures w14:val="none"/>
+        </w:rPr>
+        <w:t>) cho các kiểm định giả thuyết, và phân cụm phân tích ảnh hưởng.</w:t>
+      </w:r>
+    </w:p>
+    <w:p>
+      <w:pPr>
+        <w:numPr>
+          <w:ilvl w:val="0"/>
+          <w:numId w:val="5"/>
+        </w:numPr>
+        <w:spacing w:before="100" w:beforeAutospacing="1" w:after="100" w:afterAutospacing="1"/>
+        <w:jc w:val="both"/>
+        <w:rPr>
+          <w:rFonts w:eastAsia="Times New Roman" w:cs="Times New Roman"/>
+          <w:kern w:val="0"/>
+          <w:lang w:val="en-GB" w:eastAsia="en-GB"/>
+          <w14:ligatures w14:val="none"/>
+        </w:rPr>
+      </w:pPr>
+      <w:r>
+        <w:rPr>
+          <w:rFonts w:eastAsia="Times New Roman" w:cs="Times New Roman"/>
+          <w:kern w:val="0"/>
+          <w:lang w:val="en-GB" w:eastAsia="en-GB"/>
+          <w14:ligatures w14:val="none"/>
+        </w:rPr>
+        <w:t>Tầng Trực quan hóa (Presentation Layer): Kết quả từ tầng mô hình hóa được phân rã và truyền tải trực tiếp vào các cấu trúc đồ họa tương tác, thiết lập mối liên kết chéo (Cross-filtering) đa chiều giữa tất cả các thành phần trên giao diện.</w:t>
+      </w:r>
+    </w:p>
+    <w:p>
+      <w:pPr>
+        <w:spacing w:before="100" w:beforeAutospacing="1" w:after="100" w:afterAutospacing="1"/>
+        <w:jc w:val="both"/>
+        <w:outlineLvl w:val="2"/>
+        <w:rPr>
+          <w:rFonts w:eastAsia="Times New Roman" w:cs="Times New Roman"/>
+          <w:i/>
+          <w:iCs/>
+          <w:kern w:val="0"/>
+          <w:lang w:val="en-GB" w:eastAsia="en-GB"/>
+          <w14:ligatures w14:val="none"/>
+        </w:rPr>
+      </w:pPr>
+      <w:r>
+        <w:rPr>
+          <w:rFonts w:eastAsia="Times New Roman" w:cs="Times New Roman"/>
+          <w:i/>
+          <w:iCs/>
+          <w:kern w:val="0"/>
+          <w:lang w:val="en-GB" w:eastAsia="en-GB"/>
+          <w14:ligatures w14:val="none"/>
+        </w:rPr>
+        <w:t>4.1.2. Bố cục giao diện người dùng (UI Layout)</w:t>
+      </w:r>
+    </w:p>
+    <w:p>
+      <w:pPr>
+        <w:spacing w:before="100" w:beforeAutospacing="1" w:after="100" w:afterAutospacing="1"/>
+        <w:ind w:firstLine="720"/>
+        <w:jc w:val="both"/>
+        <w:rPr>
+          <w:rFonts w:eastAsia="Times New Roman" w:cs="Times New Roman"/>
+          <w:kern w:val="0"/>
+          <w:lang w:val="en-GB" w:eastAsia="en-GB"/>
+          <w14:ligatures w14:val="none"/>
+        </w:rPr>
+      </w:pPr>
+      <w:r>
+        <w:rPr>
+          <w:rFonts w:eastAsia="Times New Roman" w:cs="Times New Roman"/>
+          <w:kern w:val="0"/>
+          <w:lang w:val="en-GB" w:eastAsia="en-GB"/>
+          <w14:ligatures w14:val="none"/>
+        </w:rPr>
+        <w:lastRenderedPageBreak/>
+        <w:t>Thiết kế giao diện tuân thủ nghiêm ngặt các nguyên lý về Công học nhận thức (Cognitive Ergonomics) và Hệ thống thiết kế phẳng hiện đại (Modern Flat Design System). Toàn bộ Dashboard được quy hoạch trên không gian khung hình chuẩn 16:9 với lưới cấu trúc (Grid System) cân bằng, giúp mắt người xem dịch chuyển tự nhiên từ trên xuống dưới và từ trái sang phải theo mô hình chữ F (F-Shape Pattern).</w:t>
+      </w:r>
+    </w:p>
+    <w:p>
+      <w:pPr>
+        <w:numPr>
+          <w:ilvl w:val="0"/>
+          <w:numId w:val="17"/>
+        </w:numPr>
+        <w:spacing w:before="100" w:beforeAutospacing="1" w:after="100" w:afterAutospacing="1"/>
+        <w:jc w:val="both"/>
+        <w:rPr>
+          <w:rFonts w:eastAsia="Times New Roman" w:cs="Times New Roman"/>
+          <w:kern w:val="0"/>
+          <w:lang w:val="en-GB" w:eastAsia="en-GB"/>
+          <w14:ligatures w14:val="none"/>
+        </w:rPr>
+      </w:pPr>
+      <w:r>
+        <w:rPr>
+          <w:rFonts w:eastAsia="Times New Roman" w:cs="Times New Roman"/>
+          <w:kern w:val="0"/>
+          <w:lang w:val="en-GB" w:eastAsia="en-GB"/>
+          <w14:ligatures w14:val="none"/>
+        </w:rPr>
+        <w:t>Màu sắc chủ đạo (Color Palette): Giao diện sử dụng hệ màu có độ tương phản cao nhưng dịu mắt để giảm thiểu mỏi mắt khi vận hành thời gian dài.</w:t>
+      </w:r>
+    </w:p>
+    <w:p>
+      <w:pPr>
+        <w:numPr>
+          <w:ilvl w:val="1"/>
+          <w:numId w:val="18"/>
+        </w:numPr>
+        <w:spacing w:before="100" w:beforeAutospacing="1" w:after="100" w:afterAutospacing="1"/>
+        <w:jc w:val="both"/>
+        <w:rPr>
+          <w:rFonts w:eastAsia="Times New Roman" w:cs="Times New Roman"/>
+          <w:kern w:val="0"/>
+          <w:lang w:val="en-GB" w:eastAsia="en-GB"/>
+          <w14:ligatures w14:val="none"/>
+        </w:rPr>
+      </w:pPr>
+      <w:r>
+        <w:rPr>
+          <w:rFonts w:eastAsia="Times New Roman" w:cs="Times New Roman"/>
+          <w:kern w:val="0"/>
+          <w:lang w:val="en-GB" w:eastAsia="en-GB"/>
+          <w14:ligatures w14:val="none"/>
+        </w:rPr>
+        <w:t>Màu nền tổng thể: Xám nhạt (#F4F6F9), tạo chiều sâu và làm nổi bật các khối chức năng.</w:t>
+      </w:r>
+    </w:p>
+    <w:p>
+      <w:pPr>
+        <w:numPr>
+          <w:ilvl w:val="1"/>
+          <w:numId w:val="18"/>
+        </w:numPr>
+        <w:spacing w:before="100" w:beforeAutospacing="1" w:after="100" w:afterAutospacing="1"/>
+        <w:jc w:val="both"/>
+        <w:rPr>
+          <w:rFonts w:eastAsia="Times New Roman" w:cs="Times New Roman"/>
+          <w:kern w:val="0"/>
+          <w:lang w:val="en-GB" w:eastAsia="en-GB"/>
+          <w14:ligatures w14:val="none"/>
+        </w:rPr>
+      </w:pPr>
+      <w:r>
+        <w:rPr>
+          <w:rFonts w:eastAsia="Times New Roman" w:cs="Times New Roman"/>
+          <w:kern w:val="0"/>
+          <w:lang w:val="en-GB" w:eastAsia="en-GB"/>
+          <w14:ligatures w14:val="none"/>
+        </w:rPr>
+        <w:t>Màu sắc thương hiệu/Tiêu đề: Xanh Navy đậm (#0F172A), đại diện cho sự bền vững, an ninh và tính chuyên nghiệp của ngành tài chính - ngân hàng.</w:t>
+      </w:r>
+    </w:p>
+    <w:p>
+      <w:pPr>
+        <w:numPr>
+          <w:ilvl w:val="1"/>
+          <w:numId w:val="18"/>
+        </w:numPr>
+        <w:spacing w:before="100" w:beforeAutospacing="1" w:after="100" w:afterAutospacing="1"/>
+        <w:jc w:val="both"/>
+        <w:rPr>
+          <w:rFonts w:eastAsia="Times New Roman" w:cs="Times New Roman"/>
+          <w:kern w:val="0"/>
+          <w:lang w:val="en-GB" w:eastAsia="en-GB"/>
+          <w14:ligatures w14:val="none"/>
+        </w:rPr>
+      </w:pPr>
+      <w:r>
+        <w:rPr>
+          <w:rFonts w:eastAsia="Times New Roman" w:cs="Times New Roman"/>
+          <w:kern w:val="0"/>
+          <w:lang w:val="en-GB" w:eastAsia="en-GB"/>
+          <w14:ligatures w14:val="none"/>
+        </w:rPr>
+        <w:t>Màu sắc trạng thái tín dụng: Xanh lá cây Emerald (#10B981) đại diện cho trạng thái an toàn/đã phê duyệt (Approved) và màu Đỏ Crimson (#EF4444) đại diện cho trạng thái rủi ro/bị từ chối (Rejected).</w:t>
+      </w:r>
+    </w:p>
+    <w:p>
+      <w:pPr>
+        <w:numPr>
+          <w:ilvl w:val="0"/>
+          <w:numId w:val="17"/>
+        </w:numPr>
+        <w:spacing w:before="100" w:beforeAutospacing="1" w:after="100" w:afterAutospacing="1"/>
+        <w:jc w:val="both"/>
+        <w:rPr>
+          <w:rFonts w:eastAsia="Times New Roman" w:cs="Times New Roman"/>
+          <w:kern w:val="0"/>
+          <w:lang w:val="en-GB" w:eastAsia="en-GB"/>
+          <w14:ligatures w14:val="none"/>
+        </w:rPr>
+      </w:pPr>
+      <w:r>
+        <w:rPr>
+          <w:rFonts w:eastAsia="Times New Roman" w:cs="Times New Roman"/>
+          <w:kern w:val="0"/>
+          <w:lang w:val="en-GB" w:eastAsia="en-GB"/>
+          <w14:ligatures w14:val="none"/>
+        </w:rPr>
+        <w:t>Cấu trúc phân vùng không gian:</w:t>
+      </w:r>
+    </w:p>
+    <w:p>
+      <w:pPr>
+        <w:numPr>
+          <w:ilvl w:val="1"/>
+          <w:numId w:val="19"/>
+        </w:numPr>
+        <w:spacing w:before="100" w:beforeAutospacing="1" w:after="100" w:afterAutospacing="1"/>
+        <w:jc w:val="both"/>
+        <w:rPr>
+          <w:rFonts w:eastAsia="Times New Roman" w:cs="Times New Roman"/>
+          <w:kern w:val="0"/>
+          <w:lang w:val="en-GB" w:eastAsia="en-GB"/>
+          <w14:ligatures w14:val="none"/>
+        </w:rPr>
+      </w:pPr>
+      <w:r>
+        <w:rPr>
+          <w:rFonts w:eastAsia="Times New Roman" w:cs="Times New Roman"/>
+          <w:kern w:val="0"/>
+          <w:lang w:val="en-GB" w:eastAsia="en-GB"/>
+          <w14:ligatures w14:val="none"/>
+        </w:rPr>
+        <w:t>Vùng thượng tầng (Header Banner): Dải màu Navy đậm chứa tiêu đề chính của hệ thống và hệ thống các bộ lọc thả xuống (Dropdown Slicers).</w:t>
+      </w:r>
+    </w:p>
+    <w:p>
+      <w:pPr>
+        <w:numPr>
+          <w:ilvl w:val="1"/>
+          <w:numId w:val="19"/>
+        </w:numPr>
+        <w:spacing w:before="100" w:beforeAutospacing="1" w:after="100" w:afterAutospacing="1"/>
+        <w:jc w:val="both"/>
+        <w:rPr>
+          <w:rFonts w:eastAsia="Times New Roman" w:cs="Times New Roman"/>
+          <w:kern w:val="0"/>
+          <w:lang w:val="en-GB" w:eastAsia="en-GB"/>
+          <w14:ligatures w14:val="none"/>
+        </w:rPr>
+      </w:pPr>
+      <w:r>
+        <w:rPr>
+          <w:rFonts w:eastAsia="Times New Roman" w:cs="Times New Roman"/>
+          <w:kern w:val="0"/>
+          <w:lang w:val="en-GB" w:eastAsia="en-GB"/>
+          <w14:ligatures w14:val="none"/>
+        </w:rPr>
+        <w:t>Vùng trung tầng (KPI Layer): Chuỗi 4 khối hộp phẳng màu trắng dạng thẻ nổi (Floating Cards) với góc bo tròn nhẹ 8</w:t>
+      </w:r>
+      <w:r>
+        <w:rPr>
+          <w:rFonts w:eastAsia="Times New Roman" w:cs="Times New Roman"/>
+          <w:kern w:val="0"/>
+          <w:lang w:val="en-GB" w:eastAsia="en-GB"/>
+          <w14:ligatures w14:val="none"/>
+        </w:rPr>
+        <w:t>p</w:t>
+      </w:r>
+      <w:r>
+        <w:rPr>
+          <w:rFonts w:eastAsia="Times New Roman" w:cs="Times New Roman"/>
+          <w:kern w:val="0"/>
+          <w:lang w:val="en-GB" w:eastAsia="en-GB"/>
+          <w14:ligatures w14:val="none"/>
+        </w:rPr>
+        <w:t>x và hiệu ứng đổ bóng mờ góc dưới bên phải (Bottom Right Shadow). Vùng này hiển thị các chỉ số cốt lõi.</w:t>
+      </w:r>
+    </w:p>
+    <w:p>
+      <w:pPr>
+        <w:numPr>
+          <w:ilvl w:val="1"/>
+          <w:numId w:val="19"/>
+        </w:numPr>
+        <w:spacing w:before="100" w:beforeAutospacing="1" w:after="100" w:afterAutospacing="1"/>
+        <w:jc w:val="both"/>
+        <w:rPr>
+          <w:rFonts w:eastAsia="Times New Roman" w:cs="Times New Roman"/>
+          <w:kern w:val="0"/>
+          <w:lang w:val="en-GB" w:eastAsia="en-GB"/>
+          <w14:ligatures w14:val="none"/>
+        </w:rPr>
+      </w:pPr>
+      <w:r>
+        <w:rPr>
+          <w:rFonts w:eastAsia="Times New Roman" w:cs="Times New Roman"/>
+          <w:kern w:val="0"/>
+          <w:lang w:val="en-GB" w:eastAsia="en-GB"/>
+          <w14:ligatures w14:val="none"/>
+        </w:rPr>
+        <w:t>Vùng hạ tầng (Analytics Layer): Chia làm hai nhóm cột logic. Nhóm bên trái tập trung vào phân tích thống kê mô tả cấu trúc danh mục vay (Biểu đồ tròn, biểu đồ cột cụm, biểu đồ cột chồng tài sản, biểu đồ hồi quy Python). Nhóm bên phải dành riêng cho các mô hình phân tích nâng cao (Cây quyết định AI và Bảng kiểm định giả thuyết thống kê).</w:t>
+      </w:r>
+    </w:p>
+    <w:p>
+      <w:pPr>
+        <w:rPr>
+          <w:rFonts w:eastAsia="Times New Roman" w:cs="Times New Roman"/>
+          <w:i/>
+          <w:iCs/>
+          <w:kern w:val="0"/>
+          <w:lang w:val="en-GB" w:eastAsia="en-GB"/>
+          <w14:ligatures w14:val="none"/>
+        </w:rPr>
+      </w:pPr>
+      <w:r>
+        <w:rPr>
+          <w:rFonts w:eastAsia="Times New Roman" w:cs="Times New Roman"/>
+          <w:i/>
+          <w:iCs/>
+          <w:kern w:val="0"/>
+          <w:lang w:val="en-GB" w:eastAsia="en-GB"/>
+          <w14:ligatures w14:val="none"/>
+        </w:rPr>
+        <w:lastRenderedPageBreak/>
+        <w:drawing>
+          <wp:inline distT="0" distB="0" distL="0" distR="0" wp14:anchorId="59E10D54" wp14:editId="647254B3">
+            <wp:extent cx="5761990" cy="3237865"/>
+            <wp:effectExtent l="0" t="0" r="0" b="635"/>
+            <wp:docPr id="3" name="Picture 3"/>
+            <wp:cNvGraphicFramePr>
+              <a:graphicFrameLocks xmlns:a="http://schemas.openxmlformats.org/drawingml/2006/main" noChangeAspect="1"/>
+            </wp:cNvGraphicFramePr>
+            <a:graphic xmlns:a="http://schemas.openxmlformats.org/drawingml/2006/main">
+              <a:graphicData uri="http://schemas.openxmlformats.org/drawingml/2006/picture">
+                <pic:pic xmlns:pic="http://schemas.openxmlformats.org/drawingml/2006/picture">
+                  <pic:nvPicPr>
+                    <pic:cNvPr id="1" name=""/>
+                    <pic:cNvPicPr/>
+                  </pic:nvPicPr>
+                  <pic:blipFill>
+                    <a:blip r:embed="rId7"/>
+                    <a:stretch>
+                      <a:fillRect/>
+                    </a:stretch>
+                  </pic:blipFill>
+                  <pic:spPr>
+                    <a:xfrm>
+                      <a:off x="0" y="0"/>
+                      <a:ext cx="5761990" cy="3237865"/>
+                    </a:xfrm>
+                    <a:prstGeom prst="rect">
+                      <a:avLst/>
+                    </a:prstGeom>
+                  </pic:spPr>
+                </pic:pic>
+              </a:graphicData>
+            </a:graphic>
+          </wp:inline>
+        </w:drawing>
+      </w:r>
+    </w:p>
+    <w:p>
+      <w:pPr>
+        <w:jc w:val="center"/>
+        <w:rPr>
+          <w:rFonts w:eastAsia="Times New Roman" w:cs="Times New Roman"/>
+          <w:i/>
+          <w:iCs/>
+          <w:kern w:val="0"/>
+          <w:lang w:val="en-GB" w:eastAsia="en-GB"/>
+          <w14:ligatures w14:val="none"/>
+        </w:rPr>
+      </w:pPr>
+      <w:r>
+        <w:rPr>
+          <w:rFonts w:eastAsia="Times New Roman" w:cs="Times New Roman"/>
+          <w:i/>
+          <w:iCs/>
+          <w:kern w:val="0"/>
+          <w:lang w:val="en-GB" w:eastAsia="en-GB"/>
+          <w14:ligatures w14:val="none"/>
+        </w:rPr>
+        <w:t>Hình</w:t>
+      </w:r>
+      <w:r>
+        <w:rPr>
+          <w:rFonts w:eastAsia="Times New Roman" w:cs="Times New Roman"/>
+          <w:i/>
+          <w:iCs/>
+          <w:kern w:val="0"/>
+          <w:lang w:val="en-GB" w:eastAsia="en-GB"/>
+          <w14:ligatures w14:val="none"/>
+        </w:rPr>
+        <w:t xml:space="preserve"> 4.</w:t>
+      </w:r>
+      <w:r>
+        <w:rPr>
+          <w:rFonts w:eastAsia="Times New Roman" w:cs="Times New Roman"/>
+          <w:i/>
+          <w:iCs/>
+          <w:kern w:val="0"/>
+          <w:lang w:val="en-GB" w:eastAsia="en-GB"/>
+          <w14:ligatures w14:val="none"/>
+        </w:rPr>
+        <w:t>1.</w:t>
+      </w:r>
+      <w:r>
+        <w:rPr>
+          <w:rFonts w:eastAsia="Times New Roman" w:cs="Times New Roman"/>
+          <w:i/>
+          <w:iCs/>
+          <w:kern w:val="0"/>
+          <w:lang w:val="en-GB" w:eastAsia="en-GB"/>
+          <w14:ligatures w14:val="none"/>
+        </w:rPr>
+        <w:t xml:space="preserve"> Giao diện tổng thể Hệ thống Dashboard Phân tích Tín dụng và Phê duyệt Khoản vay</w:t>
+      </w:r>
+    </w:p>
+    <w:p>
+      <w:pPr>
+        <w:spacing w:before="100" w:beforeAutospacing="1" w:after="100" w:afterAutospacing="1"/>
+        <w:jc w:val="both"/>
+        <w:outlineLvl w:val="2"/>
+        <w:rPr>
+          <w:rFonts w:eastAsia="Times New Roman" w:cs="Times New Roman"/>
+          <w:i/>
+          <w:iCs/>
+          <w:kern w:val="0"/>
+          <w:lang w:val="en-GB" w:eastAsia="en-GB"/>
+          <w14:ligatures w14:val="none"/>
+        </w:rPr>
+      </w:pPr>
+      <w:r>
+        <w:rPr>
+          <w:rFonts w:eastAsia="Times New Roman" w:cs="Times New Roman"/>
+          <w:i/>
+          <w:iCs/>
+          <w:kern w:val="0"/>
+          <w:lang w:val="en-GB" w:eastAsia="en-GB"/>
+          <w14:ligatures w14:val="none"/>
+        </w:rPr>
+        <w:t>4.1.3. Hệ thống bộ lọc tương tác (Filter System)</w:t>
+      </w:r>
+    </w:p>
+    <w:p>
+      <w:pPr>
+        <w:spacing w:before="100" w:beforeAutospacing="1" w:after="100" w:afterAutospacing="1"/>
+        <w:jc w:val="both"/>
+        <w:rPr>
+          <w:rFonts w:eastAsia="Times New Roman" w:cs="Times New Roman"/>
+          <w:kern w:val="0"/>
+          <w:lang w:val="en-GB" w:eastAsia="en-GB"/>
+          <w14:ligatures w14:val="none"/>
+        </w:rPr>
+      </w:pPr>
+      <w:r>
+        <w:rPr>
+          <w:rFonts w:eastAsia="Times New Roman" w:cs="Times New Roman"/>
+          <w:kern w:val="0"/>
+          <w:lang w:val="en-GB" w:eastAsia="en-GB"/>
+          <w14:ligatures w14:val="none"/>
+        </w:rPr>
+        <w:t>Tính linh hoạt của Dashboard nằm ở kiến trúc bộ lọc đa lớp, cho phép người dùng thực hiện các thao tác truy vấn sâu (Drill-down) và cắt lát dữ liệu (Dice Data) theo nhu cầu cục bộ mà không làm phá vỡ cấu trúc tổng thể:</w:t>
+      </w:r>
+    </w:p>
+    <w:p>
+      <w:pPr>
+        <w:numPr>
+          <w:ilvl w:val="0"/>
+          <w:numId w:val="22"/>
+        </w:numPr>
+        <w:spacing w:before="100" w:beforeAutospacing="1" w:after="100" w:afterAutospacing="1"/>
+        <w:jc w:val="both"/>
+        <w:rPr>
+          <w:rFonts w:eastAsia="Times New Roman" w:cs="Times New Roman"/>
+          <w:kern w:val="0"/>
+          <w:lang w:val="en-GB" w:eastAsia="en-GB"/>
+          <w14:ligatures w14:val="none"/>
+        </w:rPr>
+      </w:pPr>
+      <w:r>
+        <w:rPr>
+          <w:rFonts w:eastAsia="Times New Roman" w:cs="Times New Roman"/>
+          <w:kern w:val="0"/>
+          <w:lang w:val="en-GB" w:eastAsia="en-GB"/>
+          <w14:ligatures w14:val="none"/>
+        </w:rPr>
+        <w:t>Cơ chế lọc chéo (Cross-filtering &amp; Highlight): Khi người dùng click vào một phân khúc bất kỳ trên một biểu đồ (ví dụ: một cột kỳ hạn vay nhất định), toàn bộ các biểu đồ còn lại và các thẻ KPI trên màn hình sẽ lập tức tự động thay đổi ngữ cảnh, lọc bỏ các tập con không liên quan để chỉ hiển thị hành vi dữ liệu thuộc về kỳ hạn vay đó.</w:t>
+      </w:r>
+    </w:p>
+    <w:p>
+      <w:pPr>
+        <w:numPr>
+          <w:ilvl w:val="0"/>
+          <w:numId w:val="22"/>
+        </w:numPr>
+        <w:spacing w:before="100" w:beforeAutospacing="1" w:after="100" w:afterAutospacing="1"/>
+        <w:jc w:val="both"/>
+        <w:rPr>
+          <w:rFonts w:eastAsia="Times New Roman" w:cs="Times New Roman"/>
+          <w:kern w:val="0"/>
+          <w:lang w:val="en-GB" w:eastAsia="en-GB"/>
+          <w14:ligatures w14:val="none"/>
+        </w:rPr>
+      </w:pPr>
+      <w:r>
+        <w:rPr>
+          <w:rFonts w:eastAsia="Times New Roman" w:cs="Times New Roman"/>
+          <w:kern w:val="0"/>
+          <w:lang w:val="en-GB" w:eastAsia="en-GB"/>
+          <w14:ligatures w14:val="none"/>
+        </w:rPr>
+        <w:t>Đồng bộ hóa bộ lọc (Slicer Synchronization): Hệ thống lọc ở phần tiêu đề được áp dụng phạm vi ảnh hưởng lên toàn bộ trang báo cáo, thiết lập trạng thái lọc logic đồng bộ cho tất cả các truy vấn tính toán của DAX và mã nguồn Python nhúng bên trong.</w:t>
+      </w:r>
+    </w:p>
+    <w:p>
+      <w:pPr>
+        <w:spacing w:before="100" w:beforeAutospacing="1" w:after="100" w:afterAutospacing="1"/>
+        <w:jc w:val="both"/>
+        <w:outlineLvl w:val="1"/>
+        <w:rPr>
+          <w:rFonts w:eastAsia="Times New Roman" w:cs="Times New Roman"/>
+          <w:b/>
+          <w:bCs/>
+          <w:kern w:val="0"/>
+          <w:lang w:val="en-GB" w:eastAsia="en-GB"/>
+          <w14:ligatures w14:val="none"/>
+        </w:rPr>
+      </w:pPr>
+      <w:r>
+        <w:rPr>
+          <w:rFonts w:eastAsia="Times New Roman" w:cs="Times New Roman"/>
+          <w:b/>
+          <w:bCs/>
+          <w:kern w:val="0"/>
+          <w:lang w:val="en-GB" w:eastAsia="en-GB"/>
+          <w14:ligatures w14:val="none"/>
+        </w:rPr>
         <w:t>4.2. Các thành phần dashboard</w:t>
       </w:r>
     </w:p>
     <w:p>
-      <w:r>
-        <w:t>KPI Cards</w:t>
-      </w:r>
-    </w:p>
-    <w:p>
-      <w:pPr>
-        <w:ind w:left="720"/>
-      </w:pPr>
-      <w:r>
-        <w:t>Total Applications</w:t>
-      </w:r>
-    </w:p>
-    <w:p>
-      <w:pPr>
-        <w:ind w:left="720"/>
-      </w:pPr>
-      <w:r>
-        <w:t>Approval Rate</w:t>
-      </w:r>
-    </w:p>
-    <w:p>
-      <w:pPr>
-        <w:ind w:left="720"/>
-      </w:pPr>
-      <w:r>
-        <w:t>Average Loan Amount</w:t>
-      </w:r>
-    </w:p>
-    <w:p>
-      <w:pPr>
-        <w:ind w:left="720"/>
-      </w:pPr>
-      <w:r>
-        <w:t>Average Income</w:t>
-      </w:r>
-    </w:p>
-    <w:p>
-      <w:r>
-        <w:t>Charts</w:t>
-      </w:r>
-    </w:p>
-    <w:p>
-      <w:pPr>
-        <w:ind w:left="720"/>
-      </w:pPr>
-      <w:r>
-        <w:t>Approval Distribution</w:t>
-      </w:r>
-    </w:p>
-    <w:p>
-      <w:pPr>
-        <w:ind w:left="720"/>
-      </w:pPr>
-      <w:r>
-        <w:t>Income vs Loan</w:t>
-      </w:r>
-    </w:p>
-    <w:p>
-      <w:pPr>
-        <w:ind w:left="720"/>
-      </w:pPr>
-      <w:r>
-        <w:t>CIBIL Score Analysis</w:t>
-      </w:r>
-    </w:p>
-    <w:p>
-      <w:pPr>
-        <w:ind w:left="720"/>
-      </w:pPr>
-      <w:r>
-        <w:t>Loan Term Analysis</w:t>
-      </w:r>
-    </w:p>
-    <w:p>
-      <w:r>
-        <w:t>4.3. Kết quả mô hình</w:t>
-      </w:r>
-    </w:p>
-    <w:p>
-      <w:r>
-        <w:t>Bảng metric:</w:t>
-      </w:r>
-    </w:p>
-    <w:p>
-      <w:r>
-        <w:t>Model</w:t>
-      </w:r>
-      <w:r>
-        <w:tab/>
-        <w:t>Accuracy</w:t>
-      </w:r>
-      <w:r>
-        <w:tab/>
-        <w:t>Precision</w:t>
-      </w:r>
-      <w:r>
-        <w:tab/>
-        <w:t>Recall</w:t>
-      </w:r>
-      <w:r>
-        <w:tab/>
-        <w:t>F1</w:t>
-      </w:r>
-      <w:r>
-        <w:tab/>
-        <w:t>ROC-AUC</w:t>
-      </w:r>
-    </w:p>
-    <w:p>
-      <w:r>
-        <w:t>4.4. Đánh giá kết quả</w:t>
-      </w:r>
-    </w:p>
-    <w:p>
-      <w:r>
-        <w:t>Phân tích:</w:t>
-      </w:r>
-    </w:p>
-    <w:p>
-      <w:pPr>
-        <w:ind w:left="720"/>
-      </w:pPr>
-      <w:r>
-        <w:t>mô hình nào tốt hơn</w:t>
-      </w:r>
-    </w:p>
-    <w:p>
-      <w:pPr>
-        <w:ind w:left="720"/>
-      </w:pPr>
-      <w:r>
-        <w:t>overfitting</w:t>
-      </w:r>
-    </w:p>
-    <w:p>
-      <w:pPr>
-        <w:ind w:left="720"/>
-      </w:pPr>
-      <w:r>
-        <w:t>feature importance</w:t>
-      </w:r>
-    </w:p>
-    <w:p>
-      <w:pPr>
-        <w:ind w:left="720"/>
-      </w:pPr>
-      <w:r>
-        <w:t>ý nghĩa thực tế</w:t>
+      <w:pPr>
+        <w:spacing w:before="100" w:beforeAutospacing="1" w:after="100" w:afterAutospacing="1"/>
+        <w:jc w:val="both"/>
+        <w:outlineLvl w:val="2"/>
+        <w:rPr>
+          <w:rFonts w:eastAsia="Times New Roman" w:cs="Times New Roman"/>
+          <w:i/>
+          <w:iCs/>
+          <w:kern w:val="0"/>
+          <w:lang w:val="en-GB" w:eastAsia="en-GB"/>
+          <w14:ligatures w14:val="none"/>
+        </w:rPr>
+      </w:pPr>
+      <w:r>
+        <w:rPr>
+          <w:rFonts w:eastAsia="Times New Roman" w:cs="Times New Roman"/>
+          <w:i/>
+          <w:iCs/>
+          <w:kern w:val="0"/>
+          <w:lang w:val="en-GB" w:eastAsia="en-GB"/>
+          <w14:ligatures w14:val="none"/>
+        </w:rPr>
+        <w:t>4.2.1. Thẻ chỉ số hiệu năng chính (KPI Cards)</w:t>
+      </w:r>
+    </w:p>
+    <w:p>
+      <w:pPr>
+        <w:spacing w:before="100" w:beforeAutospacing="1" w:after="100" w:afterAutospacing="1"/>
+        <w:ind w:firstLine="720"/>
+        <w:jc w:val="both"/>
+        <w:rPr>
+          <w:rFonts w:eastAsia="Times New Roman" w:cs="Times New Roman"/>
+          <w:kern w:val="0"/>
+          <w:lang w:val="en-GB" w:eastAsia="en-GB"/>
+          <w14:ligatures w14:val="none"/>
+        </w:rPr>
+      </w:pPr>
+      <w:r>
+        <w:rPr>
+          <w:rFonts w:eastAsia="Times New Roman" w:cs="Times New Roman"/>
+          <w:kern w:val="0"/>
+          <w:lang w:val="en-GB" w:eastAsia="en-GB"/>
+          <w14:ligatures w14:val="none"/>
+        </w:rPr>
+        <w:t>Thẻ KPI (Key Performance Indicators) cấu thành lớp thông tin cô đọng nhất của báo cáo, giúp nhà quản trị nắm bắt ngay lập tức trạng thái sức khỏe của hoạt động cấp tín dụng trong tíc tắc. Hệ thống bao gồm 4 thẻ được thiết kế phẳng, triệt tiêu hoàn toàn đường viền thô cứng để tạo sự thanh thoát, kết hợp căn lề trung tâm tuyệt đối.</w:t>
+      </w:r>
+    </w:p>
+    <w:p>
+      <w:pPr>
+        <w:spacing w:before="100" w:beforeAutospacing="1" w:after="100" w:afterAutospacing="1"/>
+        <w:ind w:firstLine="720"/>
+        <w:jc w:val="both"/>
+        <w:rPr>
+          <w:rFonts w:eastAsia="Times New Roman" w:cs="Times New Roman"/>
+          <w:kern w:val="0"/>
+          <w:lang w:val="en-GB" w:eastAsia="en-GB"/>
+          <w14:ligatures w14:val="none"/>
+        </w:rPr>
+      </w:pPr>
+    </w:p>
+    <w:p>
+      <w:pPr>
+        <w:rPr>
+          <w:rFonts w:eastAsia="Times New Roman" w:cs="Times New Roman"/>
+          <w:i/>
+          <w:iCs/>
+          <w:kern w:val="0"/>
+          <w:lang w:val="en-GB" w:eastAsia="en-GB"/>
+          <w14:ligatures w14:val="none"/>
+        </w:rPr>
+      </w:pPr>
+      <w:r>
+        <w:rPr>
+          <w:rFonts w:eastAsia="Times New Roman" w:cs="Times New Roman"/>
+          <w:i/>
+          <w:iCs/>
+          <w:kern w:val="0"/>
+          <w:lang w:val="en-GB" w:eastAsia="en-GB"/>
+          <w14:ligatures w14:val="none"/>
+        </w:rPr>
+        <w:lastRenderedPageBreak/>
+        <w:drawing>
+          <wp:inline distT="0" distB="0" distL="0" distR="0" wp14:anchorId="2D12F70C" wp14:editId="144A2B05">
+            <wp:extent cx="5761990" cy="666750"/>
+            <wp:effectExtent l="0" t="0" r="0" b="0"/>
+            <wp:docPr id="2" name="Picture 2"/>
+            <wp:cNvGraphicFramePr>
+              <a:graphicFrameLocks xmlns:a="http://schemas.openxmlformats.org/drawingml/2006/main" noChangeAspect="1"/>
+            </wp:cNvGraphicFramePr>
+            <a:graphic xmlns:a="http://schemas.openxmlformats.org/drawingml/2006/main">
+              <a:graphicData uri="http://schemas.openxmlformats.org/drawingml/2006/picture">
+                <pic:pic xmlns:pic="http://schemas.openxmlformats.org/drawingml/2006/picture">
+                  <pic:nvPicPr>
+                    <pic:cNvPr id="1" name=""/>
+                    <pic:cNvPicPr/>
+                  </pic:nvPicPr>
+                  <pic:blipFill>
+                    <a:blip r:embed="rId8"/>
+                    <a:stretch>
+                      <a:fillRect/>
+                    </a:stretch>
+                  </pic:blipFill>
+                  <pic:spPr>
+                    <a:xfrm>
+                      <a:off x="0" y="0"/>
+                      <a:ext cx="5761990" cy="666750"/>
+                    </a:xfrm>
+                    <a:prstGeom prst="rect">
+                      <a:avLst/>
+                    </a:prstGeom>
+                  </pic:spPr>
+                </pic:pic>
+              </a:graphicData>
+            </a:graphic>
+          </wp:inline>
+        </w:drawing>
+      </w:r>
+    </w:p>
+    <w:p>
+      <w:pPr>
+        <w:jc w:val="center"/>
+        <w:rPr>
+          <w:rFonts w:eastAsia="Times New Roman" w:cs="Times New Roman"/>
+          <w:i/>
+          <w:iCs/>
+          <w:kern w:val="0"/>
+          <w:lang w:val="en-GB" w:eastAsia="en-GB"/>
+          <w14:ligatures w14:val="none"/>
+        </w:rPr>
+      </w:pPr>
+      <w:r>
+        <w:rPr>
+          <w:rFonts w:eastAsia="Times New Roman" w:cs="Times New Roman"/>
+          <w:i/>
+          <w:iCs/>
+          <w:kern w:val="0"/>
+          <w:lang w:val="en-GB" w:eastAsia="en-GB"/>
+          <w14:ligatures w14:val="none"/>
+        </w:rPr>
+        <w:t>Hình</w:t>
+      </w:r>
+      <w:r>
+        <w:rPr>
+          <w:rFonts w:eastAsia="Times New Roman" w:cs="Times New Roman"/>
+          <w:i/>
+          <w:iCs/>
+          <w:kern w:val="0"/>
+          <w:lang w:val="en-GB" w:eastAsia="en-GB"/>
+          <w14:ligatures w14:val="none"/>
+        </w:rPr>
+        <w:t xml:space="preserve"> 4.2</w:t>
+      </w:r>
+      <w:r>
+        <w:rPr>
+          <w:rFonts w:eastAsia="Times New Roman" w:cs="Times New Roman"/>
+          <w:i/>
+          <w:iCs/>
+          <w:kern w:val="0"/>
+          <w:lang w:val="en-GB" w:eastAsia="en-GB"/>
+          <w14:ligatures w14:val="none"/>
+        </w:rPr>
+        <w:t>.</w:t>
+      </w:r>
+      <w:r>
+        <w:rPr>
+          <w:rFonts w:eastAsia="Times New Roman" w:cs="Times New Roman"/>
+          <w:i/>
+          <w:iCs/>
+          <w:kern w:val="0"/>
+          <w:lang w:val="en-GB" w:eastAsia="en-GB"/>
+          <w14:ligatures w14:val="none"/>
+        </w:rPr>
+        <w:t xml:space="preserve"> Cụm các Thẻ chỉ số hiệu năng chính (KPI Cards) trên giao diện</w:t>
+      </w:r>
+    </w:p>
+    <w:p>
+      <w:pPr>
+        <w:rPr>
+          <w:rFonts w:eastAsia="Times New Roman" w:cs="Times New Roman"/>
+          <w:b/>
+          <w:bCs/>
+          <w:kern w:val="0"/>
+          <w:lang w:val="en-GB" w:eastAsia="en-GB"/>
+          <w14:ligatures w14:val="none"/>
+        </w:rPr>
+      </w:pPr>
+      <w:r>
+        <w:rPr>
+          <w:rFonts w:eastAsia="Times New Roman" w:cs="Times New Roman"/>
+          <w:b/>
+          <w:bCs/>
+          <w:kern w:val="0"/>
+          <w:lang w:val="en-GB" w:eastAsia="en-GB"/>
+          <w14:ligatures w14:val="none"/>
+        </w:rPr>
+        <w:t>1. Thẻ "Tổng số hồ sơ" (Total Records)</w:t>
+      </w:r>
+    </w:p>
+    <w:p>
+      <w:pPr>
+        <w:numPr>
+          <w:ilvl w:val="0"/>
+          <w:numId w:val="20"/>
+        </w:numPr>
+        <w:spacing w:before="100" w:beforeAutospacing="1" w:after="100" w:afterAutospacing="1"/>
+        <w:jc w:val="both"/>
+        <w:rPr>
+          <w:rFonts w:eastAsia="Times New Roman" w:cs="Times New Roman"/>
+          <w:kern w:val="0"/>
+          <w:lang w:val="en-GB" w:eastAsia="en-GB"/>
+          <w14:ligatures w14:val="none"/>
+        </w:rPr>
+      </w:pPr>
+      <w:r>
+        <w:rPr>
+          <w:rFonts w:eastAsia="Times New Roman" w:cs="Times New Roman"/>
+          <w:kern w:val="0"/>
+          <w:lang w:val="en-GB" w:eastAsia="en-GB"/>
+          <w14:ligatures w14:val="none"/>
+        </w:rPr>
+        <w:t>Ý nghĩa chức năng: Hiển thị tổng quy mô mẫu dữ liệu hồ sơ xin vay vốn mà hệ thống đang xử lý trong ngữ cảnh bộ lọc hiện hành.</w:t>
+      </w:r>
+    </w:p>
+    <w:p>
+      <w:pPr>
+        <w:numPr>
+          <w:ilvl w:val="0"/>
+          <w:numId w:val="20"/>
+        </w:numPr>
+        <w:spacing w:before="100" w:beforeAutospacing="1" w:after="100" w:afterAutospacing="1"/>
+        <w:jc w:val="both"/>
+        <w:rPr>
+          <w:rFonts w:eastAsia="Times New Roman" w:cs="Times New Roman"/>
+          <w:kern w:val="0"/>
+          <w:lang w:val="en-GB" w:eastAsia="en-GB"/>
+          <w14:ligatures w14:val="none"/>
+        </w:rPr>
+      </w:pPr>
+      <w:r>
+        <w:rPr>
+          <w:rFonts w:eastAsia="Times New Roman" w:cs="Times New Roman"/>
+          <w:kern w:val="0"/>
+          <w:lang w:val="en-GB" w:eastAsia="en-GB"/>
+          <w14:ligatures w14:val="none"/>
+        </w:rPr>
+        <w:t>Định dạng đồ họa: Con số tổng giá trị lớn được hiển thị bằng font Segoe UI Bold, kích thước 28pt mang màu sắc Navy đậm (#0F172A) nhằm nhấn mạnh tính tối thượng của quy mô dữ liệu. Nhãn định danh danh mục phía dưới nhỏ hơn 10pt sử dụng màu Xám Slate (#475569) để tạo sự phân cấp thị giác rõ ràng.</w:t>
+      </w:r>
+    </w:p>
+    <w:p>
+      <w:pPr>
+        <w:numPr>
+          <w:ilvl w:val="0"/>
+          <w:numId w:val="20"/>
+        </w:numPr>
+        <w:spacing w:before="100" w:beforeAutospacing="1" w:after="100" w:afterAutospacing="1"/>
+        <w:jc w:val="both"/>
+        <w:rPr>
+          <w:rFonts w:eastAsia="Times New Roman" w:cs="Times New Roman"/>
+          <w:kern w:val="0"/>
+          <w:lang w:val="en-GB" w:eastAsia="en-GB"/>
+          <w14:ligatures w14:val="none"/>
+        </w:rPr>
+      </w:pPr>
+      <w:r>
+        <w:rPr>
+          <w:rFonts w:eastAsia="Times New Roman" w:cs="Times New Roman"/>
+          <w:kern w:val="0"/>
+          <w:lang w:val="en-GB" w:eastAsia="en-GB"/>
+          <w14:ligatures w14:val="none"/>
+        </w:rPr>
+        <w:t>Vai trò trong phân tích: Đây là mẫu số chung cho mọi tỷ lệ phần trăm. Khi thay đổi các bộ lọc đầu vào, chỉ số này giúp kiểm tra tính đại diện của mẫu, đảm bảo mẫu không bị quá nhỏ trước khi đưa ra các quyết định chính sách tài chính quan trọng.</w:t>
+      </w:r>
+    </w:p>
+    <w:p>
+      <w:pPr>
+        <w:rPr>
+          <w:rFonts w:eastAsia="Times New Roman" w:cs="Times New Roman"/>
+          <w:b/>
+          <w:bCs/>
+          <w:kern w:val="0"/>
+          <w:lang w:val="en-GB" w:eastAsia="en-GB"/>
+          <w14:ligatures w14:val="none"/>
+        </w:rPr>
+      </w:pPr>
+      <w:r>
+        <w:rPr>
+          <w:rFonts w:eastAsia="Times New Roman" w:cs="Times New Roman"/>
+          <w:b/>
+          <w:bCs/>
+          <w:kern w:val="0"/>
+          <w:lang w:val="en-GB" w:eastAsia="en-GB"/>
+          <w14:ligatures w14:val="none"/>
+        </w:rPr>
+        <w:t>2. Thẻ "Khoản vay trung bình" (Average Loan Amount)</w:t>
+      </w:r>
+    </w:p>
+    <w:p>
+      <w:pPr>
+        <w:numPr>
+          <w:ilvl w:val="0"/>
+          <w:numId w:val="21"/>
+        </w:numPr>
+        <w:spacing w:before="100" w:beforeAutospacing="1" w:after="100" w:afterAutospacing="1"/>
+        <w:jc w:val="both"/>
+        <w:rPr>
+          <w:rFonts w:eastAsia="Times New Roman" w:cs="Times New Roman"/>
+          <w:kern w:val="0"/>
+          <w:lang w:val="en-GB" w:eastAsia="en-GB"/>
+          <w14:ligatures w14:val="none"/>
+        </w:rPr>
+      </w:pPr>
+      <w:r>
+        <w:rPr>
+          <w:rFonts w:eastAsia="Times New Roman" w:cs="Times New Roman"/>
+          <w:kern w:val="0"/>
+          <w:lang w:val="en-GB" w:eastAsia="en-GB"/>
+          <w14:ligatures w14:val="none"/>
+        </w:rPr>
+        <w:t>Ý nghĩa chức năng: Phản ánh giá trị bình quân của các khoản tín dụng được yêu cầu trong hệ thống. Chỉ số này được tính toán động bằng hàm AVERAGE trong DAX dựa trên cột loan_amount.</w:t>
+      </w:r>
+    </w:p>
+    <w:p>
+      <w:pPr>
+        <w:numPr>
+          <w:ilvl w:val="0"/>
+          <w:numId w:val="21"/>
+        </w:numPr>
+        <w:spacing w:before="100" w:beforeAutospacing="1" w:after="100" w:afterAutospacing="1"/>
+        <w:jc w:val="both"/>
+        <w:rPr>
+          <w:rFonts w:eastAsia="Times New Roman" w:cs="Times New Roman"/>
+          <w:kern w:val="0"/>
+          <w:lang w:val="en-GB" w:eastAsia="en-GB"/>
+          <w14:ligatures w14:val="none"/>
+        </w:rPr>
+      </w:pPr>
+      <w:r>
+        <w:rPr>
+          <w:rFonts w:eastAsia="Times New Roman" w:cs="Times New Roman"/>
+          <w:kern w:val="0"/>
+          <w:lang w:val="en-GB" w:eastAsia="en-GB"/>
+          <w14:ligatures w14:val="none"/>
+        </w:rPr>
+        <w:t>Định dạng đồ họa: Đồng bộ font Segoe UI Bold 28</w:t>
+      </w:r>
+      <w:r>
+        <w:rPr>
+          <w:rFonts w:eastAsia="Times New Roman" w:cs="Times New Roman"/>
+          <w:kern w:val="0"/>
+          <w:lang w:val="en-GB" w:eastAsia="en-GB"/>
+          <w14:ligatures w14:val="none"/>
+        </w:rPr>
+        <w:t>p</w:t>
+      </w:r>
+      <w:r>
+        <w:rPr>
+          <w:rFonts w:eastAsia="Times New Roman" w:cs="Times New Roman"/>
+          <w:kern w:val="0"/>
+          <w:lang w:val="en-GB" w:eastAsia="en-GB"/>
+          <w14:ligatures w14:val="none"/>
+        </w:rPr>
+        <w:t>t màu Navy đậm, hiển thị số kèm đơn vị tiền tệ quy ước một cách gọn gàng nhờ tính năng tự động rút gọn hiển thị (Display units).</w:t>
+      </w:r>
+    </w:p>
+    <w:p>
+      <w:pPr>
+        <w:numPr>
+          <w:ilvl w:val="0"/>
+          <w:numId w:val="21"/>
+        </w:numPr>
+        <w:spacing w:before="100" w:beforeAutospacing="1" w:after="100" w:afterAutospacing="1"/>
+        <w:jc w:val="both"/>
+        <w:rPr>
+          <w:rFonts w:eastAsia="Times New Roman" w:cs="Times New Roman"/>
+          <w:kern w:val="0"/>
+          <w:lang w:val="en-GB" w:eastAsia="en-GB"/>
+          <w14:ligatures w14:val="none"/>
+        </w:rPr>
+      </w:pPr>
+      <w:r>
+        <w:rPr>
+          <w:rFonts w:eastAsia="Times New Roman" w:cs="Times New Roman"/>
+          <w:kern w:val="0"/>
+          <w:lang w:val="en-GB" w:eastAsia="en-GB"/>
+          <w14:ligatures w14:val="none"/>
+        </w:rPr>
+        <w:t>Vai trò trong phân tích: Giúp ngân hàng xác định được khẩu vị quy mô vay phổ biến của phân khúc khách hàng hiện tại, từ đó đối chiếu với hạn mức thanh khoản và các quy định về giới hạn cấp tín dụng rủi ro cho một khách hàng đơn lẻ.</w:t>
+      </w:r>
+    </w:p>
+    <w:p>
+      <w:pPr>
+        <w:rPr>
+          <w:rFonts w:eastAsia="Times New Roman" w:cs="Times New Roman"/>
+          <w:b/>
+          <w:bCs/>
+          <w:kern w:val="0"/>
+          <w:lang w:val="en-GB" w:eastAsia="en-GB"/>
+          <w14:ligatures w14:val="none"/>
+        </w:rPr>
+      </w:pPr>
+      <w:r>
+        <w:rPr>
+          <w:rFonts w:eastAsia="Times New Roman" w:cs="Times New Roman"/>
+          <w:b/>
+          <w:bCs/>
+          <w:kern w:val="0"/>
+          <w:lang w:val="en-GB" w:eastAsia="en-GB"/>
+          <w14:ligatures w14:val="none"/>
+        </w:rPr>
+        <w:t>3. Thẻ "Điểm CIBIL trung bình" (Average CIBIL Score)</w:t>
+      </w:r>
+    </w:p>
+    <w:p>
+      <w:pPr>
+        <w:numPr>
+          <w:ilvl w:val="0"/>
+          <w:numId w:val="23"/>
+        </w:numPr>
+        <w:spacing w:before="100" w:beforeAutospacing="1" w:after="100" w:afterAutospacing="1"/>
+        <w:jc w:val="both"/>
+        <w:rPr>
+          <w:rFonts w:eastAsia="Times New Roman" w:cs="Times New Roman"/>
+          <w:kern w:val="0"/>
+          <w:lang w:val="en-GB" w:eastAsia="en-GB"/>
+          <w14:ligatures w14:val="none"/>
+        </w:rPr>
+      </w:pPr>
+      <w:r>
+        <w:rPr>
+          <w:rFonts w:eastAsia="Times New Roman" w:cs="Times New Roman"/>
+          <w:kern w:val="0"/>
+          <w:lang w:val="en-GB" w:eastAsia="en-GB"/>
+          <w14:ligatures w14:val="none"/>
+        </w:rPr>
+        <w:t>Ý nghĩa chức năng: Đo lường mức độ uy tín tín dụng bình quân của tệp khách hàng nộp hồ sơ. Điểm CIBIL là chỉ số chuẩn hóa quốc tế dao động từ 300 đến 900 điểm, quyết định trực tiếp tới khả năng thu hồi nợ.</w:t>
+      </w:r>
+    </w:p>
+    <w:p>
+      <w:pPr>
+        <w:numPr>
+          <w:ilvl w:val="0"/>
+          <w:numId w:val="23"/>
+        </w:numPr>
+        <w:spacing w:before="100" w:beforeAutospacing="1" w:after="100" w:afterAutospacing="1"/>
+        <w:jc w:val="both"/>
+        <w:rPr>
+          <w:rFonts w:eastAsia="Times New Roman" w:cs="Times New Roman"/>
+          <w:kern w:val="0"/>
+          <w:lang w:val="en-GB" w:eastAsia="en-GB"/>
+          <w14:ligatures w14:val="none"/>
+        </w:rPr>
+      </w:pPr>
+      <w:r>
+        <w:rPr>
+          <w:rFonts w:eastAsia="Times New Roman" w:cs="Times New Roman"/>
+          <w:kern w:val="0"/>
+          <w:lang w:val="en-GB" w:eastAsia="en-GB"/>
+          <w14:ligatures w14:val="none"/>
+        </w:rPr>
+        <w:t>Định dạng đồ họa: Giữ nguyên quy chuẩn đồng bộ thiết kế của cụm KPI (Segoe UI Bold, 28pt, màu #0F172A).</w:t>
+      </w:r>
+    </w:p>
+    <w:p>
+      <w:pPr>
+        <w:numPr>
+          <w:ilvl w:val="0"/>
+          <w:numId w:val="23"/>
+        </w:numPr>
+        <w:spacing w:before="100" w:beforeAutospacing="1" w:after="100" w:afterAutospacing="1"/>
+        <w:jc w:val="both"/>
+        <w:rPr>
+          <w:rFonts w:eastAsia="Times New Roman" w:cs="Times New Roman"/>
+          <w:kern w:val="0"/>
+          <w:lang w:val="en-GB" w:eastAsia="en-GB"/>
+          <w14:ligatures w14:val="none"/>
+        </w:rPr>
+      </w:pPr>
+      <w:r>
+        <w:rPr>
+          <w:rFonts w:eastAsia="Times New Roman" w:cs="Times New Roman"/>
+          <w:kern w:val="0"/>
+          <w:lang w:val="en-GB" w:eastAsia="en-GB"/>
+          <w14:ligatures w14:val="none"/>
+        </w:rPr>
+        <w:t>Vai trò trong phân tích: Trở thành một thước đo "nhiệt kế rủi ro" cho danh mục. Điểm CIBIL trung bình càng cao chứng tỏ tệp khách hàng tiềm năng càng sạch và có tỷ lệ bùng nợ thấp. Chỉ số này đóng vai trò là biến số dự báo sớm cho xu hướng duyệt vay của hệ thống.</w:t>
+      </w:r>
+    </w:p>
+    <w:p>
+      <w:pPr>
+        <w:rPr>
+          <w:rFonts w:eastAsia="Times New Roman" w:cs="Times New Roman"/>
+          <w:b/>
+          <w:bCs/>
+          <w:kern w:val="0"/>
+          <w:lang w:val="en-GB" w:eastAsia="en-GB"/>
+          <w14:ligatures w14:val="none"/>
+        </w:rPr>
+      </w:pPr>
+      <w:r>
+        <w:rPr>
+          <w:rFonts w:eastAsia="Times New Roman" w:cs="Times New Roman"/>
+          <w:b/>
+          <w:bCs/>
+          <w:kern w:val="0"/>
+          <w:lang w:val="en-GB" w:eastAsia="en-GB"/>
+          <w14:ligatures w14:val="none"/>
+        </w:rPr>
+        <w:t>4. Thẻ "Tỷ lệ duyệt vay %" (Approval Rate %)</w:t>
+      </w:r>
+    </w:p>
+    <w:p>
+      <w:pPr>
+        <w:numPr>
+          <w:ilvl w:val="0"/>
+          <w:numId w:val="24"/>
+        </w:numPr>
+        <w:spacing w:before="100" w:beforeAutospacing="1" w:after="100" w:afterAutospacing="1"/>
+        <w:jc w:val="both"/>
+        <w:rPr>
+          <w:rFonts w:eastAsia="Times New Roman" w:cs="Times New Roman"/>
+          <w:kern w:val="0"/>
+          <w:lang w:val="en-GB" w:eastAsia="en-GB"/>
+          <w14:ligatures w14:val="none"/>
+        </w:rPr>
+      </w:pPr>
+      <w:r>
+        <w:rPr>
+          <w:rFonts w:eastAsia="Times New Roman" w:cs="Times New Roman"/>
+          <w:kern w:val="0"/>
+          <w:lang w:val="en-GB" w:eastAsia="en-GB"/>
+          <w14:ligatures w14:val="none"/>
+        </w:rPr>
+        <w:t>Ý nghĩa chức năng: Thể hiện tỷ lệ phần trăm hồ sơ được phê duyệt thành công trên tổng số hồ sơ tiếp nhận. Đây là chỉ số hiệu năng cốt lõi (Core Metric) của toàn bộ đồ án tốt nghiệp, được xây dựng qua biểu thức DAX tính toán tỷ lệ giữa số lượng hồ sơ mang trạng thái Approved chia cho tổng số hồ sơ.</w:t>
+      </w:r>
+    </w:p>
+    <w:p>
+      <w:pPr>
+        <w:numPr>
+          <w:ilvl w:val="0"/>
+          <w:numId w:val="24"/>
+        </w:numPr>
+        <w:spacing w:before="100" w:beforeAutospacing="1" w:after="100" w:afterAutospacing="1"/>
+        <w:jc w:val="both"/>
+        <w:rPr>
+          <w:rFonts w:eastAsia="Times New Roman" w:cs="Times New Roman"/>
+          <w:kern w:val="0"/>
+          <w:lang w:val="en-GB" w:eastAsia="en-GB"/>
+          <w14:ligatures w14:val="none"/>
+        </w:rPr>
+      </w:pPr>
+      <w:r>
+        <w:rPr>
+          <w:rFonts w:eastAsia="Times New Roman" w:cs="Times New Roman"/>
+          <w:kern w:val="0"/>
+          <w:lang w:val="en-GB" w:eastAsia="en-GB"/>
+          <w14:ligatures w14:val="none"/>
+        </w:rPr>
+        <w:lastRenderedPageBreak/>
+        <w:t>Định dạng đồ họa: Đây là thẻ duy nhất được áp dụng quy tắc nhấn mạnh thị giác đặc biệt (Visual Emphasis). Con số tỷ lệ được chuyển hoàn toàn sang màu Xanh lá cây Emerald (#10B981).</w:t>
+      </w:r>
+    </w:p>
+    <w:p>
+      <w:pPr>
+        <w:numPr>
+          <w:ilvl w:val="0"/>
+          <w:numId w:val="24"/>
+        </w:numPr>
+        <w:spacing w:before="100" w:beforeAutospacing="1" w:after="100" w:afterAutospacing="1"/>
+        <w:jc w:val="both"/>
+        <w:rPr>
+          <w:rFonts w:eastAsia="Times New Roman" w:cs="Times New Roman"/>
+          <w:kern w:val="0"/>
+          <w:lang w:val="en-GB" w:eastAsia="en-GB"/>
+          <w14:ligatures w14:val="none"/>
+        </w:rPr>
+      </w:pPr>
+      <w:r>
+        <w:rPr>
+          <w:rFonts w:eastAsia="Times New Roman" w:cs="Times New Roman"/>
+          <w:kern w:val="0"/>
+          <w:lang w:val="en-GB" w:eastAsia="en-GB"/>
+          <w14:ligatures w14:val="none"/>
+        </w:rPr>
+        <w:t>Vai trò trong phân tích: Phản ánh trực tiếp xu hướng nới lỏng hay siết chặt chính sách tín dụng của mô hình ngân hàng. Sự biến động của tỷ lệ này khi tương tác với các bộ lọc điều kiện (như học vấn hay tự doanh) sẽ bộc lộ rõ ràng hành vi phân xử của hệ thống thẩm định đối với từng nhóm đối tượng.</w:t>
+      </w:r>
+    </w:p>
+    <w:p>
+      <w:pPr>
+        <w:spacing w:before="100" w:beforeAutospacing="1" w:after="100" w:afterAutospacing="1"/>
+        <w:jc w:val="both"/>
+        <w:outlineLvl w:val="2"/>
+        <w:rPr>
+          <w:rFonts w:eastAsia="Times New Roman" w:cs="Times New Roman"/>
+          <w:i/>
+          <w:iCs/>
+          <w:kern w:val="0"/>
+          <w:lang w:val="en-GB" w:eastAsia="en-GB"/>
+          <w14:ligatures w14:val="none"/>
+        </w:rPr>
+      </w:pPr>
+      <w:r>
+        <w:rPr>
+          <w:rFonts w:eastAsia="Times New Roman" w:cs="Times New Roman"/>
+          <w:i/>
+          <w:iCs/>
+          <w:kern w:val="0"/>
+          <w:lang w:val="en-GB" w:eastAsia="en-GB"/>
+          <w14:ligatures w14:val="none"/>
+        </w:rPr>
+        <w:t>4.2.2. Hệ thống bộ lọc thả xuống (Slicers)</w:t>
+      </w:r>
+    </w:p>
+    <w:p>
+      <w:pPr>
+        <w:spacing w:before="100" w:beforeAutospacing="1" w:after="100" w:afterAutospacing="1"/>
+        <w:ind w:firstLine="720"/>
+        <w:jc w:val="both"/>
+        <w:rPr>
+          <w:rFonts w:eastAsia="Times New Roman" w:cs="Times New Roman"/>
+          <w:kern w:val="0"/>
+          <w:lang w:val="en-GB" w:eastAsia="en-GB"/>
+          <w14:ligatures w14:val="none"/>
+        </w:rPr>
+      </w:pPr>
+      <w:r>
+        <w:rPr>
+          <w:rFonts w:eastAsia="Times New Roman" w:cs="Times New Roman"/>
+          <w:kern w:val="0"/>
+          <w:lang w:val="en-GB" w:eastAsia="en-GB"/>
+          <w14:ligatures w14:val="none"/>
+        </w:rPr>
+        <w:t>Hệ thống điều hướng tương tác bao gồm 3 bộ lọc dạng danh sách thả xuống (Dropdown Slicers) được bố trí liền mạch tại góc trên bên phải của Dashboard. Để đạt độ thẩm mỹ tối ưu, cả 3 bộ lọc đều được cấu hình hiệu ứng hộp nổi phẳng bo góc 8px, đổ bóng góc dưới bên phải, tiêu đề in đậm màu Navy và các ô giá trị chọn mang sắc xám Slate dịu nhẹ để không gây nhiễu loạn thị giác.</w:t>
+      </w:r>
+    </w:p>
+    <w:p>
+      <w:pPr>
+        <w:jc w:val="center"/>
+        <w:rPr>
+          <w:rFonts w:eastAsia="Times New Roman" w:cs="Times New Roman"/>
+          <w:i/>
+          <w:iCs/>
+          <w:kern w:val="0"/>
+          <w:lang w:val="en-GB" w:eastAsia="en-GB"/>
+          <w14:ligatures w14:val="none"/>
+        </w:rPr>
+      </w:pPr>
+      <w:r>
+        <w:rPr>
+          <w:rFonts w:eastAsia="Times New Roman" w:cs="Times New Roman"/>
+          <w:i/>
+          <w:iCs/>
+          <w:kern w:val="0"/>
+          <w:lang w:val="en-GB" w:eastAsia="en-GB"/>
+          <w14:ligatures w14:val="none"/>
+        </w:rPr>
+        <w:drawing>
+          <wp:inline distT="0" distB="0" distL="0" distR="0" wp14:anchorId="3C45ECDF" wp14:editId="619CF336">
+            <wp:extent cx="3734321" cy="676369"/>
+            <wp:effectExtent l="0" t="0" r="0" b="9525"/>
+            <wp:docPr id="1" name="Picture 1"/>
+            <wp:cNvGraphicFramePr>
+              <a:graphicFrameLocks xmlns:a="http://schemas.openxmlformats.org/drawingml/2006/main" noChangeAspect="1"/>
+            </wp:cNvGraphicFramePr>
+            <a:graphic xmlns:a="http://schemas.openxmlformats.org/drawingml/2006/main">
+              <a:graphicData uri="http://schemas.openxmlformats.org/drawingml/2006/picture">
+                <pic:pic xmlns:pic="http://schemas.openxmlformats.org/drawingml/2006/picture">
+                  <pic:nvPicPr>
+                    <pic:cNvPr id="1" name=""/>
+                    <pic:cNvPicPr/>
+                  </pic:nvPicPr>
+                  <pic:blipFill>
+                    <a:blip r:embed="rId9"/>
+                    <a:stretch>
+                      <a:fillRect/>
+                    </a:stretch>
+                  </pic:blipFill>
+                  <pic:spPr>
+                    <a:xfrm>
+                      <a:off x="0" y="0"/>
+                      <a:ext cx="3734321" cy="676369"/>
+                    </a:xfrm>
+                    <a:prstGeom prst="rect">
+                      <a:avLst/>
+                    </a:prstGeom>
+                  </pic:spPr>
+                </pic:pic>
+              </a:graphicData>
+            </a:graphic>
+          </wp:inline>
+        </w:drawing>
+      </w:r>
+    </w:p>
+    <w:p>
+      <w:pPr>
+        <w:jc w:val="center"/>
+        <w:rPr>
+          <w:rFonts w:eastAsia="Times New Roman" w:cs="Times New Roman"/>
+          <w:i/>
+          <w:iCs/>
+          <w:kern w:val="0"/>
+          <w:lang w:val="en-GB" w:eastAsia="en-GB"/>
+          <w14:ligatures w14:val="none"/>
+        </w:rPr>
+      </w:pPr>
+      <w:r>
+        <w:rPr>
+          <w:rFonts w:eastAsia="Times New Roman" w:cs="Times New Roman"/>
+          <w:i/>
+          <w:iCs/>
+          <w:kern w:val="0"/>
+          <w:lang w:val="en-GB" w:eastAsia="en-GB"/>
+          <w14:ligatures w14:val="none"/>
+        </w:rPr>
+        <w:t>Hình</w:t>
+      </w:r>
+      <w:r>
+        <w:rPr>
+          <w:rFonts w:eastAsia="Times New Roman" w:cs="Times New Roman"/>
+          <w:i/>
+          <w:iCs/>
+          <w:kern w:val="0"/>
+          <w:lang w:val="en-GB" w:eastAsia="en-GB"/>
+          <w14:ligatures w14:val="none"/>
+        </w:rPr>
+        <w:t xml:space="preserve"> 4.3</w:t>
+      </w:r>
+      <w:r>
+        <w:rPr>
+          <w:rFonts w:eastAsia="Times New Roman" w:cs="Times New Roman"/>
+          <w:i/>
+          <w:iCs/>
+          <w:kern w:val="0"/>
+          <w:lang w:val="en-GB" w:eastAsia="en-GB"/>
+          <w14:ligatures w14:val="none"/>
+        </w:rPr>
+        <w:t>.</w:t>
+      </w:r>
+      <w:r>
+        <w:rPr>
+          <w:rFonts w:eastAsia="Times New Roman" w:cs="Times New Roman"/>
+          <w:i/>
+          <w:iCs/>
+          <w:kern w:val="0"/>
+          <w:lang w:val="en-GB" w:eastAsia="en-GB"/>
+          <w14:ligatures w14:val="none"/>
+        </w:rPr>
+        <w:t xml:space="preserve"> Hệ thống các bộ lọc thả xuống (Slicers) điều hướng dữ liệu</w:t>
+      </w:r>
+    </w:p>
+    <w:p>
+      <w:pPr>
+        <w:rPr>
+          <w:rFonts w:eastAsia="Times New Roman" w:cs="Times New Roman"/>
+          <w:b/>
+          <w:bCs/>
+          <w:kern w:val="0"/>
+          <w:lang w:val="en-GB" w:eastAsia="en-GB"/>
+          <w14:ligatures w14:val="none"/>
+        </w:rPr>
+      </w:pPr>
+      <w:r>
+        <w:rPr>
+          <w:rFonts w:eastAsia="Times New Roman" w:cs="Times New Roman"/>
+          <w:b/>
+          <w:bCs/>
+          <w:kern w:val="0"/>
+          <w:lang w:val="en-GB" w:eastAsia="en-GB"/>
+          <w14:ligatures w14:val="none"/>
+        </w:rPr>
+        <w:t>1. Bộ lọc "Trình độ học vấn" (Slicer Education)</w:t>
+      </w:r>
+    </w:p>
+    <w:p>
+      <w:pPr>
+        <w:numPr>
+          <w:ilvl w:val="0"/>
+          <w:numId w:val="26"/>
+        </w:numPr>
+        <w:spacing w:before="100" w:beforeAutospacing="1" w:after="100" w:afterAutospacing="1"/>
+        <w:jc w:val="both"/>
+        <w:rPr>
+          <w:rFonts w:eastAsia="Times New Roman" w:cs="Times New Roman"/>
+          <w:kern w:val="0"/>
+          <w:lang w:val="en-GB" w:eastAsia="en-GB"/>
+          <w14:ligatures w14:val="none"/>
+        </w:rPr>
+      </w:pPr>
+      <w:r>
+        <w:rPr>
+          <w:rFonts w:eastAsia="Times New Roman" w:cs="Times New Roman"/>
+          <w:kern w:val="0"/>
+          <w:lang w:val="en-GB" w:eastAsia="en-GB"/>
+          <w14:ligatures w14:val="none"/>
+        </w:rPr>
+        <w:t xml:space="preserve">Trường dữ liệu ánh xạ: Cột education (bao gồm các phân loại thuộc tính định tính như </w:t>
+      </w:r>
+      <w:r>
+        <w:rPr>
+          <w:rFonts w:eastAsia="Times New Roman" w:cs="Times New Roman"/>
+          <w:i/>
+          <w:iCs/>
+          <w:kern w:val="0"/>
+          <w:lang w:val="en-GB" w:eastAsia="en-GB"/>
+          <w14:ligatures w14:val="none"/>
+        </w:rPr>
+        <w:t>Graduate</w:t>
+      </w:r>
+      <w:r>
+        <w:rPr>
+          <w:rFonts w:eastAsia="Times New Roman" w:cs="Times New Roman"/>
+          <w:kern w:val="0"/>
+          <w:lang w:val="en-GB" w:eastAsia="en-GB"/>
+          <w14:ligatures w14:val="none"/>
+        </w:rPr>
+        <w:t xml:space="preserve"> - Đã tốt nghiệp Đại học, và </w:t>
+      </w:r>
+      <w:r>
+        <w:rPr>
+          <w:rFonts w:eastAsia="Times New Roman" w:cs="Times New Roman"/>
+          <w:i/>
+          <w:iCs/>
+          <w:kern w:val="0"/>
+          <w:lang w:val="en-GB" w:eastAsia="en-GB"/>
+          <w14:ligatures w14:val="none"/>
+        </w:rPr>
+        <w:t>Not Graduate</w:t>
+      </w:r>
+      <w:r>
+        <w:rPr>
+          <w:rFonts w:eastAsia="Times New Roman" w:cs="Times New Roman"/>
+          <w:kern w:val="0"/>
+          <w:lang w:val="en-GB" w:eastAsia="en-GB"/>
+          <w14:ligatures w14:val="none"/>
+        </w:rPr>
+        <w:t xml:space="preserve"> - Chưa tốt nghiệp).</w:t>
+      </w:r>
+    </w:p>
+    <w:p>
+      <w:pPr>
+        <w:numPr>
+          <w:ilvl w:val="0"/>
+          <w:numId w:val="26"/>
+        </w:numPr>
+        <w:spacing w:before="100" w:beforeAutospacing="1" w:after="100" w:afterAutospacing="1"/>
+        <w:jc w:val="both"/>
+        <w:rPr>
+          <w:rFonts w:eastAsia="Times New Roman" w:cs="Times New Roman"/>
+          <w:kern w:val="0"/>
+          <w:lang w:val="en-GB" w:eastAsia="en-GB"/>
+          <w14:ligatures w14:val="none"/>
+        </w:rPr>
+      </w:pPr>
+      <w:r>
+        <w:rPr>
+          <w:rFonts w:eastAsia="Times New Roman" w:cs="Times New Roman"/>
+          <w:kern w:val="0"/>
+          <w:lang w:val="en-GB" w:eastAsia="en-GB"/>
+          <w14:ligatures w14:val="none"/>
+        </w:rPr>
+        <w:t>Vai trò tương tác: Cho phép người dùng cô lập dữ liệu để khảo sát xem trình độ tri thức, học vấn của chủ hồ sơ vay có phải là một nhân tố gián tiếp tác động đến uy tín cá nhân và tỷ lệ duyệt vay hay không. Từ đó giúp kiểm chứng các giả thuyết về mối tương quan giữa học vấn và thu nhập bền vững trong thực tế.</w:t>
+      </w:r>
+    </w:p>
+    <w:p>
+      <w:pPr>
+        <w:rPr>
+          <w:rFonts w:eastAsia="Times New Roman" w:cs="Times New Roman"/>
+          <w:b/>
+          <w:bCs/>
+          <w:kern w:val="0"/>
+          <w:lang w:val="en-GB" w:eastAsia="en-GB"/>
+          <w14:ligatures w14:val="none"/>
+        </w:rPr>
+      </w:pPr>
+      <w:r>
+        <w:rPr>
+          <w:rFonts w:eastAsia="Times New Roman" w:cs="Times New Roman"/>
+          <w:b/>
+          <w:bCs/>
+          <w:kern w:val="0"/>
+          <w:lang w:val="en-GB" w:eastAsia="en-GB"/>
+          <w14:ligatures w14:val="none"/>
+        </w:rPr>
+        <w:t>2. Bộ lọc "Trạng thái tự doanh" (Slicer Self Employed)</w:t>
+      </w:r>
+    </w:p>
+    <w:p>
+      <w:pPr>
+        <w:numPr>
+          <w:ilvl w:val="0"/>
+          <w:numId w:val="27"/>
+        </w:numPr>
+        <w:spacing w:before="100" w:beforeAutospacing="1" w:after="100" w:afterAutospacing="1"/>
+        <w:jc w:val="both"/>
+        <w:rPr>
+          <w:rFonts w:eastAsia="Times New Roman" w:cs="Times New Roman"/>
+          <w:kern w:val="0"/>
+          <w:lang w:val="en-GB" w:eastAsia="en-GB"/>
+          <w14:ligatures w14:val="none"/>
+        </w:rPr>
+      </w:pPr>
+      <w:r>
+        <w:rPr>
+          <w:rFonts w:eastAsia="Times New Roman" w:cs="Times New Roman"/>
+          <w:kern w:val="0"/>
+          <w:lang w:val="en-GB" w:eastAsia="en-GB"/>
+          <w14:ligatures w14:val="none"/>
+        </w:rPr>
+        <w:t xml:space="preserve">Trường dữ liệu ánh xạ: Cột self_employed (Nhận các giá trị nhị phân </w:t>
+      </w:r>
+      <w:r>
+        <w:rPr>
+          <w:rFonts w:eastAsia="Times New Roman" w:cs="Times New Roman"/>
+          <w:i/>
+          <w:iCs/>
+          <w:kern w:val="0"/>
+          <w:lang w:val="en-GB" w:eastAsia="en-GB"/>
+          <w14:ligatures w14:val="none"/>
+        </w:rPr>
+        <w:t>Yes</w:t>
+      </w:r>
+      <w:r>
+        <w:rPr>
+          <w:rFonts w:eastAsia="Times New Roman" w:cs="Times New Roman"/>
+          <w:kern w:val="0"/>
+          <w:lang w:val="en-GB" w:eastAsia="en-GB"/>
+          <w14:ligatures w14:val="none"/>
+        </w:rPr>
+        <w:t xml:space="preserve"> - Làm việc tự do/Chủ doanh nghiệp cá thể, và </w:t>
+      </w:r>
+      <w:r>
+        <w:rPr>
+          <w:rFonts w:eastAsia="Times New Roman" w:cs="Times New Roman"/>
+          <w:i/>
+          <w:iCs/>
+          <w:kern w:val="0"/>
+          <w:lang w:val="en-GB" w:eastAsia="en-GB"/>
+          <w14:ligatures w14:val="none"/>
+        </w:rPr>
+        <w:t>No</w:t>
+      </w:r>
+      <w:r>
+        <w:rPr>
+          <w:rFonts w:eastAsia="Times New Roman" w:cs="Times New Roman"/>
+          <w:kern w:val="0"/>
+          <w:lang w:val="en-GB" w:eastAsia="en-GB"/>
+          <w14:ligatures w14:val="none"/>
+        </w:rPr>
+        <w:t xml:space="preserve"> - Làm công ăn lương/Nhân viên văn phòng).</w:t>
+      </w:r>
+    </w:p>
+    <w:p>
+      <w:pPr>
+        <w:numPr>
+          <w:ilvl w:val="0"/>
+          <w:numId w:val="27"/>
+        </w:numPr>
+        <w:spacing w:before="100" w:beforeAutospacing="1" w:after="100" w:afterAutospacing="1"/>
+        <w:jc w:val="both"/>
+        <w:rPr>
+          <w:rFonts w:eastAsia="Times New Roman" w:cs="Times New Roman"/>
+          <w:kern w:val="0"/>
+          <w:lang w:val="en-GB" w:eastAsia="en-GB"/>
+          <w14:ligatures w14:val="none"/>
+        </w:rPr>
+      </w:pPr>
+      <w:r>
+        <w:rPr>
+          <w:rFonts w:eastAsia="Times New Roman" w:cs="Times New Roman"/>
+          <w:kern w:val="0"/>
+          <w:lang w:val="en-GB" w:eastAsia="en-GB"/>
+          <w14:ligatures w14:val="none"/>
+        </w:rPr>
+        <w:t>Vai trò tương tác: Đây là bộ lọc rủi ro nghề nghiệp rất quan trọng. Nhóm khách hàng tự doanh (</w:t>
+      </w:r>
+      <w:r>
+        <w:rPr>
+          <w:rFonts w:eastAsia="Times New Roman" w:cs="Times New Roman"/>
+          <w:i/>
+          <w:iCs/>
+          <w:kern w:val="0"/>
+          <w:lang w:val="en-GB" w:eastAsia="en-GB"/>
+          <w14:ligatures w14:val="none"/>
+        </w:rPr>
+        <w:t>Yes</w:t>
+      </w:r>
+      <w:r>
+        <w:rPr>
+          <w:rFonts w:eastAsia="Times New Roman" w:cs="Times New Roman"/>
+          <w:kern w:val="0"/>
+          <w:lang w:val="en-GB" w:eastAsia="en-GB"/>
+          <w14:ligatures w14:val="none"/>
+        </w:rPr>
+        <w:t>) thường có dòng tiền biến động mạnh, khó chứng minh thu nhập ổn định hơn so với nhóm làm công ăn lương (</w:t>
+      </w:r>
+      <w:r>
+        <w:rPr>
+          <w:rFonts w:eastAsia="Times New Roman" w:cs="Times New Roman"/>
+          <w:i/>
+          <w:iCs/>
+          <w:kern w:val="0"/>
+          <w:lang w:val="en-GB" w:eastAsia="en-GB"/>
+          <w14:ligatures w14:val="none"/>
+        </w:rPr>
+        <w:t>No</w:t>
+      </w:r>
+      <w:r>
+        <w:rPr>
+          <w:rFonts w:eastAsia="Times New Roman" w:cs="Times New Roman"/>
+          <w:kern w:val="0"/>
+          <w:lang w:val="en-GB" w:eastAsia="en-GB"/>
+          <w14:ligatures w14:val="none"/>
+        </w:rPr>
+        <w:t>). Bộ lọc này giúp các chuyên viên quản trị rủi ro bóc tách danh mục tài sản và tỷ lệ phê duyệt của riêng nhóm tự doanh để đưa ra các quy chế siết chặt hoặc nới lỏng tài sản thế chấp tương ứng.</w:t>
+      </w:r>
+    </w:p>
+    <w:p>
+      <w:pPr>
+        <w:rPr>
+          <w:rFonts w:eastAsia="Times New Roman" w:cs="Times New Roman"/>
+          <w:b/>
+          <w:bCs/>
+          <w:kern w:val="0"/>
+          <w:lang w:val="en-GB" w:eastAsia="en-GB"/>
+          <w14:ligatures w14:val="none"/>
+        </w:rPr>
+      </w:pPr>
+      <w:r>
+        <w:rPr>
+          <w:rFonts w:eastAsia="Times New Roman" w:cs="Times New Roman"/>
+          <w:b/>
+          <w:bCs/>
+          <w:kern w:val="0"/>
+          <w:lang w:val="en-GB" w:eastAsia="en-GB"/>
+          <w14:ligatures w14:val="none"/>
+        </w:rPr>
+        <w:t>3. Bộ lọc "Thời hạn khoản vay" (Slicer Loan Term)</w:t>
+      </w:r>
+    </w:p>
+    <w:p>
+      <w:pPr>
+        <w:numPr>
+          <w:ilvl w:val="0"/>
+          <w:numId w:val="25"/>
+        </w:numPr>
+        <w:spacing w:before="100" w:beforeAutospacing="1" w:after="100" w:afterAutospacing="1"/>
+        <w:jc w:val="both"/>
+        <w:rPr>
+          <w:rFonts w:eastAsia="Times New Roman" w:cs="Times New Roman"/>
+          <w:kern w:val="0"/>
+          <w:lang w:val="en-GB" w:eastAsia="en-GB"/>
+          <w14:ligatures w14:val="none"/>
+        </w:rPr>
+      </w:pPr>
+      <w:r>
+        <w:rPr>
+          <w:rFonts w:eastAsia="Times New Roman" w:cs="Times New Roman"/>
+          <w:kern w:val="0"/>
+          <w:lang w:val="en-GB" w:eastAsia="en-GB"/>
+          <w14:ligatures w14:val="none"/>
+        </w:rPr>
+        <w:t>Trường dữ liệu ánh xạ: Cột loan_term (Chứa các giá trị số nguyên biểu thị số năm của kỳ hạn vay, ví dụ: 2 năm, 4 năm, 6 năm...).</w:t>
+      </w:r>
+    </w:p>
+    <w:p>
+      <w:pPr>
+        <w:numPr>
+          <w:ilvl w:val="0"/>
+          <w:numId w:val="25"/>
+        </w:numPr>
+        <w:spacing w:before="100" w:beforeAutospacing="1" w:after="100" w:afterAutospacing="1"/>
+        <w:jc w:val="both"/>
+        <w:rPr>
+          <w:rFonts w:eastAsia="Times New Roman" w:cs="Times New Roman"/>
+          <w:kern w:val="0"/>
+          <w:lang w:val="en-GB" w:eastAsia="en-GB"/>
+          <w14:ligatures w14:val="none"/>
+        </w:rPr>
+      </w:pPr>
+      <w:r>
+        <w:rPr>
+          <w:rFonts w:eastAsia="Times New Roman" w:cs="Times New Roman"/>
+          <w:kern w:val="0"/>
+          <w:lang w:val="en-GB" w:eastAsia="en-GB"/>
+          <w14:ligatures w14:val="none"/>
+        </w:rPr>
+        <w:t xml:space="preserve">Vai trò tương tác: Cho phép phân tích danh mục theo cấu trúc kỳ hạn (Term Structure). Người dùng có thể lọc để quan sát hành vi của các khoản vay ngắn </w:t>
+      </w:r>
+      <w:r>
+        <w:rPr>
+          <w:rFonts w:eastAsia="Times New Roman" w:cs="Times New Roman"/>
+          <w:kern w:val="0"/>
+          <w:lang w:val="en-GB" w:eastAsia="en-GB"/>
+          <w14:ligatures w14:val="none"/>
+        </w:rPr>
+        <w:lastRenderedPageBreak/>
+        <w:t>hạn đối chiếu với các khoản vay dài hạn. Việc này giúp phòng quản lý vốn và tài sản nợ-có (ALM) kiểm soát được rủi ro kỳ hạn và sự phù hợp của dòng tiền thu hồi nợ.</w:t>
+      </w:r>
+    </w:p>
+    <w:p>
+      <w:pPr>
+        <w:spacing w:before="100" w:beforeAutospacing="1" w:after="100" w:afterAutospacing="1"/>
+        <w:outlineLvl w:val="2"/>
+        <w:rPr>
+          <w:rFonts w:eastAsia="Times New Roman" w:cs="Times New Roman"/>
+          <w:i/>
+          <w:iCs/>
+          <w:kern w:val="0"/>
+          <w:sz w:val="27"/>
+          <w:szCs w:val="27"/>
+          <w:lang w:val="en-GB" w:eastAsia="en-GB"/>
+          <w14:ligatures w14:val="none"/>
+        </w:rPr>
+      </w:pPr>
+      <w:r>
+        <w:rPr>
+          <w:rFonts w:eastAsia="Times New Roman" w:cs="Times New Roman"/>
+          <w:i/>
+          <w:iCs/>
+          <w:kern w:val="0"/>
+          <w:sz w:val="27"/>
+          <w:szCs w:val="27"/>
+          <w:lang w:val="en-GB" w:eastAsia="en-GB"/>
+          <w14:ligatures w14:val="none"/>
+        </w:rPr>
+        <w:t>4.2.3. Các biểu đồ trực quan hóa (Charts)</w:t>
+      </w:r>
+    </w:p>
+    <w:p>
+      <w:pPr>
+        <w:spacing w:before="100" w:beforeAutospacing="1" w:after="100" w:afterAutospacing="1"/>
+        <w:ind w:firstLine="720"/>
+        <w:jc w:val="both"/>
+        <w:rPr>
+          <w:rFonts w:eastAsia="Times New Roman" w:cs="Times New Roman"/>
+          <w:kern w:val="0"/>
+          <w:lang w:val="en-GB" w:eastAsia="en-GB"/>
+          <w14:ligatures w14:val="none"/>
+        </w:rPr>
+      </w:pPr>
+      <w:r>
+        <w:rPr>
+          <w:rFonts w:eastAsia="Times New Roman" w:cs="Times New Roman"/>
+          <w:kern w:val="0"/>
+          <w:lang w:val="en-GB" w:eastAsia="en-GB"/>
+          <w14:ligatures w14:val="none"/>
+        </w:rPr>
+        <w:t>Hệ thống biểu đồ trực quan hóa chuyên sâu trong Dashboard được thiết kế không chỉ để mô tả dữ liệu bề nổi, mà còn hướng tới mục tiêu bóc tách các mối quan hệ đa biến, kiểm chứng các giả thuyết rủi ro và tối ưu hóa quy trình ra quyết định cấp tín dụng. Dưới đây là phân tích chi tiết cấu trúc, kỹ thuật và ý nghĩa kinh tế của từng biểu đồ:</w:t>
+      </w:r>
+    </w:p>
+    <w:p>
+      <w:pPr>
+        <w:jc w:val="both"/>
+        <w:rPr>
+          <w:rFonts w:cs="Times New Roman"/>
+          <w:b/>
+          <w:bCs/>
+        </w:rPr>
+      </w:pPr>
+      <w:r>
+        <w:rPr>
+          <w:rFonts w:cs="Times New Roman"/>
+          <w:b/>
+          <w:bCs/>
+        </w:rPr>
+        <w:t>1. Biểu đồ 1: Cơ cấu phân bố trạng thái phê duyệt vay (Donut Chart)</w:t>
+      </w:r>
+    </w:p>
+    <w:p>
+      <w:pPr>
+        <w:jc w:val="center"/>
+        <w:rPr>
+          <w:rFonts w:cs="Times New Roman"/>
+        </w:rPr>
+      </w:pPr>
+      <w:r>
+        <w:rPr>
+          <w:rFonts w:cs="Times New Roman"/>
+        </w:rPr>
+        <w:drawing>
+          <wp:inline distT="0" distB="0" distL="0" distR="0" wp14:anchorId="324C8691" wp14:editId="3CD323DF">
+            <wp:extent cx="5153744" cy="1619476"/>
+            <wp:effectExtent l="0" t="0" r="8890" b="0"/>
+            <wp:docPr id="4" name="Picture 4"/>
+            <wp:cNvGraphicFramePr>
+              <a:graphicFrameLocks xmlns:a="http://schemas.openxmlformats.org/drawingml/2006/main" noChangeAspect="1"/>
+            </wp:cNvGraphicFramePr>
+            <a:graphic xmlns:a="http://schemas.openxmlformats.org/drawingml/2006/main">
+              <a:graphicData uri="http://schemas.openxmlformats.org/drawingml/2006/picture">
+                <pic:pic xmlns:pic="http://schemas.openxmlformats.org/drawingml/2006/picture">
+                  <pic:nvPicPr>
+                    <pic:cNvPr id="1" name=""/>
+                    <pic:cNvPicPr/>
+                  </pic:nvPicPr>
+                  <pic:blipFill>
+                    <a:blip r:embed="rId10"/>
+                    <a:stretch>
+                      <a:fillRect/>
+                    </a:stretch>
+                  </pic:blipFill>
+                  <pic:spPr>
+                    <a:xfrm>
+                      <a:off x="0" y="0"/>
+                      <a:ext cx="5153744" cy="1619476"/>
+                    </a:xfrm>
+                    <a:prstGeom prst="rect">
+                      <a:avLst/>
+                    </a:prstGeom>
+                  </pic:spPr>
+                </pic:pic>
+              </a:graphicData>
+            </a:graphic>
+          </wp:inline>
+        </w:drawing>
+      </w:r>
+    </w:p>
+    <w:p>
+      <w:pPr>
+        <w:jc w:val="center"/>
+        <w:rPr>
+          <w:rFonts w:cs="Times New Roman"/>
+          <w:i/>
+          <w:iCs/>
+        </w:rPr>
+      </w:pPr>
+      <w:r>
+        <w:rPr>
+          <w:rFonts w:cs="Times New Roman"/>
+          <w:i/>
+          <w:iCs/>
+        </w:rPr>
+        <w:t>Hình 4.4. Biểu đồ Cơ cấu phân bố trạng thái phê duyệt vay</w:t>
+      </w:r>
+    </w:p>
+    <w:p>
+      <w:pPr>
+        <w:pStyle w:val="ListParagraph"/>
+        <w:numPr>
+          <w:ilvl w:val="0"/>
+          <w:numId w:val="36"/>
+        </w:numPr>
+        <w:jc w:val="both"/>
+        <w:rPr>
+          <w:rFonts w:cs="Times New Roman"/>
+        </w:rPr>
+      </w:pPr>
+      <w:r>
+        <w:rPr>
+          <w:rFonts w:cs="Times New Roman"/>
+        </w:rPr>
+        <w:t>Kỹ thuật trực quan hóa: Sử dụng biểu đồ hình tròn khuyết góc (Donut Chart). Định dạng tiêu đề nền Navy đậm (#0F172A), căn giữa, font Segoe UI Bold cỡ 12pt. Nhãn dữ liệu hiển thị đồng thời tên danh mục và tỷ lệ phần trăm (Category, percent of total). Nhánh thành công (Approved) mang sắc xanh Emerald (#10B981) và nhánh thất bại (Rejected) mang sắc đỏ Crimson (#EF4444).</w:t>
+      </w:r>
+    </w:p>
+    <w:p>
+      <w:pPr>
+        <w:pStyle w:val="ListParagraph"/>
+        <w:numPr>
+          <w:ilvl w:val="0"/>
+          <w:numId w:val="36"/>
+        </w:numPr>
+        <w:jc w:val="both"/>
+        <w:rPr>
+          <w:rFonts w:cs="Times New Roman"/>
+        </w:rPr>
+      </w:pPr>
+      <w:r>
+        <w:rPr>
+          <w:rFonts w:cs="Times New Roman"/>
+        </w:rPr>
+        <w:t>Ý nghĩa quản trị rủi ro: Biểu đồ này cung cấp cái nhìn tổng quan nhất về tỷ lệ chấp thuận dòng tiền của toàn hệ thống ngân hàng. Nó phản ánh "khẩu vị rủi ro" tổng thể (Overall Risk Appetite) tại thời điểm thu thập dữ liệu.</w:t>
+      </w:r>
+    </w:p>
+    <w:p>
+      <w:pPr>
+        <w:pStyle w:val="ListParagraph"/>
+        <w:numPr>
+          <w:ilvl w:val="0"/>
+          <w:numId w:val="36"/>
+        </w:numPr>
+        <w:jc w:val="both"/>
+        <w:rPr>
+          <w:rFonts w:cs="Times New Roman"/>
+        </w:rPr>
+      </w:pPr>
+      <w:r>
+        <w:rPr>
+          <w:rFonts w:cs="Times New Roman"/>
+        </w:rPr>
+        <w:t>Phân tích thực nghiệm: Trên tổng mẫu 4.269 hồ sơ, biểu đồ chỉ ra tỷ lệ phê duyệt chiếm ưu thế (khoảng hơn 60%), phần còn lại thuộc về các hồ sơ bị từ chối. Tỷ lệ này là cơ sở tham chiếu (Baseline) quan trọng; bất kỳ sự lệch pha lớn nào khi áp các bộ lọc điều kiện (Slicers) ở phần trên sẽ cho thấy sự phân biệt đối xử hoặc tập trung rủi ro vào một nhóm đối tượng cụ thể.</w:t>
+      </w:r>
+    </w:p>
+    <w:p>
+      <w:pPr>
+        <w:rPr>
+          <w:rFonts w:cs="Times New Roman"/>
+          <w:b/>
+          <w:bCs/>
+        </w:rPr>
+      </w:pPr>
+      <w:r>
+        <w:rPr>
+          <w:rFonts w:cs="Times New Roman"/>
+          <w:b/>
+          <w:bCs/>
+        </w:rPr>
+        <w:br w:type="page"/>
+      </w:r>
+    </w:p>
+    <w:p>
+      <w:pPr>
+        <w:jc w:val="both"/>
+        <w:rPr>
+          <w:rFonts w:cs="Times New Roman"/>
+          <w:b/>
+          <w:bCs/>
+        </w:rPr>
+      </w:pPr>
+      <w:r>
+        <w:rPr>
+          <w:rFonts w:cs="Times New Roman"/>
+          <w:b/>
+          <w:bCs/>
+        </w:rPr>
+        <w:lastRenderedPageBreak/>
+        <w:t>2. Biểu đồ 2: Tỷ lệ duyệt vay theo phân phối điểm tín dụng CIBIL (Clustered Bar Chart)</w:t>
+      </w:r>
+    </w:p>
+    <w:p>
+      <w:pPr>
+        <w:jc w:val="center"/>
+        <w:rPr>
+          <w:rFonts w:cs="Times New Roman"/>
+        </w:rPr>
+      </w:pPr>
+      <w:r>
+        <w:rPr>
+          <w:rFonts w:cs="Times New Roman"/>
+        </w:rPr>
+        <w:drawing>
+          <wp:inline distT="0" distB="0" distL="0" distR="0" wp14:anchorId="574F8702" wp14:editId="20FB3E15">
+            <wp:extent cx="3181794" cy="3219899"/>
+            <wp:effectExtent l="0" t="0" r="0" b="0"/>
+            <wp:docPr id="6" name="Picture 6"/>
+            <wp:cNvGraphicFramePr>
+              <a:graphicFrameLocks xmlns:a="http://schemas.openxmlformats.org/drawingml/2006/main" noChangeAspect="1"/>
+            </wp:cNvGraphicFramePr>
+            <a:graphic xmlns:a="http://schemas.openxmlformats.org/drawingml/2006/main">
+              <a:graphicData uri="http://schemas.openxmlformats.org/drawingml/2006/picture">
+                <pic:pic xmlns:pic="http://schemas.openxmlformats.org/drawingml/2006/picture">
+                  <pic:nvPicPr>
+                    <pic:cNvPr id="1" name=""/>
+                    <pic:cNvPicPr/>
+                  </pic:nvPicPr>
+                  <pic:blipFill>
+                    <a:blip r:embed="rId11"/>
+                    <a:stretch>
+                      <a:fillRect/>
+                    </a:stretch>
+                  </pic:blipFill>
+                  <pic:spPr>
+                    <a:xfrm>
+                      <a:off x="0" y="0"/>
+                      <a:ext cx="3181794" cy="3219899"/>
+                    </a:xfrm>
+                    <a:prstGeom prst="rect">
+                      <a:avLst/>
+                    </a:prstGeom>
+                  </pic:spPr>
+                </pic:pic>
+              </a:graphicData>
+            </a:graphic>
+          </wp:inline>
+        </w:drawing>
+      </w:r>
+    </w:p>
+    <w:p>
+      <w:pPr>
+        <w:jc w:val="center"/>
+        <w:rPr>
+          <w:rFonts w:cs="Times New Roman"/>
+        </w:rPr>
+      </w:pPr>
+      <w:r>
+        <w:rPr>
+          <w:rFonts w:cs="Times New Roman"/>
+        </w:rPr>
+        <w:t>Hình</w:t>
+      </w:r>
+      <w:r>
+        <w:rPr>
+          <w:rFonts w:cs="Times New Roman"/>
+        </w:rPr>
+        <w:t xml:space="preserve"> 4.5</w:t>
+      </w:r>
+      <w:r>
+        <w:rPr>
+          <w:rFonts w:cs="Times New Roman"/>
+        </w:rPr>
+        <w:t>.</w:t>
+      </w:r>
+      <w:r>
+        <w:rPr>
+          <w:rFonts w:cs="Times New Roman"/>
+        </w:rPr>
+        <w:t xml:space="preserve"> Biểu đồ Tỷ lệ duyệt vay theo phân phối điểm tín dụng CIBIL</w:t>
+      </w:r>
+    </w:p>
+    <w:p>
+      <w:pPr>
+        <w:pStyle w:val="ListParagraph"/>
+        <w:numPr>
+          <w:ilvl w:val="0"/>
+          <w:numId w:val="37"/>
+        </w:numPr>
+        <w:jc w:val="both"/>
+        <w:rPr>
+          <w:rFonts w:cs="Times New Roman"/>
+        </w:rPr>
+      </w:pPr>
+      <w:r>
+        <w:rPr>
+          <w:rFonts w:cs="Times New Roman"/>
+        </w:rPr>
+        <w:t>Kỹ thuật trực quan hóa: Sử dụng biểu đồ cột ngang cụm (Clustered Bar Chart). Trục tung (Y-axis) hiển thị các khoảng điểm tín dụng đã được phân nhóm logic (Binning/Grouping) bằng kỹ thuật Shift-Selection bao gồm 3 phân lớp: Nợ Nhóm Kháng Cự (300-549), Tín Dụng Trung Bình (550-699), và Tín Dụng Chuẩn Vàng (700-900). Trục hoành (X-axis) biểu thị số lượng hồ sơ. Màu sắc các cột tuân thủ nghiêm ngặt hệ màu trạng thái (Xanh cho Approved và Đỏ cho Rejected).</w:t>
+      </w:r>
+    </w:p>
+    <w:p>
+      <w:pPr>
+        <w:pStyle w:val="ListParagraph"/>
+        <w:numPr>
+          <w:ilvl w:val="0"/>
+          <w:numId w:val="37"/>
+        </w:numPr>
+        <w:jc w:val="both"/>
+        <w:rPr>
+          <w:rFonts w:cs="Times New Roman"/>
+        </w:rPr>
+      </w:pPr>
+      <w:r>
+        <w:rPr>
+          <w:rFonts w:cs="Times New Roman"/>
+        </w:rPr>
+        <w:t>Ý nghĩa quản trị rủi ro: Điểm CIBIL là đại lượng đo lường uy tín lịch sử của khách hàng. Biểu đồ này kiểm chứng giả thuyết cốt lõi trong ngành tài chính: "Liệu điểm tín dụng quá khứ có phải là điều kiện tiên quyết để quyết định khả năng phê duyệt hiện tại?".</w:t>
+      </w:r>
+    </w:p>
+    <w:p>
+      <w:pPr>
+        <w:pStyle w:val="ListParagraph"/>
+        <w:numPr>
+          <w:ilvl w:val="0"/>
+          <w:numId w:val="37"/>
+        </w:numPr>
+        <w:jc w:val="both"/>
+        <w:rPr>
+          <w:rFonts w:cs="Times New Roman"/>
+        </w:rPr>
+      </w:pPr>
+      <w:r>
+        <w:rPr>
+          <w:rFonts w:cs="Times New Roman"/>
+        </w:rPr>
+        <w:t>Phân tích thực nghiệm: Kết quả trực quan hóa bộc lộ một sự phân hóa đối cực vô cùng sâu sắc. Tại phân nhóm Nợ Nhóm Kháng Cự (300-549), tỷ lệ cột màu Đỏ (Rejected) chiếm gần như tuyệt đối, chứng tỏ mô hình thẩm định tự động loại bỏ các khách hàng có lịch sử tín dụng xấu để phòng ngừa nợ xấu. Ngược lại, tại phân nhóm Tín Dụng Chuẩn Vàng (700-900), cột màu Xanh (Approved) chiếm tỷ trọng áp đảo. Đây là minh chứng thực nghiệm đanh thép cho thấy điểm CIBIL đóng vai trò là "màng lọc rủi ro" hàng đầu của ngân hàng.</w:t>
+      </w:r>
+    </w:p>
+    <w:p>
+      <w:pPr>
+        <w:rPr>
+          <w:rFonts w:cs="Times New Roman"/>
+          <w:b/>
+          <w:bCs/>
+        </w:rPr>
+      </w:pPr>
+      <w:r>
+        <w:rPr>
+          <w:rFonts w:cs="Times New Roman"/>
+          <w:b/>
+          <w:bCs/>
+        </w:rPr>
+        <w:br w:type="page"/>
+      </w:r>
+    </w:p>
+    <w:p>
+      <w:pPr>
+        <w:jc w:val="both"/>
+        <w:rPr>
+          <w:rFonts w:cs="Times New Roman"/>
+          <w:b/>
+          <w:bCs/>
+        </w:rPr>
+      </w:pPr>
+      <w:r>
+        <w:rPr>
+          <w:rFonts w:cs="Times New Roman"/>
+          <w:b/>
+          <w:bCs/>
+        </w:rPr>
+        <w:lastRenderedPageBreak/>
+        <w:t>3. Biểu đồ 3: Số lượng hồ sơ duyệt và từ chối theo kỳ hạn vay (Clustered Column Chart)</w:t>
+      </w:r>
+    </w:p>
+    <w:p>
+      <w:pPr>
+        <w:jc w:val="center"/>
+        <w:rPr>
+          <w:rFonts w:cs="Times New Roman"/>
+        </w:rPr>
+      </w:pPr>
+      <w:r>
+        <w:rPr>
+          <w:rFonts w:cs="Times New Roman"/>
+        </w:rPr>
+        <w:drawing>
+          <wp:inline distT="0" distB="0" distL="0" distR="0" wp14:anchorId="562ED717" wp14:editId="5DFE7DD2">
+            <wp:extent cx="3696216" cy="3429479"/>
+            <wp:effectExtent l="0" t="0" r="0" b="0"/>
+            <wp:docPr id="7" name="Picture 7"/>
+            <wp:cNvGraphicFramePr>
+              <a:graphicFrameLocks xmlns:a="http://schemas.openxmlformats.org/drawingml/2006/main" noChangeAspect="1"/>
+            </wp:cNvGraphicFramePr>
+            <a:graphic xmlns:a="http://schemas.openxmlformats.org/drawingml/2006/main">
+              <a:graphicData uri="http://schemas.openxmlformats.org/drawingml/2006/picture">
+                <pic:pic xmlns:pic="http://schemas.openxmlformats.org/drawingml/2006/picture">
+                  <pic:nvPicPr>
+                    <pic:cNvPr id="1" name=""/>
+                    <pic:cNvPicPr/>
+                  </pic:nvPicPr>
+                  <pic:blipFill>
+                    <a:blip r:embed="rId12"/>
+                    <a:stretch>
+                      <a:fillRect/>
+                    </a:stretch>
+                  </pic:blipFill>
+                  <pic:spPr>
+                    <a:xfrm>
+                      <a:off x="0" y="0"/>
+                      <a:ext cx="3696216" cy="3429479"/>
+                    </a:xfrm>
+                    <a:prstGeom prst="rect">
+                      <a:avLst/>
+                    </a:prstGeom>
+                  </pic:spPr>
+                </pic:pic>
+              </a:graphicData>
+            </a:graphic>
+          </wp:inline>
+        </w:drawing>
+      </w:r>
+    </w:p>
+    <w:p>
+      <w:pPr>
+        <w:jc w:val="center"/>
+        <w:rPr>
+          <w:rFonts w:cs="Times New Roman"/>
+        </w:rPr>
+      </w:pPr>
+      <w:r>
+        <w:rPr>
+          <w:rFonts w:cs="Times New Roman"/>
+        </w:rPr>
+        <w:t>Hình</w:t>
+      </w:r>
+      <w:r>
+        <w:rPr>
+          <w:rFonts w:cs="Times New Roman"/>
+        </w:rPr>
+        <w:t xml:space="preserve"> 4.6</w:t>
+      </w:r>
+      <w:r>
+        <w:rPr>
+          <w:rFonts w:cs="Times New Roman"/>
+        </w:rPr>
+        <w:t>.</w:t>
+      </w:r>
+      <w:r>
+        <w:rPr>
+          <w:rFonts w:cs="Times New Roman"/>
+        </w:rPr>
+        <w:t xml:space="preserve"> Biểu đồ Số lượng hồ sơ duyệt và từ chối theo kỳ hạn vay</w:t>
+      </w:r>
+    </w:p>
+    <w:p>
+      <w:pPr>
+        <w:pStyle w:val="ListParagraph"/>
+        <w:numPr>
+          <w:ilvl w:val="0"/>
+          <w:numId w:val="38"/>
+        </w:numPr>
+        <w:jc w:val="both"/>
+        <w:rPr>
+          <w:rFonts w:cs="Times New Roman"/>
+        </w:rPr>
+      </w:pPr>
+      <w:r>
+        <w:rPr>
+          <w:rFonts w:cs="Times New Roman"/>
+        </w:rPr>
+        <w:t>Kỹ thuật trực quan hóa: Biểu đồ cột dọc cụm (Clustered Column Chart). Trục hoành biểu thị các kỳ hạn vay chạy từ ngắn hạn đến dài hạn (2, 4, 6, 8, 10, 12 tháng hoặc năm). Trục tung biểu thị số lượng hồ sơ. Hệ nhãn trục tọa độ sử dụng màu xám Slate (#475569) nhằm đảm bảo tính thanh lịch, giảm độ tương phản nhiễu thị giác.</w:t>
+      </w:r>
+    </w:p>
+    <w:p>
+      <w:pPr>
+        <w:pStyle w:val="ListParagraph"/>
+        <w:numPr>
+          <w:ilvl w:val="0"/>
+          <w:numId w:val="38"/>
+        </w:numPr>
+        <w:jc w:val="both"/>
+        <w:rPr>
+          <w:rFonts w:cs="Times New Roman"/>
+        </w:rPr>
+      </w:pPr>
+      <w:r>
+        <w:rPr>
+          <w:rFonts w:cs="Times New Roman"/>
+        </w:rPr>
+        <w:t>Ý nghĩa quản trị rủi ro: Phân tích cấu trúc kỳ hạn vay (Term Structure Analysis) giúp ngân hàng đánh giá được rủi ro thanh khoản và rủi ro kỳ hạn. Các khoản vay dài hạn luôn tiềm ẩn rủi ro bất đối xứng thông tin và biến động kinh tế vĩ mô cao hơn các khoản vay ngắn hạn.</w:t>
+      </w:r>
+    </w:p>
+    <w:p>
+      <w:pPr>
+        <w:pStyle w:val="ListParagraph"/>
+        <w:numPr>
+          <w:ilvl w:val="0"/>
+          <w:numId w:val="38"/>
+        </w:numPr>
+        <w:jc w:val="both"/>
+        <w:rPr>
+          <w:rFonts w:cs="Times New Roman"/>
+        </w:rPr>
+      </w:pPr>
+      <w:r>
+        <w:rPr>
+          <w:rFonts w:cs="Times New Roman"/>
+        </w:rPr>
+        <w:t>Phân tích thực nghiệm: Biểu đồ cho thấy sự phân bổ tương đối đồng đều về mặt số lượng hồ sơ qua các kỳ hạn. Tuy nhiên, tỷ lệ giữa phần Approved và Rejected duy trì một hằng số ổn định qua từng mốc thời gian. Điều này chứng minh rằng chính sách phê duyệt hiện hành đang xử lý rủi ro độc lập với biến số kỳ hạn, hoặc kỳ hạn không phải là một biến số có trọng số phạt rủi ro (Risk Penalty) quá nặng trong mô hình xét duyệt tự động.</w:t>
+      </w:r>
+    </w:p>
+    <w:p>
+      <w:pPr>
+        <w:rPr>
+          <w:rFonts w:cs="Times New Roman"/>
+          <w:b/>
+          <w:bCs/>
+        </w:rPr>
+      </w:pPr>
+      <w:r>
+        <w:rPr>
+          <w:rFonts w:cs="Times New Roman"/>
+          <w:b/>
+          <w:bCs/>
+        </w:rPr>
+        <w:br w:type="page"/>
+      </w:r>
+    </w:p>
+    <w:p>
+      <w:pPr>
+        <w:jc w:val="both"/>
+        <w:rPr>
+          <w:rFonts w:cs="Times New Roman"/>
+          <w:b/>
+          <w:bCs/>
+        </w:rPr>
+      </w:pPr>
+      <w:r>
+        <w:rPr>
+          <w:rFonts w:cs="Times New Roman"/>
+          <w:b/>
+          <w:bCs/>
+        </w:rPr>
+        <w:lastRenderedPageBreak/>
+        <w:t>4. Biểu đồ 4: Cơ cấu giá trị tài sản đảm bảo theo trình độ học vấn (Stacked Column Chart)</w:t>
+      </w:r>
+    </w:p>
+    <w:p>
+      <w:pPr>
+        <w:jc w:val="center"/>
+        <w:rPr>
+          <w:rFonts w:cs="Times New Roman"/>
+        </w:rPr>
+      </w:pPr>
+      <w:r>
+        <w:rPr>
+          <w:rFonts w:cs="Times New Roman"/>
+        </w:rPr>
+        <w:drawing>
+          <wp:inline distT="0" distB="0" distL="0" distR="0" wp14:anchorId="3675E299" wp14:editId="6382DD26">
+            <wp:extent cx="3200847" cy="2105319"/>
+            <wp:effectExtent l="0" t="0" r="0" b="9525"/>
+            <wp:docPr id="8" name="Picture 8"/>
+            <wp:cNvGraphicFramePr>
+              <a:graphicFrameLocks xmlns:a="http://schemas.openxmlformats.org/drawingml/2006/main" noChangeAspect="1"/>
+            </wp:cNvGraphicFramePr>
+            <a:graphic xmlns:a="http://schemas.openxmlformats.org/drawingml/2006/main">
+              <a:graphicData uri="http://schemas.openxmlformats.org/drawingml/2006/picture">
+                <pic:pic xmlns:pic="http://schemas.openxmlformats.org/drawingml/2006/picture">
+                  <pic:nvPicPr>
+                    <pic:cNvPr id="1" name=""/>
+                    <pic:cNvPicPr/>
+                  </pic:nvPicPr>
+                  <pic:blipFill>
+                    <a:blip r:embed="rId13"/>
+                    <a:stretch>
+                      <a:fillRect/>
+                    </a:stretch>
+                  </pic:blipFill>
+                  <pic:spPr>
+                    <a:xfrm>
+                      <a:off x="0" y="0"/>
+                      <a:ext cx="3200847" cy="2105319"/>
+                    </a:xfrm>
+                    <a:prstGeom prst="rect">
+                      <a:avLst/>
+                    </a:prstGeom>
+                  </pic:spPr>
+                </pic:pic>
+              </a:graphicData>
+            </a:graphic>
+          </wp:inline>
+        </w:drawing>
+      </w:r>
+    </w:p>
+    <w:p>
+      <w:pPr>
+        <w:jc w:val="center"/>
+        <w:rPr>
+          <w:rFonts w:cs="Times New Roman"/>
+        </w:rPr>
+      </w:pPr>
+      <w:r>
+        <w:rPr>
+          <w:rFonts w:cs="Times New Roman"/>
+        </w:rPr>
+        <w:t>Hình 4.7.</w:t>
+      </w:r>
+      <w:r>
+        <w:rPr>
+          <w:rFonts w:cs="Times New Roman"/>
+        </w:rPr>
+        <w:t xml:space="preserve"> Biểu đồ Cơ cấu giá trị tài sản đảm bảo theo trình độ học vấn</w:t>
+      </w:r>
+    </w:p>
+    <w:p>
+      <w:pPr>
+        <w:pStyle w:val="ListParagraph"/>
+        <w:numPr>
+          <w:ilvl w:val="0"/>
+          <w:numId w:val="39"/>
+        </w:numPr>
+        <w:jc w:val="both"/>
+        <w:rPr>
+          <w:rFonts w:cs="Times New Roman"/>
+        </w:rPr>
+      </w:pPr>
+      <w:r>
+        <w:rPr>
+          <w:rFonts w:cs="Times New Roman"/>
+        </w:rPr>
+        <w:t xml:space="preserve">Kỹ thuật trực quan hóa: Biểu đồ cột dọc chồng (Stacked Column Chart). Trục hoành phân loại theo Tr trình độ học vấn (education), trục tung hiển thị tổng giá trị tài sản định lượng. Điểm nhấn kiến trúc là sự tích hợp đồng thời 4 danh mục tài sản chồng lên nhau theo dải màu chuyển sắc bổ túc: </w:t>
+      </w:r>
+    </w:p>
+    <w:p>
+      <w:pPr>
+        <w:pStyle w:val="ListParagraph"/>
+        <w:numPr>
+          <w:ilvl w:val="0"/>
+          <w:numId w:val="45"/>
+        </w:numPr>
+        <w:jc w:val="both"/>
+        <w:rPr>
+          <w:rFonts w:cs="Times New Roman"/>
+        </w:rPr>
+      </w:pPr>
+      <w:r>
+        <w:rPr>
+          <w:rFonts w:cs="Times New Roman"/>
+        </w:rPr>
+        <w:t xml:space="preserve">Nhà ở (residential_assets_value - Navy đậm #0F172A) </w:t>
+      </w:r>
+    </w:p>
+    <w:p>
+      <w:pPr>
+        <w:pStyle w:val="ListParagraph"/>
+        <w:numPr>
+          <w:ilvl w:val="0"/>
+          <w:numId w:val="45"/>
+        </w:numPr>
+        <w:jc w:val="both"/>
+        <w:rPr>
+          <w:rFonts w:cs="Times New Roman"/>
+        </w:rPr>
+      </w:pPr>
+      <w:r>
+        <w:rPr>
+          <w:rFonts w:cs="Times New Roman"/>
+        </w:rPr>
+        <w:t>Thương mại (commercial_assets_value - Xám Slate #475569)</w:t>
+      </w:r>
+    </w:p>
+    <w:p>
+      <w:pPr>
+        <w:pStyle w:val="ListParagraph"/>
+        <w:numPr>
+          <w:ilvl w:val="0"/>
+          <w:numId w:val="45"/>
+        </w:numPr>
+        <w:jc w:val="both"/>
+        <w:rPr>
+          <w:rFonts w:cs="Times New Roman"/>
+        </w:rPr>
+      </w:pPr>
+      <w:r>
+        <w:rPr>
+          <w:rFonts w:cs="Times New Roman"/>
+        </w:rPr>
+        <w:t xml:space="preserve">Tiền gửi ngân hàng (bank_asset_value - Xanh Mint nhạt #A7F3D0) </w:t>
+      </w:r>
+    </w:p>
+    <w:p>
+      <w:pPr>
+        <w:pStyle w:val="ListParagraph"/>
+        <w:numPr>
+          <w:ilvl w:val="0"/>
+          <w:numId w:val="45"/>
+        </w:numPr>
+        <w:jc w:val="both"/>
+        <w:rPr>
+          <w:rFonts w:cs="Times New Roman"/>
+        </w:rPr>
+      </w:pPr>
+      <w:r>
+        <w:rPr>
+          <w:rFonts w:cs="Times New Roman"/>
+        </w:rPr>
+        <w:t>Tài sản xa xỉ (luxury_assets_value - Xám bạc #CBD5E1)</w:t>
+      </w:r>
+    </w:p>
+    <w:p>
+      <w:pPr>
+        <w:pStyle w:val="ListParagraph"/>
+        <w:numPr>
+          <w:ilvl w:val="0"/>
+          <w:numId w:val="39"/>
+        </w:numPr>
+        <w:jc w:val="both"/>
+        <w:rPr>
+          <w:rFonts w:cs="Times New Roman"/>
+        </w:rPr>
+      </w:pPr>
+      <w:r>
+        <w:rPr>
+          <w:rFonts w:cs="Times New Roman"/>
+        </w:rPr>
+        <w:t>Ý nghĩa quản trị rủi ro: Khi xảy ra biến cố vỡ nợ (Default Event), tài sản đảm bảo (Collateral) là chốt chặn cuối cùng giúp ngân hàng giảm thiểu tổn thất khi vị thế vỡ nợ xảy ra (Loss Given Default - LGD). Biểu đồ này giúp đánh giá tiềm lực tài chính và cơ cấu tài sản của tệp khách hàng theo nền tảng tri thức.</w:t>
+      </w:r>
+    </w:p>
+    <w:p>
+      <w:pPr>
+        <w:pStyle w:val="ListParagraph"/>
+        <w:numPr>
+          <w:ilvl w:val="0"/>
+          <w:numId w:val="39"/>
+        </w:numPr>
+        <w:jc w:val="both"/>
+        <w:rPr>
+          <w:rFonts w:cs="Times New Roman"/>
+        </w:rPr>
+      </w:pPr>
+      <w:r>
+        <w:rPr>
+          <w:rFonts w:cs="Times New Roman"/>
+        </w:rPr>
+        <w:t>Phân tích thực nghiệm: Khối lượng tài sản tích lũy của nhóm Graduate cho thấy quy mô vượt trội hơn so với nhóm Not Graduate. Đặc biệt, tỷ trọng của bất động sản (Nhà ở và Thương mại) luôn chiếm cấu trúc lớn nhất trong phân cấp tài sản. Điều này cung cấp một hàm ý chính sách quan trọng: Ngân hàng có thể ưu tiên các chính sách thế chấp bằng bất động sản đối với nhóm có học vấn cao để cấp các hạn mức tín dụng lớn hơn.</w:t>
+      </w:r>
+    </w:p>
+    <w:p>
+      <w:pPr>
+        <w:rPr>
+          <w:rFonts w:cs="Times New Roman"/>
+          <w:b/>
+          <w:bCs/>
+        </w:rPr>
+      </w:pPr>
+      <w:r>
+        <w:rPr>
+          <w:rFonts w:cs="Times New Roman"/>
+          <w:b/>
+          <w:bCs/>
+        </w:rPr>
+        <w:br w:type="page"/>
+      </w:r>
+    </w:p>
+    <w:p>
+      <w:pPr>
+        <w:jc w:val="both"/>
+        <w:rPr>
+          <w:rFonts w:cs="Times New Roman"/>
+          <w:b/>
+          <w:bCs/>
+        </w:rPr>
+      </w:pPr>
+      <w:r>
+        <w:rPr>
+          <w:rFonts w:cs="Times New Roman"/>
+          <w:b/>
+          <w:bCs/>
+        </w:rPr>
+        <w:lastRenderedPageBreak/>
+        <w:t>5. Biểu đồ 5: Cây quyết định AI: Khảo sát luồng khách hàng tối ưu (Decomposition Tree)</w:t>
+      </w:r>
+    </w:p>
+    <w:p>
+      <w:pPr>
+        <w:jc w:val="center"/>
+        <w:rPr>
+          <w:rFonts w:cs="Times New Roman"/>
+        </w:rPr>
+      </w:pPr>
+      <w:r>
+        <w:rPr>
+          <w:rFonts w:cs="Times New Roman"/>
+        </w:rPr>
+        <w:drawing>
+          <wp:inline distT="0" distB="0" distL="0" distR="0" wp14:anchorId="389976FA" wp14:editId="72762F2E">
+            <wp:extent cx="5172797" cy="2353003"/>
+            <wp:effectExtent l="0" t="0" r="8890" b="9525"/>
+            <wp:docPr id="5" name="Picture 5"/>
+            <wp:cNvGraphicFramePr>
+              <a:graphicFrameLocks xmlns:a="http://schemas.openxmlformats.org/drawingml/2006/main" noChangeAspect="1"/>
+            </wp:cNvGraphicFramePr>
+            <a:graphic xmlns:a="http://schemas.openxmlformats.org/drawingml/2006/main">
+              <a:graphicData uri="http://schemas.openxmlformats.org/drawingml/2006/picture">
+                <pic:pic xmlns:pic="http://schemas.openxmlformats.org/drawingml/2006/picture">
+                  <pic:nvPicPr>
+                    <pic:cNvPr id="1" name=""/>
+                    <pic:cNvPicPr/>
+                  </pic:nvPicPr>
+                  <pic:blipFill>
+                    <a:blip r:embed="rId14"/>
+                    <a:stretch>
+                      <a:fillRect/>
+                    </a:stretch>
+                  </pic:blipFill>
+                  <pic:spPr>
+                    <a:xfrm>
+                      <a:off x="0" y="0"/>
+                      <a:ext cx="5172797" cy="2353003"/>
+                    </a:xfrm>
+                    <a:prstGeom prst="rect">
+                      <a:avLst/>
+                    </a:prstGeom>
+                  </pic:spPr>
+                </pic:pic>
+              </a:graphicData>
+            </a:graphic>
+          </wp:inline>
+        </w:drawing>
+      </w:r>
+    </w:p>
+    <w:p>
+      <w:pPr>
+        <w:jc w:val="center"/>
+        <w:rPr>
+          <w:rFonts w:cs="Times New Roman"/>
+        </w:rPr>
+      </w:pPr>
+      <w:r>
+        <w:rPr>
+          <w:rFonts w:cs="Times New Roman"/>
+        </w:rPr>
+        <w:t>Hình</w:t>
+      </w:r>
+      <w:r>
+        <w:rPr>
+          <w:rFonts w:cs="Times New Roman"/>
+        </w:rPr>
+        <w:t xml:space="preserve"> 4.8</w:t>
+      </w:r>
+      <w:r>
+        <w:rPr>
+          <w:rFonts w:cs="Times New Roman"/>
+        </w:rPr>
+        <w:t>.</w:t>
+      </w:r>
+      <w:r>
+        <w:rPr>
+          <w:rFonts w:cs="Times New Roman"/>
+        </w:rPr>
+        <w:t xml:space="preserve"> Mô hình Cây quyết định AI rẽ nhánh tối ưu</w:t>
+      </w:r>
+    </w:p>
+    <w:p>
+      <w:pPr>
+        <w:pStyle w:val="ListParagraph"/>
+        <w:numPr>
+          <w:ilvl w:val="0"/>
+          <w:numId w:val="40"/>
+        </w:numPr>
+        <w:jc w:val="both"/>
+        <w:rPr>
+          <w:rFonts w:cs="Times New Roman"/>
+        </w:rPr>
+      </w:pPr>
+      <w:r>
+        <w:rPr>
+          <w:rFonts w:cs="Times New Roman"/>
+        </w:rPr>
+        <w:t>Kỹ thuật trực quan hóa: Sử dụng cấu trúc đồ thị cây phân tách thông minh (Decomposition Tree Visual) kết hợp thuật toán AI Splits (High value). Biến mục tiêu phân tích ở gốc cây là Measure toán học Approval Rate %. Toàn bộ hệ thống thanh bar được cấu hình đổ màu điều kiện tự động (Conditional Formatting Gradient) theo hàm fx: các nút thắt rủi ro mang sắc xám nhạt và các mút nhánh an toàn tự động phát sáng sắc xanh Emerald (#10B981) khi tiệm cận mức tối đa 100%.</w:t>
+      </w:r>
+    </w:p>
+    <w:p>
+      <w:pPr>
+        <w:pStyle w:val="ListParagraph"/>
+        <w:numPr>
+          <w:ilvl w:val="0"/>
+          <w:numId w:val="40"/>
+        </w:numPr>
+        <w:jc w:val="both"/>
+        <w:rPr>
+          <w:rFonts w:cs="Times New Roman"/>
+        </w:rPr>
+      </w:pPr>
+      <w:r>
+        <w:rPr>
+          <w:rFonts w:cs="Times New Roman"/>
+        </w:rPr>
+        <w:t>Ý nghĩa quản trị rủi ro: Đây là sự mô phỏng trực quan của thuật toán cây quyết định (Decision Tree Machine Learning). Biểu đồ này không xem xét các biến một cách rời rạc mà tự động khai phá các mối quan hệ tương tác điều kiện đa biến (Multi-variable interactions) nhằm tìm ra các phân khúc tối ưu.</w:t>
+      </w:r>
+    </w:p>
+    <w:p>
+      <w:pPr>
+        <w:pStyle w:val="ListParagraph"/>
+        <w:numPr>
+          <w:ilvl w:val="0"/>
+          <w:numId w:val="40"/>
+        </w:numPr>
+        <w:jc w:val="both"/>
+        <w:rPr>
+          <w:rFonts w:cs="Times New Roman"/>
+        </w:rPr>
+      </w:pPr>
+      <w:r>
+        <w:rPr>
+          <w:rFonts w:cs="Times New Roman"/>
+        </w:rPr>
+        <w:t>Phân tích thực nghiệm: Khi thực hiện thao tác kích hoạt nhánh "High value", thuật toán AI tự động cô lập và chỉ ra nút thắt tiên phong có độ phân hóa entropy lớn nhất chính là cibil_score. Lần lượt rẽ nhánh sâu xuống các tầng tiếp theo (loan_term, income_annum), cây quyết định đã vẽ ra một "Hành lang lập quy" hoàn hảo. Con đường đi xuyên qua các nhánh trên cùng (CIBIL cao, kỳ hạn ngắn, tài sản lớn) đạt tỷ lệ phê duyệt tiệm cận tuyệt đối, giúp ngân hàng xây dựng bộ quy tắc duyệt nhanh (Straight-Through Processing - STP) mà không cần can thiệp thủ công.</w:t>
+      </w:r>
+    </w:p>
+    <w:p>
+      <w:pPr>
+        <w:rPr>
+          <w:rFonts w:cs="Times New Roman"/>
+          <w:b/>
+          <w:bCs/>
+        </w:rPr>
+      </w:pPr>
+      <w:r>
+        <w:rPr>
+          <w:rFonts w:cs="Times New Roman"/>
+          <w:b/>
+          <w:bCs/>
+        </w:rPr>
+        <w:br w:type="page"/>
+      </w:r>
+    </w:p>
+    <w:p>
+      <w:pPr>
+        <w:jc w:val="both"/>
+        <w:rPr>
+          <w:rFonts w:cs="Times New Roman"/>
+          <w:b/>
+          <w:bCs/>
+        </w:rPr>
+      </w:pPr>
+      <w:r>
+        <w:rPr>
+          <w:rFonts w:cs="Times New Roman"/>
+          <w:b/>
+          <w:bCs/>
+        </w:rPr>
+        <w:lastRenderedPageBreak/>
+        <w:t>6. Biểu đồ 6: Tương quan giữa nhu cầu vay và thu nhập hàng năm (Python Linear Regression)</w:t>
+      </w:r>
+    </w:p>
+    <w:p>
+      <w:pPr>
+        <w:jc w:val="center"/>
+        <w:rPr>
+          <w:rFonts w:cs="Times New Roman"/>
+        </w:rPr>
+      </w:pPr>
+      <w:r>
+        <w:rPr>
+          <w:rFonts w:cs="Times New Roman"/>
+        </w:rPr>
+        <w:drawing>
+          <wp:inline distT="0" distB="0" distL="0" distR="0" wp14:anchorId="0F4E744B" wp14:editId="4FD00DE7">
+            <wp:extent cx="3620005" cy="2029108"/>
+            <wp:effectExtent l="0" t="0" r="0" b="9525"/>
+            <wp:docPr id="9" name="Picture 9"/>
+            <wp:cNvGraphicFramePr>
+              <a:graphicFrameLocks xmlns:a="http://schemas.openxmlformats.org/drawingml/2006/main" noChangeAspect="1"/>
+            </wp:cNvGraphicFramePr>
+            <a:graphic xmlns:a="http://schemas.openxmlformats.org/drawingml/2006/main">
+              <a:graphicData uri="http://schemas.openxmlformats.org/drawingml/2006/picture">
+                <pic:pic xmlns:pic="http://schemas.openxmlformats.org/drawingml/2006/picture">
+                  <pic:nvPicPr>
+                    <pic:cNvPr id="1" name=""/>
+                    <pic:cNvPicPr/>
+                  </pic:nvPicPr>
+                  <pic:blipFill>
+                    <a:blip r:embed="rId15"/>
+                    <a:stretch>
+                      <a:fillRect/>
+                    </a:stretch>
+                  </pic:blipFill>
+                  <pic:spPr>
+                    <a:xfrm>
+                      <a:off x="0" y="0"/>
+                      <a:ext cx="3620005" cy="2029108"/>
+                    </a:xfrm>
+                    <a:prstGeom prst="rect">
+                      <a:avLst/>
+                    </a:prstGeom>
+                  </pic:spPr>
+                </pic:pic>
+              </a:graphicData>
+            </a:graphic>
+          </wp:inline>
+        </w:drawing>
+      </w:r>
+    </w:p>
+    <w:p>
+      <w:pPr>
+        <w:jc w:val="center"/>
+        <w:rPr>
+          <w:rFonts w:cs="Times New Roman"/>
+          <w:i/>
+          <w:iCs/>
+        </w:rPr>
+      </w:pPr>
+      <w:r>
+        <w:rPr>
+          <w:rFonts w:cs="Times New Roman"/>
+          <w:i/>
+          <w:iCs/>
+        </w:rPr>
+        <w:t>Hình 4.9.</w:t>
+      </w:r>
+      <w:r>
+        <w:rPr>
+          <w:rFonts w:cs="Times New Roman"/>
+          <w:i/>
+          <w:iCs/>
+        </w:rPr>
+        <w:t xml:space="preserve"> Đồ thị Hồi quy tuyến tính thực thi bằng ngôn ngữ Python</w:t>
+      </w:r>
+    </w:p>
+    <w:p>
+      <w:pPr>
+        <w:pStyle w:val="ListParagraph"/>
+        <w:numPr>
+          <w:ilvl w:val="0"/>
+          <w:numId w:val="41"/>
+        </w:numPr>
+        <w:jc w:val="both"/>
+        <w:rPr>
+          <w:rFonts w:cs="Times New Roman"/>
+        </w:rPr>
+      </w:pPr>
+      <w:r>
+        <w:rPr>
+          <w:rFonts w:cs="Times New Roman"/>
+        </w:rPr>
+        <w:t xml:space="preserve">Kỹ thuật trực quan hóa: Biểu đồ được vẽ trực tiếp bằng thư viện Seaborn và Matplotlib nhúng trong môi trường Python Visual. Sử dụng hàm sns.regplot để dựng biểu đồ phân tán (Scatter Plot) với các điểm tọa độ mang màu Xám Slate trầm tính kết hợp độ trong suốt </w:t>
+      </w:r>
+      <m:oMath>
+        <m:r>
+          <w:rPr>
+            <w:rFonts w:ascii="Cambria Math" w:hAnsi="Cambria Math" w:cs="Times New Roman"/>
+          </w:rPr>
+          <m:t>α</m:t>
+        </m:r>
+      </m:oMath>
+      <w:r>
+        <w:rPr>
+          <w:rFonts w:cs="Times New Roman"/>
+        </w:rPr>
+        <w:t xml:space="preserve"> = 0.25 để thể hiện mật độ đậm đặc của dữ liệu. Đường xu hướng hồi quy tuyến tính (Linear Regression Line) được tô sắc đỏ Crimson (#EF4444) nổi bật trên mặt phẳng đồ thị.</w:t>
+      </w:r>
+    </w:p>
+    <w:p>
+      <w:pPr>
+        <w:pStyle w:val="ListParagraph"/>
+        <w:numPr>
+          <w:ilvl w:val="0"/>
+          <w:numId w:val="41"/>
+        </w:numPr>
+        <w:jc w:val="both"/>
+        <w:rPr>
+          <w:rFonts w:cs="Times New Roman"/>
+        </w:rPr>
+      </w:pPr>
+      <w:r>
+        <w:rPr>
+          <w:rFonts w:cs="Times New Roman"/>
+        </w:rPr>
+        <w:t>Ý nghĩa quản trị rủi ro: Biểu đồ này dùng để kiểm chứng mô hình hành vi tài chính: "Liệu nhu cầu vay vốn của khách hàng (loan_amount) có tăng trưởng tịnh tiến một cách hợp lý theo năng lực thu nhập hàng năm (income_annum) của họ hay không?". Nếu hai biến số này lệch pha, đó có thể là dấu hiệu của việc vay quá khả năng chi trả (Over-indebtedness).</w:t>
+      </w:r>
+    </w:p>
+    <w:p>
+      <w:pPr>
+        <w:pStyle w:val="ListParagraph"/>
+        <w:numPr>
+          <w:ilvl w:val="0"/>
+          <w:numId w:val="41"/>
+        </w:numPr>
+        <w:jc w:val="both"/>
+        <w:rPr>
+          <w:rFonts w:cs="Times New Roman"/>
+        </w:rPr>
+      </w:pPr>
+      <w:r>
+        <w:rPr>
+          <w:rFonts w:cs="Times New Roman"/>
+        </w:rPr>
+        <w:t xml:space="preserve">Phân tích thực nghiệm: Mô hình hồi quy trả về một dải chấm tròn tập trung dày đặc bám sát theo đường xu hướng đi lên vững chắc. Thẻ ghi chú thuật toán hiển thị Hệ số xác định </w:t>
+      </w:r>
+      <m:oMath>
+        <m:sSup>
+          <m:sSupPr>
+            <m:ctrlPr>
+              <w:rPr>
+                <w:rFonts w:ascii="Cambria Math" w:hAnsi="Cambria Math" w:cs="Times New Roman"/>
+                <w:i/>
+              </w:rPr>
+            </m:ctrlPr>
+          </m:sSupPr>
+          <m:e>
+            <m:r>
+              <w:rPr>
+                <w:rFonts w:ascii="Cambria Math" w:hAnsi="Cambria Math" w:cs="Times New Roman"/>
+              </w:rPr>
+              <m:t>R</m:t>
+            </m:r>
+          </m:e>
+          <m:sup>
+            <m:r>
+              <w:rPr>
+                <w:rFonts w:ascii="Cambria Math" w:hAnsi="Cambria Math" w:cs="Times New Roman"/>
+              </w:rPr>
+              <m:t>2</m:t>
+            </m:r>
+          </m:sup>
+        </m:sSup>
+      </m:oMath>
+      <w:r>
+        <w:rPr>
+          <w:rFonts w:cs="Times New Roman"/>
+        </w:rPr>
+        <w:t xml:space="preserve"> đạt mức rất cao (thường &gt; 0.85), chứng minh rằng thu nhập là biến số giải thích cực kỳ mạnh mẽ cho quy mô khoản vay. Giá trị </w:t>
+      </w:r>
+      <m:oMath>
+        <m:r>
+          <w:rPr>
+            <w:rFonts w:ascii="Cambria Math" w:hAnsi="Cambria Math" w:cs="Times New Roman"/>
+          </w:rPr>
+          <m:t>p-value</m:t>
+        </m:r>
+      </m:oMath>
+      <w:r>
+        <w:rPr>
+          <w:rFonts w:cs="Times New Roman"/>
+        </w:rPr>
+        <w:t xml:space="preserve"> đạt mức tối thiểu (&lt; 0.05), khẳng định mối quan hệ tuyến tính này có ý nghĩa thống kê tuyệt đối, không phải do ngẫu nhiên. Điều này cho thấy khách hàng trong tệp dữ liệu có hành vi tài chính rất lý tính: Thu nhập cao tương ứng với nhu cầu hạn mức lớn.</w:t>
+      </w:r>
+    </w:p>
+    <w:p>
+      <w:pPr>
+        <w:jc w:val="both"/>
+        <w:rPr>
+          <w:rFonts w:cs="Times New Roman"/>
+          <w:b/>
+          <w:bCs/>
+        </w:rPr>
+      </w:pPr>
+      <w:r>
+        <w:rPr>
+          <w:rFonts w:cs="Times New Roman"/>
+          <w:b/>
+          <w:bCs/>
+        </w:rPr>
+        <w:t>7. Biểu đồ 7: Bảng kiểm định thống kê nâng cao ANOVA và Chi-Square (Python Table visual)</w:t>
+      </w:r>
+    </w:p>
+    <w:p>
+      <w:pPr>
+        <w:jc w:val="center"/>
+        <w:rPr>
+          <w:rFonts w:cs="Times New Roman"/>
+          <w:i/>
+          <w:iCs/>
+        </w:rPr>
+      </w:pPr>
+      <w:r>
+        <w:rPr>
+          <w:rFonts w:cs="Times New Roman"/>
+          <w:i/>
+          <w:iCs/>
+        </w:rPr>
+        <w:drawing>
+          <wp:inline distT="0" distB="0" distL="0" distR="0" wp14:anchorId="17A96649" wp14:editId="58C5BF2E">
+            <wp:extent cx="5125165" cy="1276528"/>
+            <wp:effectExtent l="0" t="0" r="0" b="0"/>
+            <wp:docPr id="10" name="Picture 10"/>
+            <wp:cNvGraphicFramePr>
+              <a:graphicFrameLocks xmlns:a="http://schemas.openxmlformats.org/drawingml/2006/main" noChangeAspect="1"/>
+            </wp:cNvGraphicFramePr>
+            <a:graphic xmlns:a="http://schemas.openxmlformats.org/drawingml/2006/main">
+              <a:graphicData uri="http://schemas.openxmlformats.org/drawingml/2006/picture">
+                <pic:pic xmlns:pic="http://schemas.openxmlformats.org/drawingml/2006/picture">
+                  <pic:nvPicPr>
+                    <pic:cNvPr id="1" name=""/>
+                    <pic:cNvPicPr/>
+                  </pic:nvPicPr>
+                  <pic:blipFill>
+                    <a:blip r:embed="rId16"/>
+                    <a:stretch>
+                      <a:fillRect/>
+                    </a:stretch>
+                  </pic:blipFill>
+                  <pic:spPr>
+                    <a:xfrm>
+                      <a:off x="0" y="0"/>
+                      <a:ext cx="5125165" cy="1276528"/>
+                    </a:xfrm>
+                    <a:prstGeom prst="rect">
+                      <a:avLst/>
+                    </a:prstGeom>
+                  </pic:spPr>
+                </pic:pic>
+              </a:graphicData>
+            </a:graphic>
+          </wp:inline>
+        </w:drawing>
+      </w:r>
+    </w:p>
+    <w:p>
+      <w:pPr>
+        <w:jc w:val="center"/>
+        <w:rPr>
+          <w:rFonts w:cs="Times New Roman"/>
+          <w:i/>
+          <w:iCs/>
+        </w:rPr>
+      </w:pPr>
+      <w:r>
+        <w:rPr>
+          <w:rFonts w:cs="Times New Roman"/>
+          <w:i/>
+          <w:iCs/>
+        </w:rPr>
+        <w:t>Hình 4.10. Bảng kết quả kiểm định thống kê nâng cao ANOVA và Chi-Square</w:t>
+      </w:r>
+    </w:p>
+    <w:p>
+      <w:pPr>
+        <w:pStyle w:val="ListParagraph"/>
+        <w:numPr>
+          <w:ilvl w:val="0"/>
+          <w:numId w:val="42"/>
+        </w:numPr>
+        <w:jc w:val="both"/>
+        <w:rPr>
+          <w:rFonts w:cs="Times New Roman"/>
+        </w:rPr>
+      </w:pPr>
+      <w:r>
+        <w:rPr>
+          <w:rFonts w:cs="Times New Roman"/>
+        </w:rPr>
+        <w:t xml:space="preserve">Kỹ thuật trực quan hóa: Đây là một bảng biểu phân tích toán học thuần túy được kết xuất bằng mã nguồn Python phối hợp thư viện scipy.stats. Để tối ưu lề rìa, mã </w:t>
+      </w:r>
+      <w:r>
+        <w:rPr>
+          <w:rFonts w:cs="Times New Roman"/>
+        </w:rPr>
+        <w:lastRenderedPageBreak/>
+        <w:t>lệnh áp dụng cơ chế bbox=[0, 0, 1, 1] kết hợp subplots_adjust xóa sạch 100% khoảng trắng dư thừa, ép bảng căng phẳng tràn viền khít với khung của Power BI Visual. Dòng tiêu đề đầu bảng đổ màu Navy tối giản, chữ trắng in đậm, các dòng kết quả xen kẽ màu nền xám cực nhẹ (#F8FAFC) chuẩn UI/UX doanh nghiệp.</w:t>
+      </w:r>
+    </w:p>
+    <w:p>
+      <w:pPr>
+        <w:pStyle w:val="ListParagraph"/>
+        <w:numPr>
+          <w:ilvl w:val="0"/>
+          <w:numId w:val="42"/>
+        </w:numPr>
+        <w:jc w:val="both"/>
+        <w:rPr>
+          <w:rFonts w:cs="Times New Roman"/>
+        </w:rPr>
+      </w:pPr>
+      <w:r>
+        <w:rPr>
+          <w:rFonts w:cs="Times New Roman"/>
+        </w:rPr>
+        <w:t>Ý nghĩa quản trị rủi ro: Bảng này đóng vai trò là "Thẩm phán toán học" tối cao để phê duyệt hoặc bác bỏ các giả thuyết khoa học về dữ liệu:</w:t>
+      </w:r>
+    </w:p>
+    <w:p>
+      <w:pPr>
+        <w:pStyle w:val="ListParagraph"/>
+        <w:numPr>
+          <w:ilvl w:val="0"/>
+          <w:numId w:val="43"/>
+        </w:numPr>
+        <w:jc w:val="both"/>
+        <w:rPr>
+          <w:rFonts w:cs="Times New Roman"/>
+        </w:rPr>
+      </w:pPr>
+      <w:r>
+        <w:rPr>
+          <w:rFonts w:cs="Times New Roman"/>
+        </w:rPr>
+        <w:t>Kiểm định ANOVA (Analysis of Variance): Kiểm tra xem có sự khác biệt có ý nghĩa thống kê nào về giá trị trung bình của số tiền vay (loan_amount) giữa các nhóm trình độ học vấn (education) khác nhau hay không.</w:t>
+      </w:r>
+    </w:p>
+    <w:p>
+      <w:pPr>
+        <w:pStyle w:val="ListParagraph"/>
+        <w:numPr>
+          <w:ilvl w:val="0"/>
+          <w:numId w:val="43"/>
+        </w:numPr>
+        <w:jc w:val="both"/>
+        <w:rPr>
+          <w:rFonts w:cs="Times New Roman"/>
+        </w:rPr>
+      </w:pPr>
+      <w:r>
+        <w:rPr>
+          <w:rFonts w:cs="Times New Roman"/>
+        </w:rPr>
+        <w:t>Kiểm định Chi-Square (Independence Test): Kiểm tra tính độc lập giữa hai biến định tính: Trình độ học vấn (education) và Kết quả phê duyệt khoản vay (loan_status).</w:t>
+      </w:r>
+    </w:p>
+    <w:p>
+      <w:pPr>
+        <w:pStyle w:val="ListParagraph"/>
+        <w:numPr>
+          <w:ilvl w:val="0"/>
+          <w:numId w:val="42"/>
+        </w:numPr>
+        <w:jc w:val="both"/>
+        <w:rPr>
+          <w:rFonts w:cs="Times New Roman"/>
+        </w:rPr>
+      </w:pPr>
+      <w:r>
+        <w:rPr>
+          <w:rFonts w:cs="Times New Roman"/>
+        </w:rPr>
+        <w:t xml:space="preserve">Phân tích thực nghiệm: Kết quả chỉ số của phép thử ANOVA đưa ra giá trị </w:t>
+      </w:r>
+      <m:oMath>
+        <m:r>
+          <w:rPr>
+            <w:rFonts w:ascii="Cambria Math" w:hAnsi="Cambria Math" w:cs="Times New Roman"/>
+          </w:rPr>
+          <m:t>F-statistic</m:t>
+        </m:r>
+      </m:oMath>
+      <w:r>
+        <w:rPr>
+          <w:rFonts w:cs="Times New Roman"/>
+        </w:rPr>
+        <w:t xml:space="preserve"> cụ thể đi kèm </w:t>
+      </w:r>
+      <m:oMath>
+        <m:r>
+          <w:rPr>
+            <w:rFonts w:ascii="Cambria Math" w:hAnsi="Cambria Math" w:cs="Times New Roman"/>
+          </w:rPr>
+          <m:t>p-value</m:t>
+        </m:r>
+      </m:oMath>
+      <w:r>
+        <w:rPr>
+          <w:rFonts w:cs="Times New Roman"/>
+        </w:rPr>
+        <w:t xml:space="preserve">. Nếu </w:t>
+      </w:r>
+      <m:oMath>
+        <m:r>
+          <w:rPr>
+            <w:rFonts w:ascii="Cambria Math" w:hAnsi="Cambria Math" w:cs="Times New Roman"/>
+          </w:rPr>
+          <m:t>p-value</m:t>
+        </m:r>
+      </m:oMath>
+      <w:r>
+        <w:rPr>
+          <w:rFonts w:cs="Times New Roman"/>
+        </w:rPr>
+        <w:t xml:space="preserve"> </w:t>
+      </w:r>
+      <w:r>
+        <w:rPr>
+          <w:rFonts w:cs="Times New Roman"/>
+        </w:rPr>
+        <w:t>&lt; 0.05, ngân hàng có đủ bằng chứng để bác bỏ giả thuyết H_0, khẳng định rằng trình độ học vấn thực sự có ảnh hưởng đến quy mô dòng tiền mà họ muốn tiếp cận.</w:t>
+      </w:r>
+    </w:p>
+    <w:p>
+      <w:pPr>
+        <w:pStyle w:val="ListParagraph"/>
+        <w:numPr>
+          <w:ilvl w:val="0"/>
+          <w:numId w:val="44"/>
+        </w:numPr>
+        <w:jc w:val="both"/>
+        <w:rPr>
+          <w:rFonts w:eastAsia="Times New Roman" w:cs="Times New Roman"/>
+          <w:kern w:val="0"/>
+          <w:sz w:val="24"/>
+          <w:szCs w:val="24"/>
+          <w:lang w:val="en-GB" w:eastAsia="en-GB"/>
+          <w14:ligatures w14:val="none"/>
+        </w:rPr>
+      </w:pPr>
+      <w:r>
+        <w:rPr>
+          <w:rFonts w:cs="Times New Roman"/>
+        </w:rPr>
+        <w:t xml:space="preserve">Phép thử Chi-Square đưa ra giá trị </w:t>
+      </w:r>
+      <m:oMath>
+        <m:sSup>
+          <m:sSupPr>
+            <m:ctrlPr>
+              <w:rPr>
+                <w:rFonts w:ascii="Cambria Math" w:hAnsi="Cambria Math" w:cs="Times New Roman"/>
+                <w:i/>
+              </w:rPr>
+            </m:ctrlPr>
+          </m:sSupPr>
+          <m:e>
+            <m:r>
+              <w:rPr>
+                <w:rFonts w:ascii="Cambria Math" w:hAnsi="Cambria Math" w:cs="Times New Roman"/>
+              </w:rPr>
+              <m:t>χ</m:t>
+            </m:r>
+          </m:e>
+          <m:sup>
+            <m:r>
+              <w:rPr>
+                <w:rFonts w:ascii="Cambria Math" w:hAnsi="Cambria Math" w:cs="Times New Roman"/>
+              </w:rPr>
+              <m:t>2</m:t>
+            </m:r>
+          </m:sup>
+        </m:sSup>
+      </m:oMath>
+      <w:r>
+        <w:rPr>
+          <w:rFonts w:cs="Times New Roman"/>
+        </w:rPr>
+        <w:t xml:space="preserve"> và hệ số p-value tương ứng. Khi giá trị </w:t>
+      </w:r>
+      <m:oMath>
+        <m:r>
+          <w:rPr>
+            <w:rFonts w:ascii="Cambria Math" w:hAnsi="Cambria Math" w:cs="Times New Roman"/>
+          </w:rPr>
+          <m:t>p-value</m:t>
+        </m:r>
+      </m:oMath>
+      <w:r>
+        <w:rPr>
+          <w:rFonts w:cs="Times New Roman"/>
+        </w:rPr>
+        <w:t xml:space="preserve"> trả về vượt qua ranh giới ý nghĩa 0.05, điều đó chứng minh học vấn và kết quả duyệt vay có mối liên kết phi ngẫu nhiên chặt chẽ, hỗ trợ đắc lực cho ban quản trị trong việc thiết lập các chính sách tính điểm tín dụng ưu tiên dựa trên học vị của người đi vay.</w:t>
       </w:r>
     </w:p>
     <w:p>
@@ -684,8 +4327,3703 @@
 </file>
 
 <file path=word/numbering.xml><?xml version="1.0" encoding="utf-8"?>
-<w:numbering xmlns:wpc="http://schemas.microsoft.com/office/word/2010/wordprocessingCanvas" xmlns:cx="http://schemas.microsoft.com/office/drawing/2014/chartex" xmlns:cx1="http://schemas.microsoft.com/office/drawing/2015/9/8/chartex" xmlns:cx2="http://schemas.microsoft.com/office/drawing/2015/10/21/chartex" xmlns:cx3="http://schemas.microsoft.com/office/drawing/2016/5/9/chartex" xmlns:cx4="http://schemas.microsoft.com/office/drawing/2016/5/10/chartex" xmlns:cx5="http://schemas.microsoft.com/office/drawing/2016/5/11/chartex" xmlns:cx6="http://schemas.microsoft.com/office/drawing/2016/5/12/chartex" xmlns:cx7="http://schemas.microsoft.com/office/drawing/2016/5/13/chartex" xmlns:cx8="http://schemas.microsoft.com/office/drawing/2016/5/14/chartex" xmlns:mc="http://schemas.openxmlformats.org/markup-compatibility/2006" xmlns:aink="http://schemas.microsoft.com/office/drawing/2016/ink" xmlns:am3d="http://schemas.microsoft.com/office/drawing/2017/model3d" xmlns:o="urn:schemas-microsoft-com:office:office" xmlns:oel="http://schemas.microsoft.com/office/2019/extlst" xmlns:r="http://schemas.openxmlformats.org/officeDocument/2006/relationships" xmlns:m="http://schemas.openxmlformats.org/officeDocument/2006/math" xmlns:v="urn:schemas-microsoft-com:vml" xmlns:wp14="http://schemas.microsoft.com/office/word/2010/wordprocessingDrawing" xmlns:wp="http://schemas.openxmlformats.org/drawingml/2006/wordprocessingDrawing" xmlns:w10="urn:schemas-microsoft-com:office:word" xmlns:w="http://schemas.openxmlformats.org/wordprocessingml/2006/main" xmlns:w14="http://schemas.microsoft.com/office/word/2010/wordml" xmlns:w15="http://schemas.microsoft.com/office/word/2012/wordml" xmlns:w16cex="http://schemas.microsoft.com/office/word/2018/wordml/cex" xmlns:w16cid="http://schemas.microsoft.com/office/word/2016/wordml/cid" xmlns:w16="http://schemas.microsoft.com/office/word/2018/wordml" xmlns:w16du="http://schemas.microsoft.com/office/word/2023/wordml/word16du" xmlns:w16sdtdh="http://schemas.microsoft.com/office/word/2020/wordml/sdtdatahash" xmlns:w16sdtfl="http://schemas.microsoft.com/office/word/2024/wordml/sdtformatlock" xmlns:w16se="http://schemas.microsoft.com/office/word/2015/wordml/symex" xmlns:wpg="http://schemas.microsoft.com/office/word/2010/wordprocessingGroup" xmlns:wpi="http://schemas.microsoft.com/office/word/2010/wordprocessingInk" xmlns:wne="http://schemas.microsoft.com/office/word/2006/wordml" xmlns:wps="http://schemas.microsoft.com/office/word/2010/wordprocessingShape" mc:Ignorable="w14 w15 w16se w16cid w16 w16cex w16sdtdh w16sdtfl w16du wp14">
+<w:numbering xmlns:wpc="http://schemas.microsoft.com/office/word/2010/wordprocessingCanvas" xmlns:cx="http://schemas.microsoft.com/office/drawing/2014/chartex" xmlns:cx1="http://schemas.microsoft.com/office/drawing/2015/9/8/chartex" xmlns:cx2="http://schemas.microsoft.com/office/drawing/2015/10/21/chartex" xmlns:cx3="http://schemas.microsoft.com/office/drawing/2016/5/9/chartex" xmlns:cx4="http://schemas.microsoft.com/office/drawing/2016/5/10/chartex" xmlns:cx5="http://schemas.microsoft.com/office/drawing/2016/5/11/chartex" xmlns:cx6="http://schemas.microsoft.com/office/drawing/2016/5/12/chartex" xmlns:cx7="http://schemas.microsoft.com/office/drawing/2016/5/13/chartex" xmlns:cx8="http://schemas.microsoft.com/office/drawing/2016/5/14/chartex" xmlns:mc="http://schemas.openxmlformats.org/markup-compatibility/2006" xmlns:aink="http://schemas.microsoft.com/office/drawing/2016/ink" xmlns:am3d="http://schemas.microsoft.com/office/drawing/2017/model3d" xmlns:o="urn:schemas-microsoft-com:office:office" xmlns:r="http://schemas.openxmlformats.org/officeDocument/2006/relationships" xmlns:m="http://schemas.openxmlformats.org/officeDocument/2006/math" xmlns:v="urn:schemas-microsoft-com:vml" xmlns:wp14="http://schemas.microsoft.com/office/word/2010/wordprocessingDrawing" xmlns:wp="http://schemas.openxmlformats.org/drawingml/2006/wordprocessingDrawing" xmlns:w10="urn:schemas-microsoft-com:office:word" xmlns:w="http://schemas.openxmlformats.org/wordprocessingml/2006/main" xmlns:w14="http://schemas.microsoft.com/office/word/2010/wordml" xmlns:w15="http://schemas.microsoft.com/office/word/2012/wordml" xmlns:w16cex="http://schemas.microsoft.com/office/word/2018/wordml/cex" xmlns:w16cid="http://schemas.microsoft.com/office/word/2016/wordml/cid" xmlns:w16="http://schemas.microsoft.com/office/word/2018/wordml" xmlns:w16sdtdh="http://schemas.microsoft.com/office/word/2020/wordml/sdtdatahash" xmlns:w16se="http://schemas.microsoft.com/office/word/2015/wordml/symex" xmlns:wpg="http://schemas.microsoft.com/office/word/2010/wordprocessingGroup" xmlns:wpi="http://schemas.microsoft.com/office/word/2010/wordprocessingInk" xmlns:wne="http://schemas.microsoft.com/office/word/2006/wordml" xmlns:wps="http://schemas.microsoft.com/office/word/2010/wordprocessingShape" mc:Ignorable="w14 w15 w16se w16cid w16 w16cex w16sdtdh wp14">
   <w:abstractNum w:abstractNumId="0" w15:restartNumberingAfterBreak="0">
+    <w:nsid w:val="03E50762"/>
+    <w:multiLevelType w:val="hybridMultilevel"/>
+    <w:tmpl w:val="E0E2DBF4"/>
+    <w:lvl w:ilvl="0" w:tplc="6D46B108">
+      <w:start w:val="1"/>
+      <w:numFmt w:val="bullet"/>
+      <w:lvlText w:val=""/>
+      <w:lvlJc w:val="left"/>
+      <w:pPr>
+        <w:ind w:left="720" w:hanging="360"/>
+      </w:pPr>
+      <w:rPr>
+        <w:rFonts w:ascii="Symbol" w:hAnsi="Symbol" w:hint="default"/>
+      </w:rPr>
+    </w:lvl>
+    <w:lvl w:ilvl="1" w:tplc="08090003" w:tentative="1">
+      <w:start w:val="1"/>
+      <w:numFmt w:val="bullet"/>
+      <w:lvlText w:val="o"/>
+      <w:lvlJc w:val="left"/>
+      <w:pPr>
+        <w:ind w:left="1440" w:hanging="360"/>
+      </w:pPr>
+      <w:rPr>
+        <w:rFonts w:ascii="Courier New" w:hAnsi="Courier New" w:cs="Courier New" w:hint="default"/>
+      </w:rPr>
+    </w:lvl>
+    <w:lvl w:ilvl="2" w:tplc="08090005" w:tentative="1">
+      <w:start w:val="1"/>
+      <w:numFmt w:val="bullet"/>
+      <w:lvlText w:val=""/>
+      <w:lvlJc w:val="left"/>
+      <w:pPr>
+        <w:ind w:left="2160" w:hanging="360"/>
+      </w:pPr>
+      <w:rPr>
+        <w:rFonts w:ascii="Wingdings" w:hAnsi="Wingdings" w:hint="default"/>
+      </w:rPr>
+    </w:lvl>
+    <w:lvl w:ilvl="3" w:tplc="08090001" w:tentative="1">
+      <w:start w:val="1"/>
+      <w:numFmt w:val="bullet"/>
+      <w:lvlText w:val=""/>
+      <w:lvlJc w:val="left"/>
+      <w:pPr>
+        <w:ind w:left="2880" w:hanging="360"/>
+      </w:pPr>
+      <w:rPr>
+        <w:rFonts w:ascii="Symbol" w:hAnsi="Symbol" w:hint="default"/>
+      </w:rPr>
+    </w:lvl>
+    <w:lvl w:ilvl="4" w:tplc="08090003" w:tentative="1">
+      <w:start w:val="1"/>
+      <w:numFmt w:val="bullet"/>
+      <w:lvlText w:val="o"/>
+      <w:lvlJc w:val="left"/>
+      <w:pPr>
+        <w:ind w:left="3600" w:hanging="360"/>
+      </w:pPr>
+      <w:rPr>
+        <w:rFonts w:ascii="Courier New" w:hAnsi="Courier New" w:cs="Courier New" w:hint="default"/>
+      </w:rPr>
+    </w:lvl>
+    <w:lvl w:ilvl="5" w:tplc="08090005" w:tentative="1">
+      <w:start w:val="1"/>
+      <w:numFmt w:val="bullet"/>
+      <w:lvlText w:val=""/>
+      <w:lvlJc w:val="left"/>
+      <w:pPr>
+        <w:ind w:left="4320" w:hanging="360"/>
+      </w:pPr>
+      <w:rPr>
+        <w:rFonts w:ascii="Wingdings" w:hAnsi="Wingdings" w:hint="default"/>
+      </w:rPr>
+    </w:lvl>
+    <w:lvl w:ilvl="6" w:tplc="08090001" w:tentative="1">
+      <w:start w:val="1"/>
+      <w:numFmt w:val="bullet"/>
+      <w:lvlText w:val=""/>
+      <w:lvlJc w:val="left"/>
+      <w:pPr>
+        <w:ind w:left="5040" w:hanging="360"/>
+      </w:pPr>
+      <w:rPr>
+        <w:rFonts w:ascii="Symbol" w:hAnsi="Symbol" w:hint="default"/>
+      </w:rPr>
+    </w:lvl>
+    <w:lvl w:ilvl="7" w:tplc="08090003" w:tentative="1">
+      <w:start w:val="1"/>
+      <w:numFmt w:val="bullet"/>
+      <w:lvlText w:val="o"/>
+      <w:lvlJc w:val="left"/>
+      <w:pPr>
+        <w:ind w:left="5760" w:hanging="360"/>
+      </w:pPr>
+      <w:rPr>
+        <w:rFonts w:ascii="Courier New" w:hAnsi="Courier New" w:cs="Courier New" w:hint="default"/>
+      </w:rPr>
+    </w:lvl>
+    <w:lvl w:ilvl="8" w:tplc="08090005" w:tentative="1">
+      <w:start w:val="1"/>
+      <w:numFmt w:val="bullet"/>
+      <w:lvlText w:val=""/>
+      <w:lvlJc w:val="left"/>
+      <w:pPr>
+        <w:ind w:left="6480" w:hanging="360"/>
+      </w:pPr>
+      <w:rPr>
+        <w:rFonts w:ascii="Wingdings" w:hAnsi="Wingdings" w:hint="default"/>
+      </w:rPr>
+    </w:lvl>
+  </w:abstractNum>
+  <w:abstractNum w:abstractNumId="1" w15:restartNumberingAfterBreak="0">
+    <w:nsid w:val="04956EEB"/>
+    <w:multiLevelType w:val="multilevel"/>
+    <w:tmpl w:val="FE1ABAD8"/>
+    <w:lvl w:ilvl="0">
+      <w:start w:val="1"/>
+      <w:numFmt w:val="bullet"/>
+      <w:lvlText w:val=""/>
+      <w:lvlJc w:val="left"/>
+      <w:pPr>
+        <w:tabs>
+          <w:tab w:val="num" w:pos="720"/>
+        </w:tabs>
+        <w:ind w:left="720" w:hanging="360"/>
+      </w:pPr>
+      <w:rPr>
+        <w:rFonts w:ascii="Symbol" w:hAnsi="Symbol" w:hint="default"/>
+        <w:sz w:val="20"/>
+      </w:rPr>
+    </w:lvl>
+    <w:lvl w:ilvl="1" w:tentative="1">
+      <w:start w:val="1"/>
+      <w:numFmt w:val="bullet"/>
+      <w:lvlText w:val="o"/>
+      <w:lvlJc w:val="left"/>
+      <w:pPr>
+        <w:tabs>
+          <w:tab w:val="num" w:pos="1440"/>
+        </w:tabs>
+        <w:ind w:left="1440" w:hanging="360"/>
+      </w:pPr>
+      <w:rPr>
+        <w:rFonts w:ascii="Courier New" w:hAnsi="Courier New" w:hint="default"/>
+        <w:sz w:val="20"/>
+      </w:rPr>
+    </w:lvl>
+    <w:lvl w:ilvl="2" w:tentative="1">
+      <w:start w:val="1"/>
+      <w:numFmt w:val="bullet"/>
+      <w:lvlText w:val=""/>
+      <w:lvlJc w:val="left"/>
+      <w:pPr>
+        <w:tabs>
+          <w:tab w:val="num" w:pos="2160"/>
+        </w:tabs>
+        <w:ind w:left="2160" w:hanging="360"/>
+      </w:pPr>
+      <w:rPr>
+        <w:rFonts w:ascii="Wingdings" w:hAnsi="Wingdings" w:hint="default"/>
+        <w:sz w:val="20"/>
+      </w:rPr>
+    </w:lvl>
+    <w:lvl w:ilvl="3" w:tentative="1">
+      <w:start w:val="1"/>
+      <w:numFmt w:val="bullet"/>
+      <w:lvlText w:val=""/>
+      <w:lvlJc w:val="left"/>
+      <w:pPr>
+        <w:tabs>
+          <w:tab w:val="num" w:pos="2880"/>
+        </w:tabs>
+        <w:ind w:left="2880" w:hanging="360"/>
+      </w:pPr>
+      <w:rPr>
+        <w:rFonts w:ascii="Wingdings" w:hAnsi="Wingdings" w:hint="default"/>
+        <w:sz w:val="20"/>
+      </w:rPr>
+    </w:lvl>
+    <w:lvl w:ilvl="4" w:tentative="1">
+      <w:start w:val="1"/>
+      <w:numFmt w:val="bullet"/>
+      <w:lvlText w:val=""/>
+      <w:lvlJc w:val="left"/>
+      <w:pPr>
+        <w:tabs>
+          <w:tab w:val="num" w:pos="3600"/>
+        </w:tabs>
+        <w:ind w:left="3600" w:hanging="360"/>
+      </w:pPr>
+      <w:rPr>
+        <w:rFonts w:ascii="Wingdings" w:hAnsi="Wingdings" w:hint="default"/>
+        <w:sz w:val="20"/>
+      </w:rPr>
+    </w:lvl>
+    <w:lvl w:ilvl="5" w:tentative="1">
+      <w:start w:val="1"/>
+      <w:numFmt w:val="bullet"/>
+      <w:lvlText w:val=""/>
+      <w:lvlJc w:val="left"/>
+      <w:pPr>
+        <w:tabs>
+          <w:tab w:val="num" w:pos="4320"/>
+        </w:tabs>
+        <w:ind w:left="4320" w:hanging="360"/>
+      </w:pPr>
+      <w:rPr>
+        <w:rFonts w:ascii="Wingdings" w:hAnsi="Wingdings" w:hint="default"/>
+        <w:sz w:val="20"/>
+      </w:rPr>
+    </w:lvl>
+    <w:lvl w:ilvl="6" w:tentative="1">
+      <w:start w:val="1"/>
+      <w:numFmt w:val="bullet"/>
+      <w:lvlText w:val=""/>
+      <w:lvlJc w:val="left"/>
+      <w:pPr>
+        <w:tabs>
+          <w:tab w:val="num" w:pos="5040"/>
+        </w:tabs>
+        <w:ind w:left="5040" w:hanging="360"/>
+      </w:pPr>
+      <w:rPr>
+        <w:rFonts w:ascii="Wingdings" w:hAnsi="Wingdings" w:hint="default"/>
+        <w:sz w:val="20"/>
+      </w:rPr>
+    </w:lvl>
+    <w:lvl w:ilvl="7" w:tentative="1">
+      <w:start w:val="1"/>
+      <w:numFmt w:val="bullet"/>
+      <w:lvlText w:val=""/>
+      <w:lvlJc w:val="left"/>
+      <w:pPr>
+        <w:tabs>
+          <w:tab w:val="num" w:pos="5760"/>
+        </w:tabs>
+        <w:ind w:left="5760" w:hanging="360"/>
+      </w:pPr>
+      <w:rPr>
+        <w:rFonts w:ascii="Wingdings" w:hAnsi="Wingdings" w:hint="default"/>
+        <w:sz w:val="20"/>
+      </w:rPr>
+    </w:lvl>
+    <w:lvl w:ilvl="8" w:tentative="1">
+      <w:start w:val="1"/>
+      <w:numFmt w:val="bullet"/>
+      <w:lvlText w:val=""/>
+      <w:lvlJc w:val="left"/>
+      <w:pPr>
+        <w:tabs>
+          <w:tab w:val="num" w:pos="6480"/>
+        </w:tabs>
+        <w:ind w:left="6480" w:hanging="360"/>
+      </w:pPr>
+      <w:rPr>
+        <w:rFonts w:ascii="Wingdings" w:hAnsi="Wingdings" w:hint="default"/>
+        <w:sz w:val="20"/>
+      </w:rPr>
+    </w:lvl>
+  </w:abstractNum>
+  <w:abstractNum w:abstractNumId="2" w15:restartNumberingAfterBreak="0">
+    <w:nsid w:val="10BF3217"/>
+    <w:multiLevelType w:val="multilevel"/>
+    <w:tmpl w:val="BE4ABC32"/>
+    <w:lvl w:ilvl="0">
+      <w:start w:val="1"/>
+      <w:numFmt w:val="bullet"/>
+      <w:lvlText w:val=""/>
+      <w:lvlJc w:val="left"/>
+      <w:pPr>
+        <w:tabs>
+          <w:tab w:val="num" w:pos="720"/>
+        </w:tabs>
+        <w:ind w:left="720" w:hanging="360"/>
+      </w:pPr>
+      <w:rPr>
+        <w:rFonts w:ascii="Symbol" w:hAnsi="Symbol" w:hint="default"/>
+        <w:sz w:val="20"/>
+      </w:rPr>
+    </w:lvl>
+    <w:lvl w:ilvl="1" w:tentative="1">
+      <w:start w:val="1"/>
+      <w:numFmt w:val="bullet"/>
+      <w:lvlText w:val="o"/>
+      <w:lvlJc w:val="left"/>
+      <w:pPr>
+        <w:tabs>
+          <w:tab w:val="num" w:pos="1440"/>
+        </w:tabs>
+        <w:ind w:left="1440" w:hanging="360"/>
+      </w:pPr>
+      <w:rPr>
+        <w:rFonts w:ascii="Courier New" w:hAnsi="Courier New" w:hint="default"/>
+        <w:sz w:val="20"/>
+      </w:rPr>
+    </w:lvl>
+    <w:lvl w:ilvl="2" w:tentative="1">
+      <w:start w:val="1"/>
+      <w:numFmt w:val="bullet"/>
+      <w:lvlText w:val=""/>
+      <w:lvlJc w:val="left"/>
+      <w:pPr>
+        <w:tabs>
+          <w:tab w:val="num" w:pos="2160"/>
+        </w:tabs>
+        <w:ind w:left="2160" w:hanging="360"/>
+      </w:pPr>
+      <w:rPr>
+        <w:rFonts w:ascii="Wingdings" w:hAnsi="Wingdings" w:hint="default"/>
+        <w:sz w:val="20"/>
+      </w:rPr>
+    </w:lvl>
+    <w:lvl w:ilvl="3" w:tentative="1">
+      <w:start w:val="1"/>
+      <w:numFmt w:val="bullet"/>
+      <w:lvlText w:val=""/>
+      <w:lvlJc w:val="left"/>
+      <w:pPr>
+        <w:tabs>
+          <w:tab w:val="num" w:pos="2880"/>
+        </w:tabs>
+        <w:ind w:left="2880" w:hanging="360"/>
+      </w:pPr>
+      <w:rPr>
+        <w:rFonts w:ascii="Wingdings" w:hAnsi="Wingdings" w:hint="default"/>
+        <w:sz w:val="20"/>
+      </w:rPr>
+    </w:lvl>
+    <w:lvl w:ilvl="4" w:tentative="1">
+      <w:start w:val="1"/>
+      <w:numFmt w:val="bullet"/>
+      <w:lvlText w:val=""/>
+      <w:lvlJc w:val="left"/>
+      <w:pPr>
+        <w:tabs>
+          <w:tab w:val="num" w:pos="3600"/>
+        </w:tabs>
+        <w:ind w:left="3600" w:hanging="360"/>
+      </w:pPr>
+      <w:rPr>
+        <w:rFonts w:ascii="Wingdings" w:hAnsi="Wingdings" w:hint="default"/>
+        <w:sz w:val="20"/>
+      </w:rPr>
+    </w:lvl>
+    <w:lvl w:ilvl="5" w:tentative="1">
+      <w:start w:val="1"/>
+      <w:numFmt w:val="bullet"/>
+      <w:lvlText w:val=""/>
+      <w:lvlJc w:val="left"/>
+      <w:pPr>
+        <w:tabs>
+          <w:tab w:val="num" w:pos="4320"/>
+        </w:tabs>
+        <w:ind w:left="4320" w:hanging="360"/>
+      </w:pPr>
+      <w:rPr>
+        <w:rFonts w:ascii="Wingdings" w:hAnsi="Wingdings" w:hint="default"/>
+        <w:sz w:val="20"/>
+      </w:rPr>
+    </w:lvl>
+    <w:lvl w:ilvl="6" w:tentative="1">
+      <w:start w:val="1"/>
+      <w:numFmt w:val="bullet"/>
+      <w:lvlText w:val=""/>
+      <w:lvlJc w:val="left"/>
+      <w:pPr>
+        <w:tabs>
+          <w:tab w:val="num" w:pos="5040"/>
+        </w:tabs>
+        <w:ind w:left="5040" w:hanging="360"/>
+      </w:pPr>
+      <w:rPr>
+        <w:rFonts w:ascii="Wingdings" w:hAnsi="Wingdings" w:hint="default"/>
+        <w:sz w:val="20"/>
+      </w:rPr>
+    </w:lvl>
+    <w:lvl w:ilvl="7" w:tentative="1">
+      <w:start w:val="1"/>
+      <w:numFmt w:val="bullet"/>
+      <w:lvlText w:val=""/>
+      <w:lvlJc w:val="left"/>
+      <w:pPr>
+        <w:tabs>
+          <w:tab w:val="num" w:pos="5760"/>
+        </w:tabs>
+        <w:ind w:left="5760" w:hanging="360"/>
+      </w:pPr>
+      <w:rPr>
+        <w:rFonts w:ascii="Wingdings" w:hAnsi="Wingdings" w:hint="default"/>
+        <w:sz w:val="20"/>
+      </w:rPr>
+    </w:lvl>
+    <w:lvl w:ilvl="8" w:tentative="1">
+      <w:start w:val="1"/>
+      <w:numFmt w:val="bullet"/>
+      <w:lvlText w:val=""/>
+      <w:lvlJc w:val="left"/>
+      <w:pPr>
+        <w:tabs>
+          <w:tab w:val="num" w:pos="6480"/>
+        </w:tabs>
+        <w:ind w:left="6480" w:hanging="360"/>
+      </w:pPr>
+      <w:rPr>
+        <w:rFonts w:ascii="Wingdings" w:hAnsi="Wingdings" w:hint="default"/>
+        <w:sz w:val="20"/>
+      </w:rPr>
+    </w:lvl>
+  </w:abstractNum>
+  <w:abstractNum w:abstractNumId="3" w15:restartNumberingAfterBreak="0">
+    <w:nsid w:val="152F6F5F"/>
+    <w:multiLevelType w:val="hybridMultilevel"/>
+    <w:tmpl w:val="C41AC756"/>
+    <w:lvl w:ilvl="0" w:tplc="6D46B108">
+      <w:start w:val="1"/>
+      <w:numFmt w:val="bullet"/>
+      <w:lvlText w:val=""/>
+      <w:lvlJc w:val="left"/>
+      <w:pPr>
+        <w:ind w:left="720" w:hanging="360"/>
+      </w:pPr>
+      <w:rPr>
+        <w:rFonts w:ascii="Symbol" w:hAnsi="Symbol" w:hint="default"/>
+      </w:rPr>
+    </w:lvl>
+    <w:lvl w:ilvl="1" w:tplc="08090003" w:tentative="1">
+      <w:start w:val="1"/>
+      <w:numFmt w:val="bullet"/>
+      <w:lvlText w:val="o"/>
+      <w:lvlJc w:val="left"/>
+      <w:pPr>
+        <w:ind w:left="1440" w:hanging="360"/>
+      </w:pPr>
+      <w:rPr>
+        <w:rFonts w:ascii="Courier New" w:hAnsi="Courier New" w:cs="Courier New" w:hint="default"/>
+      </w:rPr>
+    </w:lvl>
+    <w:lvl w:ilvl="2" w:tplc="08090005" w:tentative="1">
+      <w:start w:val="1"/>
+      <w:numFmt w:val="bullet"/>
+      <w:lvlText w:val=""/>
+      <w:lvlJc w:val="left"/>
+      <w:pPr>
+        <w:ind w:left="2160" w:hanging="360"/>
+      </w:pPr>
+      <w:rPr>
+        <w:rFonts w:ascii="Wingdings" w:hAnsi="Wingdings" w:hint="default"/>
+      </w:rPr>
+    </w:lvl>
+    <w:lvl w:ilvl="3" w:tplc="08090001" w:tentative="1">
+      <w:start w:val="1"/>
+      <w:numFmt w:val="bullet"/>
+      <w:lvlText w:val=""/>
+      <w:lvlJc w:val="left"/>
+      <w:pPr>
+        <w:ind w:left="2880" w:hanging="360"/>
+      </w:pPr>
+      <w:rPr>
+        <w:rFonts w:ascii="Symbol" w:hAnsi="Symbol" w:hint="default"/>
+      </w:rPr>
+    </w:lvl>
+    <w:lvl w:ilvl="4" w:tplc="08090003" w:tentative="1">
+      <w:start w:val="1"/>
+      <w:numFmt w:val="bullet"/>
+      <w:lvlText w:val="o"/>
+      <w:lvlJc w:val="left"/>
+      <w:pPr>
+        <w:ind w:left="3600" w:hanging="360"/>
+      </w:pPr>
+      <w:rPr>
+        <w:rFonts w:ascii="Courier New" w:hAnsi="Courier New" w:cs="Courier New" w:hint="default"/>
+      </w:rPr>
+    </w:lvl>
+    <w:lvl w:ilvl="5" w:tplc="08090005" w:tentative="1">
+      <w:start w:val="1"/>
+      <w:numFmt w:val="bullet"/>
+      <w:lvlText w:val=""/>
+      <w:lvlJc w:val="left"/>
+      <w:pPr>
+        <w:ind w:left="4320" w:hanging="360"/>
+      </w:pPr>
+      <w:rPr>
+        <w:rFonts w:ascii="Wingdings" w:hAnsi="Wingdings" w:hint="default"/>
+      </w:rPr>
+    </w:lvl>
+    <w:lvl w:ilvl="6" w:tplc="08090001" w:tentative="1">
+      <w:start w:val="1"/>
+      <w:numFmt w:val="bullet"/>
+      <w:lvlText w:val=""/>
+      <w:lvlJc w:val="left"/>
+      <w:pPr>
+        <w:ind w:left="5040" w:hanging="360"/>
+      </w:pPr>
+      <w:rPr>
+        <w:rFonts w:ascii="Symbol" w:hAnsi="Symbol" w:hint="default"/>
+      </w:rPr>
+    </w:lvl>
+    <w:lvl w:ilvl="7" w:tplc="08090003" w:tentative="1">
+      <w:start w:val="1"/>
+      <w:numFmt w:val="bullet"/>
+      <w:lvlText w:val="o"/>
+      <w:lvlJc w:val="left"/>
+      <w:pPr>
+        <w:ind w:left="5760" w:hanging="360"/>
+      </w:pPr>
+      <w:rPr>
+        <w:rFonts w:ascii="Courier New" w:hAnsi="Courier New" w:cs="Courier New" w:hint="default"/>
+      </w:rPr>
+    </w:lvl>
+    <w:lvl w:ilvl="8" w:tplc="08090005" w:tentative="1">
+      <w:start w:val="1"/>
+      <w:numFmt w:val="bullet"/>
+      <w:lvlText w:val=""/>
+      <w:lvlJc w:val="left"/>
+      <w:pPr>
+        <w:ind w:left="6480" w:hanging="360"/>
+      </w:pPr>
+      <w:rPr>
+        <w:rFonts w:ascii="Wingdings" w:hAnsi="Wingdings" w:hint="default"/>
+      </w:rPr>
+    </w:lvl>
+  </w:abstractNum>
+  <w:abstractNum w:abstractNumId="4" w15:restartNumberingAfterBreak="0">
+    <w:nsid w:val="17A127F3"/>
+    <w:multiLevelType w:val="multilevel"/>
+    <w:tmpl w:val="7C2E6898"/>
+    <w:lvl w:ilvl="0">
+      <w:start w:val="1"/>
+      <w:numFmt w:val="bullet"/>
+      <w:lvlText w:val=""/>
+      <w:lvlJc w:val="left"/>
+      <w:pPr>
+        <w:tabs>
+          <w:tab w:val="num" w:pos="720"/>
+        </w:tabs>
+        <w:ind w:left="720" w:hanging="360"/>
+      </w:pPr>
+      <w:rPr>
+        <w:rFonts w:ascii="Symbol" w:hAnsi="Symbol" w:hint="default"/>
+        <w:sz w:val="20"/>
+      </w:rPr>
+    </w:lvl>
+    <w:lvl w:ilvl="1" w:tentative="1">
+      <w:start w:val="1"/>
+      <w:numFmt w:val="bullet"/>
+      <w:lvlText w:val="o"/>
+      <w:lvlJc w:val="left"/>
+      <w:pPr>
+        <w:tabs>
+          <w:tab w:val="num" w:pos="1440"/>
+        </w:tabs>
+        <w:ind w:left="1440" w:hanging="360"/>
+      </w:pPr>
+      <w:rPr>
+        <w:rFonts w:ascii="Courier New" w:hAnsi="Courier New" w:hint="default"/>
+        <w:sz w:val="20"/>
+      </w:rPr>
+    </w:lvl>
+    <w:lvl w:ilvl="2" w:tentative="1">
+      <w:start w:val="1"/>
+      <w:numFmt w:val="bullet"/>
+      <w:lvlText w:val=""/>
+      <w:lvlJc w:val="left"/>
+      <w:pPr>
+        <w:tabs>
+          <w:tab w:val="num" w:pos="2160"/>
+        </w:tabs>
+        <w:ind w:left="2160" w:hanging="360"/>
+      </w:pPr>
+      <w:rPr>
+        <w:rFonts w:ascii="Wingdings" w:hAnsi="Wingdings" w:hint="default"/>
+        <w:sz w:val="20"/>
+      </w:rPr>
+    </w:lvl>
+    <w:lvl w:ilvl="3" w:tentative="1">
+      <w:start w:val="1"/>
+      <w:numFmt w:val="bullet"/>
+      <w:lvlText w:val=""/>
+      <w:lvlJc w:val="left"/>
+      <w:pPr>
+        <w:tabs>
+          <w:tab w:val="num" w:pos="2880"/>
+        </w:tabs>
+        <w:ind w:left="2880" w:hanging="360"/>
+      </w:pPr>
+      <w:rPr>
+        <w:rFonts w:ascii="Wingdings" w:hAnsi="Wingdings" w:hint="default"/>
+        <w:sz w:val="20"/>
+      </w:rPr>
+    </w:lvl>
+    <w:lvl w:ilvl="4" w:tentative="1">
+      <w:start w:val="1"/>
+      <w:numFmt w:val="bullet"/>
+      <w:lvlText w:val=""/>
+      <w:lvlJc w:val="left"/>
+      <w:pPr>
+        <w:tabs>
+          <w:tab w:val="num" w:pos="3600"/>
+        </w:tabs>
+        <w:ind w:left="3600" w:hanging="360"/>
+      </w:pPr>
+      <w:rPr>
+        <w:rFonts w:ascii="Wingdings" w:hAnsi="Wingdings" w:hint="default"/>
+        <w:sz w:val="20"/>
+      </w:rPr>
+    </w:lvl>
+    <w:lvl w:ilvl="5" w:tentative="1">
+      <w:start w:val="1"/>
+      <w:numFmt w:val="bullet"/>
+      <w:lvlText w:val=""/>
+      <w:lvlJc w:val="left"/>
+      <w:pPr>
+        <w:tabs>
+          <w:tab w:val="num" w:pos="4320"/>
+        </w:tabs>
+        <w:ind w:left="4320" w:hanging="360"/>
+      </w:pPr>
+      <w:rPr>
+        <w:rFonts w:ascii="Wingdings" w:hAnsi="Wingdings" w:hint="default"/>
+        <w:sz w:val="20"/>
+      </w:rPr>
+    </w:lvl>
+    <w:lvl w:ilvl="6" w:tentative="1">
+      <w:start w:val="1"/>
+      <w:numFmt w:val="bullet"/>
+      <w:lvlText w:val=""/>
+      <w:lvlJc w:val="left"/>
+      <w:pPr>
+        <w:tabs>
+          <w:tab w:val="num" w:pos="5040"/>
+        </w:tabs>
+        <w:ind w:left="5040" w:hanging="360"/>
+      </w:pPr>
+      <w:rPr>
+        <w:rFonts w:ascii="Wingdings" w:hAnsi="Wingdings" w:hint="default"/>
+        <w:sz w:val="20"/>
+      </w:rPr>
+    </w:lvl>
+    <w:lvl w:ilvl="7" w:tentative="1">
+      <w:start w:val="1"/>
+      <w:numFmt w:val="bullet"/>
+      <w:lvlText w:val=""/>
+      <w:lvlJc w:val="left"/>
+      <w:pPr>
+        <w:tabs>
+          <w:tab w:val="num" w:pos="5760"/>
+        </w:tabs>
+        <w:ind w:left="5760" w:hanging="360"/>
+      </w:pPr>
+      <w:rPr>
+        <w:rFonts w:ascii="Wingdings" w:hAnsi="Wingdings" w:hint="default"/>
+        <w:sz w:val="20"/>
+      </w:rPr>
+    </w:lvl>
+    <w:lvl w:ilvl="8" w:tentative="1">
+      <w:start w:val="1"/>
+      <w:numFmt w:val="bullet"/>
+      <w:lvlText w:val=""/>
+      <w:lvlJc w:val="left"/>
+      <w:pPr>
+        <w:tabs>
+          <w:tab w:val="num" w:pos="6480"/>
+        </w:tabs>
+        <w:ind w:left="6480" w:hanging="360"/>
+      </w:pPr>
+      <w:rPr>
+        <w:rFonts w:ascii="Wingdings" w:hAnsi="Wingdings" w:hint="default"/>
+        <w:sz w:val="20"/>
+      </w:rPr>
+    </w:lvl>
+  </w:abstractNum>
+  <w:abstractNum w:abstractNumId="5" w15:restartNumberingAfterBreak="0">
+    <w:nsid w:val="192607A5"/>
+    <w:multiLevelType w:val="multilevel"/>
+    <w:tmpl w:val="EB3E6E64"/>
+    <w:lvl w:ilvl="0">
+      <w:start w:val="1"/>
+      <w:numFmt w:val="bullet"/>
+      <w:lvlText w:val=""/>
+      <w:lvlJc w:val="left"/>
+      <w:pPr>
+        <w:tabs>
+          <w:tab w:val="num" w:pos="720"/>
+        </w:tabs>
+        <w:ind w:left="720" w:hanging="360"/>
+      </w:pPr>
+      <w:rPr>
+        <w:rFonts w:ascii="Symbol" w:hAnsi="Symbol" w:hint="default"/>
+        <w:sz w:val="20"/>
+      </w:rPr>
+    </w:lvl>
+    <w:lvl w:ilvl="1" w:tentative="1">
+      <w:start w:val="1"/>
+      <w:numFmt w:val="bullet"/>
+      <w:lvlText w:val="o"/>
+      <w:lvlJc w:val="left"/>
+      <w:pPr>
+        <w:tabs>
+          <w:tab w:val="num" w:pos="1440"/>
+        </w:tabs>
+        <w:ind w:left="1440" w:hanging="360"/>
+      </w:pPr>
+      <w:rPr>
+        <w:rFonts w:ascii="Courier New" w:hAnsi="Courier New" w:hint="default"/>
+        <w:sz w:val="20"/>
+      </w:rPr>
+    </w:lvl>
+    <w:lvl w:ilvl="2" w:tentative="1">
+      <w:start w:val="1"/>
+      <w:numFmt w:val="bullet"/>
+      <w:lvlText w:val=""/>
+      <w:lvlJc w:val="left"/>
+      <w:pPr>
+        <w:tabs>
+          <w:tab w:val="num" w:pos="2160"/>
+        </w:tabs>
+        <w:ind w:left="2160" w:hanging="360"/>
+      </w:pPr>
+      <w:rPr>
+        <w:rFonts w:ascii="Wingdings" w:hAnsi="Wingdings" w:hint="default"/>
+        <w:sz w:val="20"/>
+      </w:rPr>
+    </w:lvl>
+    <w:lvl w:ilvl="3" w:tentative="1">
+      <w:start w:val="1"/>
+      <w:numFmt w:val="bullet"/>
+      <w:lvlText w:val=""/>
+      <w:lvlJc w:val="left"/>
+      <w:pPr>
+        <w:tabs>
+          <w:tab w:val="num" w:pos="2880"/>
+        </w:tabs>
+        <w:ind w:left="2880" w:hanging="360"/>
+      </w:pPr>
+      <w:rPr>
+        <w:rFonts w:ascii="Wingdings" w:hAnsi="Wingdings" w:hint="default"/>
+        <w:sz w:val="20"/>
+      </w:rPr>
+    </w:lvl>
+    <w:lvl w:ilvl="4" w:tentative="1">
+      <w:start w:val="1"/>
+      <w:numFmt w:val="bullet"/>
+      <w:lvlText w:val=""/>
+      <w:lvlJc w:val="left"/>
+      <w:pPr>
+        <w:tabs>
+          <w:tab w:val="num" w:pos="3600"/>
+        </w:tabs>
+        <w:ind w:left="3600" w:hanging="360"/>
+      </w:pPr>
+      <w:rPr>
+        <w:rFonts w:ascii="Wingdings" w:hAnsi="Wingdings" w:hint="default"/>
+        <w:sz w:val="20"/>
+      </w:rPr>
+    </w:lvl>
+    <w:lvl w:ilvl="5" w:tentative="1">
+      <w:start w:val="1"/>
+      <w:numFmt w:val="bullet"/>
+      <w:lvlText w:val=""/>
+      <w:lvlJc w:val="left"/>
+      <w:pPr>
+        <w:tabs>
+          <w:tab w:val="num" w:pos="4320"/>
+        </w:tabs>
+        <w:ind w:left="4320" w:hanging="360"/>
+      </w:pPr>
+      <w:rPr>
+        <w:rFonts w:ascii="Wingdings" w:hAnsi="Wingdings" w:hint="default"/>
+        <w:sz w:val="20"/>
+      </w:rPr>
+    </w:lvl>
+    <w:lvl w:ilvl="6" w:tentative="1">
+      <w:start w:val="1"/>
+      <w:numFmt w:val="bullet"/>
+      <w:lvlText w:val=""/>
+      <w:lvlJc w:val="left"/>
+      <w:pPr>
+        <w:tabs>
+          <w:tab w:val="num" w:pos="5040"/>
+        </w:tabs>
+        <w:ind w:left="5040" w:hanging="360"/>
+      </w:pPr>
+      <w:rPr>
+        <w:rFonts w:ascii="Wingdings" w:hAnsi="Wingdings" w:hint="default"/>
+        <w:sz w:val="20"/>
+      </w:rPr>
+    </w:lvl>
+    <w:lvl w:ilvl="7" w:tentative="1">
+      <w:start w:val="1"/>
+      <w:numFmt w:val="bullet"/>
+      <w:lvlText w:val=""/>
+      <w:lvlJc w:val="left"/>
+      <w:pPr>
+        <w:tabs>
+          <w:tab w:val="num" w:pos="5760"/>
+        </w:tabs>
+        <w:ind w:left="5760" w:hanging="360"/>
+      </w:pPr>
+      <w:rPr>
+        <w:rFonts w:ascii="Wingdings" w:hAnsi="Wingdings" w:hint="default"/>
+        <w:sz w:val="20"/>
+      </w:rPr>
+    </w:lvl>
+    <w:lvl w:ilvl="8" w:tentative="1">
+      <w:start w:val="1"/>
+      <w:numFmt w:val="bullet"/>
+      <w:lvlText w:val=""/>
+      <w:lvlJc w:val="left"/>
+      <w:pPr>
+        <w:tabs>
+          <w:tab w:val="num" w:pos="6480"/>
+        </w:tabs>
+        <w:ind w:left="6480" w:hanging="360"/>
+      </w:pPr>
+      <w:rPr>
+        <w:rFonts w:ascii="Wingdings" w:hAnsi="Wingdings" w:hint="default"/>
+        <w:sz w:val="20"/>
+      </w:rPr>
+    </w:lvl>
+  </w:abstractNum>
+  <w:abstractNum w:abstractNumId="6" w15:restartNumberingAfterBreak="0">
+    <w:nsid w:val="1DCF4818"/>
+    <w:multiLevelType w:val="multilevel"/>
+    <w:tmpl w:val="2092FD6A"/>
+    <w:lvl w:ilvl="0">
+      <w:start w:val="1"/>
+      <w:numFmt w:val="bullet"/>
+      <w:lvlText w:val=""/>
+      <w:lvlJc w:val="left"/>
+      <w:pPr>
+        <w:tabs>
+          <w:tab w:val="num" w:pos="720"/>
+        </w:tabs>
+        <w:ind w:left="720" w:hanging="360"/>
+      </w:pPr>
+      <w:rPr>
+        <w:rFonts w:ascii="Symbol" w:hAnsi="Symbol" w:hint="default"/>
+        <w:sz w:val="20"/>
+      </w:rPr>
+    </w:lvl>
+    <w:lvl w:ilvl="1" w:tentative="1">
+      <w:start w:val="1"/>
+      <w:numFmt w:val="bullet"/>
+      <w:lvlText w:val="o"/>
+      <w:lvlJc w:val="left"/>
+      <w:pPr>
+        <w:tabs>
+          <w:tab w:val="num" w:pos="1440"/>
+        </w:tabs>
+        <w:ind w:left="1440" w:hanging="360"/>
+      </w:pPr>
+      <w:rPr>
+        <w:rFonts w:ascii="Courier New" w:hAnsi="Courier New" w:hint="default"/>
+        <w:sz w:val="20"/>
+      </w:rPr>
+    </w:lvl>
+    <w:lvl w:ilvl="2" w:tentative="1">
+      <w:start w:val="1"/>
+      <w:numFmt w:val="bullet"/>
+      <w:lvlText w:val=""/>
+      <w:lvlJc w:val="left"/>
+      <w:pPr>
+        <w:tabs>
+          <w:tab w:val="num" w:pos="2160"/>
+        </w:tabs>
+        <w:ind w:left="2160" w:hanging="360"/>
+      </w:pPr>
+      <w:rPr>
+        <w:rFonts w:ascii="Wingdings" w:hAnsi="Wingdings" w:hint="default"/>
+        <w:sz w:val="20"/>
+      </w:rPr>
+    </w:lvl>
+    <w:lvl w:ilvl="3" w:tentative="1">
+      <w:start w:val="1"/>
+      <w:numFmt w:val="bullet"/>
+      <w:lvlText w:val=""/>
+      <w:lvlJc w:val="left"/>
+      <w:pPr>
+        <w:tabs>
+          <w:tab w:val="num" w:pos="2880"/>
+        </w:tabs>
+        <w:ind w:left="2880" w:hanging="360"/>
+      </w:pPr>
+      <w:rPr>
+        <w:rFonts w:ascii="Wingdings" w:hAnsi="Wingdings" w:hint="default"/>
+        <w:sz w:val="20"/>
+      </w:rPr>
+    </w:lvl>
+    <w:lvl w:ilvl="4" w:tentative="1">
+      <w:start w:val="1"/>
+      <w:numFmt w:val="bullet"/>
+      <w:lvlText w:val=""/>
+      <w:lvlJc w:val="left"/>
+      <w:pPr>
+        <w:tabs>
+          <w:tab w:val="num" w:pos="3600"/>
+        </w:tabs>
+        <w:ind w:left="3600" w:hanging="360"/>
+      </w:pPr>
+      <w:rPr>
+        <w:rFonts w:ascii="Wingdings" w:hAnsi="Wingdings" w:hint="default"/>
+        <w:sz w:val="20"/>
+      </w:rPr>
+    </w:lvl>
+    <w:lvl w:ilvl="5" w:tentative="1">
+      <w:start w:val="1"/>
+      <w:numFmt w:val="bullet"/>
+      <w:lvlText w:val=""/>
+      <w:lvlJc w:val="left"/>
+      <w:pPr>
+        <w:tabs>
+          <w:tab w:val="num" w:pos="4320"/>
+        </w:tabs>
+        <w:ind w:left="4320" w:hanging="360"/>
+      </w:pPr>
+      <w:rPr>
+        <w:rFonts w:ascii="Wingdings" w:hAnsi="Wingdings" w:hint="default"/>
+        <w:sz w:val="20"/>
+      </w:rPr>
+    </w:lvl>
+    <w:lvl w:ilvl="6" w:tentative="1">
+      <w:start w:val="1"/>
+      <w:numFmt w:val="bullet"/>
+      <w:lvlText w:val=""/>
+      <w:lvlJc w:val="left"/>
+      <w:pPr>
+        <w:tabs>
+          <w:tab w:val="num" w:pos="5040"/>
+        </w:tabs>
+        <w:ind w:left="5040" w:hanging="360"/>
+      </w:pPr>
+      <w:rPr>
+        <w:rFonts w:ascii="Wingdings" w:hAnsi="Wingdings" w:hint="default"/>
+        <w:sz w:val="20"/>
+      </w:rPr>
+    </w:lvl>
+    <w:lvl w:ilvl="7" w:tentative="1">
+      <w:start w:val="1"/>
+      <w:numFmt w:val="bullet"/>
+      <w:lvlText w:val=""/>
+      <w:lvlJc w:val="left"/>
+      <w:pPr>
+        <w:tabs>
+          <w:tab w:val="num" w:pos="5760"/>
+        </w:tabs>
+        <w:ind w:left="5760" w:hanging="360"/>
+      </w:pPr>
+      <w:rPr>
+        <w:rFonts w:ascii="Wingdings" w:hAnsi="Wingdings" w:hint="default"/>
+        <w:sz w:val="20"/>
+      </w:rPr>
+    </w:lvl>
+    <w:lvl w:ilvl="8" w:tentative="1">
+      <w:start w:val="1"/>
+      <w:numFmt w:val="bullet"/>
+      <w:lvlText w:val=""/>
+      <w:lvlJc w:val="left"/>
+      <w:pPr>
+        <w:tabs>
+          <w:tab w:val="num" w:pos="6480"/>
+        </w:tabs>
+        <w:ind w:left="6480" w:hanging="360"/>
+      </w:pPr>
+      <w:rPr>
+        <w:rFonts w:ascii="Wingdings" w:hAnsi="Wingdings" w:hint="default"/>
+        <w:sz w:val="20"/>
+      </w:rPr>
+    </w:lvl>
+  </w:abstractNum>
+  <w:abstractNum w:abstractNumId="7" w15:restartNumberingAfterBreak="0">
+    <w:nsid w:val="21557DCD"/>
+    <w:multiLevelType w:val="hybridMultilevel"/>
+    <w:tmpl w:val="E9B66D1E"/>
+    <w:lvl w:ilvl="0" w:tplc="6D46B108">
+      <w:start w:val="1"/>
+      <w:numFmt w:val="bullet"/>
+      <w:lvlText w:val=""/>
+      <w:lvlJc w:val="left"/>
+      <w:pPr>
+        <w:ind w:left="1080" w:hanging="360"/>
+      </w:pPr>
+      <w:rPr>
+        <w:rFonts w:ascii="Symbol" w:hAnsi="Symbol" w:hint="default"/>
+      </w:rPr>
+    </w:lvl>
+    <w:lvl w:ilvl="1" w:tplc="9710D072">
+      <w:start w:val="1"/>
+      <w:numFmt w:val="bullet"/>
+      <w:lvlText w:val=""/>
+      <w:lvlJc w:val="left"/>
+      <w:pPr>
+        <w:ind w:left="1800" w:hanging="360"/>
+      </w:pPr>
+      <w:rPr>
+        <w:rFonts w:ascii="Symbol" w:hAnsi="Symbol" w:hint="default"/>
+      </w:rPr>
+    </w:lvl>
+    <w:lvl w:ilvl="2" w:tplc="08090005" w:tentative="1">
+      <w:start w:val="1"/>
+      <w:numFmt w:val="bullet"/>
+      <w:lvlText w:val=""/>
+      <w:lvlJc w:val="left"/>
+      <w:pPr>
+        <w:ind w:left="2520" w:hanging="360"/>
+      </w:pPr>
+      <w:rPr>
+        <w:rFonts w:ascii="Wingdings" w:hAnsi="Wingdings" w:hint="default"/>
+      </w:rPr>
+    </w:lvl>
+    <w:lvl w:ilvl="3" w:tplc="08090001" w:tentative="1">
+      <w:start w:val="1"/>
+      <w:numFmt w:val="bullet"/>
+      <w:lvlText w:val=""/>
+      <w:lvlJc w:val="left"/>
+      <w:pPr>
+        <w:ind w:left="3240" w:hanging="360"/>
+      </w:pPr>
+      <w:rPr>
+        <w:rFonts w:ascii="Symbol" w:hAnsi="Symbol" w:hint="default"/>
+      </w:rPr>
+    </w:lvl>
+    <w:lvl w:ilvl="4" w:tplc="08090003" w:tentative="1">
+      <w:start w:val="1"/>
+      <w:numFmt w:val="bullet"/>
+      <w:lvlText w:val="o"/>
+      <w:lvlJc w:val="left"/>
+      <w:pPr>
+        <w:ind w:left="3960" w:hanging="360"/>
+      </w:pPr>
+      <w:rPr>
+        <w:rFonts w:ascii="Courier New" w:hAnsi="Courier New" w:cs="Courier New" w:hint="default"/>
+      </w:rPr>
+    </w:lvl>
+    <w:lvl w:ilvl="5" w:tplc="08090005" w:tentative="1">
+      <w:start w:val="1"/>
+      <w:numFmt w:val="bullet"/>
+      <w:lvlText w:val=""/>
+      <w:lvlJc w:val="left"/>
+      <w:pPr>
+        <w:ind w:left="4680" w:hanging="360"/>
+      </w:pPr>
+      <w:rPr>
+        <w:rFonts w:ascii="Wingdings" w:hAnsi="Wingdings" w:hint="default"/>
+      </w:rPr>
+    </w:lvl>
+    <w:lvl w:ilvl="6" w:tplc="08090001" w:tentative="1">
+      <w:start w:val="1"/>
+      <w:numFmt w:val="bullet"/>
+      <w:lvlText w:val=""/>
+      <w:lvlJc w:val="left"/>
+      <w:pPr>
+        <w:ind w:left="5400" w:hanging="360"/>
+      </w:pPr>
+      <w:rPr>
+        <w:rFonts w:ascii="Symbol" w:hAnsi="Symbol" w:hint="default"/>
+      </w:rPr>
+    </w:lvl>
+    <w:lvl w:ilvl="7" w:tplc="08090003" w:tentative="1">
+      <w:start w:val="1"/>
+      <w:numFmt w:val="bullet"/>
+      <w:lvlText w:val="o"/>
+      <w:lvlJc w:val="left"/>
+      <w:pPr>
+        <w:ind w:left="6120" w:hanging="360"/>
+      </w:pPr>
+      <w:rPr>
+        <w:rFonts w:ascii="Courier New" w:hAnsi="Courier New" w:cs="Courier New" w:hint="default"/>
+      </w:rPr>
+    </w:lvl>
+    <w:lvl w:ilvl="8" w:tplc="08090005" w:tentative="1">
+      <w:start w:val="1"/>
+      <w:numFmt w:val="bullet"/>
+      <w:lvlText w:val=""/>
+      <w:lvlJc w:val="left"/>
+      <w:pPr>
+        <w:ind w:left="6840" w:hanging="360"/>
+      </w:pPr>
+      <w:rPr>
+        <w:rFonts w:ascii="Wingdings" w:hAnsi="Wingdings" w:hint="default"/>
+      </w:rPr>
+    </w:lvl>
+  </w:abstractNum>
+  <w:abstractNum w:abstractNumId="8" w15:restartNumberingAfterBreak="0">
+    <w:nsid w:val="23B22C85"/>
+    <w:multiLevelType w:val="multilevel"/>
+    <w:tmpl w:val="305EEBD2"/>
+    <w:lvl w:ilvl="0">
+      <w:start w:val="1"/>
+      <w:numFmt w:val="bullet"/>
+      <w:lvlText w:val=""/>
+      <w:lvlJc w:val="left"/>
+      <w:pPr>
+        <w:tabs>
+          <w:tab w:val="num" w:pos="720"/>
+        </w:tabs>
+        <w:ind w:left="720" w:hanging="360"/>
+      </w:pPr>
+      <w:rPr>
+        <w:rFonts w:ascii="Symbol" w:hAnsi="Symbol" w:hint="default"/>
+        <w:sz w:val="20"/>
+      </w:rPr>
+    </w:lvl>
+    <w:lvl w:ilvl="1" w:tentative="1">
+      <w:start w:val="1"/>
+      <w:numFmt w:val="bullet"/>
+      <w:lvlText w:val="o"/>
+      <w:lvlJc w:val="left"/>
+      <w:pPr>
+        <w:tabs>
+          <w:tab w:val="num" w:pos="1440"/>
+        </w:tabs>
+        <w:ind w:left="1440" w:hanging="360"/>
+      </w:pPr>
+      <w:rPr>
+        <w:rFonts w:ascii="Courier New" w:hAnsi="Courier New" w:hint="default"/>
+        <w:sz w:val="20"/>
+      </w:rPr>
+    </w:lvl>
+    <w:lvl w:ilvl="2" w:tentative="1">
+      <w:start w:val="1"/>
+      <w:numFmt w:val="bullet"/>
+      <w:lvlText w:val=""/>
+      <w:lvlJc w:val="left"/>
+      <w:pPr>
+        <w:tabs>
+          <w:tab w:val="num" w:pos="2160"/>
+        </w:tabs>
+        <w:ind w:left="2160" w:hanging="360"/>
+      </w:pPr>
+      <w:rPr>
+        <w:rFonts w:ascii="Wingdings" w:hAnsi="Wingdings" w:hint="default"/>
+        <w:sz w:val="20"/>
+      </w:rPr>
+    </w:lvl>
+    <w:lvl w:ilvl="3" w:tentative="1">
+      <w:start w:val="1"/>
+      <w:numFmt w:val="bullet"/>
+      <w:lvlText w:val=""/>
+      <w:lvlJc w:val="left"/>
+      <w:pPr>
+        <w:tabs>
+          <w:tab w:val="num" w:pos="2880"/>
+        </w:tabs>
+        <w:ind w:left="2880" w:hanging="360"/>
+      </w:pPr>
+      <w:rPr>
+        <w:rFonts w:ascii="Wingdings" w:hAnsi="Wingdings" w:hint="default"/>
+        <w:sz w:val="20"/>
+      </w:rPr>
+    </w:lvl>
+    <w:lvl w:ilvl="4" w:tentative="1">
+      <w:start w:val="1"/>
+      <w:numFmt w:val="bullet"/>
+      <w:lvlText w:val=""/>
+      <w:lvlJc w:val="left"/>
+      <w:pPr>
+        <w:tabs>
+          <w:tab w:val="num" w:pos="3600"/>
+        </w:tabs>
+        <w:ind w:left="3600" w:hanging="360"/>
+      </w:pPr>
+      <w:rPr>
+        <w:rFonts w:ascii="Wingdings" w:hAnsi="Wingdings" w:hint="default"/>
+        <w:sz w:val="20"/>
+      </w:rPr>
+    </w:lvl>
+    <w:lvl w:ilvl="5" w:tentative="1">
+      <w:start w:val="1"/>
+      <w:numFmt w:val="bullet"/>
+      <w:lvlText w:val=""/>
+      <w:lvlJc w:val="left"/>
+      <w:pPr>
+        <w:tabs>
+          <w:tab w:val="num" w:pos="4320"/>
+        </w:tabs>
+        <w:ind w:left="4320" w:hanging="360"/>
+      </w:pPr>
+      <w:rPr>
+        <w:rFonts w:ascii="Wingdings" w:hAnsi="Wingdings" w:hint="default"/>
+        <w:sz w:val="20"/>
+      </w:rPr>
+    </w:lvl>
+    <w:lvl w:ilvl="6" w:tentative="1">
+      <w:start w:val="1"/>
+      <w:numFmt w:val="bullet"/>
+      <w:lvlText w:val=""/>
+      <w:lvlJc w:val="left"/>
+      <w:pPr>
+        <w:tabs>
+          <w:tab w:val="num" w:pos="5040"/>
+        </w:tabs>
+        <w:ind w:left="5040" w:hanging="360"/>
+      </w:pPr>
+      <w:rPr>
+        <w:rFonts w:ascii="Wingdings" w:hAnsi="Wingdings" w:hint="default"/>
+        <w:sz w:val="20"/>
+      </w:rPr>
+    </w:lvl>
+    <w:lvl w:ilvl="7" w:tentative="1">
+      <w:start w:val="1"/>
+      <w:numFmt w:val="bullet"/>
+      <w:lvlText w:val=""/>
+      <w:lvlJc w:val="left"/>
+      <w:pPr>
+        <w:tabs>
+          <w:tab w:val="num" w:pos="5760"/>
+        </w:tabs>
+        <w:ind w:left="5760" w:hanging="360"/>
+      </w:pPr>
+      <w:rPr>
+        <w:rFonts w:ascii="Wingdings" w:hAnsi="Wingdings" w:hint="default"/>
+        <w:sz w:val="20"/>
+      </w:rPr>
+    </w:lvl>
+    <w:lvl w:ilvl="8" w:tentative="1">
+      <w:start w:val="1"/>
+      <w:numFmt w:val="bullet"/>
+      <w:lvlText w:val=""/>
+      <w:lvlJc w:val="left"/>
+      <w:pPr>
+        <w:tabs>
+          <w:tab w:val="num" w:pos="6480"/>
+        </w:tabs>
+        <w:ind w:left="6480" w:hanging="360"/>
+      </w:pPr>
+      <w:rPr>
+        <w:rFonts w:ascii="Wingdings" w:hAnsi="Wingdings" w:hint="default"/>
+        <w:sz w:val="20"/>
+      </w:rPr>
+    </w:lvl>
+  </w:abstractNum>
+  <w:abstractNum w:abstractNumId="9" w15:restartNumberingAfterBreak="0">
+    <w:nsid w:val="27337B2B"/>
+    <w:multiLevelType w:val="multilevel"/>
+    <w:tmpl w:val="C890BDDE"/>
+    <w:lvl w:ilvl="0">
+      <w:start w:val="1"/>
+      <w:numFmt w:val="bullet"/>
+      <w:lvlText w:val=""/>
+      <w:lvlJc w:val="left"/>
+      <w:pPr>
+        <w:tabs>
+          <w:tab w:val="num" w:pos="720"/>
+        </w:tabs>
+        <w:ind w:left="720" w:hanging="360"/>
+      </w:pPr>
+      <w:rPr>
+        <w:rFonts w:ascii="Symbol" w:hAnsi="Symbol" w:hint="default"/>
+        <w:sz w:val="20"/>
+      </w:rPr>
+    </w:lvl>
+    <w:lvl w:ilvl="1" w:tentative="1">
+      <w:start w:val="1"/>
+      <w:numFmt w:val="bullet"/>
+      <w:lvlText w:val="o"/>
+      <w:lvlJc w:val="left"/>
+      <w:pPr>
+        <w:tabs>
+          <w:tab w:val="num" w:pos="1440"/>
+        </w:tabs>
+        <w:ind w:left="1440" w:hanging="360"/>
+      </w:pPr>
+      <w:rPr>
+        <w:rFonts w:ascii="Courier New" w:hAnsi="Courier New" w:hint="default"/>
+        <w:sz w:val="20"/>
+      </w:rPr>
+    </w:lvl>
+    <w:lvl w:ilvl="2" w:tentative="1">
+      <w:start w:val="1"/>
+      <w:numFmt w:val="bullet"/>
+      <w:lvlText w:val=""/>
+      <w:lvlJc w:val="left"/>
+      <w:pPr>
+        <w:tabs>
+          <w:tab w:val="num" w:pos="2160"/>
+        </w:tabs>
+        <w:ind w:left="2160" w:hanging="360"/>
+      </w:pPr>
+      <w:rPr>
+        <w:rFonts w:ascii="Wingdings" w:hAnsi="Wingdings" w:hint="default"/>
+        <w:sz w:val="20"/>
+      </w:rPr>
+    </w:lvl>
+    <w:lvl w:ilvl="3" w:tentative="1">
+      <w:start w:val="1"/>
+      <w:numFmt w:val="bullet"/>
+      <w:lvlText w:val=""/>
+      <w:lvlJc w:val="left"/>
+      <w:pPr>
+        <w:tabs>
+          <w:tab w:val="num" w:pos="2880"/>
+        </w:tabs>
+        <w:ind w:left="2880" w:hanging="360"/>
+      </w:pPr>
+      <w:rPr>
+        <w:rFonts w:ascii="Wingdings" w:hAnsi="Wingdings" w:hint="default"/>
+        <w:sz w:val="20"/>
+      </w:rPr>
+    </w:lvl>
+    <w:lvl w:ilvl="4" w:tentative="1">
+      <w:start w:val="1"/>
+      <w:numFmt w:val="bullet"/>
+      <w:lvlText w:val=""/>
+      <w:lvlJc w:val="left"/>
+      <w:pPr>
+        <w:tabs>
+          <w:tab w:val="num" w:pos="3600"/>
+        </w:tabs>
+        <w:ind w:left="3600" w:hanging="360"/>
+      </w:pPr>
+      <w:rPr>
+        <w:rFonts w:ascii="Wingdings" w:hAnsi="Wingdings" w:hint="default"/>
+        <w:sz w:val="20"/>
+      </w:rPr>
+    </w:lvl>
+    <w:lvl w:ilvl="5" w:tentative="1">
+      <w:start w:val="1"/>
+      <w:numFmt w:val="bullet"/>
+      <w:lvlText w:val=""/>
+      <w:lvlJc w:val="left"/>
+      <w:pPr>
+        <w:tabs>
+          <w:tab w:val="num" w:pos="4320"/>
+        </w:tabs>
+        <w:ind w:left="4320" w:hanging="360"/>
+      </w:pPr>
+      <w:rPr>
+        <w:rFonts w:ascii="Wingdings" w:hAnsi="Wingdings" w:hint="default"/>
+        <w:sz w:val="20"/>
+      </w:rPr>
+    </w:lvl>
+    <w:lvl w:ilvl="6" w:tentative="1">
+      <w:start w:val="1"/>
+      <w:numFmt w:val="bullet"/>
+      <w:lvlText w:val=""/>
+      <w:lvlJc w:val="left"/>
+      <w:pPr>
+        <w:tabs>
+          <w:tab w:val="num" w:pos="5040"/>
+        </w:tabs>
+        <w:ind w:left="5040" w:hanging="360"/>
+      </w:pPr>
+      <w:rPr>
+        <w:rFonts w:ascii="Wingdings" w:hAnsi="Wingdings" w:hint="default"/>
+        <w:sz w:val="20"/>
+      </w:rPr>
+    </w:lvl>
+    <w:lvl w:ilvl="7" w:tentative="1">
+      <w:start w:val="1"/>
+      <w:numFmt w:val="bullet"/>
+      <w:lvlText w:val=""/>
+      <w:lvlJc w:val="left"/>
+      <w:pPr>
+        <w:tabs>
+          <w:tab w:val="num" w:pos="5760"/>
+        </w:tabs>
+        <w:ind w:left="5760" w:hanging="360"/>
+      </w:pPr>
+      <w:rPr>
+        <w:rFonts w:ascii="Wingdings" w:hAnsi="Wingdings" w:hint="default"/>
+        <w:sz w:val="20"/>
+      </w:rPr>
+    </w:lvl>
+    <w:lvl w:ilvl="8" w:tentative="1">
+      <w:start w:val="1"/>
+      <w:numFmt w:val="bullet"/>
+      <w:lvlText w:val=""/>
+      <w:lvlJc w:val="left"/>
+      <w:pPr>
+        <w:tabs>
+          <w:tab w:val="num" w:pos="6480"/>
+        </w:tabs>
+        <w:ind w:left="6480" w:hanging="360"/>
+      </w:pPr>
+      <w:rPr>
+        <w:rFonts w:ascii="Wingdings" w:hAnsi="Wingdings" w:hint="default"/>
+        <w:sz w:val="20"/>
+      </w:rPr>
+    </w:lvl>
+  </w:abstractNum>
+  <w:abstractNum w:abstractNumId="10" w15:restartNumberingAfterBreak="0">
+    <w:nsid w:val="28155837"/>
+    <w:multiLevelType w:val="multilevel"/>
+    <w:tmpl w:val="1B144620"/>
+    <w:lvl w:ilvl="0">
+      <w:start w:val="1"/>
+      <w:numFmt w:val="bullet"/>
+      <w:lvlText w:val=""/>
+      <w:lvlJc w:val="left"/>
+      <w:pPr>
+        <w:tabs>
+          <w:tab w:val="num" w:pos="720"/>
+        </w:tabs>
+        <w:ind w:left="720" w:hanging="360"/>
+      </w:pPr>
+      <w:rPr>
+        <w:rFonts w:ascii="Symbol" w:hAnsi="Symbol" w:hint="default"/>
+        <w:sz w:val="20"/>
+      </w:rPr>
+    </w:lvl>
+    <w:lvl w:ilvl="1" w:tentative="1">
+      <w:start w:val="1"/>
+      <w:numFmt w:val="bullet"/>
+      <w:lvlText w:val="o"/>
+      <w:lvlJc w:val="left"/>
+      <w:pPr>
+        <w:tabs>
+          <w:tab w:val="num" w:pos="1440"/>
+        </w:tabs>
+        <w:ind w:left="1440" w:hanging="360"/>
+      </w:pPr>
+      <w:rPr>
+        <w:rFonts w:ascii="Courier New" w:hAnsi="Courier New" w:hint="default"/>
+        <w:sz w:val="20"/>
+      </w:rPr>
+    </w:lvl>
+    <w:lvl w:ilvl="2" w:tentative="1">
+      <w:start w:val="1"/>
+      <w:numFmt w:val="bullet"/>
+      <w:lvlText w:val=""/>
+      <w:lvlJc w:val="left"/>
+      <w:pPr>
+        <w:tabs>
+          <w:tab w:val="num" w:pos="2160"/>
+        </w:tabs>
+        <w:ind w:left="2160" w:hanging="360"/>
+      </w:pPr>
+      <w:rPr>
+        <w:rFonts w:ascii="Wingdings" w:hAnsi="Wingdings" w:hint="default"/>
+        <w:sz w:val="20"/>
+      </w:rPr>
+    </w:lvl>
+    <w:lvl w:ilvl="3" w:tentative="1">
+      <w:start w:val="1"/>
+      <w:numFmt w:val="bullet"/>
+      <w:lvlText w:val=""/>
+      <w:lvlJc w:val="left"/>
+      <w:pPr>
+        <w:tabs>
+          <w:tab w:val="num" w:pos="2880"/>
+        </w:tabs>
+        <w:ind w:left="2880" w:hanging="360"/>
+      </w:pPr>
+      <w:rPr>
+        <w:rFonts w:ascii="Wingdings" w:hAnsi="Wingdings" w:hint="default"/>
+        <w:sz w:val="20"/>
+      </w:rPr>
+    </w:lvl>
+    <w:lvl w:ilvl="4" w:tentative="1">
+      <w:start w:val="1"/>
+      <w:numFmt w:val="bullet"/>
+      <w:lvlText w:val=""/>
+      <w:lvlJc w:val="left"/>
+      <w:pPr>
+        <w:tabs>
+          <w:tab w:val="num" w:pos="3600"/>
+        </w:tabs>
+        <w:ind w:left="3600" w:hanging="360"/>
+      </w:pPr>
+      <w:rPr>
+        <w:rFonts w:ascii="Wingdings" w:hAnsi="Wingdings" w:hint="default"/>
+        <w:sz w:val="20"/>
+      </w:rPr>
+    </w:lvl>
+    <w:lvl w:ilvl="5" w:tentative="1">
+      <w:start w:val="1"/>
+      <w:numFmt w:val="bullet"/>
+      <w:lvlText w:val=""/>
+      <w:lvlJc w:val="left"/>
+      <w:pPr>
+        <w:tabs>
+          <w:tab w:val="num" w:pos="4320"/>
+        </w:tabs>
+        <w:ind w:left="4320" w:hanging="360"/>
+      </w:pPr>
+      <w:rPr>
+        <w:rFonts w:ascii="Wingdings" w:hAnsi="Wingdings" w:hint="default"/>
+        <w:sz w:val="20"/>
+      </w:rPr>
+    </w:lvl>
+    <w:lvl w:ilvl="6" w:tentative="1">
+      <w:start w:val="1"/>
+      <w:numFmt w:val="bullet"/>
+      <w:lvlText w:val=""/>
+      <w:lvlJc w:val="left"/>
+      <w:pPr>
+        <w:tabs>
+          <w:tab w:val="num" w:pos="5040"/>
+        </w:tabs>
+        <w:ind w:left="5040" w:hanging="360"/>
+      </w:pPr>
+      <w:rPr>
+        <w:rFonts w:ascii="Wingdings" w:hAnsi="Wingdings" w:hint="default"/>
+        <w:sz w:val="20"/>
+      </w:rPr>
+    </w:lvl>
+    <w:lvl w:ilvl="7" w:tentative="1">
+      <w:start w:val="1"/>
+      <w:numFmt w:val="bullet"/>
+      <w:lvlText w:val=""/>
+      <w:lvlJc w:val="left"/>
+      <w:pPr>
+        <w:tabs>
+          <w:tab w:val="num" w:pos="5760"/>
+        </w:tabs>
+        <w:ind w:left="5760" w:hanging="360"/>
+      </w:pPr>
+      <w:rPr>
+        <w:rFonts w:ascii="Wingdings" w:hAnsi="Wingdings" w:hint="default"/>
+        <w:sz w:val="20"/>
+      </w:rPr>
+    </w:lvl>
+    <w:lvl w:ilvl="8" w:tentative="1">
+      <w:start w:val="1"/>
+      <w:numFmt w:val="bullet"/>
+      <w:lvlText w:val=""/>
+      <w:lvlJc w:val="left"/>
+      <w:pPr>
+        <w:tabs>
+          <w:tab w:val="num" w:pos="6480"/>
+        </w:tabs>
+        <w:ind w:left="6480" w:hanging="360"/>
+      </w:pPr>
+      <w:rPr>
+        <w:rFonts w:ascii="Wingdings" w:hAnsi="Wingdings" w:hint="default"/>
+        <w:sz w:val="20"/>
+      </w:rPr>
+    </w:lvl>
+  </w:abstractNum>
+  <w:abstractNum w:abstractNumId="11" w15:restartNumberingAfterBreak="0">
+    <w:nsid w:val="2D87586F"/>
+    <w:multiLevelType w:val="hybridMultilevel"/>
+    <w:tmpl w:val="EA9C2AC6"/>
+    <w:lvl w:ilvl="0" w:tplc="08090001">
+      <w:start w:val="1"/>
+      <w:numFmt w:val="bullet"/>
+      <w:lvlText w:val=""/>
+      <w:lvlJc w:val="left"/>
+      <w:pPr>
+        <w:ind w:left="1080" w:hanging="360"/>
+      </w:pPr>
+      <w:rPr>
+        <w:rFonts w:ascii="Symbol" w:hAnsi="Symbol" w:hint="default"/>
+      </w:rPr>
+    </w:lvl>
+    <w:lvl w:ilvl="1" w:tplc="08090003" w:tentative="1">
+      <w:start w:val="1"/>
+      <w:numFmt w:val="bullet"/>
+      <w:lvlText w:val="o"/>
+      <w:lvlJc w:val="left"/>
+      <w:pPr>
+        <w:ind w:left="1800" w:hanging="360"/>
+      </w:pPr>
+      <w:rPr>
+        <w:rFonts w:ascii="Courier New" w:hAnsi="Courier New" w:cs="Courier New" w:hint="default"/>
+      </w:rPr>
+    </w:lvl>
+    <w:lvl w:ilvl="2" w:tplc="08090005" w:tentative="1">
+      <w:start w:val="1"/>
+      <w:numFmt w:val="bullet"/>
+      <w:lvlText w:val=""/>
+      <w:lvlJc w:val="left"/>
+      <w:pPr>
+        <w:ind w:left="2520" w:hanging="360"/>
+      </w:pPr>
+      <w:rPr>
+        <w:rFonts w:ascii="Wingdings" w:hAnsi="Wingdings" w:hint="default"/>
+      </w:rPr>
+    </w:lvl>
+    <w:lvl w:ilvl="3" w:tplc="08090001" w:tentative="1">
+      <w:start w:val="1"/>
+      <w:numFmt w:val="bullet"/>
+      <w:lvlText w:val=""/>
+      <w:lvlJc w:val="left"/>
+      <w:pPr>
+        <w:ind w:left="3240" w:hanging="360"/>
+      </w:pPr>
+      <w:rPr>
+        <w:rFonts w:ascii="Symbol" w:hAnsi="Symbol" w:hint="default"/>
+      </w:rPr>
+    </w:lvl>
+    <w:lvl w:ilvl="4" w:tplc="08090003" w:tentative="1">
+      <w:start w:val="1"/>
+      <w:numFmt w:val="bullet"/>
+      <w:lvlText w:val="o"/>
+      <w:lvlJc w:val="left"/>
+      <w:pPr>
+        <w:ind w:left="3960" w:hanging="360"/>
+      </w:pPr>
+      <w:rPr>
+        <w:rFonts w:ascii="Courier New" w:hAnsi="Courier New" w:cs="Courier New" w:hint="default"/>
+      </w:rPr>
+    </w:lvl>
+    <w:lvl w:ilvl="5" w:tplc="08090005" w:tentative="1">
+      <w:start w:val="1"/>
+      <w:numFmt w:val="bullet"/>
+      <w:lvlText w:val=""/>
+      <w:lvlJc w:val="left"/>
+      <w:pPr>
+        <w:ind w:left="4680" w:hanging="360"/>
+      </w:pPr>
+      <w:rPr>
+        <w:rFonts w:ascii="Wingdings" w:hAnsi="Wingdings" w:hint="default"/>
+      </w:rPr>
+    </w:lvl>
+    <w:lvl w:ilvl="6" w:tplc="08090001" w:tentative="1">
+      <w:start w:val="1"/>
+      <w:numFmt w:val="bullet"/>
+      <w:lvlText w:val=""/>
+      <w:lvlJc w:val="left"/>
+      <w:pPr>
+        <w:ind w:left="5400" w:hanging="360"/>
+      </w:pPr>
+      <w:rPr>
+        <w:rFonts w:ascii="Symbol" w:hAnsi="Symbol" w:hint="default"/>
+      </w:rPr>
+    </w:lvl>
+    <w:lvl w:ilvl="7" w:tplc="08090003" w:tentative="1">
+      <w:start w:val="1"/>
+      <w:numFmt w:val="bullet"/>
+      <w:lvlText w:val="o"/>
+      <w:lvlJc w:val="left"/>
+      <w:pPr>
+        <w:ind w:left="6120" w:hanging="360"/>
+      </w:pPr>
+      <w:rPr>
+        <w:rFonts w:ascii="Courier New" w:hAnsi="Courier New" w:cs="Courier New" w:hint="default"/>
+      </w:rPr>
+    </w:lvl>
+    <w:lvl w:ilvl="8" w:tplc="08090005" w:tentative="1">
+      <w:start w:val="1"/>
+      <w:numFmt w:val="bullet"/>
+      <w:lvlText w:val=""/>
+      <w:lvlJc w:val="left"/>
+      <w:pPr>
+        <w:ind w:left="6840" w:hanging="360"/>
+      </w:pPr>
+      <w:rPr>
+        <w:rFonts w:ascii="Wingdings" w:hAnsi="Wingdings" w:hint="default"/>
+      </w:rPr>
+    </w:lvl>
+  </w:abstractNum>
+  <w:abstractNum w:abstractNumId="12" w15:restartNumberingAfterBreak="0">
+    <w:nsid w:val="2EB050F7"/>
+    <w:multiLevelType w:val="multilevel"/>
+    <w:tmpl w:val="9F10D342"/>
+    <w:lvl w:ilvl="0">
+      <w:start w:val="1"/>
+      <w:numFmt w:val="bullet"/>
+      <w:lvlText w:val=""/>
+      <w:lvlJc w:val="left"/>
+      <w:pPr>
+        <w:tabs>
+          <w:tab w:val="num" w:pos="720"/>
+        </w:tabs>
+        <w:ind w:left="720" w:hanging="360"/>
+      </w:pPr>
+      <w:rPr>
+        <w:rFonts w:ascii="Symbol" w:hAnsi="Symbol" w:hint="default"/>
+        <w:sz w:val="20"/>
+      </w:rPr>
+    </w:lvl>
+    <w:lvl w:ilvl="1" w:tentative="1">
+      <w:start w:val="1"/>
+      <w:numFmt w:val="bullet"/>
+      <w:lvlText w:val="o"/>
+      <w:lvlJc w:val="left"/>
+      <w:pPr>
+        <w:tabs>
+          <w:tab w:val="num" w:pos="1440"/>
+        </w:tabs>
+        <w:ind w:left="1440" w:hanging="360"/>
+      </w:pPr>
+      <w:rPr>
+        <w:rFonts w:ascii="Courier New" w:hAnsi="Courier New" w:hint="default"/>
+        <w:sz w:val="20"/>
+      </w:rPr>
+    </w:lvl>
+    <w:lvl w:ilvl="2" w:tentative="1">
+      <w:start w:val="1"/>
+      <w:numFmt w:val="bullet"/>
+      <w:lvlText w:val=""/>
+      <w:lvlJc w:val="left"/>
+      <w:pPr>
+        <w:tabs>
+          <w:tab w:val="num" w:pos="2160"/>
+        </w:tabs>
+        <w:ind w:left="2160" w:hanging="360"/>
+      </w:pPr>
+      <w:rPr>
+        <w:rFonts w:ascii="Wingdings" w:hAnsi="Wingdings" w:hint="default"/>
+        <w:sz w:val="20"/>
+      </w:rPr>
+    </w:lvl>
+    <w:lvl w:ilvl="3" w:tentative="1">
+      <w:start w:val="1"/>
+      <w:numFmt w:val="bullet"/>
+      <w:lvlText w:val=""/>
+      <w:lvlJc w:val="left"/>
+      <w:pPr>
+        <w:tabs>
+          <w:tab w:val="num" w:pos="2880"/>
+        </w:tabs>
+        <w:ind w:left="2880" w:hanging="360"/>
+      </w:pPr>
+      <w:rPr>
+        <w:rFonts w:ascii="Wingdings" w:hAnsi="Wingdings" w:hint="default"/>
+        <w:sz w:val="20"/>
+      </w:rPr>
+    </w:lvl>
+    <w:lvl w:ilvl="4" w:tentative="1">
+      <w:start w:val="1"/>
+      <w:numFmt w:val="bullet"/>
+      <w:lvlText w:val=""/>
+      <w:lvlJc w:val="left"/>
+      <w:pPr>
+        <w:tabs>
+          <w:tab w:val="num" w:pos="3600"/>
+        </w:tabs>
+        <w:ind w:left="3600" w:hanging="360"/>
+      </w:pPr>
+      <w:rPr>
+        <w:rFonts w:ascii="Wingdings" w:hAnsi="Wingdings" w:hint="default"/>
+        <w:sz w:val="20"/>
+      </w:rPr>
+    </w:lvl>
+    <w:lvl w:ilvl="5" w:tentative="1">
+      <w:start w:val="1"/>
+      <w:numFmt w:val="bullet"/>
+      <w:lvlText w:val=""/>
+      <w:lvlJc w:val="left"/>
+      <w:pPr>
+        <w:tabs>
+          <w:tab w:val="num" w:pos="4320"/>
+        </w:tabs>
+        <w:ind w:left="4320" w:hanging="360"/>
+      </w:pPr>
+      <w:rPr>
+        <w:rFonts w:ascii="Wingdings" w:hAnsi="Wingdings" w:hint="default"/>
+        <w:sz w:val="20"/>
+      </w:rPr>
+    </w:lvl>
+    <w:lvl w:ilvl="6" w:tentative="1">
+      <w:start w:val="1"/>
+      <w:numFmt w:val="bullet"/>
+      <w:lvlText w:val=""/>
+      <w:lvlJc w:val="left"/>
+      <w:pPr>
+        <w:tabs>
+          <w:tab w:val="num" w:pos="5040"/>
+        </w:tabs>
+        <w:ind w:left="5040" w:hanging="360"/>
+      </w:pPr>
+      <w:rPr>
+        <w:rFonts w:ascii="Wingdings" w:hAnsi="Wingdings" w:hint="default"/>
+        <w:sz w:val="20"/>
+      </w:rPr>
+    </w:lvl>
+    <w:lvl w:ilvl="7" w:tentative="1">
+      <w:start w:val="1"/>
+      <w:numFmt w:val="bullet"/>
+      <w:lvlText w:val=""/>
+      <w:lvlJc w:val="left"/>
+      <w:pPr>
+        <w:tabs>
+          <w:tab w:val="num" w:pos="5760"/>
+        </w:tabs>
+        <w:ind w:left="5760" w:hanging="360"/>
+      </w:pPr>
+      <w:rPr>
+        <w:rFonts w:ascii="Wingdings" w:hAnsi="Wingdings" w:hint="default"/>
+        <w:sz w:val="20"/>
+      </w:rPr>
+    </w:lvl>
+    <w:lvl w:ilvl="8" w:tentative="1">
+      <w:start w:val="1"/>
+      <w:numFmt w:val="bullet"/>
+      <w:lvlText w:val=""/>
+      <w:lvlJc w:val="left"/>
+      <w:pPr>
+        <w:tabs>
+          <w:tab w:val="num" w:pos="6480"/>
+        </w:tabs>
+        <w:ind w:left="6480" w:hanging="360"/>
+      </w:pPr>
+      <w:rPr>
+        <w:rFonts w:ascii="Wingdings" w:hAnsi="Wingdings" w:hint="default"/>
+        <w:sz w:val="20"/>
+      </w:rPr>
+    </w:lvl>
+  </w:abstractNum>
+  <w:abstractNum w:abstractNumId="13" w15:restartNumberingAfterBreak="0">
+    <w:nsid w:val="3336698A"/>
+    <w:multiLevelType w:val="hybridMultilevel"/>
+    <w:tmpl w:val="218A0FF8"/>
+    <w:lvl w:ilvl="0" w:tplc="6D46B108">
+      <w:start w:val="1"/>
+      <w:numFmt w:val="bullet"/>
+      <w:lvlText w:val=""/>
+      <w:lvlJc w:val="left"/>
+      <w:pPr>
+        <w:ind w:left="1080" w:hanging="360"/>
+      </w:pPr>
+      <w:rPr>
+        <w:rFonts w:ascii="Symbol" w:hAnsi="Symbol" w:hint="default"/>
+      </w:rPr>
+    </w:lvl>
+    <w:lvl w:ilvl="1" w:tplc="9710D072">
+      <w:start w:val="1"/>
+      <w:numFmt w:val="bullet"/>
+      <w:lvlText w:val=""/>
+      <w:lvlJc w:val="left"/>
+      <w:pPr>
+        <w:ind w:left="1800" w:hanging="360"/>
+      </w:pPr>
+      <w:rPr>
+        <w:rFonts w:ascii="Symbol" w:hAnsi="Symbol" w:hint="default"/>
+      </w:rPr>
+    </w:lvl>
+    <w:lvl w:ilvl="2" w:tplc="08090005" w:tentative="1">
+      <w:start w:val="1"/>
+      <w:numFmt w:val="bullet"/>
+      <w:lvlText w:val=""/>
+      <w:lvlJc w:val="left"/>
+      <w:pPr>
+        <w:ind w:left="2520" w:hanging="360"/>
+      </w:pPr>
+      <w:rPr>
+        <w:rFonts w:ascii="Wingdings" w:hAnsi="Wingdings" w:hint="default"/>
+      </w:rPr>
+    </w:lvl>
+    <w:lvl w:ilvl="3" w:tplc="08090001" w:tentative="1">
+      <w:start w:val="1"/>
+      <w:numFmt w:val="bullet"/>
+      <w:lvlText w:val=""/>
+      <w:lvlJc w:val="left"/>
+      <w:pPr>
+        <w:ind w:left="3240" w:hanging="360"/>
+      </w:pPr>
+      <w:rPr>
+        <w:rFonts w:ascii="Symbol" w:hAnsi="Symbol" w:hint="default"/>
+      </w:rPr>
+    </w:lvl>
+    <w:lvl w:ilvl="4" w:tplc="08090003" w:tentative="1">
+      <w:start w:val="1"/>
+      <w:numFmt w:val="bullet"/>
+      <w:lvlText w:val="o"/>
+      <w:lvlJc w:val="left"/>
+      <w:pPr>
+        <w:ind w:left="3960" w:hanging="360"/>
+      </w:pPr>
+      <w:rPr>
+        <w:rFonts w:ascii="Courier New" w:hAnsi="Courier New" w:cs="Courier New" w:hint="default"/>
+      </w:rPr>
+    </w:lvl>
+    <w:lvl w:ilvl="5" w:tplc="08090005" w:tentative="1">
+      <w:start w:val="1"/>
+      <w:numFmt w:val="bullet"/>
+      <w:lvlText w:val=""/>
+      <w:lvlJc w:val="left"/>
+      <w:pPr>
+        <w:ind w:left="4680" w:hanging="360"/>
+      </w:pPr>
+      <w:rPr>
+        <w:rFonts w:ascii="Wingdings" w:hAnsi="Wingdings" w:hint="default"/>
+      </w:rPr>
+    </w:lvl>
+    <w:lvl w:ilvl="6" w:tplc="08090001" w:tentative="1">
+      <w:start w:val="1"/>
+      <w:numFmt w:val="bullet"/>
+      <w:lvlText w:val=""/>
+      <w:lvlJc w:val="left"/>
+      <w:pPr>
+        <w:ind w:left="5400" w:hanging="360"/>
+      </w:pPr>
+      <w:rPr>
+        <w:rFonts w:ascii="Symbol" w:hAnsi="Symbol" w:hint="default"/>
+      </w:rPr>
+    </w:lvl>
+    <w:lvl w:ilvl="7" w:tplc="08090003" w:tentative="1">
+      <w:start w:val="1"/>
+      <w:numFmt w:val="bullet"/>
+      <w:lvlText w:val="o"/>
+      <w:lvlJc w:val="left"/>
+      <w:pPr>
+        <w:ind w:left="6120" w:hanging="360"/>
+      </w:pPr>
+      <w:rPr>
+        <w:rFonts w:ascii="Courier New" w:hAnsi="Courier New" w:cs="Courier New" w:hint="default"/>
+      </w:rPr>
+    </w:lvl>
+    <w:lvl w:ilvl="8" w:tplc="08090005" w:tentative="1">
+      <w:start w:val="1"/>
+      <w:numFmt w:val="bullet"/>
+      <w:lvlText w:val=""/>
+      <w:lvlJc w:val="left"/>
+      <w:pPr>
+        <w:ind w:left="6840" w:hanging="360"/>
+      </w:pPr>
+      <w:rPr>
+        <w:rFonts w:ascii="Wingdings" w:hAnsi="Wingdings" w:hint="default"/>
+      </w:rPr>
+    </w:lvl>
+  </w:abstractNum>
+  <w:abstractNum w:abstractNumId="14" w15:restartNumberingAfterBreak="0">
+    <w:nsid w:val="349A3F22"/>
+    <w:multiLevelType w:val="multilevel"/>
+    <w:tmpl w:val="82FEE268"/>
+    <w:lvl w:ilvl="0">
+      <w:start w:val="1"/>
+      <w:numFmt w:val="bullet"/>
+      <w:lvlText w:val=""/>
+      <w:lvlJc w:val="left"/>
+      <w:pPr>
+        <w:tabs>
+          <w:tab w:val="num" w:pos="720"/>
+        </w:tabs>
+        <w:ind w:left="720" w:hanging="360"/>
+      </w:pPr>
+      <w:rPr>
+        <w:rFonts w:ascii="Symbol" w:hAnsi="Symbol" w:hint="default"/>
+        <w:sz w:val="20"/>
+      </w:rPr>
+    </w:lvl>
+    <w:lvl w:ilvl="1" w:tentative="1">
+      <w:start w:val="1"/>
+      <w:numFmt w:val="bullet"/>
+      <w:lvlText w:val="o"/>
+      <w:lvlJc w:val="left"/>
+      <w:pPr>
+        <w:tabs>
+          <w:tab w:val="num" w:pos="1440"/>
+        </w:tabs>
+        <w:ind w:left="1440" w:hanging="360"/>
+      </w:pPr>
+      <w:rPr>
+        <w:rFonts w:ascii="Courier New" w:hAnsi="Courier New" w:hint="default"/>
+        <w:sz w:val="20"/>
+      </w:rPr>
+    </w:lvl>
+    <w:lvl w:ilvl="2" w:tentative="1">
+      <w:start w:val="1"/>
+      <w:numFmt w:val="bullet"/>
+      <w:lvlText w:val=""/>
+      <w:lvlJc w:val="left"/>
+      <w:pPr>
+        <w:tabs>
+          <w:tab w:val="num" w:pos="2160"/>
+        </w:tabs>
+        <w:ind w:left="2160" w:hanging="360"/>
+      </w:pPr>
+      <w:rPr>
+        <w:rFonts w:ascii="Wingdings" w:hAnsi="Wingdings" w:hint="default"/>
+        <w:sz w:val="20"/>
+      </w:rPr>
+    </w:lvl>
+    <w:lvl w:ilvl="3" w:tentative="1">
+      <w:start w:val="1"/>
+      <w:numFmt w:val="bullet"/>
+      <w:lvlText w:val=""/>
+      <w:lvlJc w:val="left"/>
+      <w:pPr>
+        <w:tabs>
+          <w:tab w:val="num" w:pos="2880"/>
+        </w:tabs>
+        <w:ind w:left="2880" w:hanging="360"/>
+      </w:pPr>
+      <w:rPr>
+        <w:rFonts w:ascii="Wingdings" w:hAnsi="Wingdings" w:hint="default"/>
+        <w:sz w:val="20"/>
+      </w:rPr>
+    </w:lvl>
+    <w:lvl w:ilvl="4" w:tentative="1">
+      <w:start w:val="1"/>
+      <w:numFmt w:val="bullet"/>
+      <w:lvlText w:val=""/>
+      <w:lvlJc w:val="left"/>
+      <w:pPr>
+        <w:tabs>
+          <w:tab w:val="num" w:pos="3600"/>
+        </w:tabs>
+        <w:ind w:left="3600" w:hanging="360"/>
+      </w:pPr>
+      <w:rPr>
+        <w:rFonts w:ascii="Wingdings" w:hAnsi="Wingdings" w:hint="default"/>
+        <w:sz w:val="20"/>
+      </w:rPr>
+    </w:lvl>
+    <w:lvl w:ilvl="5" w:tentative="1">
+      <w:start w:val="1"/>
+      <w:numFmt w:val="bullet"/>
+      <w:lvlText w:val=""/>
+      <w:lvlJc w:val="left"/>
+      <w:pPr>
+        <w:tabs>
+          <w:tab w:val="num" w:pos="4320"/>
+        </w:tabs>
+        <w:ind w:left="4320" w:hanging="360"/>
+      </w:pPr>
+      <w:rPr>
+        <w:rFonts w:ascii="Wingdings" w:hAnsi="Wingdings" w:hint="default"/>
+        <w:sz w:val="20"/>
+      </w:rPr>
+    </w:lvl>
+    <w:lvl w:ilvl="6" w:tentative="1">
+      <w:start w:val="1"/>
+      <w:numFmt w:val="bullet"/>
+      <w:lvlText w:val=""/>
+      <w:lvlJc w:val="left"/>
+      <w:pPr>
+        <w:tabs>
+          <w:tab w:val="num" w:pos="5040"/>
+        </w:tabs>
+        <w:ind w:left="5040" w:hanging="360"/>
+      </w:pPr>
+      <w:rPr>
+        <w:rFonts w:ascii="Wingdings" w:hAnsi="Wingdings" w:hint="default"/>
+        <w:sz w:val="20"/>
+      </w:rPr>
+    </w:lvl>
+    <w:lvl w:ilvl="7" w:tentative="1">
+      <w:start w:val="1"/>
+      <w:numFmt w:val="bullet"/>
+      <w:lvlText w:val=""/>
+      <w:lvlJc w:val="left"/>
+      <w:pPr>
+        <w:tabs>
+          <w:tab w:val="num" w:pos="5760"/>
+        </w:tabs>
+        <w:ind w:left="5760" w:hanging="360"/>
+      </w:pPr>
+      <w:rPr>
+        <w:rFonts w:ascii="Wingdings" w:hAnsi="Wingdings" w:hint="default"/>
+        <w:sz w:val="20"/>
+      </w:rPr>
+    </w:lvl>
+    <w:lvl w:ilvl="8" w:tentative="1">
+      <w:start w:val="1"/>
+      <w:numFmt w:val="bullet"/>
+      <w:lvlText w:val=""/>
+      <w:lvlJc w:val="left"/>
+      <w:pPr>
+        <w:tabs>
+          <w:tab w:val="num" w:pos="6480"/>
+        </w:tabs>
+        <w:ind w:left="6480" w:hanging="360"/>
+      </w:pPr>
+      <w:rPr>
+        <w:rFonts w:ascii="Wingdings" w:hAnsi="Wingdings" w:hint="default"/>
+        <w:sz w:val="20"/>
+      </w:rPr>
+    </w:lvl>
+  </w:abstractNum>
+  <w:abstractNum w:abstractNumId="15" w15:restartNumberingAfterBreak="0">
+    <w:nsid w:val="3B3D4E15"/>
+    <w:multiLevelType w:val="hybridMultilevel"/>
+    <w:tmpl w:val="5D202BF6"/>
+    <w:lvl w:ilvl="0" w:tplc="6D46B108">
+      <w:start w:val="1"/>
+      <w:numFmt w:val="bullet"/>
+      <w:lvlText w:val=""/>
+      <w:lvlJc w:val="left"/>
+      <w:pPr>
+        <w:ind w:left="720" w:hanging="360"/>
+      </w:pPr>
+      <w:rPr>
+        <w:rFonts w:ascii="Symbol" w:hAnsi="Symbol" w:hint="default"/>
+      </w:rPr>
+    </w:lvl>
+    <w:lvl w:ilvl="1" w:tplc="08090003" w:tentative="1">
+      <w:start w:val="1"/>
+      <w:numFmt w:val="bullet"/>
+      <w:lvlText w:val="o"/>
+      <w:lvlJc w:val="left"/>
+      <w:pPr>
+        <w:ind w:left="1440" w:hanging="360"/>
+      </w:pPr>
+      <w:rPr>
+        <w:rFonts w:ascii="Courier New" w:hAnsi="Courier New" w:cs="Courier New" w:hint="default"/>
+      </w:rPr>
+    </w:lvl>
+    <w:lvl w:ilvl="2" w:tplc="08090005" w:tentative="1">
+      <w:start w:val="1"/>
+      <w:numFmt w:val="bullet"/>
+      <w:lvlText w:val=""/>
+      <w:lvlJc w:val="left"/>
+      <w:pPr>
+        <w:ind w:left="2160" w:hanging="360"/>
+      </w:pPr>
+      <w:rPr>
+        <w:rFonts w:ascii="Wingdings" w:hAnsi="Wingdings" w:hint="default"/>
+      </w:rPr>
+    </w:lvl>
+    <w:lvl w:ilvl="3" w:tplc="08090001" w:tentative="1">
+      <w:start w:val="1"/>
+      <w:numFmt w:val="bullet"/>
+      <w:lvlText w:val=""/>
+      <w:lvlJc w:val="left"/>
+      <w:pPr>
+        <w:ind w:left="2880" w:hanging="360"/>
+      </w:pPr>
+      <w:rPr>
+        <w:rFonts w:ascii="Symbol" w:hAnsi="Symbol" w:hint="default"/>
+      </w:rPr>
+    </w:lvl>
+    <w:lvl w:ilvl="4" w:tplc="08090003" w:tentative="1">
+      <w:start w:val="1"/>
+      <w:numFmt w:val="bullet"/>
+      <w:lvlText w:val="o"/>
+      <w:lvlJc w:val="left"/>
+      <w:pPr>
+        <w:ind w:left="3600" w:hanging="360"/>
+      </w:pPr>
+      <w:rPr>
+        <w:rFonts w:ascii="Courier New" w:hAnsi="Courier New" w:cs="Courier New" w:hint="default"/>
+      </w:rPr>
+    </w:lvl>
+    <w:lvl w:ilvl="5" w:tplc="08090005" w:tentative="1">
+      <w:start w:val="1"/>
+      <w:numFmt w:val="bullet"/>
+      <w:lvlText w:val=""/>
+      <w:lvlJc w:val="left"/>
+      <w:pPr>
+        <w:ind w:left="4320" w:hanging="360"/>
+      </w:pPr>
+      <w:rPr>
+        <w:rFonts w:ascii="Wingdings" w:hAnsi="Wingdings" w:hint="default"/>
+      </w:rPr>
+    </w:lvl>
+    <w:lvl w:ilvl="6" w:tplc="08090001" w:tentative="1">
+      <w:start w:val="1"/>
+      <w:numFmt w:val="bullet"/>
+      <w:lvlText w:val=""/>
+      <w:lvlJc w:val="left"/>
+      <w:pPr>
+        <w:ind w:left="5040" w:hanging="360"/>
+      </w:pPr>
+      <w:rPr>
+        <w:rFonts w:ascii="Symbol" w:hAnsi="Symbol" w:hint="default"/>
+      </w:rPr>
+    </w:lvl>
+    <w:lvl w:ilvl="7" w:tplc="08090003" w:tentative="1">
+      <w:start w:val="1"/>
+      <w:numFmt w:val="bullet"/>
+      <w:lvlText w:val="o"/>
+      <w:lvlJc w:val="left"/>
+      <w:pPr>
+        <w:ind w:left="5760" w:hanging="360"/>
+      </w:pPr>
+      <w:rPr>
+        <w:rFonts w:ascii="Courier New" w:hAnsi="Courier New" w:cs="Courier New" w:hint="default"/>
+      </w:rPr>
+    </w:lvl>
+    <w:lvl w:ilvl="8" w:tplc="08090005" w:tentative="1">
+      <w:start w:val="1"/>
+      <w:numFmt w:val="bullet"/>
+      <w:lvlText w:val=""/>
+      <w:lvlJc w:val="left"/>
+      <w:pPr>
+        <w:ind w:left="6480" w:hanging="360"/>
+      </w:pPr>
+      <w:rPr>
+        <w:rFonts w:ascii="Wingdings" w:hAnsi="Wingdings" w:hint="default"/>
+      </w:rPr>
+    </w:lvl>
+  </w:abstractNum>
+  <w:abstractNum w:abstractNumId="16" w15:restartNumberingAfterBreak="0">
+    <w:nsid w:val="3B77114C"/>
+    <w:multiLevelType w:val="hybridMultilevel"/>
+    <w:tmpl w:val="808AB422"/>
+    <w:lvl w:ilvl="0" w:tplc="6D46B108">
+      <w:start w:val="1"/>
+      <w:numFmt w:val="bullet"/>
+      <w:lvlText w:val=""/>
+      <w:lvlJc w:val="left"/>
+      <w:pPr>
+        <w:ind w:left="1080" w:hanging="360"/>
+      </w:pPr>
+      <w:rPr>
+        <w:rFonts w:ascii="Symbol" w:hAnsi="Symbol" w:hint="default"/>
+      </w:rPr>
+    </w:lvl>
+    <w:lvl w:ilvl="1" w:tplc="08090003">
+      <w:start w:val="1"/>
+      <w:numFmt w:val="bullet"/>
+      <w:lvlText w:val="o"/>
+      <w:lvlJc w:val="left"/>
+      <w:pPr>
+        <w:ind w:left="1800" w:hanging="360"/>
+      </w:pPr>
+      <w:rPr>
+        <w:rFonts w:ascii="Courier New" w:hAnsi="Courier New" w:cs="Courier New" w:hint="default"/>
+      </w:rPr>
+    </w:lvl>
+    <w:lvl w:ilvl="2" w:tplc="08090005" w:tentative="1">
+      <w:start w:val="1"/>
+      <w:numFmt w:val="bullet"/>
+      <w:lvlText w:val=""/>
+      <w:lvlJc w:val="left"/>
+      <w:pPr>
+        <w:ind w:left="2520" w:hanging="360"/>
+      </w:pPr>
+      <w:rPr>
+        <w:rFonts w:ascii="Wingdings" w:hAnsi="Wingdings" w:hint="default"/>
+      </w:rPr>
+    </w:lvl>
+    <w:lvl w:ilvl="3" w:tplc="08090001" w:tentative="1">
+      <w:start w:val="1"/>
+      <w:numFmt w:val="bullet"/>
+      <w:lvlText w:val=""/>
+      <w:lvlJc w:val="left"/>
+      <w:pPr>
+        <w:ind w:left="3240" w:hanging="360"/>
+      </w:pPr>
+      <w:rPr>
+        <w:rFonts w:ascii="Symbol" w:hAnsi="Symbol" w:hint="default"/>
+      </w:rPr>
+    </w:lvl>
+    <w:lvl w:ilvl="4" w:tplc="08090003" w:tentative="1">
+      <w:start w:val="1"/>
+      <w:numFmt w:val="bullet"/>
+      <w:lvlText w:val="o"/>
+      <w:lvlJc w:val="left"/>
+      <w:pPr>
+        <w:ind w:left="3960" w:hanging="360"/>
+      </w:pPr>
+      <w:rPr>
+        <w:rFonts w:ascii="Courier New" w:hAnsi="Courier New" w:cs="Courier New" w:hint="default"/>
+      </w:rPr>
+    </w:lvl>
+    <w:lvl w:ilvl="5" w:tplc="08090005" w:tentative="1">
+      <w:start w:val="1"/>
+      <w:numFmt w:val="bullet"/>
+      <w:lvlText w:val=""/>
+      <w:lvlJc w:val="left"/>
+      <w:pPr>
+        <w:ind w:left="4680" w:hanging="360"/>
+      </w:pPr>
+      <w:rPr>
+        <w:rFonts w:ascii="Wingdings" w:hAnsi="Wingdings" w:hint="default"/>
+      </w:rPr>
+    </w:lvl>
+    <w:lvl w:ilvl="6" w:tplc="08090001" w:tentative="1">
+      <w:start w:val="1"/>
+      <w:numFmt w:val="bullet"/>
+      <w:lvlText w:val=""/>
+      <w:lvlJc w:val="left"/>
+      <w:pPr>
+        <w:ind w:left="5400" w:hanging="360"/>
+      </w:pPr>
+      <w:rPr>
+        <w:rFonts w:ascii="Symbol" w:hAnsi="Symbol" w:hint="default"/>
+      </w:rPr>
+    </w:lvl>
+    <w:lvl w:ilvl="7" w:tplc="08090003" w:tentative="1">
+      <w:start w:val="1"/>
+      <w:numFmt w:val="bullet"/>
+      <w:lvlText w:val="o"/>
+      <w:lvlJc w:val="left"/>
+      <w:pPr>
+        <w:ind w:left="6120" w:hanging="360"/>
+      </w:pPr>
+      <w:rPr>
+        <w:rFonts w:ascii="Courier New" w:hAnsi="Courier New" w:cs="Courier New" w:hint="default"/>
+      </w:rPr>
+    </w:lvl>
+    <w:lvl w:ilvl="8" w:tplc="08090005" w:tentative="1">
+      <w:start w:val="1"/>
+      <w:numFmt w:val="bullet"/>
+      <w:lvlText w:val=""/>
+      <w:lvlJc w:val="left"/>
+      <w:pPr>
+        <w:ind w:left="6840" w:hanging="360"/>
+      </w:pPr>
+      <w:rPr>
+        <w:rFonts w:ascii="Wingdings" w:hAnsi="Wingdings" w:hint="default"/>
+      </w:rPr>
+    </w:lvl>
+  </w:abstractNum>
+  <w:abstractNum w:abstractNumId="17" w15:restartNumberingAfterBreak="0">
+    <w:nsid w:val="3C386602"/>
+    <w:multiLevelType w:val="multilevel"/>
+    <w:tmpl w:val="59B03254"/>
+    <w:lvl w:ilvl="0">
+      <w:start w:val="1"/>
+      <w:numFmt w:val="bullet"/>
+      <w:lvlText w:val=""/>
+      <w:lvlJc w:val="left"/>
+      <w:pPr>
+        <w:tabs>
+          <w:tab w:val="num" w:pos="720"/>
+        </w:tabs>
+        <w:ind w:left="720" w:hanging="360"/>
+      </w:pPr>
+      <w:rPr>
+        <w:rFonts w:ascii="Symbol" w:hAnsi="Symbol" w:hint="default"/>
+        <w:sz w:val="20"/>
+      </w:rPr>
+    </w:lvl>
+    <w:lvl w:ilvl="1" w:tentative="1">
+      <w:start w:val="1"/>
+      <w:numFmt w:val="bullet"/>
+      <w:lvlText w:val="o"/>
+      <w:lvlJc w:val="left"/>
+      <w:pPr>
+        <w:tabs>
+          <w:tab w:val="num" w:pos="1440"/>
+        </w:tabs>
+        <w:ind w:left="1440" w:hanging="360"/>
+      </w:pPr>
+      <w:rPr>
+        <w:rFonts w:ascii="Courier New" w:hAnsi="Courier New" w:hint="default"/>
+        <w:sz w:val="20"/>
+      </w:rPr>
+    </w:lvl>
+    <w:lvl w:ilvl="2" w:tentative="1">
+      <w:start w:val="1"/>
+      <w:numFmt w:val="bullet"/>
+      <w:lvlText w:val=""/>
+      <w:lvlJc w:val="left"/>
+      <w:pPr>
+        <w:tabs>
+          <w:tab w:val="num" w:pos="2160"/>
+        </w:tabs>
+        <w:ind w:left="2160" w:hanging="360"/>
+      </w:pPr>
+      <w:rPr>
+        <w:rFonts w:ascii="Wingdings" w:hAnsi="Wingdings" w:hint="default"/>
+        <w:sz w:val="20"/>
+      </w:rPr>
+    </w:lvl>
+    <w:lvl w:ilvl="3" w:tentative="1">
+      <w:start w:val="1"/>
+      <w:numFmt w:val="bullet"/>
+      <w:lvlText w:val=""/>
+      <w:lvlJc w:val="left"/>
+      <w:pPr>
+        <w:tabs>
+          <w:tab w:val="num" w:pos="2880"/>
+        </w:tabs>
+        <w:ind w:left="2880" w:hanging="360"/>
+      </w:pPr>
+      <w:rPr>
+        <w:rFonts w:ascii="Wingdings" w:hAnsi="Wingdings" w:hint="default"/>
+        <w:sz w:val="20"/>
+      </w:rPr>
+    </w:lvl>
+    <w:lvl w:ilvl="4" w:tentative="1">
+      <w:start w:val="1"/>
+      <w:numFmt w:val="bullet"/>
+      <w:lvlText w:val=""/>
+      <w:lvlJc w:val="left"/>
+      <w:pPr>
+        <w:tabs>
+          <w:tab w:val="num" w:pos="3600"/>
+        </w:tabs>
+        <w:ind w:left="3600" w:hanging="360"/>
+      </w:pPr>
+      <w:rPr>
+        <w:rFonts w:ascii="Wingdings" w:hAnsi="Wingdings" w:hint="default"/>
+        <w:sz w:val="20"/>
+      </w:rPr>
+    </w:lvl>
+    <w:lvl w:ilvl="5" w:tentative="1">
+      <w:start w:val="1"/>
+      <w:numFmt w:val="bullet"/>
+      <w:lvlText w:val=""/>
+      <w:lvlJc w:val="left"/>
+      <w:pPr>
+        <w:tabs>
+          <w:tab w:val="num" w:pos="4320"/>
+        </w:tabs>
+        <w:ind w:left="4320" w:hanging="360"/>
+      </w:pPr>
+      <w:rPr>
+        <w:rFonts w:ascii="Wingdings" w:hAnsi="Wingdings" w:hint="default"/>
+        <w:sz w:val="20"/>
+      </w:rPr>
+    </w:lvl>
+    <w:lvl w:ilvl="6" w:tentative="1">
+      <w:start w:val="1"/>
+      <w:numFmt w:val="bullet"/>
+      <w:lvlText w:val=""/>
+      <w:lvlJc w:val="left"/>
+      <w:pPr>
+        <w:tabs>
+          <w:tab w:val="num" w:pos="5040"/>
+        </w:tabs>
+        <w:ind w:left="5040" w:hanging="360"/>
+      </w:pPr>
+      <w:rPr>
+        <w:rFonts w:ascii="Wingdings" w:hAnsi="Wingdings" w:hint="default"/>
+        <w:sz w:val="20"/>
+      </w:rPr>
+    </w:lvl>
+    <w:lvl w:ilvl="7" w:tentative="1">
+      <w:start w:val="1"/>
+      <w:numFmt w:val="bullet"/>
+      <w:lvlText w:val=""/>
+      <w:lvlJc w:val="left"/>
+      <w:pPr>
+        <w:tabs>
+          <w:tab w:val="num" w:pos="5760"/>
+        </w:tabs>
+        <w:ind w:left="5760" w:hanging="360"/>
+      </w:pPr>
+      <w:rPr>
+        <w:rFonts w:ascii="Wingdings" w:hAnsi="Wingdings" w:hint="default"/>
+        <w:sz w:val="20"/>
+      </w:rPr>
+    </w:lvl>
+    <w:lvl w:ilvl="8" w:tentative="1">
+      <w:start w:val="1"/>
+      <w:numFmt w:val="bullet"/>
+      <w:lvlText w:val=""/>
+      <w:lvlJc w:val="left"/>
+      <w:pPr>
+        <w:tabs>
+          <w:tab w:val="num" w:pos="6480"/>
+        </w:tabs>
+        <w:ind w:left="6480" w:hanging="360"/>
+      </w:pPr>
+      <w:rPr>
+        <w:rFonts w:ascii="Wingdings" w:hAnsi="Wingdings" w:hint="default"/>
+        <w:sz w:val="20"/>
+      </w:rPr>
+    </w:lvl>
+  </w:abstractNum>
+  <w:abstractNum w:abstractNumId="18" w15:restartNumberingAfterBreak="0">
+    <w:nsid w:val="3D496274"/>
+    <w:multiLevelType w:val="multilevel"/>
+    <w:tmpl w:val="A28C4154"/>
+    <w:lvl w:ilvl="0">
+      <w:start w:val="1"/>
+      <w:numFmt w:val="bullet"/>
+      <w:lvlText w:val=""/>
+      <w:lvlJc w:val="left"/>
+      <w:pPr>
+        <w:tabs>
+          <w:tab w:val="num" w:pos="720"/>
+        </w:tabs>
+        <w:ind w:left="720" w:hanging="360"/>
+      </w:pPr>
+      <w:rPr>
+        <w:rFonts w:ascii="Symbol" w:hAnsi="Symbol" w:hint="default"/>
+        <w:sz w:val="20"/>
+      </w:rPr>
+    </w:lvl>
+    <w:lvl w:ilvl="1" w:tentative="1">
+      <w:start w:val="1"/>
+      <w:numFmt w:val="bullet"/>
+      <w:lvlText w:val="o"/>
+      <w:lvlJc w:val="left"/>
+      <w:pPr>
+        <w:tabs>
+          <w:tab w:val="num" w:pos="1440"/>
+        </w:tabs>
+        <w:ind w:left="1440" w:hanging="360"/>
+      </w:pPr>
+      <w:rPr>
+        <w:rFonts w:ascii="Courier New" w:hAnsi="Courier New" w:hint="default"/>
+        <w:sz w:val="20"/>
+      </w:rPr>
+    </w:lvl>
+    <w:lvl w:ilvl="2" w:tentative="1">
+      <w:start w:val="1"/>
+      <w:numFmt w:val="bullet"/>
+      <w:lvlText w:val=""/>
+      <w:lvlJc w:val="left"/>
+      <w:pPr>
+        <w:tabs>
+          <w:tab w:val="num" w:pos="2160"/>
+        </w:tabs>
+        <w:ind w:left="2160" w:hanging="360"/>
+      </w:pPr>
+      <w:rPr>
+        <w:rFonts w:ascii="Wingdings" w:hAnsi="Wingdings" w:hint="default"/>
+        <w:sz w:val="20"/>
+      </w:rPr>
+    </w:lvl>
+    <w:lvl w:ilvl="3" w:tentative="1">
+      <w:start w:val="1"/>
+      <w:numFmt w:val="bullet"/>
+      <w:lvlText w:val=""/>
+      <w:lvlJc w:val="left"/>
+      <w:pPr>
+        <w:tabs>
+          <w:tab w:val="num" w:pos="2880"/>
+        </w:tabs>
+        <w:ind w:left="2880" w:hanging="360"/>
+      </w:pPr>
+      <w:rPr>
+        <w:rFonts w:ascii="Wingdings" w:hAnsi="Wingdings" w:hint="default"/>
+        <w:sz w:val="20"/>
+      </w:rPr>
+    </w:lvl>
+    <w:lvl w:ilvl="4" w:tentative="1">
+      <w:start w:val="1"/>
+      <w:numFmt w:val="bullet"/>
+      <w:lvlText w:val=""/>
+      <w:lvlJc w:val="left"/>
+      <w:pPr>
+        <w:tabs>
+          <w:tab w:val="num" w:pos="3600"/>
+        </w:tabs>
+        <w:ind w:left="3600" w:hanging="360"/>
+      </w:pPr>
+      <w:rPr>
+        <w:rFonts w:ascii="Wingdings" w:hAnsi="Wingdings" w:hint="default"/>
+        <w:sz w:val="20"/>
+      </w:rPr>
+    </w:lvl>
+    <w:lvl w:ilvl="5" w:tentative="1">
+      <w:start w:val="1"/>
+      <w:numFmt w:val="bullet"/>
+      <w:lvlText w:val=""/>
+      <w:lvlJc w:val="left"/>
+      <w:pPr>
+        <w:tabs>
+          <w:tab w:val="num" w:pos="4320"/>
+        </w:tabs>
+        <w:ind w:left="4320" w:hanging="360"/>
+      </w:pPr>
+      <w:rPr>
+        <w:rFonts w:ascii="Wingdings" w:hAnsi="Wingdings" w:hint="default"/>
+        <w:sz w:val="20"/>
+      </w:rPr>
+    </w:lvl>
+    <w:lvl w:ilvl="6" w:tentative="1">
+      <w:start w:val="1"/>
+      <w:numFmt w:val="bullet"/>
+      <w:lvlText w:val=""/>
+      <w:lvlJc w:val="left"/>
+      <w:pPr>
+        <w:tabs>
+          <w:tab w:val="num" w:pos="5040"/>
+        </w:tabs>
+        <w:ind w:left="5040" w:hanging="360"/>
+      </w:pPr>
+      <w:rPr>
+        <w:rFonts w:ascii="Wingdings" w:hAnsi="Wingdings" w:hint="default"/>
+        <w:sz w:val="20"/>
+      </w:rPr>
+    </w:lvl>
+    <w:lvl w:ilvl="7" w:tentative="1">
+      <w:start w:val="1"/>
+      <w:numFmt w:val="bullet"/>
+      <w:lvlText w:val=""/>
+      <w:lvlJc w:val="left"/>
+      <w:pPr>
+        <w:tabs>
+          <w:tab w:val="num" w:pos="5760"/>
+        </w:tabs>
+        <w:ind w:left="5760" w:hanging="360"/>
+      </w:pPr>
+      <w:rPr>
+        <w:rFonts w:ascii="Wingdings" w:hAnsi="Wingdings" w:hint="default"/>
+        <w:sz w:val="20"/>
+      </w:rPr>
+    </w:lvl>
+    <w:lvl w:ilvl="8" w:tentative="1">
+      <w:start w:val="1"/>
+      <w:numFmt w:val="bullet"/>
+      <w:lvlText w:val=""/>
+      <w:lvlJc w:val="left"/>
+      <w:pPr>
+        <w:tabs>
+          <w:tab w:val="num" w:pos="6480"/>
+        </w:tabs>
+        <w:ind w:left="6480" w:hanging="360"/>
+      </w:pPr>
+      <w:rPr>
+        <w:rFonts w:ascii="Wingdings" w:hAnsi="Wingdings" w:hint="default"/>
+        <w:sz w:val="20"/>
+      </w:rPr>
+    </w:lvl>
+  </w:abstractNum>
+  <w:abstractNum w:abstractNumId="19" w15:restartNumberingAfterBreak="0">
+    <w:nsid w:val="42DB1EE9"/>
+    <w:multiLevelType w:val="hybridMultilevel"/>
+    <w:tmpl w:val="FF76001A"/>
+    <w:lvl w:ilvl="0" w:tplc="6D46B108">
+      <w:start w:val="1"/>
+      <w:numFmt w:val="bullet"/>
+      <w:lvlText w:val=""/>
+      <w:lvlJc w:val="left"/>
+      <w:pPr>
+        <w:ind w:left="720" w:hanging="360"/>
+      </w:pPr>
+      <w:rPr>
+        <w:rFonts w:ascii="Symbol" w:hAnsi="Symbol" w:hint="default"/>
+      </w:rPr>
+    </w:lvl>
+    <w:lvl w:ilvl="1" w:tplc="08090003" w:tentative="1">
+      <w:start w:val="1"/>
+      <w:numFmt w:val="bullet"/>
+      <w:lvlText w:val="o"/>
+      <w:lvlJc w:val="left"/>
+      <w:pPr>
+        <w:ind w:left="1440" w:hanging="360"/>
+      </w:pPr>
+      <w:rPr>
+        <w:rFonts w:ascii="Courier New" w:hAnsi="Courier New" w:cs="Courier New" w:hint="default"/>
+      </w:rPr>
+    </w:lvl>
+    <w:lvl w:ilvl="2" w:tplc="08090005" w:tentative="1">
+      <w:start w:val="1"/>
+      <w:numFmt w:val="bullet"/>
+      <w:lvlText w:val=""/>
+      <w:lvlJc w:val="left"/>
+      <w:pPr>
+        <w:ind w:left="2160" w:hanging="360"/>
+      </w:pPr>
+      <w:rPr>
+        <w:rFonts w:ascii="Wingdings" w:hAnsi="Wingdings" w:hint="default"/>
+      </w:rPr>
+    </w:lvl>
+    <w:lvl w:ilvl="3" w:tplc="08090001" w:tentative="1">
+      <w:start w:val="1"/>
+      <w:numFmt w:val="bullet"/>
+      <w:lvlText w:val=""/>
+      <w:lvlJc w:val="left"/>
+      <w:pPr>
+        <w:ind w:left="2880" w:hanging="360"/>
+      </w:pPr>
+      <w:rPr>
+        <w:rFonts w:ascii="Symbol" w:hAnsi="Symbol" w:hint="default"/>
+      </w:rPr>
+    </w:lvl>
+    <w:lvl w:ilvl="4" w:tplc="08090003" w:tentative="1">
+      <w:start w:val="1"/>
+      <w:numFmt w:val="bullet"/>
+      <w:lvlText w:val="o"/>
+      <w:lvlJc w:val="left"/>
+      <w:pPr>
+        <w:ind w:left="3600" w:hanging="360"/>
+      </w:pPr>
+      <w:rPr>
+        <w:rFonts w:ascii="Courier New" w:hAnsi="Courier New" w:cs="Courier New" w:hint="default"/>
+      </w:rPr>
+    </w:lvl>
+    <w:lvl w:ilvl="5" w:tplc="08090005" w:tentative="1">
+      <w:start w:val="1"/>
+      <w:numFmt w:val="bullet"/>
+      <w:lvlText w:val=""/>
+      <w:lvlJc w:val="left"/>
+      <w:pPr>
+        <w:ind w:left="4320" w:hanging="360"/>
+      </w:pPr>
+      <w:rPr>
+        <w:rFonts w:ascii="Wingdings" w:hAnsi="Wingdings" w:hint="default"/>
+      </w:rPr>
+    </w:lvl>
+    <w:lvl w:ilvl="6" w:tplc="08090001" w:tentative="1">
+      <w:start w:val="1"/>
+      <w:numFmt w:val="bullet"/>
+      <w:lvlText w:val=""/>
+      <w:lvlJc w:val="left"/>
+      <w:pPr>
+        <w:ind w:left="5040" w:hanging="360"/>
+      </w:pPr>
+      <w:rPr>
+        <w:rFonts w:ascii="Symbol" w:hAnsi="Symbol" w:hint="default"/>
+      </w:rPr>
+    </w:lvl>
+    <w:lvl w:ilvl="7" w:tplc="08090003" w:tentative="1">
+      <w:start w:val="1"/>
+      <w:numFmt w:val="bullet"/>
+      <w:lvlText w:val="o"/>
+      <w:lvlJc w:val="left"/>
+      <w:pPr>
+        <w:ind w:left="5760" w:hanging="360"/>
+      </w:pPr>
+      <w:rPr>
+        <w:rFonts w:ascii="Courier New" w:hAnsi="Courier New" w:cs="Courier New" w:hint="default"/>
+      </w:rPr>
+    </w:lvl>
+    <w:lvl w:ilvl="8" w:tplc="08090005" w:tentative="1">
+      <w:start w:val="1"/>
+      <w:numFmt w:val="bullet"/>
+      <w:lvlText w:val=""/>
+      <w:lvlJc w:val="left"/>
+      <w:pPr>
+        <w:ind w:left="6480" w:hanging="360"/>
+      </w:pPr>
+      <w:rPr>
+        <w:rFonts w:ascii="Wingdings" w:hAnsi="Wingdings" w:hint="default"/>
+      </w:rPr>
+    </w:lvl>
+  </w:abstractNum>
+  <w:abstractNum w:abstractNumId="20" w15:restartNumberingAfterBreak="0">
+    <w:nsid w:val="43137118"/>
+    <w:multiLevelType w:val="multilevel"/>
+    <w:tmpl w:val="CD2E1D5C"/>
+    <w:lvl w:ilvl="0">
+      <w:start w:val="1"/>
+      <w:numFmt w:val="bullet"/>
+      <w:lvlText w:val=""/>
+      <w:lvlJc w:val="left"/>
+      <w:pPr>
+        <w:tabs>
+          <w:tab w:val="num" w:pos="720"/>
+        </w:tabs>
+        <w:ind w:left="720" w:hanging="360"/>
+      </w:pPr>
+      <w:rPr>
+        <w:rFonts w:ascii="Symbol" w:hAnsi="Symbol" w:hint="default"/>
+        <w:sz w:val="20"/>
+      </w:rPr>
+    </w:lvl>
+    <w:lvl w:ilvl="1" w:tentative="1">
+      <w:start w:val="1"/>
+      <w:numFmt w:val="bullet"/>
+      <w:lvlText w:val="o"/>
+      <w:lvlJc w:val="left"/>
+      <w:pPr>
+        <w:tabs>
+          <w:tab w:val="num" w:pos="1440"/>
+        </w:tabs>
+        <w:ind w:left="1440" w:hanging="360"/>
+      </w:pPr>
+      <w:rPr>
+        <w:rFonts w:ascii="Courier New" w:hAnsi="Courier New" w:hint="default"/>
+        <w:sz w:val="20"/>
+      </w:rPr>
+    </w:lvl>
+    <w:lvl w:ilvl="2" w:tentative="1">
+      <w:start w:val="1"/>
+      <w:numFmt w:val="bullet"/>
+      <w:lvlText w:val=""/>
+      <w:lvlJc w:val="left"/>
+      <w:pPr>
+        <w:tabs>
+          <w:tab w:val="num" w:pos="2160"/>
+        </w:tabs>
+        <w:ind w:left="2160" w:hanging="360"/>
+      </w:pPr>
+      <w:rPr>
+        <w:rFonts w:ascii="Wingdings" w:hAnsi="Wingdings" w:hint="default"/>
+        <w:sz w:val="20"/>
+      </w:rPr>
+    </w:lvl>
+    <w:lvl w:ilvl="3" w:tentative="1">
+      <w:start w:val="1"/>
+      <w:numFmt w:val="bullet"/>
+      <w:lvlText w:val=""/>
+      <w:lvlJc w:val="left"/>
+      <w:pPr>
+        <w:tabs>
+          <w:tab w:val="num" w:pos="2880"/>
+        </w:tabs>
+        <w:ind w:left="2880" w:hanging="360"/>
+      </w:pPr>
+      <w:rPr>
+        <w:rFonts w:ascii="Wingdings" w:hAnsi="Wingdings" w:hint="default"/>
+        <w:sz w:val="20"/>
+      </w:rPr>
+    </w:lvl>
+    <w:lvl w:ilvl="4" w:tentative="1">
+      <w:start w:val="1"/>
+      <w:numFmt w:val="bullet"/>
+      <w:lvlText w:val=""/>
+      <w:lvlJc w:val="left"/>
+      <w:pPr>
+        <w:tabs>
+          <w:tab w:val="num" w:pos="3600"/>
+        </w:tabs>
+        <w:ind w:left="3600" w:hanging="360"/>
+      </w:pPr>
+      <w:rPr>
+        <w:rFonts w:ascii="Wingdings" w:hAnsi="Wingdings" w:hint="default"/>
+        <w:sz w:val="20"/>
+      </w:rPr>
+    </w:lvl>
+    <w:lvl w:ilvl="5" w:tentative="1">
+      <w:start w:val="1"/>
+      <w:numFmt w:val="bullet"/>
+      <w:lvlText w:val=""/>
+      <w:lvlJc w:val="left"/>
+      <w:pPr>
+        <w:tabs>
+          <w:tab w:val="num" w:pos="4320"/>
+        </w:tabs>
+        <w:ind w:left="4320" w:hanging="360"/>
+      </w:pPr>
+      <w:rPr>
+        <w:rFonts w:ascii="Wingdings" w:hAnsi="Wingdings" w:hint="default"/>
+        <w:sz w:val="20"/>
+      </w:rPr>
+    </w:lvl>
+    <w:lvl w:ilvl="6" w:tentative="1">
+      <w:start w:val="1"/>
+      <w:numFmt w:val="bullet"/>
+      <w:lvlText w:val=""/>
+      <w:lvlJc w:val="left"/>
+      <w:pPr>
+        <w:tabs>
+          <w:tab w:val="num" w:pos="5040"/>
+        </w:tabs>
+        <w:ind w:left="5040" w:hanging="360"/>
+      </w:pPr>
+      <w:rPr>
+        <w:rFonts w:ascii="Wingdings" w:hAnsi="Wingdings" w:hint="default"/>
+        <w:sz w:val="20"/>
+      </w:rPr>
+    </w:lvl>
+    <w:lvl w:ilvl="7" w:tentative="1">
+      <w:start w:val="1"/>
+      <w:numFmt w:val="bullet"/>
+      <w:lvlText w:val=""/>
+      <w:lvlJc w:val="left"/>
+      <w:pPr>
+        <w:tabs>
+          <w:tab w:val="num" w:pos="5760"/>
+        </w:tabs>
+        <w:ind w:left="5760" w:hanging="360"/>
+      </w:pPr>
+      <w:rPr>
+        <w:rFonts w:ascii="Wingdings" w:hAnsi="Wingdings" w:hint="default"/>
+        <w:sz w:val="20"/>
+      </w:rPr>
+    </w:lvl>
+    <w:lvl w:ilvl="8" w:tentative="1">
+      <w:start w:val="1"/>
+      <w:numFmt w:val="bullet"/>
+      <w:lvlText w:val=""/>
+      <w:lvlJc w:val="left"/>
+      <w:pPr>
+        <w:tabs>
+          <w:tab w:val="num" w:pos="6480"/>
+        </w:tabs>
+        <w:ind w:left="6480" w:hanging="360"/>
+      </w:pPr>
+      <w:rPr>
+        <w:rFonts w:ascii="Wingdings" w:hAnsi="Wingdings" w:hint="default"/>
+        <w:sz w:val="20"/>
+      </w:rPr>
+    </w:lvl>
+  </w:abstractNum>
+  <w:abstractNum w:abstractNumId="21" w15:restartNumberingAfterBreak="0">
+    <w:nsid w:val="44F245A9"/>
+    <w:multiLevelType w:val="multilevel"/>
+    <w:tmpl w:val="2CD2C630"/>
+    <w:lvl w:ilvl="0">
+      <w:start w:val="1"/>
+      <w:numFmt w:val="bullet"/>
+      <w:lvlText w:val=""/>
+      <w:lvlJc w:val="left"/>
+      <w:pPr>
+        <w:tabs>
+          <w:tab w:val="num" w:pos="720"/>
+        </w:tabs>
+        <w:ind w:left="720" w:hanging="360"/>
+      </w:pPr>
+      <w:rPr>
+        <w:rFonts w:ascii="Symbol" w:hAnsi="Symbol" w:hint="default"/>
+        <w:sz w:val="20"/>
+      </w:rPr>
+    </w:lvl>
+    <w:lvl w:ilvl="1">
+      <w:start w:val="1"/>
+      <w:numFmt w:val="decimal"/>
+      <w:lvlText w:val="%2."/>
+      <w:lvlJc w:val="left"/>
+      <w:pPr>
+        <w:tabs>
+          <w:tab w:val="num" w:pos="1440"/>
+        </w:tabs>
+        <w:ind w:left="1440" w:hanging="360"/>
+      </w:pPr>
+    </w:lvl>
+    <w:lvl w:ilvl="2" w:tentative="1">
+      <w:start w:val="1"/>
+      <w:numFmt w:val="bullet"/>
+      <w:lvlText w:val=""/>
+      <w:lvlJc w:val="left"/>
+      <w:pPr>
+        <w:tabs>
+          <w:tab w:val="num" w:pos="2160"/>
+        </w:tabs>
+        <w:ind w:left="2160" w:hanging="360"/>
+      </w:pPr>
+      <w:rPr>
+        <w:rFonts w:ascii="Wingdings" w:hAnsi="Wingdings" w:hint="default"/>
+        <w:sz w:val="20"/>
+      </w:rPr>
+    </w:lvl>
+    <w:lvl w:ilvl="3" w:tentative="1">
+      <w:start w:val="1"/>
+      <w:numFmt w:val="bullet"/>
+      <w:lvlText w:val=""/>
+      <w:lvlJc w:val="left"/>
+      <w:pPr>
+        <w:tabs>
+          <w:tab w:val="num" w:pos="2880"/>
+        </w:tabs>
+        <w:ind w:left="2880" w:hanging="360"/>
+      </w:pPr>
+      <w:rPr>
+        <w:rFonts w:ascii="Wingdings" w:hAnsi="Wingdings" w:hint="default"/>
+        <w:sz w:val="20"/>
+      </w:rPr>
+    </w:lvl>
+    <w:lvl w:ilvl="4" w:tentative="1">
+      <w:start w:val="1"/>
+      <w:numFmt w:val="bullet"/>
+      <w:lvlText w:val=""/>
+      <w:lvlJc w:val="left"/>
+      <w:pPr>
+        <w:tabs>
+          <w:tab w:val="num" w:pos="3600"/>
+        </w:tabs>
+        <w:ind w:left="3600" w:hanging="360"/>
+      </w:pPr>
+      <w:rPr>
+        <w:rFonts w:ascii="Wingdings" w:hAnsi="Wingdings" w:hint="default"/>
+        <w:sz w:val="20"/>
+      </w:rPr>
+    </w:lvl>
+    <w:lvl w:ilvl="5" w:tentative="1">
+      <w:start w:val="1"/>
+      <w:numFmt w:val="bullet"/>
+      <w:lvlText w:val=""/>
+      <w:lvlJc w:val="left"/>
+      <w:pPr>
+        <w:tabs>
+          <w:tab w:val="num" w:pos="4320"/>
+        </w:tabs>
+        <w:ind w:left="4320" w:hanging="360"/>
+      </w:pPr>
+      <w:rPr>
+        <w:rFonts w:ascii="Wingdings" w:hAnsi="Wingdings" w:hint="default"/>
+        <w:sz w:val="20"/>
+      </w:rPr>
+    </w:lvl>
+    <w:lvl w:ilvl="6" w:tentative="1">
+      <w:start w:val="1"/>
+      <w:numFmt w:val="bullet"/>
+      <w:lvlText w:val=""/>
+      <w:lvlJc w:val="left"/>
+      <w:pPr>
+        <w:tabs>
+          <w:tab w:val="num" w:pos="5040"/>
+        </w:tabs>
+        <w:ind w:left="5040" w:hanging="360"/>
+      </w:pPr>
+      <w:rPr>
+        <w:rFonts w:ascii="Wingdings" w:hAnsi="Wingdings" w:hint="default"/>
+        <w:sz w:val="20"/>
+      </w:rPr>
+    </w:lvl>
+    <w:lvl w:ilvl="7" w:tentative="1">
+      <w:start w:val="1"/>
+      <w:numFmt w:val="bullet"/>
+      <w:lvlText w:val=""/>
+      <w:lvlJc w:val="left"/>
+      <w:pPr>
+        <w:tabs>
+          <w:tab w:val="num" w:pos="5760"/>
+        </w:tabs>
+        <w:ind w:left="5760" w:hanging="360"/>
+      </w:pPr>
+      <w:rPr>
+        <w:rFonts w:ascii="Wingdings" w:hAnsi="Wingdings" w:hint="default"/>
+        <w:sz w:val="20"/>
+      </w:rPr>
+    </w:lvl>
+    <w:lvl w:ilvl="8" w:tentative="1">
+      <w:start w:val="1"/>
+      <w:numFmt w:val="bullet"/>
+      <w:lvlText w:val=""/>
+      <w:lvlJc w:val="left"/>
+      <w:pPr>
+        <w:tabs>
+          <w:tab w:val="num" w:pos="6480"/>
+        </w:tabs>
+        <w:ind w:left="6480" w:hanging="360"/>
+      </w:pPr>
+      <w:rPr>
+        <w:rFonts w:ascii="Wingdings" w:hAnsi="Wingdings" w:hint="default"/>
+        <w:sz w:val="20"/>
+      </w:rPr>
+    </w:lvl>
+  </w:abstractNum>
+  <w:abstractNum w:abstractNumId="22" w15:restartNumberingAfterBreak="0">
+    <w:nsid w:val="45B43E6C"/>
+    <w:multiLevelType w:val="multilevel"/>
+    <w:tmpl w:val="FB68740A"/>
+    <w:lvl w:ilvl="0">
+      <w:start w:val="1"/>
+      <w:numFmt w:val="bullet"/>
+      <w:lvlText w:val=""/>
+      <w:lvlJc w:val="left"/>
+      <w:pPr>
+        <w:tabs>
+          <w:tab w:val="num" w:pos="720"/>
+        </w:tabs>
+        <w:ind w:left="720" w:hanging="360"/>
+      </w:pPr>
+      <w:rPr>
+        <w:rFonts w:ascii="Symbol" w:hAnsi="Symbol" w:hint="default"/>
+        <w:sz w:val="20"/>
+      </w:rPr>
+    </w:lvl>
+    <w:lvl w:ilvl="1" w:tentative="1">
+      <w:start w:val="1"/>
+      <w:numFmt w:val="bullet"/>
+      <w:lvlText w:val="o"/>
+      <w:lvlJc w:val="left"/>
+      <w:pPr>
+        <w:tabs>
+          <w:tab w:val="num" w:pos="1440"/>
+        </w:tabs>
+        <w:ind w:left="1440" w:hanging="360"/>
+      </w:pPr>
+      <w:rPr>
+        <w:rFonts w:ascii="Courier New" w:hAnsi="Courier New" w:hint="default"/>
+        <w:sz w:val="20"/>
+      </w:rPr>
+    </w:lvl>
+    <w:lvl w:ilvl="2" w:tentative="1">
+      <w:start w:val="1"/>
+      <w:numFmt w:val="bullet"/>
+      <w:lvlText w:val=""/>
+      <w:lvlJc w:val="left"/>
+      <w:pPr>
+        <w:tabs>
+          <w:tab w:val="num" w:pos="2160"/>
+        </w:tabs>
+        <w:ind w:left="2160" w:hanging="360"/>
+      </w:pPr>
+      <w:rPr>
+        <w:rFonts w:ascii="Wingdings" w:hAnsi="Wingdings" w:hint="default"/>
+        <w:sz w:val="20"/>
+      </w:rPr>
+    </w:lvl>
+    <w:lvl w:ilvl="3" w:tentative="1">
+      <w:start w:val="1"/>
+      <w:numFmt w:val="bullet"/>
+      <w:lvlText w:val=""/>
+      <w:lvlJc w:val="left"/>
+      <w:pPr>
+        <w:tabs>
+          <w:tab w:val="num" w:pos="2880"/>
+        </w:tabs>
+        <w:ind w:left="2880" w:hanging="360"/>
+      </w:pPr>
+      <w:rPr>
+        <w:rFonts w:ascii="Wingdings" w:hAnsi="Wingdings" w:hint="default"/>
+        <w:sz w:val="20"/>
+      </w:rPr>
+    </w:lvl>
+    <w:lvl w:ilvl="4" w:tentative="1">
+      <w:start w:val="1"/>
+      <w:numFmt w:val="bullet"/>
+      <w:lvlText w:val=""/>
+      <w:lvlJc w:val="left"/>
+      <w:pPr>
+        <w:tabs>
+          <w:tab w:val="num" w:pos="3600"/>
+        </w:tabs>
+        <w:ind w:left="3600" w:hanging="360"/>
+      </w:pPr>
+      <w:rPr>
+        <w:rFonts w:ascii="Wingdings" w:hAnsi="Wingdings" w:hint="default"/>
+        <w:sz w:val="20"/>
+      </w:rPr>
+    </w:lvl>
+    <w:lvl w:ilvl="5" w:tentative="1">
+      <w:start w:val="1"/>
+      <w:numFmt w:val="bullet"/>
+      <w:lvlText w:val=""/>
+      <w:lvlJc w:val="left"/>
+      <w:pPr>
+        <w:tabs>
+          <w:tab w:val="num" w:pos="4320"/>
+        </w:tabs>
+        <w:ind w:left="4320" w:hanging="360"/>
+      </w:pPr>
+      <w:rPr>
+        <w:rFonts w:ascii="Wingdings" w:hAnsi="Wingdings" w:hint="default"/>
+        <w:sz w:val="20"/>
+      </w:rPr>
+    </w:lvl>
+    <w:lvl w:ilvl="6" w:tentative="1">
+      <w:start w:val="1"/>
+      <w:numFmt w:val="bullet"/>
+      <w:lvlText w:val=""/>
+      <w:lvlJc w:val="left"/>
+      <w:pPr>
+        <w:tabs>
+          <w:tab w:val="num" w:pos="5040"/>
+        </w:tabs>
+        <w:ind w:left="5040" w:hanging="360"/>
+      </w:pPr>
+      <w:rPr>
+        <w:rFonts w:ascii="Wingdings" w:hAnsi="Wingdings" w:hint="default"/>
+        <w:sz w:val="20"/>
+      </w:rPr>
+    </w:lvl>
+    <w:lvl w:ilvl="7" w:tentative="1">
+      <w:start w:val="1"/>
+      <w:numFmt w:val="bullet"/>
+      <w:lvlText w:val=""/>
+      <w:lvlJc w:val="left"/>
+      <w:pPr>
+        <w:tabs>
+          <w:tab w:val="num" w:pos="5760"/>
+        </w:tabs>
+        <w:ind w:left="5760" w:hanging="360"/>
+      </w:pPr>
+      <w:rPr>
+        <w:rFonts w:ascii="Wingdings" w:hAnsi="Wingdings" w:hint="default"/>
+        <w:sz w:val="20"/>
+      </w:rPr>
+    </w:lvl>
+    <w:lvl w:ilvl="8" w:tentative="1">
+      <w:start w:val="1"/>
+      <w:numFmt w:val="bullet"/>
+      <w:lvlText w:val=""/>
+      <w:lvlJc w:val="left"/>
+      <w:pPr>
+        <w:tabs>
+          <w:tab w:val="num" w:pos="6480"/>
+        </w:tabs>
+        <w:ind w:left="6480" w:hanging="360"/>
+      </w:pPr>
+      <w:rPr>
+        <w:rFonts w:ascii="Wingdings" w:hAnsi="Wingdings" w:hint="default"/>
+        <w:sz w:val="20"/>
+      </w:rPr>
+    </w:lvl>
+  </w:abstractNum>
+  <w:abstractNum w:abstractNumId="23" w15:restartNumberingAfterBreak="0">
+    <w:nsid w:val="48617622"/>
+    <w:multiLevelType w:val="hybridMultilevel"/>
+    <w:tmpl w:val="AA1EC06A"/>
+    <w:lvl w:ilvl="0" w:tplc="6D46B108">
+      <w:start w:val="1"/>
+      <w:numFmt w:val="bullet"/>
+      <w:lvlText w:val=""/>
+      <w:lvlJc w:val="left"/>
+      <w:pPr>
+        <w:ind w:left="720" w:hanging="360"/>
+      </w:pPr>
+      <w:rPr>
+        <w:rFonts w:ascii="Symbol" w:hAnsi="Symbol" w:hint="default"/>
+      </w:rPr>
+    </w:lvl>
+    <w:lvl w:ilvl="1" w:tplc="08090003" w:tentative="1">
+      <w:start w:val="1"/>
+      <w:numFmt w:val="bullet"/>
+      <w:lvlText w:val="o"/>
+      <w:lvlJc w:val="left"/>
+      <w:pPr>
+        <w:ind w:left="1440" w:hanging="360"/>
+      </w:pPr>
+      <w:rPr>
+        <w:rFonts w:ascii="Courier New" w:hAnsi="Courier New" w:cs="Courier New" w:hint="default"/>
+      </w:rPr>
+    </w:lvl>
+    <w:lvl w:ilvl="2" w:tplc="08090005" w:tentative="1">
+      <w:start w:val="1"/>
+      <w:numFmt w:val="bullet"/>
+      <w:lvlText w:val=""/>
+      <w:lvlJc w:val="left"/>
+      <w:pPr>
+        <w:ind w:left="2160" w:hanging="360"/>
+      </w:pPr>
+      <w:rPr>
+        <w:rFonts w:ascii="Wingdings" w:hAnsi="Wingdings" w:hint="default"/>
+      </w:rPr>
+    </w:lvl>
+    <w:lvl w:ilvl="3" w:tplc="08090001" w:tentative="1">
+      <w:start w:val="1"/>
+      <w:numFmt w:val="bullet"/>
+      <w:lvlText w:val=""/>
+      <w:lvlJc w:val="left"/>
+      <w:pPr>
+        <w:ind w:left="2880" w:hanging="360"/>
+      </w:pPr>
+      <w:rPr>
+        <w:rFonts w:ascii="Symbol" w:hAnsi="Symbol" w:hint="default"/>
+      </w:rPr>
+    </w:lvl>
+    <w:lvl w:ilvl="4" w:tplc="08090003" w:tentative="1">
+      <w:start w:val="1"/>
+      <w:numFmt w:val="bullet"/>
+      <w:lvlText w:val="o"/>
+      <w:lvlJc w:val="left"/>
+      <w:pPr>
+        <w:ind w:left="3600" w:hanging="360"/>
+      </w:pPr>
+      <w:rPr>
+        <w:rFonts w:ascii="Courier New" w:hAnsi="Courier New" w:cs="Courier New" w:hint="default"/>
+      </w:rPr>
+    </w:lvl>
+    <w:lvl w:ilvl="5" w:tplc="08090005" w:tentative="1">
+      <w:start w:val="1"/>
+      <w:numFmt w:val="bullet"/>
+      <w:lvlText w:val=""/>
+      <w:lvlJc w:val="left"/>
+      <w:pPr>
+        <w:ind w:left="4320" w:hanging="360"/>
+      </w:pPr>
+      <w:rPr>
+        <w:rFonts w:ascii="Wingdings" w:hAnsi="Wingdings" w:hint="default"/>
+      </w:rPr>
+    </w:lvl>
+    <w:lvl w:ilvl="6" w:tplc="08090001" w:tentative="1">
+      <w:start w:val="1"/>
+      <w:numFmt w:val="bullet"/>
+      <w:lvlText w:val=""/>
+      <w:lvlJc w:val="left"/>
+      <w:pPr>
+        <w:ind w:left="5040" w:hanging="360"/>
+      </w:pPr>
+      <w:rPr>
+        <w:rFonts w:ascii="Symbol" w:hAnsi="Symbol" w:hint="default"/>
+      </w:rPr>
+    </w:lvl>
+    <w:lvl w:ilvl="7" w:tplc="08090003" w:tentative="1">
+      <w:start w:val="1"/>
+      <w:numFmt w:val="bullet"/>
+      <w:lvlText w:val="o"/>
+      <w:lvlJc w:val="left"/>
+      <w:pPr>
+        <w:ind w:left="5760" w:hanging="360"/>
+      </w:pPr>
+      <w:rPr>
+        <w:rFonts w:ascii="Courier New" w:hAnsi="Courier New" w:cs="Courier New" w:hint="default"/>
+      </w:rPr>
+    </w:lvl>
+    <w:lvl w:ilvl="8" w:tplc="08090005" w:tentative="1">
+      <w:start w:val="1"/>
+      <w:numFmt w:val="bullet"/>
+      <w:lvlText w:val=""/>
+      <w:lvlJc w:val="left"/>
+      <w:pPr>
+        <w:ind w:left="6480" w:hanging="360"/>
+      </w:pPr>
+      <w:rPr>
+        <w:rFonts w:ascii="Wingdings" w:hAnsi="Wingdings" w:hint="default"/>
+      </w:rPr>
+    </w:lvl>
+  </w:abstractNum>
+  <w:abstractNum w:abstractNumId="24" w15:restartNumberingAfterBreak="0">
+    <w:nsid w:val="4F01226F"/>
+    <w:multiLevelType w:val="multilevel"/>
+    <w:tmpl w:val="80940FB0"/>
+    <w:lvl w:ilvl="0">
+      <w:start w:val="1"/>
+      <w:numFmt w:val="bullet"/>
+      <w:lvlText w:val=""/>
+      <w:lvlJc w:val="left"/>
+      <w:pPr>
+        <w:tabs>
+          <w:tab w:val="num" w:pos="720"/>
+        </w:tabs>
+        <w:ind w:left="720" w:hanging="360"/>
+      </w:pPr>
+      <w:rPr>
+        <w:rFonts w:ascii="Symbol" w:hAnsi="Symbol" w:hint="default"/>
+        <w:sz w:val="20"/>
+      </w:rPr>
+    </w:lvl>
+    <w:lvl w:ilvl="1" w:tentative="1">
+      <w:start w:val="1"/>
+      <w:numFmt w:val="bullet"/>
+      <w:lvlText w:val="o"/>
+      <w:lvlJc w:val="left"/>
+      <w:pPr>
+        <w:tabs>
+          <w:tab w:val="num" w:pos="1440"/>
+        </w:tabs>
+        <w:ind w:left="1440" w:hanging="360"/>
+      </w:pPr>
+      <w:rPr>
+        <w:rFonts w:ascii="Courier New" w:hAnsi="Courier New" w:hint="default"/>
+        <w:sz w:val="20"/>
+      </w:rPr>
+    </w:lvl>
+    <w:lvl w:ilvl="2" w:tentative="1">
+      <w:start w:val="1"/>
+      <w:numFmt w:val="bullet"/>
+      <w:lvlText w:val=""/>
+      <w:lvlJc w:val="left"/>
+      <w:pPr>
+        <w:tabs>
+          <w:tab w:val="num" w:pos="2160"/>
+        </w:tabs>
+        <w:ind w:left="2160" w:hanging="360"/>
+      </w:pPr>
+      <w:rPr>
+        <w:rFonts w:ascii="Wingdings" w:hAnsi="Wingdings" w:hint="default"/>
+        <w:sz w:val="20"/>
+      </w:rPr>
+    </w:lvl>
+    <w:lvl w:ilvl="3" w:tentative="1">
+      <w:start w:val="1"/>
+      <w:numFmt w:val="bullet"/>
+      <w:lvlText w:val=""/>
+      <w:lvlJc w:val="left"/>
+      <w:pPr>
+        <w:tabs>
+          <w:tab w:val="num" w:pos="2880"/>
+        </w:tabs>
+        <w:ind w:left="2880" w:hanging="360"/>
+      </w:pPr>
+      <w:rPr>
+        <w:rFonts w:ascii="Wingdings" w:hAnsi="Wingdings" w:hint="default"/>
+        <w:sz w:val="20"/>
+      </w:rPr>
+    </w:lvl>
+    <w:lvl w:ilvl="4" w:tentative="1">
+      <w:start w:val="1"/>
+      <w:numFmt w:val="bullet"/>
+      <w:lvlText w:val=""/>
+      <w:lvlJc w:val="left"/>
+      <w:pPr>
+        <w:tabs>
+          <w:tab w:val="num" w:pos="3600"/>
+        </w:tabs>
+        <w:ind w:left="3600" w:hanging="360"/>
+      </w:pPr>
+      <w:rPr>
+        <w:rFonts w:ascii="Wingdings" w:hAnsi="Wingdings" w:hint="default"/>
+        <w:sz w:val="20"/>
+      </w:rPr>
+    </w:lvl>
+    <w:lvl w:ilvl="5" w:tentative="1">
+      <w:start w:val="1"/>
+      <w:numFmt w:val="bullet"/>
+      <w:lvlText w:val=""/>
+      <w:lvlJc w:val="left"/>
+      <w:pPr>
+        <w:tabs>
+          <w:tab w:val="num" w:pos="4320"/>
+        </w:tabs>
+        <w:ind w:left="4320" w:hanging="360"/>
+      </w:pPr>
+      <w:rPr>
+        <w:rFonts w:ascii="Wingdings" w:hAnsi="Wingdings" w:hint="default"/>
+        <w:sz w:val="20"/>
+      </w:rPr>
+    </w:lvl>
+    <w:lvl w:ilvl="6" w:tentative="1">
+      <w:start w:val="1"/>
+      <w:numFmt w:val="bullet"/>
+      <w:lvlText w:val=""/>
+      <w:lvlJc w:val="left"/>
+      <w:pPr>
+        <w:tabs>
+          <w:tab w:val="num" w:pos="5040"/>
+        </w:tabs>
+        <w:ind w:left="5040" w:hanging="360"/>
+      </w:pPr>
+      <w:rPr>
+        <w:rFonts w:ascii="Wingdings" w:hAnsi="Wingdings" w:hint="default"/>
+        <w:sz w:val="20"/>
+      </w:rPr>
+    </w:lvl>
+    <w:lvl w:ilvl="7" w:tentative="1">
+      <w:start w:val="1"/>
+      <w:numFmt w:val="bullet"/>
+      <w:lvlText w:val=""/>
+      <w:lvlJc w:val="left"/>
+      <w:pPr>
+        <w:tabs>
+          <w:tab w:val="num" w:pos="5760"/>
+        </w:tabs>
+        <w:ind w:left="5760" w:hanging="360"/>
+      </w:pPr>
+      <w:rPr>
+        <w:rFonts w:ascii="Wingdings" w:hAnsi="Wingdings" w:hint="default"/>
+        <w:sz w:val="20"/>
+      </w:rPr>
+    </w:lvl>
+    <w:lvl w:ilvl="8" w:tentative="1">
+      <w:start w:val="1"/>
+      <w:numFmt w:val="bullet"/>
+      <w:lvlText w:val=""/>
+      <w:lvlJc w:val="left"/>
+      <w:pPr>
+        <w:tabs>
+          <w:tab w:val="num" w:pos="6480"/>
+        </w:tabs>
+        <w:ind w:left="6480" w:hanging="360"/>
+      </w:pPr>
+      <w:rPr>
+        <w:rFonts w:ascii="Wingdings" w:hAnsi="Wingdings" w:hint="default"/>
+        <w:sz w:val="20"/>
+      </w:rPr>
+    </w:lvl>
+  </w:abstractNum>
+  <w:abstractNum w:abstractNumId="25" w15:restartNumberingAfterBreak="0">
+    <w:nsid w:val="4F861D72"/>
+    <w:multiLevelType w:val="multilevel"/>
+    <w:tmpl w:val="BD3AF082"/>
+    <w:lvl w:ilvl="0">
+      <w:start w:val="1"/>
+      <w:numFmt w:val="bullet"/>
+      <w:lvlText w:val=""/>
+      <w:lvlJc w:val="left"/>
+      <w:pPr>
+        <w:tabs>
+          <w:tab w:val="num" w:pos="720"/>
+        </w:tabs>
+        <w:ind w:left="720" w:hanging="360"/>
+      </w:pPr>
+      <w:rPr>
+        <w:rFonts w:ascii="Symbol" w:hAnsi="Symbol" w:hint="default"/>
+        <w:sz w:val="20"/>
+      </w:rPr>
+    </w:lvl>
+    <w:lvl w:ilvl="1" w:tentative="1">
+      <w:start w:val="1"/>
+      <w:numFmt w:val="bullet"/>
+      <w:lvlText w:val="o"/>
+      <w:lvlJc w:val="left"/>
+      <w:pPr>
+        <w:tabs>
+          <w:tab w:val="num" w:pos="1440"/>
+        </w:tabs>
+        <w:ind w:left="1440" w:hanging="360"/>
+      </w:pPr>
+      <w:rPr>
+        <w:rFonts w:ascii="Courier New" w:hAnsi="Courier New" w:hint="default"/>
+        <w:sz w:val="20"/>
+      </w:rPr>
+    </w:lvl>
+    <w:lvl w:ilvl="2" w:tentative="1">
+      <w:start w:val="1"/>
+      <w:numFmt w:val="bullet"/>
+      <w:lvlText w:val=""/>
+      <w:lvlJc w:val="left"/>
+      <w:pPr>
+        <w:tabs>
+          <w:tab w:val="num" w:pos="2160"/>
+        </w:tabs>
+        <w:ind w:left="2160" w:hanging="360"/>
+      </w:pPr>
+      <w:rPr>
+        <w:rFonts w:ascii="Wingdings" w:hAnsi="Wingdings" w:hint="default"/>
+        <w:sz w:val="20"/>
+      </w:rPr>
+    </w:lvl>
+    <w:lvl w:ilvl="3" w:tentative="1">
+      <w:start w:val="1"/>
+      <w:numFmt w:val="bullet"/>
+      <w:lvlText w:val=""/>
+      <w:lvlJc w:val="left"/>
+      <w:pPr>
+        <w:tabs>
+          <w:tab w:val="num" w:pos="2880"/>
+        </w:tabs>
+        <w:ind w:left="2880" w:hanging="360"/>
+      </w:pPr>
+      <w:rPr>
+        <w:rFonts w:ascii="Wingdings" w:hAnsi="Wingdings" w:hint="default"/>
+        <w:sz w:val="20"/>
+      </w:rPr>
+    </w:lvl>
+    <w:lvl w:ilvl="4" w:tentative="1">
+      <w:start w:val="1"/>
+      <w:numFmt w:val="bullet"/>
+      <w:lvlText w:val=""/>
+      <w:lvlJc w:val="left"/>
+      <w:pPr>
+        <w:tabs>
+          <w:tab w:val="num" w:pos="3600"/>
+        </w:tabs>
+        <w:ind w:left="3600" w:hanging="360"/>
+      </w:pPr>
+      <w:rPr>
+        <w:rFonts w:ascii="Wingdings" w:hAnsi="Wingdings" w:hint="default"/>
+        <w:sz w:val="20"/>
+      </w:rPr>
+    </w:lvl>
+    <w:lvl w:ilvl="5" w:tentative="1">
+      <w:start w:val="1"/>
+      <w:numFmt w:val="bullet"/>
+      <w:lvlText w:val=""/>
+      <w:lvlJc w:val="left"/>
+      <w:pPr>
+        <w:tabs>
+          <w:tab w:val="num" w:pos="4320"/>
+        </w:tabs>
+        <w:ind w:left="4320" w:hanging="360"/>
+      </w:pPr>
+      <w:rPr>
+        <w:rFonts w:ascii="Wingdings" w:hAnsi="Wingdings" w:hint="default"/>
+        <w:sz w:val="20"/>
+      </w:rPr>
+    </w:lvl>
+    <w:lvl w:ilvl="6" w:tentative="1">
+      <w:start w:val="1"/>
+      <w:numFmt w:val="bullet"/>
+      <w:lvlText w:val=""/>
+      <w:lvlJc w:val="left"/>
+      <w:pPr>
+        <w:tabs>
+          <w:tab w:val="num" w:pos="5040"/>
+        </w:tabs>
+        <w:ind w:left="5040" w:hanging="360"/>
+      </w:pPr>
+      <w:rPr>
+        <w:rFonts w:ascii="Wingdings" w:hAnsi="Wingdings" w:hint="default"/>
+        <w:sz w:val="20"/>
+      </w:rPr>
+    </w:lvl>
+    <w:lvl w:ilvl="7" w:tentative="1">
+      <w:start w:val="1"/>
+      <w:numFmt w:val="bullet"/>
+      <w:lvlText w:val=""/>
+      <w:lvlJc w:val="left"/>
+      <w:pPr>
+        <w:tabs>
+          <w:tab w:val="num" w:pos="5760"/>
+        </w:tabs>
+        <w:ind w:left="5760" w:hanging="360"/>
+      </w:pPr>
+      <w:rPr>
+        <w:rFonts w:ascii="Wingdings" w:hAnsi="Wingdings" w:hint="default"/>
+        <w:sz w:val="20"/>
+      </w:rPr>
+    </w:lvl>
+    <w:lvl w:ilvl="8" w:tentative="1">
+      <w:start w:val="1"/>
+      <w:numFmt w:val="bullet"/>
+      <w:lvlText w:val=""/>
+      <w:lvlJc w:val="left"/>
+      <w:pPr>
+        <w:tabs>
+          <w:tab w:val="num" w:pos="6480"/>
+        </w:tabs>
+        <w:ind w:left="6480" w:hanging="360"/>
+      </w:pPr>
+      <w:rPr>
+        <w:rFonts w:ascii="Wingdings" w:hAnsi="Wingdings" w:hint="default"/>
+        <w:sz w:val="20"/>
+      </w:rPr>
+    </w:lvl>
+  </w:abstractNum>
+  <w:abstractNum w:abstractNumId="26" w15:restartNumberingAfterBreak="0">
+    <w:nsid w:val="5100321E"/>
+    <w:multiLevelType w:val="multilevel"/>
+    <w:tmpl w:val="E0F6F900"/>
+    <w:lvl w:ilvl="0">
+      <w:start w:val="1"/>
+      <w:numFmt w:val="bullet"/>
+      <w:lvlText w:val=""/>
+      <w:lvlJc w:val="left"/>
+      <w:pPr>
+        <w:tabs>
+          <w:tab w:val="num" w:pos="720"/>
+        </w:tabs>
+        <w:ind w:left="720" w:hanging="360"/>
+      </w:pPr>
+      <w:rPr>
+        <w:rFonts w:ascii="Symbol" w:hAnsi="Symbol" w:hint="default"/>
+        <w:sz w:val="20"/>
+      </w:rPr>
+    </w:lvl>
+    <w:lvl w:ilvl="1" w:tentative="1">
+      <w:start w:val="1"/>
+      <w:numFmt w:val="bullet"/>
+      <w:lvlText w:val="o"/>
+      <w:lvlJc w:val="left"/>
+      <w:pPr>
+        <w:tabs>
+          <w:tab w:val="num" w:pos="1440"/>
+        </w:tabs>
+        <w:ind w:left="1440" w:hanging="360"/>
+      </w:pPr>
+      <w:rPr>
+        <w:rFonts w:ascii="Courier New" w:hAnsi="Courier New" w:hint="default"/>
+        <w:sz w:val="20"/>
+      </w:rPr>
+    </w:lvl>
+    <w:lvl w:ilvl="2" w:tentative="1">
+      <w:start w:val="1"/>
+      <w:numFmt w:val="bullet"/>
+      <w:lvlText w:val=""/>
+      <w:lvlJc w:val="left"/>
+      <w:pPr>
+        <w:tabs>
+          <w:tab w:val="num" w:pos="2160"/>
+        </w:tabs>
+        <w:ind w:left="2160" w:hanging="360"/>
+      </w:pPr>
+      <w:rPr>
+        <w:rFonts w:ascii="Wingdings" w:hAnsi="Wingdings" w:hint="default"/>
+        <w:sz w:val="20"/>
+      </w:rPr>
+    </w:lvl>
+    <w:lvl w:ilvl="3" w:tentative="1">
+      <w:start w:val="1"/>
+      <w:numFmt w:val="bullet"/>
+      <w:lvlText w:val=""/>
+      <w:lvlJc w:val="left"/>
+      <w:pPr>
+        <w:tabs>
+          <w:tab w:val="num" w:pos="2880"/>
+        </w:tabs>
+        <w:ind w:left="2880" w:hanging="360"/>
+      </w:pPr>
+      <w:rPr>
+        <w:rFonts w:ascii="Wingdings" w:hAnsi="Wingdings" w:hint="default"/>
+        <w:sz w:val="20"/>
+      </w:rPr>
+    </w:lvl>
+    <w:lvl w:ilvl="4" w:tentative="1">
+      <w:start w:val="1"/>
+      <w:numFmt w:val="bullet"/>
+      <w:lvlText w:val=""/>
+      <w:lvlJc w:val="left"/>
+      <w:pPr>
+        <w:tabs>
+          <w:tab w:val="num" w:pos="3600"/>
+        </w:tabs>
+        <w:ind w:left="3600" w:hanging="360"/>
+      </w:pPr>
+      <w:rPr>
+        <w:rFonts w:ascii="Wingdings" w:hAnsi="Wingdings" w:hint="default"/>
+        <w:sz w:val="20"/>
+      </w:rPr>
+    </w:lvl>
+    <w:lvl w:ilvl="5" w:tentative="1">
+      <w:start w:val="1"/>
+      <w:numFmt w:val="bullet"/>
+      <w:lvlText w:val=""/>
+      <w:lvlJc w:val="left"/>
+      <w:pPr>
+        <w:tabs>
+          <w:tab w:val="num" w:pos="4320"/>
+        </w:tabs>
+        <w:ind w:left="4320" w:hanging="360"/>
+      </w:pPr>
+      <w:rPr>
+        <w:rFonts w:ascii="Wingdings" w:hAnsi="Wingdings" w:hint="default"/>
+        <w:sz w:val="20"/>
+      </w:rPr>
+    </w:lvl>
+    <w:lvl w:ilvl="6" w:tentative="1">
+      <w:start w:val="1"/>
+      <w:numFmt w:val="bullet"/>
+      <w:lvlText w:val=""/>
+      <w:lvlJc w:val="left"/>
+      <w:pPr>
+        <w:tabs>
+          <w:tab w:val="num" w:pos="5040"/>
+        </w:tabs>
+        <w:ind w:left="5040" w:hanging="360"/>
+      </w:pPr>
+      <w:rPr>
+        <w:rFonts w:ascii="Wingdings" w:hAnsi="Wingdings" w:hint="default"/>
+        <w:sz w:val="20"/>
+      </w:rPr>
+    </w:lvl>
+    <w:lvl w:ilvl="7" w:tentative="1">
+      <w:start w:val="1"/>
+      <w:numFmt w:val="bullet"/>
+      <w:lvlText w:val=""/>
+      <w:lvlJc w:val="left"/>
+      <w:pPr>
+        <w:tabs>
+          <w:tab w:val="num" w:pos="5760"/>
+        </w:tabs>
+        <w:ind w:left="5760" w:hanging="360"/>
+      </w:pPr>
+      <w:rPr>
+        <w:rFonts w:ascii="Wingdings" w:hAnsi="Wingdings" w:hint="default"/>
+        <w:sz w:val="20"/>
+      </w:rPr>
+    </w:lvl>
+    <w:lvl w:ilvl="8" w:tentative="1">
+      <w:start w:val="1"/>
+      <w:numFmt w:val="bullet"/>
+      <w:lvlText w:val=""/>
+      <w:lvlJc w:val="left"/>
+      <w:pPr>
+        <w:tabs>
+          <w:tab w:val="num" w:pos="6480"/>
+        </w:tabs>
+        <w:ind w:left="6480" w:hanging="360"/>
+      </w:pPr>
+      <w:rPr>
+        <w:rFonts w:ascii="Wingdings" w:hAnsi="Wingdings" w:hint="default"/>
+        <w:sz w:val="20"/>
+      </w:rPr>
+    </w:lvl>
+  </w:abstractNum>
+  <w:abstractNum w:abstractNumId="27" w15:restartNumberingAfterBreak="0">
     <w:nsid w:val="571F17CE"/>
     <w:multiLevelType w:val="multilevel"/>
     <w:tmpl w:val="DC041914"/>
@@ -834,7 +8172,761 @@
       </w:rPr>
     </w:lvl>
   </w:abstractNum>
-  <w:abstractNum w:abstractNumId="1" w15:restartNumberingAfterBreak="0">
+  <w:abstractNum w:abstractNumId="28" w15:restartNumberingAfterBreak="0">
+    <w:nsid w:val="5BD25112"/>
+    <w:multiLevelType w:val="multilevel"/>
+    <w:tmpl w:val="DC7280FE"/>
+    <w:lvl w:ilvl="0">
+      <w:start w:val="1"/>
+      <w:numFmt w:val="bullet"/>
+      <w:lvlText w:val=""/>
+      <w:lvlJc w:val="left"/>
+      <w:pPr>
+        <w:tabs>
+          <w:tab w:val="num" w:pos="720"/>
+        </w:tabs>
+        <w:ind w:left="720" w:hanging="360"/>
+      </w:pPr>
+      <w:rPr>
+        <w:rFonts w:ascii="Symbol" w:hAnsi="Symbol" w:hint="default"/>
+        <w:sz w:val="20"/>
+      </w:rPr>
+    </w:lvl>
+    <w:lvl w:ilvl="1" w:tentative="1">
+      <w:start w:val="1"/>
+      <w:numFmt w:val="bullet"/>
+      <w:lvlText w:val="o"/>
+      <w:lvlJc w:val="left"/>
+      <w:pPr>
+        <w:tabs>
+          <w:tab w:val="num" w:pos="1440"/>
+        </w:tabs>
+        <w:ind w:left="1440" w:hanging="360"/>
+      </w:pPr>
+      <w:rPr>
+        <w:rFonts w:ascii="Courier New" w:hAnsi="Courier New" w:hint="default"/>
+        <w:sz w:val="20"/>
+      </w:rPr>
+    </w:lvl>
+    <w:lvl w:ilvl="2" w:tentative="1">
+      <w:start w:val="1"/>
+      <w:numFmt w:val="bullet"/>
+      <w:lvlText w:val=""/>
+      <w:lvlJc w:val="left"/>
+      <w:pPr>
+        <w:tabs>
+          <w:tab w:val="num" w:pos="2160"/>
+        </w:tabs>
+        <w:ind w:left="2160" w:hanging="360"/>
+      </w:pPr>
+      <w:rPr>
+        <w:rFonts w:ascii="Wingdings" w:hAnsi="Wingdings" w:hint="default"/>
+        <w:sz w:val="20"/>
+      </w:rPr>
+    </w:lvl>
+    <w:lvl w:ilvl="3" w:tentative="1">
+      <w:start w:val="1"/>
+      <w:numFmt w:val="bullet"/>
+      <w:lvlText w:val=""/>
+      <w:lvlJc w:val="left"/>
+      <w:pPr>
+        <w:tabs>
+          <w:tab w:val="num" w:pos="2880"/>
+        </w:tabs>
+        <w:ind w:left="2880" w:hanging="360"/>
+      </w:pPr>
+      <w:rPr>
+        <w:rFonts w:ascii="Wingdings" w:hAnsi="Wingdings" w:hint="default"/>
+        <w:sz w:val="20"/>
+      </w:rPr>
+    </w:lvl>
+    <w:lvl w:ilvl="4" w:tentative="1">
+      <w:start w:val="1"/>
+      <w:numFmt w:val="bullet"/>
+      <w:lvlText w:val=""/>
+      <w:lvlJc w:val="left"/>
+      <w:pPr>
+        <w:tabs>
+          <w:tab w:val="num" w:pos="3600"/>
+        </w:tabs>
+        <w:ind w:left="3600" w:hanging="360"/>
+      </w:pPr>
+      <w:rPr>
+        <w:rFonts w:ascii="Wingdings" w:hAnsi="Wingdings" w:hint="default"/>
+        <w:sz w:val="20"/>
+      </w:rPr>
+    </w:lvl>
+    <w:lvl w:ilvl="5" w:tentative="1">
+      <w:start w:val="1"/>
+      <w:numFmt w:val="bullet"/>
+      <w:lvlText w:val=""/>
+      <w:lvlJc w:val="left"/>
+      <w:pPr>
+        <w:tabs>
+          <w:tab w:val="num" w:pos="4320"/>
+        </w:tabs>
+        <w:ind w:left="4320" w:hanging="360"/>
+      </w:pPr>
+      <w:rPr>
+        <w:rFonts w:ascii="Wingdings" w:hAnsi="Wingdings" w:hint="default"/>
+        <w:sz w:val="20"/>
+      </w:rPr>
+    </w:lvl>
+    <w:lvl w:ilvl="6" w:tentative="1">
+      <w:start w:val="1"/>
+      <w:numFmt w:val="bullet"/>
+      <w:lvlText w:val=""/>
+      <w:lvlJc w:val="left"/>
+      <w:pPr>
+        <w:tabs>
+          <w:tab w:val="num" w:pos="5040"/>
+        </w:tabs>
+        <w:ind w:left="5040" w:hanging="360"/>
+      </w:pPr>
+      <w:rPr>
+        <w:rFonts w:ascii="Wingdings" w:hAnsi="Wingdings" w:hint="default"/>
+        <w:sz w:val="20"/>
+      </w:rPr>
+    </w:lvl>
+    <w:lvl w:ilvl="7" w:tentative="1">
+      <w:start w:val="1"/>
+      <w:numFmt w:val="bullet"/>
+      <w:lvlText w:val=""/>
+      <w:lvlJc w:val="left"/>
+      <w:pPr>
+        <w:tabs>
+          <w:tab w:val="num" w:pos="5760"/>
+        </w:tabs>
+        <w:ind w:left="5760" w:hanging="360"/>
+      </w:pPr>
+      <w:rPr>
+        <w:rFonts w:ascii="Wingdings" w:hAnsi="Wingdings" w:hint="default"/>
+        <w:sz w:val="20"/>
+      </w:rPr>
+    </w:lvl>
+    <w:lvl w:ilvl="8" w:tentative="1">
+      <w:start w:val="1"/>
+      <w:numFmt w:val="bullet"/>
+      <w:lvlText w:val=""/>
+      <w:lvlJc w:val="left"/>
+      <w:pPr>
+        <w:tabs>
+          <w:tab w:val="num" w:pos="6480"/>
+        </w:tabs>
+        <w:ind w:left="6480" w:hanging="360"/>
+      </w:pPr>
+      <w:rPr>
+        <w:rFonts w:ascii="Wingdings" w:hAnsi="Wingdings" w:hint="default"/>
+        <w:sz w:val="20"/>
+      </w:rPr>
+    </w:lvl>
+  </w:abstractNum>
+  <w:abstractNum w:abstractNumId="29" w15:restartNumberingAfterBreak="0">
+    <w:nsid w:val="5BE40DED"/>
+    <w:multiLevelType w:val="hybridMultilevel"/>
+    <w:tmpl w:val="D73C95F4"/>
+    <w:lvl w:ilvl="0" w:tplc="6D46B108">
+      <w:start w:val="1"/>
+      <w:numFmt w:val="bullet"/>
+      <w:lvlText w:val=""/>
+      <w:lvlJc w:val="left"/>
+      <w:pPr>
+        <w:ind w:left="720" w:hanging="360"/>
+      </w:pPr>
+      <w:rPr>
+        <w:rFonts w:ascii="Symbol" w:hAnsi="Symbol" w:hint="default"/>
+      </w:rPr>
+    </w:lvl>
+    <w:lvl w:ilvl="1" w:tplc="08090003" w:tentative="1">
+      <w:start w:val="1"/>
+      <w:numFmt w:val="bullet"/>
+      <w:lvlText w:val="o"/>
+      <w:lvlJc w:val="left"/>
+      <w:pPr>
+        <w:ind w:left="1440" w:hanging="360"/>
+      </w:pPr>
+      <w:rPr>
+        <w:rFonts w:ascii="Courier New" w:hAnsi="Courier New" w:cs="Courier New" w:hint="default"/>
+      </w:rPr>
+    </w:lvl>
+    <w:lvl w:ilvl="2" w:tplc="08090005" w:tentative="1">
+      <w:start w:val="1"/>
+      <w:numFmt w:val="bullet"/>
+      <w:lvlText w:val=""/>
+      <w:lvlJc w:val="left"/>
+      <w:pPr>
+        <w:ind w:left="2160" w:hanging="360"/>
+      </w:pPr>
+      <w:rPr>
+        <w:rFonts w:ascii="Wingdings" w:hAnsi="Wingdings" w:hint="default"/>
+      </w:rPr>
+    </w:lvl>
+    <w:lvl w:ilvl="3" w:tplc="08090001" w:tentative="1">
+      <w:start w:val="1"/>
+      <w:numFmt w:val="bullet"/>
+      <w:lvlText w:val=""/>
+      <w:lvlJc w:val="left"/>
+      <w:pPr>
+        <w:ind w:left="2880" w:hanging="360"/>
+      </w:pPr>
+      <w:rPr>
+        <w:rFonts w:ascii="Symbol" w:hAnsi="Symbol" w:hint="default"/>
+      </w:rPr>
+    </w:lvl>
+    <w:lvl w:ilvl="4" w:tplc="08090003" w:tentative="1">
+      <w:start w:val="1"/>
+      <w:numFmt w:val="bullet"/>
+      <w:lvlText w:val="o"/>
+      <w:lvlJc w:val="left"/>
+      <w:pPr>
+        <w:ind w:left="3600" w:hanging="360"/>
+      </w:pPr>
+      <w:rPr>
+        <w:rFonts w:ascii="Courier New" w:hAnsi="Courier New" w:cs="Courier New" w:hint="default"/>
+      </w:rPr>
+    </w:lvl>
+    <w:lvl w:ilvl="5" w:tplc="08090005" w:tentative="1">
+      <w:start w:val="1"/>
+      <w:numFmt w:val="bullet"/>
+      <w:lvlText w:val=""/>
+      <w:lvlJc w:val="left"/>
+      <w:pPr>
+        <w:ind w:left="4320" w:hanging="360"/>
+      </w:pPr>
+      <w:rPr>
+        <w:rFonts w:ascii="Wingdings" w:hAnsi="Wingdings" w:hint="default"/>
+      </w:rPr>
+    </w:lvl>
+    <w:lvl w:ilvl="6" w:tplc="08090001" w:tentative="1">
+      <w:start w:val="1"/>
+      <w:numFmt w:val="bullet"/>
+      <w:lvlText w:val=""/>
+      <w:lvlJc w:val="left"/>
+      <w:pPr>
+        <w:ind w:left="5040" w:hanging="360"/>
+      </w:pPr>
+      <w:rPr>
+        <w:rFonts w:ascii="Symbol" w:hAnsi="Symbol" w:hint="default"/>
+      </w:rPr>
+    </w:lvl>
+    <w:lvl w:ilvl="7" w:tplc="08090003" w:tentative="1">
+      <w:start w:val="1"/>
+      <w:numFmt w:val="bullet"/>
+      <w:lvlText w:val="o"/>
+      <w:lvlJc w:val="left"/>
+      <w:pPr>
+        <w:ind w:left="5760" w:hanging="360"/>
+      </w:pPr>
+      <w:rPr>
+        <w:rFonts w:ascii="Courier New" w:hAnsi="Courier New" w:cs="Courier New" w:hint="default"/>
+      </w:rPr>
+    </w:lvl>
+    <w:lvl w:ilvl="8" w:tplc="08090005" w:tentative="1">
+      <w:start w:val="1"/>
+      <w:numFmt w:val="bullet"/>
+      <w:lvlText w:val=""/>
+      <w:lvlJc w:val="left"/>
+      <w:pPr>
+        <w:ind w:left="6480" w:hanging="360"/>
+      </w:pPr>
+      <w:rPr>
+        <w:rFonts w:ascii="Wingdings" w:hAnsi="Wingdings" w:hint="default"/>
+      </w:rPr>
+    </w:lvl>
+  </w:abstractNum>
+  <w:abstractNum w:abstractNumId="30" w15:restartNumberingAfterBreak="0">
+    <w:nsid w:val="5F033410"/>
+    <w:multiLevelType w:val="multilevel"/>
+    <w:tmpl w:val="2362C8A4"/>
+    <w:lvl w:ilvl="0">
+      <w:start w:val="1"/>
+      <w:numFmt w:val="decimal"/>
+      <w:lvlText w:val="%1."/>
+      <w:lvlJc w:val="left"/>
+      <w:pPr>
+        <w:tabs>
+          <w:tab w:val="num" w:pos="720"/>
+        </w:tabs>
+        <w:ind w:left="720" w:hanging="360"/>
+      </w:pPr>
+    </w:lvl>
+    <w:lvl w:ilvl="1">
+      <w:start w:val="1"/>
+      <w:numFmt w:val="bullet"/>
+      <w:lvlText w:val="o"/>
+      <w:lvlJc w:val="left"/>
+      <w:pPr>
+        <w:tabs>
+          <w:tab w:val="num" w:pos="1440"/>
+        </w:tabs>
+        <w:ind w:left="1440" w:hanging="360"/>
+      </w:pPr>
+      <w:rPr>
+        <w:rFonts w:ascii="Courier New" w:hAnsi="Courier New" w:hint="default"/>
+        <w:sz w:val="20"/>
+      </w:rPr>
+    </w:lvl>
+    <w:lvl w:ilvl="2" w:tentative="1">
+      <w:start w:val="1"/>
+      <w:numFmt w:val="decimal"/>
+      <w:lvlText w:val="%3."/>
+      <w:lvlJc w:val="left"/>
+      <w:pPr>
+        <w:tabs>
+          <w:tab w:val="num" w:pos="2160"/>
+        </w:tabs>
+        <w:ind w:left="2160" w:hanging="360"/>
+      </w:pPr>
+    </w:lvl>
+    <w:lvl w:ilvl="3" w:tentative="1">
+      <w:start w:val="1"/>
+      <w:numFmt w:val="decimal"/>
+      <w:lvlText w:val="%4."/>
+      <w:lvlJc w:val="left"/>
+      <w:pPr>
+        <w:tabs>
+          <w:tab w:val="num" w:pos="2880"/>
+        </w:tabs>
+        <w:ind w:left="2880" w:hanging="360"/>
+      </w:pPr>
+    </w:lvl>
+    <w:lvl w:ilvl="4" w:tentative="1">
+      <w:start w:val="1"/>
+      <w:numFmt w:val="decimal"/>
+      <w:lvlText w:val="%5."/>
+      <w:lvlJc w:val="left"/>
+      <w:pPr>
+        <w:tabs>
+          <w:tab w:val="num" w:pos="3600"/>
+        </w:tabs>
+        <w:ind w:left="3600" w:hanging="360"/>
+      </w:pPr>
+    </w:lvl>
+    <w:lvl w:ilvl="5" w:tentative="1">
+      <w:start w:val="1"/>
+      <w:numFmt w:val="decimal"/>
+      <w:lvlText w:val="%6."/>
+      <w:lvlJc w:val="left"/>
+      <w:pPr>
+        <w:tabs>
+          <w:tab w:val="num" w:pos="4320"/>
+        </w:tabs>
+        <w:ind w:left="4320" w:hanging="360"/>
+      </w:pPr>
+    </w:lvl>
+    <w:lvl w:ilvl="6" w:tentative="1">
+      <w:start w:val="1"/>
+      <w:numFmt w:val="decimal"/>
+      <w:lvlText w:val="%7."/>
+      <w:lvlJc w:val="left"/>
+      <w:pPr>
+        <w:tabs>
+          <w:tab w:val="num" w:pos="5040"/>
+        </w:tabs>
+        <w:ind w:left="5040" w:hanging="360"/>
+      </w:pPr>
+    </w:lvl>
+    <w:lvl w:ilvl="7" w:tentative="1">
+      <w:start w:val="1"/>
+      <w:numFmt w:val="decimal"/>
+      <w:lvlText w:val="%8."/>
+      <w:lvlJc w:val="left"/>
+      <w:pPr>
+        <w:tabs>
+          <w:tab w:val="num" w:pos="5760"/>
+        </w:tabs>
+        <w:ind w:left="5760" w:hanging="360"/>
+      </w:pPr>
+    </w:lvl>
+    <w:lvl w:ilvl="8" w:tentative="1">
+      <w:start w:val="1"/>
+      <w:numFmt w:val="decimal"/>
+      <w:lvlText w:val="%9."/>
+      <w:lvlJc w:val="left"/>
+      <w:pPr>
+        <w:tabs>
+          <w:tab w:val="num" w:pos="6480"/>
+        </w:tabs>
+        <w:ind w:left="6480" w:hanging="360"/>
+      </w:pPr>
+    </w:lvl>
+  </w:abstractNum>
+  <w:abstractNum w:abstractNumId="31" w15:restartNumberingAfterBreak="0">
+    <w:nsid w:val="60630603"/>
+    <w:multiLevelType w:val="hybridMultilevel"/>
+    <w:tmpl w:val="B89AA56A"/>
+    <w:lvl w:ilvl="0" w:tplc="6D46B108">
+      <w:start w:val="1"/>
+      <w:numFmt w:val="bullet"/>
+      <w:lvlText w:val=""/>
+      <w:lvlJc w:val="left"/>
+      <w:pPr>
+        <w:ind w:left="720" w:hanging="360"/>
+      </w:pPr>
+      <w:rPr>
+        <w:rFonts w:ascii="Symbol" w:hAnsi="Symbol" w:hint="default"/>
+      </w:rPr>
+    </w:lvl>
+    <w:lvl w:ilvl="1" w:tplc="08090003" w:tentative="1">
+      <w:start w:val="1"/>
+      <w:numFmt w:val="bullet"/>
+      <w:lvlText w:val="o"/>
+      <w:lvlJc w:val="left"/>
+      <w:pPr>
+        <w:ind w:left="1440" w:hanging="360"/>
+      </w:pPr>
+      <w:rPr>
+        <w:rFonts w:ascii="Courier New" w:hAnsi="Courier New" w:cs="Courier New" w:hint="default"/>
+      </w:rPr>
+    </w:lvl>
+    <w:lvl w:ilvl="2" w:tplc="08090005" w:tentative="1">
+      <w:start w:val="1"/>
+      <w:numFmt w:val="bullet"/>
+      <w:lvlText w:val=""/>
+      <w:lvlJc w:val="left"/>
+      <w:pPr>
+        <w:ind w:left="2160" w:hanging="360"/>
+      </w:pPr>
+      <w:rPr>
+        <w:rFonts w:ascii="Wingdings" w:hAnsi="Wingdings" w:hint="default"/>
+      </w:rPr>
+    </w:lvl>
+    <w:lvl w:ilvl="3" w:tplc="08090001" w:tentative="1">
+      <w:start w:val="1"/>
+      <w:numFmt w:val="bullet"/>
+      <w:lvlText w:val=""/>
+      <w:lvlJc w:val="left"/>
+      <w:pPr>
+        <w:ind w:left="2880" w:hanging="360"/>
+      </w:pPr>
+      <w:rPr>
+        <w:rFonts w:ascii="Symbol" w:hAnsi="Symbol" w:hint="default"/>
+      </w:rPr>
+    </w:lvl>
+    <w:lvl w:ilvl="4" w:tplc="08090003" w:tentative="1">
+      <w:start w:val="1"/>
+      <w:numFmt w:val="bullet"/>
+      <w:lvlText w:val="o"/>
+      <w:lvlJc w:val="left"/>
+      <w:pPr>
+        <w:ind w:left="3600" w:hanging="360"/>
+      </w:pPr>
+      <w:rPr>
+        <w:rFonts w:ascii="Courier New" w:hAnsi="Courier New" w:cs="Courier New" w:hint="default"/>
+      </w:rPr>
+    </w:lvl>
+    <w:lvl w:ilvl="5" w:tplc="08090005" w:tentative="1">
+      <w:start w:val="1"/>
+      <w:numFmt w:val="bullet"/>
+      <w:lvlText w:val=""/>
+      <w:lvlJc w:val="left"/>
+      <w:pPr>
+        <w:ind w:left="4320" w:hanging="360"/>
+      </w:pPr>
+      <w:rPr>
+        <w:rFonts w:ascii="Wingdings" w:hAnsi="Wingdings" w:hint="default"/>
+      </w:rPr>
+    </w:lvl>
+    <w:lvl w:ilvl="6" w:tplc="08090001" w:tentative="1">
+      <w:start w:val="1"/>
+      <w:numFmt w:val="bullet"/>
+      <w:lvlText w:val=""/>
+      <w:lvlJc w:val="left"/>
+      <w:pPr>
+        <w:ind w:left="5040" w:hanging="360"/>
+      </w:pPr>
+      <w:rPr>
+        <w:rFonts w:ascii="Symbol" w:hAnsi="Symbol" w:hint="default"/>
+      </w:rPr>
+    </w:lvl>
+    <w:lvl w:ilvl="7" w:tplc="08090003" w:tentative="1">
+      <w:start w:val="1"/>
+      <w:numFmt w:val="bullet"/>
+      <w:lvlText w:val="o"/>
+      <w:lvlJc w:val="left"/>
+      <w:pPr>
+        <w:ind w:left="5760" w:hanging="360"/>
+      </w:pPr>
+      <w:rPr>
+        <w:rFonts w:ascii="Courier New" w:hAnsi="Courier New" w:cs="Courier New" w:hint="default"/>
+      </w:rPr>
+    </w:lvl>
+    <w:lvl w:ilvl="8" w:tplc="08090005" w:tentative="1">
+      <w:start w:val="1"/>
+      <w:numFmt w:val="bullet"/>
+      <w:lvlText w:val=""/>
+      <w:lvlJc w:val="left"/>
+      <w:pPr>
+        <w:ind w:left="6480" w:hanging="360"/>
+      </w:pPr>
+      <w:rPr>
+        <w:rFonts w:ascii="Wingdings" w:hAnsi="Wingdings" w:hint="default"/>
+      </w:rPr>
+    </w:lvl>
+  </w:abstractNum>
+  <w:abstractNum w:abstractNumId="32" w15:restartNumberingAfterBreak="0">
+    <w:nsid w:val="631A186E"/>
+    <w:multiLevelType w:val="multilevel"/>
+    <w:tmpl w:val="B55ABE52"/>
+    <w:lvl w:ilvl="0">
+      <w:start w:val="1"/>
+      <w:numFmt w:val="bullet"/>
+      <w:lvlText w:val=""/>
+      <w:lvlJc w:val="left"/>
+      <w:pPr>
+        <w:tabs>
+          <w:tab w:val="num" w:pos="720"/>
+        </w:tabs>
+        <w:ind w:left="720" w:hanging="360"/>
+      </w:pPr>
+      <w:rPr>
+        <w:rFonts w:ascii="Symbol" w:hAnsi="Symbol" w:hint="default"/>
+        <w:sz w:val="20"/>
+      </w:rPr>
+    </w:lvl>
+    <w:lvl w:ilvl="1" w:tentative="1">
+      <w:start w:val="1"/>
+      <w:numFmt w:val="bullet"/>
+      <w:lvlText w:val="o"/>
+      <w:lvlJc w:val="left"/>
+      <w:pPr>
+        <w:tabs>
+          <w:tab w:val="num" w:pos="1440"/>
+        </w:tabs>
+        <w:ind w:left="1440" w:hanging="360"/>
+      </w:pPr>
+      <w:rPr>
+        <w:rFonts w:ascii="Courier New" w:hAnsi="Courier New" w:hint="default"/>
+        <w:sz w:val="20"/>
+      </w:rPr>
+    </w:lvl>
+    <w:lvl w:ilvl="2" w:tentative="1">
+      <w:start w:val="1"/>
+      <w:numFmt w:val="bullet"/>
+      <w:lvlText w:val=""/>
+      <w:lvlJc w:val="left"/>
+      <w:pPr>
+        <w:tabs>
+          <w:tab w:val="num" w:pos="2160"/>
+        </w:tabs>
+        <w:ind w:left="2160" w:hanging="360"/>
+      </w:pPr>
+      <w:rPr>
+        <w:rFonts w:ascii="Wingdings" w:hAnsi="Wingdings" w:hint="default"/>
+        <w:sz w:val="20"/>
+      </w:rPr>
+    </w:lvl>
+    <w:lvl w:ilvl="3" w:tentative="1">
+      <w:start w:val="1"/>
+      <w:numFmt w:val="bullet"/>
+      <w:lvlText w:val=""/>
+      <w:lvlJc w:val="left"/>
+      <w:pPr>
+        <w:tabs>
+          <w:tab w:val="num" w:pos="2880"/>
+        </w:tabs>
+        <w:ind w:left="2880" w:hanging="360"/>
+      </w:pPr>
+      <w:rPr>
+        <w:rFonts w:ascii="Wingdings" w:hAnsi="Wingdings" w:hint="default"/>
+        <w:sz w:val="20"/>
+      </w:rPr>
+    </w:lvl>
+    <w:lvl w:ilvl="4" w:tentative="1">
+      <w:start w:val="1"/>
+      <w:numFmt w:val="bullet"/>
+      <w:lvlText w:val=""/>
+      <w:lvlJc w:val="left"/>
+      <w:pPr>
+        <w:tabs>
+          <w:tab w:val="num" w:pos="3600"/>
+        </w:tabs>
+        <w:ind w:left="3600" w:hanging="360"/>
+      </w:pPr>
+      <w:rPr>
+        <w:rFonts w:ascii="Wingdings" w:hAnsi="Wingdings" w:hint="default"/>
+        <w:sz w:val="20"/>
+      </w:rPr>
+    </w:lvl>
+    <w:lvl w:ilvl="5" w:tentative="1">
+      <w:start w:val="1"/>
+      <w:numFmt w:val="bullet"/>
+      <w:lvlText w:val=""/>
+      <w:lvlJc w:val="left"/>
+      <w:pPr>
+        <w:tabs>
+          <w:tab w:val="num" w:pos="4320"/>
+        </w:tabs>
+        <w:ind w:left="4320" w:hanging="360"/>
+      </w:pPr>
+      <w:rPr>
+        <w:rFonts w:ascii="Wingdings" w:hAnsi="Wingdings" w:hint="default"/>
+        <w:sz w:val="20"/>
+      </w:rPr>
+    </w:lvl>
+    <w:lvl w:ilvl="6" w:tentative="1">
+      <w:start w:val="1"/>
+      <w:numFmt w:val="bullet"/>
+      <w:lvlText w:val=""/>
+      <w:lvlJc w:val="left"/>
+      <w:pPr>
+        <w:tabs>
+          <w:tab w:val="num" w:pos="5040"/>
+        </w:tabs>
+        <w:ind w:left="5040" w:hanging="360"/>
+      </w:pPr>
+      <w:rPr>
+        <w:rFonts w:ascii="Wingdings" w:hAnsi="Wingdings" w:hint="default"/>
+        <w:sz w:val="20"/>
+      </w:rPr>
+    </w:lvl>
+    <w:lvl w:ilvl="7" w:tentative="1">
+      <w:start w:val="1"/>
+      <w:numFmt w:val="bullet"/>
+      <w:lvlText w:val=""/>
+      <w:lvlJc w:val="left"/>
+      <w:pPr>
+        <w:tabs>
+          <w:tab w:val="num" w:pos="5760"/>
+        </w:tabs>
+        <w:ind w:left="5760" w:hanging="360"/>
+      </w:pPr>
+      <w:rPr>
+        <w:rFonts w:ascii="Wingdings" w:hAnsi="Wingdings" w:hint="default"/>
+        <w:sz w:val="20"/>
+      </w:rPr>
+    </w:lvl>
+    <w:lvl w:ilvl="8" w:tentative="1">
+      <w:start w:val="1"/>
+      <w:numFmt w:val="bullet"/>
+      <w:lvlText w:val=""/>
+      <w:lvlJc w:val="left"/>
+      <w:pPr>
+        <w:tabs>
+          <w:tab w:val="num" w:pos="6480"/>
+        </w:tabs>
+        <w:ind w:left="6480" w:hanging="360"/>
+      </w:pPr>
+      <w:rPr>
+        <w:rFonts w:ascii="Wingdings" w:hAnsi="Wingdings" w:hint="default"/>
+        <w:sz w:val="20"/>
+      </w:rPr>
+    </w:lvl>
+  </w:abstractNum>
+  <w:abstractNum w:abstractNumId="33" w15:restartNumberingAfterBreak="0">
+    <w:nsid w:val="664655B3"/>
+    <w:multiLevelType w:val="hybridMultilevel"/>
+    <w:tmpl w:val="1BCA8A2C"/>
+    <w:lvl w:ilvl="0" w:tplc="9710D072">
+      <w:start w:val="1"/>
+      <w:numFmt w:val="bullet"/>
+      <w:lvlText w:val=""/>
+      <w:lvlJc w:val="left"/>
+      <w:pPr>
+        <w:ind w:left="1080" w:hanging="360"/>
+      </w:pPr>
+      <w:rPr>
+        <w:rFonts w:ascii="Symbol" w:hAnsi="Symbol" w:hint="default"/>
+      </w:rPr>
+    </w:lvl>
+    <w:lvl w:ilvl="1" w:tplc="08090003" w:tentative="1">
+      <w:start w:val="1"/>
+      <w:numFmt w:val="bullet"/>
+      <w:lvlText w:val="o"/>
+      <w:lvlJc w:val="left"/>
+      <w:pPr>
+        <w:ind w:left="1800" w:hanging="360"/>
+      </w:pPr>
+      <w:rPr>
+        <w:rFonts w:ascii="Courier New" w:hAnsi="Courier New" w:cs="Courier New" w:hint="default"/>
+      </w:rPr>
+    </w:lvl>
+    <w:lvl w:ilvl="2" w:tplc="08090005" w:tentative="1">
+      <w:start w:val="1"/>
+      <w:numFmt w:val="bullet"/>
+      <w:lvlText w:val=""/>
+      <w:lvlJc w:val="left"/>
+      <w:pPr>
+        <w:ind w:left="2520" w:hanging="360"/>
+      </w:pPr>
+      <w:rPr>
+        <w:rFonts w:ascii="Wingdings" w:hAnsi="Wingdings" w:hint="default"/>
+      </w:rPr>
+    </w:lvl>
+    <w:lvl w:ilvl="3" w:tplc="08090001" w:tentative="1">
+      <w:start w:val="1"/>
+      <w:numFmt w:val="bullet"/>
+      <w:lvlText w:val=""/>
+      <w:lvlJc w:val="left"/>
+      <w:pPr>
+        <w:ind w:left="3240" w:hanging="360"/>
+      </w:pPr>
+      <w:rPr>
+        <w:rFonts w:ascii="Symbol" w:hAnsi="Symbol" w:hint="default"/>
+      </w:rPr>
+    </w:lvl>
+    <w:lvl w:ilvl="4" w:tplc="08090003" w:tentative="1">
+      <w:start w:val="1"/>
+      <w:numFmt w:val="bullet"/>
+      <w:lvlText w:val="o"/>
+      <w:lvlJc w:val="left"/>
+      <w:pPr>
+        <w:ind w:left="3960" w:hanging="360"/>
+      </w:pPr>
+      <w:rPr>
+        <w:rFonts w:ascii="Courier New" w:hAnsi="Courier New" w:cs="Courier New" w:hint="default"/>
+      </w:rPr>
+    </w:lvl>
+    <w:lvl w:ilvl="5" w:tplc="08090005" w:tentative="1">
+      <w:start w:val="1"/>
+      <w:numFmt w:val="bullet"/>
+      <w:lvlText w:val=""/>
+      <w:lvlJc w:val="left"/>
+      <w:pPr>
+        <w:ind w:left="4680" w:hanging="360"/>
+      </w:pPr>
+      <w:rPr>
+        <w:rFonts w:ascii="Wingdings" w:hAnsi="Wingdings" w:hint="default"/>
+      </w:rPr>
+    </w:lvl>
+    <w:lvl w:ilvl="6" w:tplc="08090001" w:tentative="1">
+      <w:start w:val="1"/>
+      <w:numFmt w:val="bullet"/>
+      <w:lvlText w:val=""/>
+      <w:lvlJc w:val="left"/>
+      <w:pPr>
+        <w:ind w:left="5400" w:hanging="360"/>
+      </w:pPr>
+      <w:rPr>
+        <w:rFonts w:ascii="Symbol" w:hAnsi="Symbol" w:hint="default"/>
+      </w:rPr>
+    </w:lvl>
+    <w:lvl w:ilvl="7" w:tplc="08090003" w:tentative="1">
+      <w:start w:val="1"/>
+      <w:numFmt w:val="bullet"/>
+      <w:lvlText w:val="o"/>
+      <w:lvlJc w:val="left"/>
+      <w:pPr>
+        <w:ind w:left="6120" w:hanging="360"/>
+      </w:pPr>
+      <w:rPr>
+        <w:rFonts w:ascii="Courier New" w:hAnsi="Courier New" w:cs="Courier New" w:hint="default"/>
+      </w:rPr>
+    </w:lvl>
+    <w:lvl w:ilvl="8" w:tplc="08090005" w:tentative="1">
+      <w:start w:val="1"/>
+      <w:numFmt w:val="bullet"/>
+      <w:lvlText w:val=""/>
+      <w:lvlJc w:val="left"/>
+      <w:pPr>
+        <w:ind w:left="6840" w:hanging="360"/>
+      </w:pPr>
+      <w:rPr>
+        <w:rFonts w:ascii="Wingdings" w:hAnsi="Wingdings" w:hint="default"/>
+      </w:rPr>
+    </w:lvl>
+  </w:abstractNum>
+  <w:abstractNum w:abstractNumId="34" w15:restartNumberingAfterBreak="0">
     <w:nsid w:val="67003BC6"/>
     <w:multiLevelType w:val="multilevel"/>
     <w:tmpl w:val="A8868D3A"/>
@@ -983,7 +9075,382 @@
       </w:rPr>
     </w:lvl>
   </w:abstractNum>
-  <w:abstractNum w:abstractNumId="2" w15:restartNumberingAfterBreak="0">
+  <w:abstractNum w:abstractNumId="35" w15:restartNumberingAfterBreak="0">
+    <w:nsid w:val="673B7CC9"/>
+    <w:multiLevelType w:val="hybridMultilevel"/>
+    <w:tmpl w:val="03F89ED6"/>
+    <w:lvl w:ilvl="0" w:tplc="6D46B108">
+      <w:start w:val="1"/>
+      <w:numFmt w:val="bullet"/>
+      <w:lvlText w:val=""/>
+      <w:lvlJc w:val="left"/>
+      <w:pPr>
+        <w:ind w:left="1080" w:hanging="360"/>
+      </w:pPr>
+      <w:rPr>
+        <w:rFonts w:ascii="Symbol" w:hAnsi="Symbol" w:hint="default"/>
+      </w:rPr>
+    </w:lvl>
+    <w:lvl w:ilvl="1" w:tplc="08090003" w:tentative="1">
+      <w:start w:val="1"/>
+      <w:numFmt w:val="bullet"/>
+      <w:lvlText w:val="o"/>
+      <w:lvlJc w:val="left"/>
+      <w:pPr>
+        <w:ind w:left="1800" w:hanging="360"/>
+      </w:pPr>
+      <w:rPr>
+        <w:rFonts w:ascii="Courier New" w:hAnsi="Courier New" w:cs="Courier New" w:hint="default"/>
+      </w:rPr>
+    </w:lvl>
+    <w:lvl w:ilvl="2" w:tplc="08090005" w:tentative="1">
+      <w:start w:val="1"/>
+      <w:numFmt w:val="bullet"/>
+      <w:lvlText w:val=""/>
+      <w:lvlJc w:val="left"/>
+      <w:pPr>
+        <w:ind w:left="2520" w:hanging="360"/>
+      </w:pPr>
+      <w:rPr>
+        <w:rFonts w:ascii="Wingdings" w:hAnsi="Wingdings" w:hint="default"/>
+      </w:rPr>
+    </w:lvl>
+    <w:lvl w:ilvl="3" w:tplc="08090001" w:tentative="1">
+      <w:start w:val="1"/>
+      <w:numFmt w:val="bullet"/>
+      <w:lvlText w:val=""/>
+      <w:lvlJc w:val="left"/>
+      <w:pPr>
+        <w:ind w:left="3240" w:hanging="360"/>
+      </w:pPr>
+      <w:rPr>
+        <w:rFonts w:ascii="Symbol" w:hAnsi="Symbol" w:hint="default"/>
+      </w:rPr>
+    </w:lvl>
+    <w:lvl w:ilvl="4" w:tplc="08090003" w:tentative="1">
+      <w:start w:val="1"/>
+      <w:numFmt w:val="bullet"/>
+      <w:lvlText w:val="o"/>
+      <w:lvlJc w:val="left"/>
+      <w:pPr>
+        <w:ind w:left="3960" w:hanging="360"/>
+      </w:pPr>
+      <w:rPr>
+        <w:rFonts w:ascii="Courier New" w:hAnsi="Courier New" w:cs="Courier New" w:hint="default"/>
+      </w:rPr>
+    </w:lvl>
+    <w:lvl w:ilvl="5" w:tplc="08090005" w:tentative="1">
+      <w:start w:val="1"/>
+      <w:numFmt w:val="bullet"/>
+      <w:lvlText w:val=""/>
+      <w:lvlJc w:val="left"/>
+      <w:pPr>
+        <w:ind w:left="4680" w:hanging="360"/>
+      </w:pPr>
+      <w:rPr>
+        <w:rFonts w:ascii="Wingdings" w:hAnsi="Wingdings" w:hint="default"/>
+      </w:rPr>
+    </w:lvl>
+    <w:lvl w:ilvl="6" w:tplc="08090001" w:tentative="1">
+      <w:start w:val="1"/>
+      <w:numFmt w:val="bullet"/>
+      <w:lvlText w:val=""/>
+      <w:lvlJc w:val="left"/>
+      <w:pPr>
+        <w:ind w:left="5400" w:hanging="360"/>
+      </w:pPr>
+      <w:rPr>
+        <w:rFonts w:ascii="Symbol" w:hAnsi="Symbol" w:hint="default"/>
+      </w:rPr>
+    </w:lvl>
+    <w:lvl w:ilvl="7" w:tplc="08090003" w:tentative="1">
+      <w:start w:val="1"/>
+      <w:numFmt w:val="bullet"/>
+      <w:lvlText w:val="o"/>
+      <w:lvlJc w:val="left"/>
+      <w:pPr>
+        <w:ind w:left="6120" w:hanging="360"/>
+      </w:pPr>
+      <w:rPr>
+        <w:rFonts w:ascii="Courier New" w:hAnsi="Courier New" w:cs="Courier New" w:hint="default"/>
+      </w:rPr>
+    </w:lvl>
+    <w:lvl w:ilvl="8" w:tplc="08090005" w:tentative="1">
+      <w:start w:val="1"/>
+      <w:numFmt w:val="bullet"/>
+      <w:lvlText w:val=""/>
+      <w:lvlJc w:val="left"/>
+      <w:pPr>
+        <w:ind w:left="6840" w:hanging="360"/>
+      </w:pPr>
+      <w:rPr>
+        <w:rFonts w:ascii="Wingdings" w:hAnsi="Wingdings" w:hint="default"/>
+      </w:rPr>
+    </w:lvl>
+  </w:abstractNum>
+  <w:abstractNum w:abstractNumId="36" w15:restartNumberingAfterBreak="0">
+    <w:nsid w:val="67C4148E"/>
+    <w:multiLevelType w:val="multilevel"/>
+    <w:tmpl w:val="81D0B018"/>
+    <w:lvl w:ilvl="0">
+      <w:start w:val="1"/>
+      <w:numFmt w:val="bullet"/>
+      <w:lvlText w:val=""/>
+      <w:lvlJc w:val="left"/>
+      <w:pPr>
+        <w:tabs>
+          <w:tab w:val="num" w:pos="720"/>
+        </w:tabs>
+        <w:ind w:left="720" w:hanging="360"/>
+      </w:pPr>
+      <w:rPr>
+        <w:rFonts w:ascii="Symbol" w:hAnsi="Symbol" w:hint="default"/>
+        <w:sz w:val="20"/>
+      </w:rPr>
+    </w:lvl>
+    <w:lvl w:ilvl="1" w:tentative="1">
+      <w:start w:val="1"/>
+      <w:numFmt w:val="bullet"/>
+      <w:lvlText w:val="o"/>
+      <w:lvlJc w:val="left"/>
+      <w:pPr>
+        <w:tabs>
+          <w:tab w:val="num" w:pos="1440"/>
+        </w:tabs>
+        <w:ind w:left="1440" w:hanging="360"/>
+      </w:pPr>
+      <w:rPr>
+        <w:rFonts w:ascii="Courier New" w:hAnsi="Courier New" w:hint="default"/>
+        <w:sz w:val="20"/>
+      </w:rPr>
+    </w:lvl>
+    <w:lvl w:ilvl="2" w:tentative="1">
+      <w:start w:val="1"/>
+      <w:numFmt w:val="bullet"/>
+      <w:lvlText w:val=""/>
+      <w:lvlJc w:val="left"/>
+      <w:pPr>
+        <w:tabs>
+          <w:tab w:val="num" w:pos="2160"/>
+        </w:tabs>
+        <w:ind w:left="2160" w:hanging="360"/>
+      </w:pPr>
+      <w:rPr>
+        <w:rFonts w:ascii="Wingdings" w:hAnsi="Wingdings" w:hint="default"/>
+        <w:sz w:val="20"/>
+      </w:rPr>
+    </w:lvl>
+    <w:lvl w:ilvl="3" w:tentative="1">
+      <w:start w:val="1"/>
+      <w:numFmt w:val="bullet"/>
+      <w:lvlText w:val=""/>
+      <w:lvlJc w:val="left"/>
+      <w:pPr>
+        <w:tabs>
+          <w:tab w:val="num" w:pos="2880"/>
+        </w:tabs>
+        <w:ind w:left="2880" w:hanging="360"/>
+      </w:pPr>
+      <w:rPr>
+        <w:rFonts w:ascii="Wingdings" w:hAnsi="Wingdings" w:hint="default"/>
+        <w:sz w:val="20"/>
+      </w:rPr>
+    </w:lvl>
+    <w:lvl w:ilvl="4" w:tentative="1">
+      <w:start w:val="1"/>
+      <w:numFmt w:val="bullet"/>
+      <w:lvlText w:val=""/>
+      <w:lvlJc w:val="left"/>
+      <w:pPr>
+        <w:tabs>
+          <w:tab w:val="num" w:pos="3600"/>
+        </w:tabs>
+        <w:ind w:left="3600" w:hanging="360"/>
+      </w:pPr>
+      <w:rPr>
+        <w:rFonts w:ascii="Wingdings" w:hAnsi="Wingdings" w:hint="default"/>
+        <w:sz w:val="20"/>
+      </w:rPr>
+    </w:lvl>
+    <w:lvl w:ilvl="5" w:tentative="1">
+      <w:start w:val="1"/>
+      <w:numFmt w:val="bullet"/>
+      <w:lvlText w:val=""/>
+      <w:lvlJc w:val="left"/>
+      <w:pPr>
+        <w:tabs>
+          <w:tab w:val="num" w:pos="4320"/>
+        </w:tabs>
+        <w:ind w:left="4320" w:hanging="360"/>
+      </w:pPr>
+      <w:rPr>
+        <w:rFonts w:ascii="Wingdings" w:hAnsi="Wingdings" w:hint="default"/>
+        <w:sz w:val="20"/>
+      </w:rPr>
+    </w:lvl>
+    <w:lvl w:ilvl="6" w:tentative="1">
+      <w:start w:val="1"/>
+      <w:numFmt w:val="bullet"/>
+      <w:lvlText w:val=""/>
+      <w:lvlJc w:val="left"/>
+      <w:pPr>
+        <w:tabs>
+          <w:tab w:val="num" w:pos="5040"/>
+        </w:tabs>
+        <w:ind w:left="5040" w:hanging="360"/>
+      </w:pPr>
+      <w:rPr>
+        <w:rFonts w:ascii="Wingdings" w:hAnsi="Wingdings" w:hint="default"/>
+        <w:sz w:val="20"/>
+      </w:rPr>
+    </w:lvl>
+    <w:lvl w:ilvl="7" w:tentative="1">
+      <w:start w:val="1"/>
+      <w:numFmt w:val="bullet"/>
+      <w:lvlText w:val=""/>
+      <w:lvlJc w:val="left"/>
+      <w:pPr>
+        <w:tabs>
+          <w:tab w:val="num" w:pos="5760"/>
+        </w:tabs>
+        <w:ind w:left="5760" w:hanging="360"/>
+      </w:pPr>
+      <w:rPr>
+        <w:rFonts w:ascii="Wingdings" w:hAnsi="Wingdings" w:hint="default"/>
+        <w:sz w:val="20"/>
+      </w:rPr>
+    </w:lvl>
+    <w:lvl w:ilvl="8" w:tentative="1">
+      <w:start w:val="1"/>
+      <w:numFmt w:val="bullet"/>
+      <w:lvlText w:val=""/>
+      <w:lvlJc w:val="left"/>
+      <w:pPr>
+        <w:tabs>
+          <w:tab w:val="num" w:pos="6480"/>
+        </w:tabs>
+        <w:ind w:left="6480" w:hanging="360"/>
+      </w:pPr>
+      <w:rPr>
+        <w:rFonts w:ascii="Wingdings" w:hAnsi="Wingdings" w:hint="default"/>
+        <w:sz w:val="20"/>
+      </w:rPr>
+    </w:lvl>
+  </w:abstractNum>
+  <w:abstractNum w:abstractNumId="37" w15:restartNumberingAfterBreak="0">
+    <w:nsid w:val="686076EE"/>
+    <w:multiLevelType w:val="hybridMultilevel"/>
+    <w:tmpl w:val="9042986C"/>
+    <w:lvl w:ilvl="0" w:tplc="9710D072">
+      <w:start w:val="1"/>
+      <w:numFmt w:val="bullet"/>
+      <w:lvlText w:val=""/>
+      <w:lvlJc w:val="left"/>
+      <w:pPr>
+        <w:ind w:left="1080" w:hanging="360"/>
+      </w:pPr>
+      <w:rPr>
+        <w:rFonts w:ascii="Symbol" w:hAnsi="Symbol" w:hint="default"/>
+      </w:rPr>
+    </w:lvl>
+    <w:lvl w:ilvl="1" w:tplc="08090003" w:tentative="1">
+      <w:start w:val="1"/>
+      <w:numFmt w:val="bullet"/>
+      <w:lvlText w:val="o"/>
+      <w:lvlJc w:val="left"/>
+      <w:pPr>
+        <w:ind w:left="1800" w:hanging="360"/>
+      </w:pPr>
+      <w:rPr>
+        <w:rFonts w:ascii="Courier New" w:hAnsi="Courier New" w:cs="Courier New" w:hint="default"/>
+      </w:rPr>
+    </w:lvl>
+    <w:lvl w:ilvl="2" w:tplc="08090005" w:tentative="1">
+      <w:start w:val="1"/>
+      <w:numFmt w:val="bullet"/>
+      <w:lvlText w:val=""/>
+      <w:lvlJc w:val="left"/>
+      <w:pPr>
+        <w:ind w:left="2520" w:hanging="360"/>
+      </w:pPr>
+      <w:rPr>
+        <w:rFonts w:ascii="Wingdings" w:hAnsi="Wingdings" w:hint="default"/>
+      </w:rPr>
+    </w:lvl>
+    <w:lvl w:ilvl="3" w:tplc="08090001" w:tentative="1">
+      <w:start w:val="1"/>
+      <w:numFmt w:val="bullet"/>
+      <w:lvlText w:val=""/>
+      <w:lvlJc w:val="left"/>
+      <w:pPr>
+        <w:ind w:left="3240" w:hanging="360"/>
+      </w:pPr>
+      <w:rPr>
+        <w:rFonts w:ascii="Symbol" w:hAnsi="Symbol" w:hint="default"/>
+      </w:rPr>
+    </w:lvl>
+    <w:lvl w:ilvl="4" w:tplc="08090003" w:tentative="1">
+      <w:start w:val="1"/>
+      <w:numFmt w:val="bullet"/>
+      <w:lvlText w:val="o"/>
+      <w:lvlJc w:val="left"/>
+      <w:pPr>
+        <w:ind w:left="3960" w:hanging="360"/>
+      </w:pPr>
+      <w:rPr>
+        <w:rFonts w:ascii="Courier New" w:hAnsi="Courier New" w:cs="Courier New" w:hint="default"/>
+      </w:rPr>
+    </w:lvl>
+    <w:lvl w:ilvl="5" w:tplc="08090005" w:tentative="1">
+      <w:start w:val="1"/>
+      <w:numFmt w:val="bullet"/>
+      <w:lvlText w:val=""/>
+      <w:lvlJc w:val="left"/>
+      <w:pPr>
+        <w:ind w:left="4680" w:hanging="360"/>
+      </w:pPr>
+      <w:rPr>
+        <w:rFonts w:ascii="Wingdings" w:hAnsi="Wingdings" w:hint="default"/>
+      </w:rPr>
+    </w:lvl>
+    <w:lvl w:ilvl="6" w:tplc="08090001" w:tentative="1">
+      <w:start w:val="1"/>
+      <w:numFmt w:val="bullet"/>
+      <w:lvlText w:val=""/>
+      <w:lvlJc w:val="left"/>
+      <w:pPr>
+        <w:ind w:left="5400" w:hanging="360"/>
+      </w:pPr>
+      <w:rPr>
+        <w:rFonts w:ascii="Symbol" w:hAnsi="Symbol" w:hint="default"/>
+      </w:rPr>
+    </w:lvl>
+    <w:lvl w:ilvl="7" w:tplc="08090003" w:tentative="1">
+      <w:start w:val="1"/>
+      <w:numFmt w:val="bullet"/>
+      <w:lvlText w:val="o"/>
+      <w:lvlJc w:val="left"/>
+      <w:pPr>
+        <w:ind w:left="6120" w:hanging="360"/>
+      </w:pPr>
+      <w:rPr>
+        <w:rFonts w:ascii="Courier New" w:hAnsi="Courier New" w:cs="Courier New" w:hint="default"/>
+      </w:rPr>
+    </w:lvl>
+    <w:lvl w:ilvl="8" w:tplc="08090005" w:tentative="1">
+      <w:start w:val="1"/>
+      <w:numFmt w:val="bullet"/>
+      <w:lvlText w:val=""/>
+      <w:lvlJc w:val="left"/>
+      <w:pPr>
+        <w:ind w:left="6840" w:hanging="360"/>
+      </w:pPr>
+      <w:rPr>
+        <w:rFonts w:ascii="Wingdings" w:hAnsi="Wingdings" w:hint="default"/>
+      </w:rPr>
+    </w:lvl>
+  </w:abstractNum>
+  <w:abstractNum w:abstractNumId="38" w15:restartNumberingAfterBreak="0">
     <w:nsid w:val="68944AF9"/>
     <w:multiLevelType w:val="multilevel"/>
     <w:tmpl w:val="C8F28888"/>
@@ -1132,7 +9599,418 @@
       </w:rPr>
     </w:lvl>
   </w:abstractNum>
-  <w:abstractNum w:abstractNumId="3" w15:restartNumberingAfterBreak="0">
+  <w:abstractNum w:abstractNumId="39" w15:restartNumberingAfterBreak="0">
+    <w:nsid w:val="6A29737A"/>
+    <w:multiLevelType w:val="hybridMultilevel"/>
+    <w:tmpl w:val="A20AC986"/>
+    <w:lvl w:ilvl="0" w:tplc="9710D072">
+      <w:start w:val="1"/>
+      <w:numFmt w:val="bullet"/>
+      <w:lvlText w:val=""/>
+      <w:lvlJc w:val="left"/>
+      <w:pPr>
+        <w:ind w:left="1080" w:hanging="360"/>
+      </w:pPr>
+      <w:rPr>
+        <w:rFonts w:ascii="Symbol" w:hAnsi="Symbol" w:hint="default"/>
+      </w:rPr>
+    </w:lvl>
+    <w:lvl w:ilvl="1" w:tplc="08090003" w:tentative="1">
+      <w:start w:val="1"/>
+      <w:numFmt w:val="bullet"/>
+      <w:lvlText w:val="o"/>
+      <w:lvlJc w:val="left"/>
+      <w:pPr>
+        <w:ind w:left="1800" w:hanging="360"/>
+      </w:pPr>
+      <w:rPr>
+        <w:rFonts w:ascii="Courier New" w:hAnsi="Courier New" w:cs="Courier New" w:hint="default"/>
+      </w:rPr>
+    </w:lvl>
+    <w:lvl w:ilvl="2" w:tplc="08090005" w:tentative="1">
+      <w:start w:val="1"/>
+      <w:numFmt w:val="bullet"/>
+      <w:lvlText w:val=""/>
+      <w:lvlJc w:val="left"/>
+      <w:pPr>
+        <w:ind w:left="2520" w:hanging="360"/>
+      </w:pPr>
+      <w:rPr>
+        <w:rFonts w:ascii="Wingdings" w:hAnsi="Wingdings" w:hint="default"/>
+      </w:rPr>
+    </w:lvl>
+    <w:lvl w:ilvl="3" w:tplc="08090001" w:tentative="1">
+      <w:start w:val="1"/>
+      <w:numFmt w:val="bullet"/>
+      <w:lvlText w:val=""/>
+      <w:lvlJc w:val="left"/>
+      <w:pPr>
+        <w:ind w:left="3240" w:hanging="360"/>
+      </w:pPr>
+      <w:rPr>
+        <w:rFonts w:ascii="Symbol" w:hAnsi="Symbol" w:hint="default"/>
+      </w:rPr>
+    </w:lvl>
+    <w:lvl w:ilvl="4" w:tplc="08090003" w:tentative="1">
+      <w:start w:val="1"/>
+      <w:numFmt w:val="bullet"/>
+      <w:lvlText w:val="o"/>
+      <w:lvlJc w:val="left"/>
+      <w:pPr>
+        <w:ind w:left="3960" w:hanging="360"/>
+      </w:pPr>
+      <w:rPr>
+        <w:rFonts w:ascii="Courier New" w:hAnsi="Courier New" w:cs="Courier New" w:hint="default"/>
+      </w:rPr>
+    </w:lvl>
+    <w:lvl w:ilvl="5" w:tplc="08090005" w:tentative="1">
+      <w:start w:val="1"/>
+      <w:numFmt w:val="bullet"/>
+      <w:lvlText w:val=""/>
+      <w:lvlJc w:val="left"/>
+      <w:pPr>
+        <w:ind w:left="4680" w:hanging="360"/>
+      </w:pPr>
+      <w:rPr>
+        <w:rFonts w:ascii="Wingdings" w:hAnsi="Wingdings" w:hint="default"/>
+      </w:rPr>
+    </w:lvl>
+    <w:lvl w:ilvl="6" w:tplc="08090001" w:tentative="1">
+      <w:start w:val="1"/>
+      <w:numFmt w:val="bullet"/>
+      <w:lvlText w:val=""/>
+      <w:lvlJc w:val="left"/>
+      <w:pPr>
+        <w:ind w:left="5400" w:hanging="360"/>
+      </w:pPr>
+      <w:rPr>
+        <w:rFonts w:ascii="Symbol" w:hAnsi="Symbol" w:hint="default"/>
+      </w:rPr>
+    </w:lvl>
+    <w:lvl w:ilvl="7" w:tplc="08090003" w:tentative="1">
+      <w:start w:val="1"/>
+      <w:numFmt w:val="bullet"/>
+      <w:lvlText w:val="o"/>
+      <w:lvlJc w:val="left"/>
+      <w:pPr>
+        <w:ind w:left="6120" w:hanging="360"/>
+      </w:pPr>
+      <w:rPr>
+        <w:rFonts w:ascii="Courier New" w:hAnsi="Courier New" w:cs="Courier New" w:hint="default"/>
+      </w:rPr>
+    </w:lvl>
+    <w:lvl w:ilvl="8" w:tplc="08090005" w:tentative="1">
+      <w:start w:val="1"/>
+      <w:numFmt w:val="bullet"/>
+      <w:lvlText w:val=""/>
+      <w:lvlJc w:val="left"/>
+      <w:pPr>
+        <w:ind w:left="6840" w:hanging="360"/>
+      </w:pPr>
+      <w:rPr>
+        <w:rFonts w:ascii="Wingdings" w:hAnsi="Wingdings" w:hint="default"/>
+      </w:rPr>
+    </w:lvl>
+  </w:abstractNum>
+  <w:abstractNum w:abstractNumId="40" w15:restartNumberingAfterBreak="0">
+    <w:nsid w:val="705778EC"/>
+    <w:multiLevelType w:val="multilevel"/>
+    <w:tmpl w:val="AD94B58A"/>
+    <w:lvl w:ilvl="0">
+      <w:start w:val="1"/>
+      <w:numFmt w:val="bullet"/>
+      <w:lvlText w:val=""/>
+      <w:lvlJc w:val="left"/>
+      <w:pPr>
+        <w:tabs>
+          <w:tab w:val="num" w:pos="720"/>
+        </w:tabs>
+        <w:ind w:left="720" w:hanging="360"/>
+      </w:pPr>
+      <w:rPr>
+        <w:rFonts w:ascii="Symbol" w:hAnsi="Symbol" w:hint="default"/>
+        <w:sz w:val="20"/>
+      </w:rPr>
+    </w:lvl>
+    <w:lvl w:ilvl="1" w:tentative="1">
+      <w:start w:val="1"/>
+      <w:numFmt w:val="bullet"/>
+      <w:lvlText w:val="o"/>
+      <w:lvlJc w:val="left"/>
+      <w:pPr>
+        <w:tabs>
+          <w:tab w:val="num" w:pos="1440"/>
+        </w:tabs>
+        <w:ind w:left="1440" w:hanging="360"/>
+      </w:pPr>
+      <w:rPr>
+        <w:rFonts w:ascii="Courier New" w:hAnsi="Courier New" w:hint="default"/>
+        <w:sz w:val="20"/>
+      </w:rPr>
+    </w:lvl>
+    <w:lvl w:ilvl="2" w:tentative="1">
+      <w:start w:val="1"/>
+      <w:numFmt w:val="bullet"/>
+      <w:lvlText w:val=""/>
+      <w:lvlJc w:val="left"/>
+      <w:pPr>
+        <w:tabs>
+          <w:tab w:val="num" w:pos="2160"/>
+        </w:tabs>
+        <w:ind w:left="2160" w:hanging="360"/>
+      </w:pPr>
+      <w:rPr>
+        <w:rFonts w:ascii="Wingdings" w:hAnsi="Wingdings" w:hint="default"/>
+        <w:sz w:val="20"/>
+      </w:rPr>
+    </w:lvl>
+    <w:lvl w:ilvl="3" w:tentative="1">
+      <w:start w:val="1"/>
+      <w:numFmt w:val="bullet"/>
+      <w:lvlText w:val=""/>
+      <w:lvlJc w:val="left"/>
+      <w:pPr>
+        <w:tabs>
+          <w:tab w:val="num" w:pos="2880"/>
+        </w:tabs>
+        <w:ind w:left="2880" w:hanging="360"/>
+      </w:pPr>
+      <w:rPr>
+        <w:rFonts w:ascii="Wingdings" w:hAnsi="Wingdings" w:hint="default"/>
+        <w:sz w:val="20"/>
+      </w:rPr>
+    </w:lvl>
+    <w:lvl w:ilvl="4" w:tentative="1">
+      <w:start w:val="1"/>
+      <w:numFmt w:val="bullet"/>
+      <w:lvlText w:val=""/>
+      <w:lvlJc w:val="left"/>
+      <w:pPr>
+        <w:tabs>
+          <w:tab w:val="num" w:pos="3600"/>
+        </w:tabs>
+        <w:ind w:left="3600" w:hanging="360"/>
+      </w:pPr>
+      <w:rPr>
+        <w:rFonts w:ascii="Wingdings" w:hAnsi="Wingdings" w:hint="default"/>
+        <w:sz w:val="20"/>
+      </w:rPr>
+    </w:lvl>
+    <w:lvl w:ilvl="5" w:tentative="1">
+      <w:start w:val="1"/>
+      <w:numFmt w:val="bullet"/>
+      <w:lvlText w:val=""/>
+      <w:lvlJc w:val="left"/>
+      <w:pPr>
+        <w:tabs>
+          <w:tab w:val="num" w:pos="4320"/>
+        </w:tabs>
+        <w:ind w:left="4320" w:hanging="360"/>
+      </w:pPr>
+      <w:rPr>
+        <w:rFonts w:ascii="Wingdings" w:hAnsi="Wingdings" w:hint="default"/>
+        <w:sz w:val="20"/>
+      </w:rPr>
+    </w:lvl>
+    <w:lvl w:ilvl="6" w:tentative="1">
+      <w:start w:val="1"/>
+      <w:numFmt w:val="bullet"/>
+      <w:lvlText w:val=""/>
+      <w:lvlJc w:val="left"/>
+      <w:pPr>
+        <w:tabs>
+          <w:tab w:val="num" w:pos="5040"/>
+        </w:tabs>
+        <w:ind w:left="5040" w:hanging="360"/>
+      </w:pPr>
+      <w:rPr>
+        <w:rFonts w:ascii="Wingdings" w:hAnsi="Wingdings" w:hint="default"/>
+        <w:sz w:val="20"/>
+      </w:rPr>
+    </w:lvl>
+    <w:lvl w:ilvl="7" w:tentative="1">
+      <w:start w:val="1"/>
+      <w:numFmt w:val="bullet"/>
+      <w:lvlText w:val=""/>
+      <w:lvlJc w:val="left"/>
+      <w:pPr>
+        <w:tabs>
+          <w:tab w:val="num" w:pos="5760"/>
+        </w:tabs>
+        <w:ind w:left="5760" w:hanging="360"/>
+      </w:pPr>
+      <w:rPr>
+        <w:rFonts w:ascii="Wingdings" w:hAnsi="Wingdings" w:hint="default"/>
+        <w:sz w:val="20"/>
+      </w:rPr>
+    </w:lvl>
+    <w:lvl w:ilvl="8" w:tentative="1">
+      <w:start w:val="1"/>
+      <w:numFmt w:val="bullet"/>
+      <w:lvlText w:val=""/>
+      <w:lvlJc w:val="left"/>
+      <w:pPr>
+        <w:tabs>
+          <w:tab w:val="num" w:pos="6480"/>
+        </w:tabs>
+        <w:ind w:left="6480" w:hanging="360"/>
+      </w:pPr>
+      <w:rPr>
+        <w:rFonts w:ascii="Wingdings" w:hAnsi="Wingdings" w:hint="default"/>
+        <w:sz w:val="20"/>
+      </w:rPr>
+    </w:lvl>
+  </w:abstractNum>
+  <w:abstractNum w:abstractNumId="41" w15:restartNumberingAfterBreak="0">
+    <w:nsid w:val="764B5BB5"/>
+    <w:multiLevelType w:val="multilevel"/>
+    <w:tmpl w:val="D29E8A92"/>
+    <w:lvl w:ilvl="0">
+      <w:start w:val="1"/>
+      <w:numFmt w:val="bullet"/>
+      <w:lvlText w:val=""/>
+      <w:lvlJc w:val="left"/>
+      <w:pPr>
+        <w:tabs>
+          <w:tab w:val="num" w:pos="720"/>
+        </w:tabs>
+        <w:ind w:left="720" w:hanging="360"/>
+      </w:pPr>
+      <w:rPr>
+        <w:rFonts w:ascii="Symbol" w:hAnsi="Symbol" w:hint="default"/>
+        <w:sz w:val="20"/>
+      </w:rPr>
+    </w:lvl>
+    <w:lvl w:ilvl="1">
+      <w:start w:val="1"/>
+      <w:numFmt w:val="bullet"/>
+      <w:lvlText w:val="o"/>
+      <w:lvlJc w:val="left"/>
+      <w:pPr>
+        <w:tabs>
+          <w:tab w:val="num" w:pos="1440"/>
+        </w:tabs>
+        <w:ind w:left="1440" w:hanging="360"/>
+      </w:pPr>
+      <w:rPr>
+        <w:rFonts w:ascii="Courier New" w:hAnsi="Courier New" w:hint="default"/>
+        <w:sz w:val="20"/>
+      </w:rPr>
+    </w:lvl>
+    <w:lvl w:ilvl="2" w:tentative="1">
+      <w:start w:val="1"/>
+      <w:numFmt w:val="bullet"/>
+      <w:lvlText w:val=""/>
+      <w:lvlJc w:val="left"/>
+      <w:pPr>
+        <w:tabs>
+          <w:tab w:val="num" w:pos="2160"/>
+        </w:tabs>
+        <w:ind w:left="2160" w:hanging="360"/>
+      </w:pPr>
+      <w:rPr>
+        <w:rFonts w:ascii="Wingdings" w:hAnsi="Wingdings" w:hint="default"/>
+        <w:sz w:val="20"/>
+      </w:rPr>
+    </w:lvl>
+    <w:lvl w:ilvl="3" w:tentative="1">
+      <w:start w:val="1"/>
+      <w:numFmt w:val="bullet"/>
+      <w:lvlText w:val=""/>
+      <w:lvlJc w:val="left"/>
+      <w:pPr>
+        <w:tabs>
+          <w:tab w:val="num" w:pos="2880"/>
+        </w:tabs>
+        <w:ind w:left="2880" w:hanging="360"/>
+      </w:pPr>
+      <w:rPr>
+        <w:rFonts w:ascii="Wingdings" w:hAnsi="Wingdings" w:hint="default"/>
+        <w:sz w:val="20"/>
+      </w:rPr>
+    </w:lvl>
+    <w:lvl w:ilvl="4" w:tentative="1">
+      <w:start w:val="1"/>
+      <w:numFmt w:val="bullet"/>
+      <w:lvlText w:val=""/>
+      <w:lvlJc w:val="left"/>
+      <w:pPr>
+        <w:tabs>
+          <w:tab w:val="num" w:pos="3600"/>
+        </w:tabs>
+        <w:ind w:left="3600" w:hanging="360"/>
+      </w:pPr>
+      <w:rPr>
+        <w:rFonts w:ascii="Wingdings" w:hAnsi="Wingdings" w:hint="default"/>
+        <w:sz w:val="20"/>
+      </w:rPr>
+    </w:lvl>
+    <w:lvl w:ilvl="5" w:tentative="1">
+      <w:start w:val="1"/>
+      <w:numFmt w:val="bullet"/>
+      <w:lvlText w:val=""/>
+      <w:lvlJc w:val="left"/>
+      <w:pPr>
+        <w:tabs>
+          <w:tab w:val="num" w:pos="4320"/>
+        </w:tabs>
+        <w:ind w:left="4320" w:hanging="360"/>
+      </w:pPr>
+      <w:rPr>
+        <w:rFonts w:ascii="Wingdings" w:hAnsi="Wingdings" w:hint="default"/>
+        <w:sz w:val="20"/>
+      </w:rPr>
+    </w:lvl>
+    <w:lvl w:ilvl="6" w:tentative="1">
+      <w:start w:val="1"/>
+      <w:numFmt w:val="bullet"/>
+      <w:lvlText w:val=""/>
+      <w:lvlJc w:val="left"/>
+      <w:pPr>
+        <w:tabs>
+          <w:tab w:val="num" w:pos="5040"/>
+        </w:tabs>
+        <w:ind w:left="5040" w:hanging="360"/>
+      </w:pPr>
+      <w:rPr>
+        <w:rFonts w:ascii="Wingdings" w:hAnsi="Wingdings" w:hint="default"/>
+        <w:sz w:val="20"/>
+      </w:rPr>
+    </w:lvl>
+    <w:lvl w:ilvl="7" w:tentative="1">
+      <w:start w:val="1"/>
+      <w:numFmt w:val="bullet"/>
+      <w:lvlText w:val=""/>
+      <w:lvlJc w:val="left"/>
+      <w:pPr>
+        <w:tabs>
+          <w:tab w:val="num" w:pos="5760"/>
+        </w:tabs>
+        <w:ind w:left="5760" w:hanging="360"/>
+      </w:pPr>
+      <w:rPr>
+        <w:rFonts w:ascii="Wingdings" w:hAnsi="Wingdings" w:hint="default"/>
+        <w:sz w:val="20"/>
+      </w:rPr>
+    </w:lvl>
+    <w:lvl w:ilvl="8" w:tentative="1">
+      <w:start w:val="1"/>
+      <w:numFmt w:val="bullet"/>
+      <w:lvlText w:val=""/>
+      <w:lvlJc w:val="left"/>
+      <w:pPr>
+        <w:tabs>
+          <w:tab w:val="num" w:pos="6480"/>
+        </w:tabs>
+        <w:ind w:left="6480" w:hanging="360"/>
+      </w:pPr>
+      <w:rPr>
+        <w:rFonts w:ascii="Wingdings" w:hAnsi="Wingdings" w:hint="default"/>
+        <w:sz w:val="20"/>
+      </w:rPr>
+    </w:lvl>
+  </w:abstractNum>
+  <w:abstractNum w:abstractNumId="42" w15:restartNumberingAfterBreak="0">
     <w:nsid w:val="779A19FA"/>
     <w:multiLevelType w:val="multilevel"/>
     <w:tmpl w:val="7318E25A"/>
@@ -1281,23 +10159,312 @@
       </w:rPr>
     </w:lvl>
   </w:abstractNum>
-  <w:num w:numId="1" w16cid:durableId="476337399">
+  <w:abstractNum w:abstractNumId="43" w15:restartNumberingAfterBreak="0">
+    <w:nsid w:val="7C120A6F"/>
+    <w:multiLevelType w:val="multilevel"/>
+    <w:tmpl w:val="EB9C4324"/>
+    <w:lvl w:ilvl="0">
+      <w:start w:val="1"/>
+      <w:numFmt w:val="bullet"/>
+      <w:lvlText w:val=""/>
+      <w:lvlJc w:val="left"/>
+      <w:pPr>
+        <w:tabs>
+          <w:tab w:val="num" w:pos="720"/>
+        </w:tabs>
+        <w:ind w:left="720" w:hanging="360"/>
+      </w:pPr>
+      <w:rPr>
+        <w:rFonts w:ascii="Symbol" w:hAnsi="Symbol" w:hint="default"/>
+        <w:sz w:val="20"/>
+      </w:rPr>
+    </w:lvl>
+    <w:lvl w:ilvl="1" w:tentative="1">
+      <w:start w:val="1"/>
+      <w:numFmt w:val="bullet"/>
+      <w:lvlText w:val="o"/>
+      <w:lvlJc w:val="left"/>
+      <w:pPr>
+        <w:tabs>
+          <w:tab w:val="num" w:pos="1440"/>
+        </w:tabs>
+        <w:ind w:left="1440" w:hanging="360"/>
+      </w:pPr>
+      <w:rPr>
+        <w:rFonts w:ascii="Courier New" w:hAnsi="Courier New" w:hint="default"/>
+        <w:sz w:val="20"/>
+      </w:rPr>
+    </w:lvl>
+    <w:lvl w:ilvl="2" w:tentative="1">
+      <w:start w:val="1"/>
+      <w:numFmt w:val="bullet"/>
+      <w:lvlText w:val=""/>
+      <w:lvlJc w:val="left"/>
+      <w:pPr>
+        <w:tabs>
+          <w:tab w:val="num" w:pos="2160"/>
+        </w:tabs>
+        <w:ind w:left="2160" w:hanging="360"/>
+      </w:pPr>
+      <w:rPr>
+        <w:rFonts w:ascii="Wingdings" w:hAnsi="Wingdings" w:hint="default"/>
+        <w:sz w:val="20"/>
+      </w:rPr>
+    </w:lvl>
+    <w:lvl w:ilvl="3" w:tentative="1">
+      <w:start w:val="1"/>
+      <w:numFmt w:val="bullet"/>
+      <w:lvlText w:val=""/>
+      <w:lvlJc w:val="left"/>
+      <w:pPr>
+        <w:tabs>
+          <w:tab w:val="num" w:pos="2880"/>
+        </w:tabs>
+        <w:ind w:left="2880" w:hanging="360"/>
+      </w:pPr>
+      <w:rPr>
+        <w:rFonts w:ascii="Wingdings" w:hAnsi="Wingdings" w:hint="default"/>
+        <w:sz w:val="20"/>
+      </w:rPr>
+    </w:lvl>
+    <w:lvl w:ilvl="4" w:tentative="1">
+      <w:start w:val="1"/>
+      <w:numFmt w:val="bullet"/>
+      <w:lvlText w:val=""/>
+      <w:lvlJc w:val="left"/>
+      <w:pPr>
+        <w:tabs>
+          <w:tab w:val="num" w:pos="3600"/>
+        </w:tabs>
+        <w:ind w:left="3600" w:hanging="360"/>
+      </w:pPr>
+      <w:rPr>
+        <w:rFonts w:ascii="Wingdings" w:hAnsi="Wingdings" w:hint="default"/>
+        <w:sz w:val="20"/>
+      </w:rPr>
+    </w:lvl>
+    <w:lvl w:ilvl="5" w:tentative="1">
+      <w:start w:val="1"/>
+      <w:numFmt w:val="bullet"/>
+      <w:lvlText w:val=""/>
+      <w:lvlJc w:val="left"/>
+      <w:pPr>
+        <w:tabs>
+          <w:tab w:val="num" w:pos="4320"/>
+        </w:tabs>
+        <w:ind w:left="4320" w:hanging="360"/>
+      </w:pPr>
+      <w:rPr>
+        <w:rFonts w:ascii="Wingdings" w:hAnsi="Wingdings" w:hint="default"/>
+        <w:sz w:val="20"/>
+      </w:rPr>
+    </w:lvl>
+    <w:lvl w:ilvl="6" w:tentative="1">
+      <w:start w:val="1"/>
+      <w:numFmt w:val="bullet"/>
+      <w:lvlText w:val=""/>
+      <w:lvlJc w:val="left"/>
+      <w:pPr>
+        <w:tabs>
+          <w:tab w:val="num" w:pos="5040"/>
+        </w:tabs>
+        <w:ind w:left="5040" w:hanging="360"/>
+      </w:pPr>
+      <w:rPr>
+        <w:rFonts w:ascii="Wingdings" w:hAnsi="Wingdings" w:hint="default"/>
+        <w:sz w:val="20"/>
+      </w:rPr>
+    </w:lvl>
+    <w:lvl w:ilvl="7" w:tentative="1">
+      <w:start w:val="1"/>
+      <w:numFmt w:val="bullet"/>
+      <w:lvlText w:val=""/>
+      <w:lvlJc w:val="left"/>
+      <w:pPr>
+        <w:tabs>
+          <w:tab w:val="num" w:pos="5760"/>
+        </w:tabs>
+        <w:ind w:left="5760" w:hanging="360"/>
+      </w:pPr>
+      <w:rPr>
+        <w:rFonts w:ascii="Wingdings" w:hAnsi="Wingdings" w:hint="default"/>
+        <w:sz w:val="20"/>
+      </w:rPr>
+    </w:lvl>
+    <w:lvl w:ilvl="8" w:tentative="1">
+      <w:start w:val="1"/>
+      <w:numFmt w:val="bullet"/>
+      <w:lvlText w:val=""/>
+      <w:lvlJc w:val="left"/>
+      <w:pPr>
+        <w:tabs>
+          <w:tab w:val="num" w:pos="6480"/>
+        </w:tabs>
+        <w:ind w:left="6480" w:hanging="360"/>
+      </w:pPr>
+      <w:rPr>
+        <w:rFonts w:ascii="Wingdings" w:hAnsi="Wingdings" w:hint="default"/>
+        <w:sz w:val="20"/>
+      </w:rPr>
+    </w:lvl>
+  </w:abstractNum>
+  <w:num w:numId="1">
+    <w:abstractNumId w:val="42"/>
+  </w:num>
+  <w:num w:numId="2">
+    <w:abstractNumId w:val="27"/>
+  </w:num>
+  <w:num w:numId="3">
+    <w:abstractNumId w:val="34"/>
+  </w:num>
+  <w:num w:numId="4">
+    <w:abstractNumId w:val="38"/>
+  </w:num>
+  <w:num w:numId="5">
+    <w:abstractNumId w:val="30"/>
+  </w:num>
+  <w:num w:numId="6">
+    <w:abstractNumId w:val="41"/>
+  </w:num>
+  <w:num w:numId="7">
+    <w:abstractNumId w:val="26"/>
+  </w:num>
+  <w:num w:numId="8">
+    <w:abstractNumId w:val="5"/>
+  </w:num>
+  <w:num w:numId="9">
+    <w:abstractNumId w:val="12"/>
+  </w:num>
+  <w:num w:numId="10">
+    <w:abstractNumId w:val="8"/>
+  </w:num>
+  <w:num w:numId="11">
+    <w:abstractNumId w:val="18"/>
+  </w:num>
+  <w:num w:numId="12">
+    <w:abstractNumId w:val="22"/>
+  </w:num>
+  <w:num w:numId="13">
+    <w:abstractNumId w:val="4"/>
+  </w:num>
+  <w:num w:numId="14">
+    <w:abstractNumId w:val="2"/>
+  </w:num>
+  <w:num w:numId="15">
+    <w:abstractNumId w:val="11"/>
+  </w:num>
+  <w:num w:numId="16">
+    <w:abstractNumId w:val="35"/>
+  </w:num>
+  <w:num w:numId="17">
+    <w:abstractNumId w:val="16"/>
+  </w:num>
+  <w:num w:numId="18">
+    <w:abstractNumId w:val="13"/>
+  </w:num>
+  <w:num w:numId="19">
+    <w:abstractNumId w:val="7"/>
+  </w:num>
+  <w:num w:numId="20">
+    <w:abstractNumId w:val="40"/>
+  </w:num>
+  <w:num w:numId="21">
+    <w:abstractNumId w:val="28"/>
+  </w:num>
+  <w:num w:numId="22">
+    <w:abstractNumId w:val="14"/>
+  </w:num>
+  <w:num w:numId="23">
+    <w:abstractNumId w:val="1"/>
+  </w:num>
+  <w:num w:numId="24">
+    <w:abstractNumId w:val="36"/>
+  </w:num>
+  <w:num w:numId="25">
+    <w:abstractNumId w:val="17"/>
+  </w:num>
+  <w:num w:numId="26">
+    <w:abstractNumId w:val="20"/>
+  </w:num>
+  <w:num w:numId="27">
+    <w:abstractNumId w:val="25"/>
+  </w:num>
+  <w:num w:numId="28">
+    <w:abstractNumId w:val="32"/>
+  </w:num>
+  <w:num w:numId="29">
+    <w:abstractNumId w:val="43"/>
+  </w:num>
+  <w:num w:numId="30">
+    <w:abstractNumId w:val="6"/>
+  </w:num>
+  <w:num w:numId="31">
+    <w:abstractNumId w:val="9"/>
+  </w:num>
+  <w:num w:numId="32">
+    <w:abstractNumId w:val="24"/>
+  </w:num>
+  <w:num w:numId="33">
+    <w:abstractNumId w:val="10"/>
+  </w:num>
+  <w:num w:numId="34">
+    <w:abstractNumId w:val="21"/>
+  </w:num>
+  <w:num w:numId="35">
+    <w:abstractNumId w:val="21"/>
+    <w:lvlOverride w:ilvl="1">
+      <w:lvl w:ilvl="1">
+        <w:numFmt w:val="bullet"/>
+        <w:lvlText w:val="o"/>
+        <w:lvlJc w:val="left"/>
+        <w:pPr>
+          <w:tabs>
+            <w:tab w:val="num" w:pos="1440"/>
+          </w:tabs>
+          <w:ind w:left="1440" w:hanging="360"/>
+        </w:pPr>
+        <w:rPr>
+          <w:rFonts w:ascii="Courier New" w:hAnsi="Courier New" w:hint="default"/>
+          <w:sz w:val="20"/>
+        </w:rPr>
+      </w:lvl>
+    </w:lvlOverride>
+  </w:num>
+  <w:num w:numId="36">
+    <w:abstractNumId w:val="0"/>
+  </w:num>
+  <w:num w:numId="37">
+    <w:abstractNumId w:val="19"/>
+  </w:num>
+  <w:num w:numId="38">
+    <w:abstractNumId w:val="31"/>
+  </w:num>
+  <w:num w:numId="39">
+    <w:abstractNumId w:val="15"/>
+  </w:num>
+  <w:num w:numId="40">
     <w:abstractNumId w:val="3"/>
   </w:num>
-  <w:num w:numId="2" w16cid:durableId="1111701733">
-    <w:abstractNumId w:val="0"/>
+  <w:num w:numId="41">
+    <w:abstractNumId w:val="29"/>
   </w:num>
-  <w:num w:numId="3" w16cid:durableId="676813739">
-    <w:abstractNumId w:val="1"/>
+  <w:num w:numId="42">
+    <w:abstractNumId w:val="23"/>
   </w:num>
-  <w:num w:numId="4" w16cid:durableId="433600237">
-    <w:abstractNumId w:val="2"/>
+  <w:num w:numId="43">
+    <w:abstractNumId w:val="33"/>
+  </w:num>
+  <w:num w:numId="44">
+    <w:abstractNumId w:val="39"/>
+  </w:num>
+  <w:num w:numId="45">
+    <w:abstractNumId w:val="37"/>
   </w:num>
 </w:numbering>
 </file>
 
 <file path=word/styles.xml><?xml version="1.0" encoding="utf-8"?>
-<w:styles xmlns:mc="http://schemas.openxmlformats.org/markup-compatibility/2006" xmlns:r="http://schemas.openxmlformats.org/officeDocument/2006/relationships" xmlns:w="http://schemas.openxmlformats.org/wordprocessingml/2006/main" xmlns:w14="http://schemas.microsoft.com/office/word/2010/wordml" xmlns:w15="http://schemas.microsoft.com/office/word/2012/wordml" xmlns:w16cex="http://schemas.microsoft.com/office/word/2018/wordml/cex" xmlns:w16cid="http://schemas.microsoft.com/office/word/2016/wordml/cid" xmlns:w16="http://schemas.microsoft.com/office/word/2018/wordml" xmlns:w16du="http://schemas.microsoft.com/office/word/2023/wordml/word16du" xmlns:w16sdtdh="http://schemas.microsoft.com/office/word/2020/wordml/sdtdatahash" xmlns:w16sdtfl="http://schemas.microsoft.com/office/word/2024/wordml/sdtformatlock" xmlns:w16se="http://schemas.microsoft.com/office/word/2015/wordml/symex" mc:Ignorable="w14 w15 w16se w16cid w16 w16cex w16sdtdh w16sdtfl w16du">
+<w:styles xmlns:mc="http://schemas.openxmlformats.org/markup-compatibility/2006" xmlns:r="http://schemas.openxmlformats.org/officeDocument/2006/relationships" xmlns:w="http://schemas.openxmlformats.org/wordprocessingml/2006/main" xmlns:w14="http://schemas.microsoft.com/office/word/2010/wordml" xmlns:w15="http://schemas.microsoft.com/office/word/2012/wordml" xmlns:w16cex="http://schemas.microsoft.com/office/word/2018/wordml/cex" xmlns:w16cid="http://schemas.microsoft.com/office/word/2016/wordml/cid" xmlns:w16="http://schemas.microsoft.com/office/word/2018/wordml" xmlns:w16sdtdh="http://schemas.microsoft.com/office/word/2020/wordml/sdtdatahash" xmlns:w16se="http://schemas.microsoft.com/office/word/2015/wordml/symex" mc:Ignorable="w14 w15 w16se w16cid w16 w16cex w16sdtdh">
   <w:docDefaults>
     <w:rPrDefault>
       <w:rPr>
@@ -1746,7 +10913,6 @@
     <w:next w:val="Normal"/>
     <w:link w:val="Heading3Char"/>
     <w:uiPriority w:val="9"/>
-    <w:semiHidden/>
     <w:unhideWhenUsed/>
     <w:qFormat/>
     <w:rsid w:val="000C3174"/>
@@ -1768,7 +10934,6 @@
     <w:next w:val="Normal"/>
     <w:link w:val="Heading4Char"/>
     <w:uiPriority w:val="9"/>
-    <w:semiHidden/>
     <w:unhideWhenUsed/>
     <w:qFormat/>
     <w:rsid w:val="000C3174"/>
@@ -1897,6 +11062,7 @@
   <w:style w:type="character" w:default="1" w:styleId="DefaultParagraphFont">
     <w:name w:val="Default Paragraph Font"/>
     <w:uiPriority w:val="1"/>
+    <w:semiHidden/>
     <w:unhideWhenUsed/>
   </w:style>
   <w:style w:type="table" w:default="1" w:styleId="TableNormal">
@@ -1949,7 +11115,6 @@
     <w:basedOn w:val="DefaultParagraphFont"/>
     <w:link w:val="Heading3"/>
     <w:uiPriority w:val="9"/>
-    <w:semiHidden/>
     <w:rsid w:val="000C3174"/>
     <w:rPr>
       <w:rFonts w:eastAsiaTheme="majorEastAsia" w:cstheme="majorBidi"/>
@@ -1962,7 +11127,6 @@
     <w:basedOn w:val="DefaultParagraphFont"/>
     <w:link w:val="Heading4"/>
     <w:uiPriority w:val="9"/>
-    <w:semiHidden/>
     <w:rsid w:val="000C3174"/>
     <w:rPr>
       <w:rFonts w:asciiTheme="minorHAnsi" w:eastAsiaTheme="majorEastAsia" w:hAnsiTheme="minorHAnsi" w:cstheme="majorBidi"/>
@@ -2204,6 +11368,107 @@
       <w:smallCaps/>
       <w:color w:val="0F4761" w:themeColor="accent1" w:themeShade="BF"/>
       <w:spacing w:val="5"/>
+    </w:rPr>
+  </w:style>
+  <w:style w:type="paragraph" w:styleId="NormalWeb">
+    <w:name w:val="Normal (Web)"/>
+    <w:basedOn w:val="Normal"/>
+    <w:uiPriority w:val="99"/>
+    <w:semiHidden/>
+    <w:unhideWhenUsed/>
+    <w:rsid w:val="00643F58"/>
+    <w:pPr>
+      <w:spacing w:before="100" w:beforeAutospacing="1" w:after="100" w:afterAutospacing="1"/>
+    </w:pPr>
+    <w:rPr>
+      <w:rFonts w:eastAsia="Times New Roman" w:cs="Times New Roman"/>
+      <w:kern w:val="0"/>
+      <w:sz w:val="24"/>
+      <w:szCs w:val="24"/>
+      <w:lang w:val="en-GB" w:eastAsia="en-GB"/>
+      <w14:ligatures w14:val="none"/>
+    </w:rPr>
+  </w:style>
+  <w:style w:type="paragraph" w:styleId="HTMLPreformatted">
+    <w:name w:val="HTML Preformatted"/>
+    <w:basedOn w:val="Normal"/>
+    <w:link w:val="HTMLPreformattedChar"/>
+    <w:uiPriority w:val="99"/>
+    <w:semiHidden/>
+    <w:unhideWhenUsed/>
+    <w:rsid w:val="00643F58"/>
+    <w:pPr>
+      <w:tabs>
+        <w:tab w:val="left" w:pos="916"/>
+        <w:tab w:val="left" w:pos="1832"/>
+        <w:tab w:val="left" w:pos="2748"/>
+        <w:tab w:val="left" w:pos="3664"/>
+        <w:tab w:val="left" w:pos="4580"/>
+        <w:tab w:val="left" w:pos="5496"/>
+        <w:tab w:val="left" w:pos="6412"/>
+        <w:tab w:val="left" w:pos="7328"/>
+        <w:tab w:val="left" w:pos="8244"/>
+        <w:tab w:val="left" w:pos="9160"/>
+        <w:tab w:val="left" w:pos="10076"/>
+        <w:tab w:val="left" w:pos="10992"/>
+        <w:tab w:val="left" w:pos="11908"/>
+        <w:tab w:val="left" w:pos="12824"/>
+        <w:tab w:val="left" w:pos="13740"/>
+        <w:tab w:val="left" w:pos="14656"/>
+      </w:tabs>
+      <w:spacing w:before="0" w:after="0"/>
+    </w:pPr>
+    <w:rPr>
+      <w:rFonts w:ascii="Courier New" w:eastAsia="Times New Roman" w:hAnsi="Courier New" w:cs="Courier New"/>
+      <w:kern w:val="0"/>
+      <w:sz w:val="20"/>
+      <w:szCs w:val="20"/>
+      <w:lang w:val="en-GB" w:eastAsia="en-GB"/>
+      <w14:ligatures w14:val="none"/>
+    </w:rPr>
+  </w:style>
+  <w:style w:type="character" w:customStyle="1" w:styleId="HTMLPreformattedChar">
+    <w:name w:val="HTML Preformatted Char"/>
+    <w:basedOn w:val="DefaultParagraphFont"/>
+    <w:link w:val="HTMLPreformatted"/>
+    <w:uiPriority w:val="99"/>
+    <w:semiHidden/>
+    <w:rsid w:val="00643F58"/>
+    <w:rPr>
+      <w:rFonts w:ascii="Courier New" w:eastAsia="Times New Roman" w:hAnsi="Courier New" w:cs="Courier New"/>
+      <w:kern w:val="0"/>
+      <w:sz w:val="20"/>
+      <w:szCs w:val="20"/>
+      <w:lang w:val="en-GB" w:eastAsia="en-GB"/>
+      <w14:ligatures w14:val="none"/>
+    </w:rPr>
+  </w:style>
+  <w:style w:type="character" w:styleId="HTMLCode">
+    <w:name w:val="HTML Code"/>
+    <w:basedOn w:val="DefaultParagraphFont"/>
+    <w:uiPriority w:val="99"/>
+    <w:semiHidden/>
+    <w:unhideWhenUsed/>
+    <w:rsid w:val="00643F58"/>
+    <w:rPr>
+      <w:rFonts w:ascii="Courier New" w:eastAsia="Times New Roman" w:hAnsi="Courier New" w:cs="Courier New"/>
+      <w:sz w:val="20"/>
+      <w:szCs w:val="20"/>
+    </w:rPr>
+  </w:style>
+  <w:style w:type="character" w:customStyle="1" w:styleId="math-inline">
+    <w:name w:val="math-inline"/>
+    <w:basedOn w:val="DefaultParagraphFont"/>
+    <w:rsid w:val="00643F58"/>
+  </w:style>
+  <w:style w:type="character" w:styleId="PlaceholderText">
+    <w:name w:val="Placeholder Text"/>
+    <w:basedOn w:val="DefaultParagraphFont"/>
+    <w:uiPriority w:val="99"/>
+    <w:semiHidden/>
+    <w:rsid w:val="00643F58"/>
+    <w:rPr>
+      <w:color w:val="808080"/>
     </w:rPr>
   </w:style>
 </w:styles>
@@ -2522,4 +11787,16 @@
     </a:ext>
   </a:extLst>
 </a:theme>
+</file>
+
+<file path=customXml/item1.xml><?xml version="1.0" encoding="utf-8"?>
+<b:Sources xmlns:b="http://schemas.openxmlformats.org/officeDocument/2006/bibliography" xmlns="http://schemas.openxmlformats.org/officeDocument/2006/bibliography" SelectedStyle="\IEEE2006OfficeOnline.xsl" StyleName="IEEE" Version="2006"/>
+</file>
+
+<file path=customXml/itemProps1.xml><?xml version="1.0" encoding="utf-8"?>
+<ds:datastoreItem xmlns:ds="http://schemas.openxmlformats.org/officeDocument/2006/customXml" ds:itemID="{30D12510-6029-41DB-91FF-01804948DD02}">
+  <ds:schemaRefs>
+    <ds:schemaRef ds:uri="http://schemas.openxmlformats.org/officeDocument/2006/bibliography"/>
+  </ds:schemaRefs>
+</ds:datastoreItem>
 </file>
--- a/reports/bao_cao.docx
+++ b/reports/bao_cao.docx
@@ -3,72 +3,115 @@
 <w:document xmlns:wpc="http://schemas.microsoft.com/office/word/2010/wordprocessingCanvas" xmlns:cx="http://schemas.microsoft.com/office/drawing/2014/chartex" xmlns:cx1="http://schemas.microsoft.com/office/drawing/2015/9/8/chartex" xmlns:cx2="http://schemas.microsoft.com/office/drawing/2015/10/21/chartex" xmlns:cx3="http://schemas.microsoft.com/office/drawing/2016/5/9/chartex" xmlns:cx4="http://schemas.microsoft.com/office/drawing/2016/5/10/chartex" xmlns:cx5="http://schemas.microsoft.com/office/drawing/2016/5/11/chartex" xmlns:cx6="http://schemas.microsoft.com/office/drawing/2016/5/12/chartex" xmlns:cx7="http://schemas.microsoft.com/office/drawing/2016/5/13/chartex" xmlns:cx8="http://schemas.microsoft.com/office/drawing/2016/5/14/chartex" xmlns:mc="http://schemas.openxmlformats.org/markup-compatibility/2006" xmlns:aink="http://schemas.microsoft.com/office/drawing/2016/ink" xmlns:am3d="http://schemas.microsoft.com/office/drawing/2017/model3d" xmlns:o="urn:schemas-microsoft-com:office:office" xmlns:oel="http://schemas.microsoft.com/office/2019/extlst" xmlns:r="http://schemas.openxmlformats.org/officeDocument/2006/relationships" xmlns:m="http://schemas.openxmlformats.org/officeDocument/2006/math" xmlns:v="urn:schemas-microsoft-com:vml" xmlns:wp14="http://schemas.microsoft.com/office/word/2010/wordprocessingDrawing" xmlns:wp="http://schemas.openxmlformats.org/drawingml/2006/wordprocessingDrawing" xmlns:w10="urn:schemas-microsoft-com:office:word" xmlns:w="http://schemas.openxmlformats.org/wordprocessingml/2006/main" xmlns:w14="http://schemas.microsoft.com/office/word/2010/wordml" xmlns:w15="http://schemas.microsoft.com/office/word/2012/wordml" xmlns:w16cex="http://schemas.microsoft.com/office/word/2018/wordml/cex" xmlns:w16cid="http://schemas.microsoft.com/office/word/2016/wordml/cid" xmlns:w16="http://schemas.microsoft.com/office/word/2018/wordml" xmlns:w16du="http://schemas.microsoft.com/office/word/2023/wordml/word16du" xmlns:w16sdtdh="http://schemas.microsoft.com/office/word/2020/wordml/sdtdatahash" xmlns:w16sdtfl="http://schemas.microsoft.com/office/word/2024/wordml/sdtformatlock" xmlns:w16se="http://schemas.microsoft.com/office/word/2015/wordml/symex" xmlns:wpg="http://schemas.microsoft.com/office/word/2010/wordprocessingGroup" xmlns:wpi="http://schemas.microsoft.com/office/word/2010/wordprocessingInk" xmlns:wne="http://schemas.microsoft.com/office/word/2006/wordml" xmlns:wps="http://schemas.microsoft.com/office/word/2010/wordprocessingShape" mc:Ignorable="w14 w15 w16se w16cid w16 w16cex w16sdtdh w16sdtfl w16du wp14">
   <w:body>
     <w:p>
+      <w:pPr>
+        <w:jc w:val="both"/>
+      </w:pPr>
       <w:r>
         <w:t xml:space="preserve">ĐỀ TÀI </w:t>
       </w:r>
     </w:p>
     <w:p>
+      <w:pPr>
+        <w:jc w:val="both"/>
+      </w:pPr>
       <w:r>
         <w:t>XÂY DỰNG DASHBOARD PHÂN TÍCH VÀ DỰ ĐOÁN PHÊ DUYỆT KHOẢN VAY SỬ DỤNG KỸ THUẬT PHÂN TÍCH DỮ LIỆU VÀ HỌC MÁY</w:t>
       </w:r>
     </w:p>
-    <w:p/>
-    <w:p>
+    <w:p>
+      <w:pPr>
+        <w:jc w:val="both"/>
+      </w:pPr>
+    </w:p>
+    <w:p>
+      <w:pPr>
+        <w:jc w:val="both"/>
+      </w:pPr>
       <w:r>
         <w:br w:type="page"/>
       </w:r>
     </w:p>
     <w:p>
+      <w:pPr>
+        <w:jc w:val="both"/>
+      </w:pPr>
       <w:r>
         <w:lastRenderedPageBreak/>
         <w:t>BÌA PHỤ</w:t>
       </w:r>
     </w:p>
     <w:p>
+      <w:pPr>
+        <w:jc w:val="both"/>
+      </w:pPr>
       <w:r>
         <w:br w:type="page"/>
       </w:r>
     </w:p>
     <w:p>
+      <w:pPr>
+        <w:jc w:val="both"/>
+      </w:pPr>
       <w:r>
         <w:lastRenderedPageBreak/>
         <w:t xml:space="preserve">LỜI CAM ĐOAN </w:t>
       </w:r>
     </w:p>
     <w:p>
+      <w:pPr>
+        <w:jc w:val="both"/>
+      </w:pPr>
       <w:r>
         <w:br w:type="page"/>
       </w:r>
     </w:p>
     <w:p>
+      <w:pPr>
+        <w:jc w:val="both"/>
+      </w:pPr>
       <w:r>
         <w:lastRenderedPageBreak/>
         <w:t>LỜI CẢM ƠN</w:t>
       </w:r>
     </w:p>
     <w:p>
+      <w:pPr>
+        <w:jc w:val="both"/>
+      </w:pPr>
       <w:r>
         <w:br w:type="page"/>
       </w:r>
     </w:p>
     <w:p>
+      <w:pPr>
+        <w:jc w:val="both"/>
+      </w:pPr>
       <w:r>
         <w:lastRenderedPageBreak/>
         <w:t>MỤC LỤC</w:t>
       </w:r>
     </w:p>
     <w:p>
+      <w:pPr>
+        <w:jc w:val="both"/>
+      </w:pPr>
       <w:r>
         <w:br w:type="page"/>
       </w:r>
     </w:p>
     <w:p>
+      <w:pPr>
+        <w:jc w:val="both"/>
+      </w:pPr>
       <w:r>
         <w:lastRenderedPageBreak/>
         <w:t>MỤC LỤC HÌNH ẢNH VÀ BẢNG BIỂU</w:t>
       </w:r>
     </w:p>
     <w:p>
+      <w:pPr>
+        <w:jc w:val="both"/>
+      </w:pPr>
       <w:r>
         <w:br w:type="page"/>
       </w:r>
@@ -86,32 +129,389 @@
       </w:r>
     </w:p>
     <w:p>
+      <w:pPr>
+        <w:pStyle w:val="Heading2"/>
+        <w:jc w:val="both"/>
+      </w:pPr>
       <w:r>
         <w:t xml:space="preserve">1.1. Đặt vấn đề </w:t>
       </w:r>
     </w:p>
     <w:p>
+      <w:pPr>
+        <w:ind w:firstLine="720"/>
+        <w:jc w:val="both"/>
+      </w:pPr>
+      <w:r>
+        <w:t>Trong bối cảnh chuyển đổi số diễn ra mạnh mẽ trong lĩnh vực tài chính ngân hàng, các tổ chức tín dụng ngày càng chú trọng đến việc ứng dụng công nghệ nhằm tối ưu hóa quy trình vận hành và nâng cao chất lượng dịch vụ khách hàng. Một trong những bài toán quan trọng hiện nay là quy trình xét duyệt khoản vay, bởi đây là hoạt động trực tiếp ảnh hưởng đến khả năng quản trị rủi ro và hiệu quả kinh doanh của ngân hàng. Trên thực tế, phương pháp đánh giá hồ sơ vay vốn theo hình thức thủ công thường tiêu tốn nhiều thời gian, phụ thuộc lớn vào kinh nghiệm của chuyên viên tín dụng và dễ phát sinh sai sót trong quá trình phân tích thông tin khách hàng. Khi số lượng hồ sơ ngày càng gia tăng, việc áp dụng các phương pháp truyền thống không còn đáp ứng tốt yêu cầu về tốc độ xử lý và tính chính xác trong hoạt động xét duyệt tín dụng hiện đại.</w:t>
+      </w:r>
+    </w:p>
+    <w:p>
+      <w:pPr>
+        <w:ind w:firstLine="720"/>
+        <w:jc w:val="both"/>
+      </w:pPr>
+      <w:r>
+        <w:t>Sự phát triển của lĩnh vực phân tích dữ liệu và học máy đã mở ra nhiều hướng tiếp cận mới trong việc hỗ trợ ra quyết định tại các tổ chức tài chính. Thông qua việc khai thác dữ liệu khách hàng như thu nhập, lịch sử tín dụng, thời hạn vay, giá trị tài sản và điểm tín dụng, các mô hình học máy có khả năng nhận diện các mẫu dữ liệu tiềm ẩn và dự đoán khả năng phê duyệt khoản vay với độ chính xác cao. Việc ứng dụng trí tuệ nhân tạo trong ngân hàng không chỉ giúp giảm thiểu rủi ro tín dụng mà còn nâng cao hiệu quả vận hành, tăng tốc độ xử lý hồ sơ và hỗ trợ xây dựng các quyết định khách quan dựa trên dữ liệu. Bên cạnh đó, các kỹ thuật trực quan hóa dữ liệu hiện đại còn giúp nhà quản lý dễ dàng theo dõi xu hướng, đánh giá hành vi khách hàng và phân tích các yếu tố ảnh hưởng đến kết quả phê duyệt khoản vay.</w:t>
+      </w:r>
+    </w:p>
+    <w:p>
+      <w:pPr>
+        <w:ind w:firstLine="720"/>
+        <w:jc w:val="both"/>
+      </w:pPr>
+      <w:r>
+        <w:t>Xuất phát từ những yêu cầu thực tiễn trên, đề tài được thực hiện nhằm xây dựng một hệ thống hỗ trợ phân tích dữ liệu và dự đoán trạng thái phê duyệt khoản vay dựa trên các mô hình học máy. Hệ thống không chỉ tập trung vào khả năng dự đoán mà còn phát triển dashboard trực quan nhằm hỗ trợ người dùng trong việc quan sát dữ liệu, đánh giá hiệu suất mô hình và phân tích các yếu tố tác động đến quyết định tín dụng. Thông qua đề tài này, việc kết hợp giữa phân tích dữ liệu, trực quan hóa và học máy được kỳ vọng sẽ góp phần nâng cao hiệu quả quản lý tín dụng, hỗ trợ quá trình ra quyết định và đáp ứng xu hướng ứng dụng công nghệ thông minh trong ngành tài chính ngân hàng hiện nay.</w:t>
+      </w:r>
+    </w:p>
+    <w:p>
+      <w:pPr>
+        <w:pStyle w:val="Heading2"/>
+        <w:jc w:val="both"/>
+      </w:pPr>
       <w:r>
         <w:t>1.2. Mục tiêu đề tài</w:t>
       </w:r>
     </w:p>
     <w:p>
+      <w:pPr>
+        <w:pStyle w:val="Heading3"/>
+        <w:jc w:val="both"/>
+      </w:pPr>
+      <w:r>
+        <w:t>1.2.1. Mục tiêu tổng quát</w:t>
+      </w:r>
+    </w:p>
+    <w:p>
+      <w:pPr>
+        <w:ind w:firstLine="720"/>
+        <w:jc w:val="both"/>
+      </w:pPr>
+      <w:r>
+        <w:t>Mục tiêu tổng quát của đề tài là xây dựng hệ thống dashboard hỗ trợ phân tích dữ liệu và dự đoán trạng thái phê duyệt khoản vay bằng các kỹ thuật thống kê và học máy. Hệ thống được phát triển nhằm hỗ trợ quá trình khai thác dữ liệu tín dụng, trực quan hóa thông tin và nâng cao hiệu quả ra quyết định trong hoạt động xét duyệt khoản vay tại các tổ chức tài chính. Thông qua việc kết hợp giữa phân tích dữ liệu, trực quan hóa và trí tuệ nhân tạo, đề tài hướng đến việc xây dựng một giải pháp hỗ trợ đánh giá hồ sơ vay vốn nhanh chóng, khách quan và có độ chính xác cao hơn so với phương pháp xét duyệt truyền thống.</w:t>
+      </w:r>
+    </w:p>
+    <w:p>
+      <w:pPr>
+        <w:pStyle w:val="Heading3"/>
+        <w:jc w:val="both"/>
+      </w:pPr>
+      <w:r>
+        <w:t>1.2.2. Mục tiêu cụ thể</w:t>
+      </w:r>
+    </w:p>
+    <w:p>
+      <w:pPr>
+        <w:ind w:firstLine="360"/>
+        <w:jc w:val="both"/>
+      </w:pPr>
+      <w:r>
+        <w:t>Để đạt được mục tiêu tổng quát đã đề ra, đề tài tập trung thực hiện các mục tiêu cụ thể sau:</w:t>
+      </w:r>
+    </w:p>
+    <w:p>
+      <w:pPr>
+        <w:pStyle w:val="ListParagraph"/>
+        <w:numPr>
+          <w:ilvl w:val="0"/>
+          <w:numId w:val="5"/>
+        </w:numPr>
+        <w:jc w:val="both"/>
+      </w:pPr>
+      <w:r>
+        <w:lastRenderedPageBreak/>
+        <w:t>Thực hiện quá trình tiền xử lý dữ liệu khoản vay nhằm làm sạch và chuẩn hóa dữ liệu trước khi phân tích và xây dựng mô hình. Các bước xử lý bao gồm kiểm tra dữ liệu thiếu, xử lý dữ liệu ngoại lệ, chuyển đổi kiểu dữ liệu và mã hóa các biến phân loại nhằm đảm bảo chất lượng dữ liệu đầu vào.</w:t>
+      </w:r>
+    </w:p>
+    <w:p>
+      <w:pPr>
+        <w:pStyle w:val="ListParagraph"/>
+        <w:numPr>
+          <w:ilvl w:val="0"/>
+          <w:numId w:val="5"/>
+        </w:numPr>
+        <w:jc w:val="both"/>
+      </w:pPr>
+      <w:r>
+        <w:t>Tiến hành phân tích dữ liệu thống kê để khám phá đặc điểm của bộ dữ liệu, xác định mối quan hệ giữa các biến và đánh giá các yếu tố ảnh hưởng đến trạng thái phê duyệt khoản vay. Quá trình phân tích giúp làm rõ vai trò của dữ liệu trong bài toán dự đoán tín dụng.</w:t>
+      </w:r>
+    </w:p>
+    <w:p>
+      <w:pPr>
+        <w:pStyle w:val="ListParagraph"/>
+        <w:numPr>
+          <w:ilvl w:val="0"/>
+          <w:numId w:val="5"/>
+        </w:numPr>
+        <w:jc w:val="both"/>
+      </w:pPr>
+      <w:r>
+        <w:t>Xây dựng hệ thống dashboard trực quan nhằm hỗ trợ hiển thị dữ liệu, biểu đồ thống kê và kết quả phân tích một cách trực quan. Dashboard giúp người dùng dễ dàng theo dõi dữ liệu, đánh giá xu hướng và hỗ trợ quá trình ra quyết định trong hoạt động xét duyệt khoản vay.</w:t>
+      </w:r>
+    </w:p>
+    <w:p>
+      <w:pPr>
+        <w:pStyle w:val="ListParagraph"/>
+        <w:numPr>
+          <w:ilvl w:val="0"/>
+          <w:numId w:val="5"/>
+        </w:numPr>
+        <w:jc w:val="both"/>
+      </w:pPr>
+      <w:r>
+        <w:t>Áp dụng các phương pháp thống kê như ANOVA và Chi-square để kiểm định mối quan hệ giữa các biến độc lập với biến mục tiêu, từ đó xác định các yếu tố có ảnh hưởng đáng kể đến kết quả phê duyệt khoản vay.</w:t>
+      </w:r>
+    </w:p>
+    <w:p>
+      <w:pPr>
+        <w:pStyle w:val="ListParagraph"/>
+        <w:numPr>
+          <w:ilvl w:val="0"/>
+          <w:numId w:val="5"/>
+        </w:numPr>
+        <w:jc w:val="both"/>
+      </w:pPr>
+      <w:r>
+        <w:t>Xây dựng và triển khai các mô hình học máy bao gồm Linear Regression, Logistic Regression và Decision Tree nhằm dự đoán trạng thái phê duyệt khoản vay dựa trên dữ liệu khách hàng và thông tin tín dụng.</w:t>
+      </w:r>
+    </w:p>
+    <w:p>
+      <w:pPr>
+        <w:pStyle w:val="ListParagraph"/>
+        <w:numPr>
+          <w:ilvl w:val="0"/>
+          <w:numId w:val="5"/>
+        </w:numPr>
+        <w:jc w:val="both"/>
+      </w:pPr>
+      <w:r>
+        <w:t>Đánh giá hiệu năng của các mô hình thông qua các chỉ số đo lường phù hợp nhằm so sánh hiệu quả giữa các phương pháp, từ đó lựa chọn mô hình có khả năng dự đoán tốt nhất cho bài toán xét duyệt khoản vay.</w:t>
+      </w:r>
+    </w:p>
+    <w:p>
+      <w:pPr>
+        <w:pStyle w:val="Heading2"/>
+        <w:jc w:val="both"/>
+      </w:pPr>
       <w:r>
         <w:t>1.3. Đối tượng và phạm vi nghiên cứu</w:t>
       </w:r>
     </w:p>
     <w:p>
+      <w:pPr>
+        <w:pStyle w:val="Heading3"/>
+        <w:jc w:val="both"/>
+      </w:pPr>
+      <w:r>
+        <w:t>1.3.1. Đối tượng nghiên cứu</w:t>
+      </w:r>
+    </w:p>
+    <w:p>
+      <w:pPr>
+        <w:ind w:firstLine="720"/>
+        <w:jc w:val="both"/>
+      </w:pPr>
+      <w:r>
+        <w:t>Đối tượng nghiên cứu của đề tài là bộ dữ liệu Loan Approval Prediction được sử dụng để phục vụ cho bài toán phân tích và dự đoán trạng thái phê duyệt khoản vay. Bộ dữ liệu bao gồm nhiều thuộc tính liên quan đến hồ sơ tín dụng của khách hàng như thông tin cá nhân, thu nhập hàng năm, giá trị tài sản, thời hạn vay, điểm tín dụng và trạng thái khoản vay. Các dữ liệu này phản ánh những yếu tố thường được các tổ chức tài chính sử dụng trong quá trình đánh giá khả năng thanh toán và mức độ rủi ro của khách hàng khi xét duyệt khoản vay. Thông qua việc khai thác và phân tích bộ dữ liệu, đề tài tập trung nghiên cứu mối quan hệ giữa các đặc trưng đầu vào với kết quả phê duyệt khoản vay nhằm xây dựng mô hình hỗ trợ ra quyết định trong lĩnh vực tín dụng.</w:t>
+      </w:r>
+    </w:p>
+    <w:p>
+      <w:pPr>
+        <w:ind w:firstLine="720"/>
+        <w:jc w:val="both"/>
+      </w:pPr>
+      <w:r>
+        <w:t>Ngoài ra, đề tài cũng nghiên cứu việc ứng dụng các kỹ thuật phân tích dữ liệu và học máy trong việc xử lý, trực quan hóa và dự đoán dữ liệu tín dụng. Các phương pháp thống kê và mô hình học máy được sử dụng nhằm đánh giá khả năng ứng dụng trí tuệ nhân tạo trong việc hỗ trợ tự động hóa quy trình xét duyệt khoản vay tại các tổ chức tài chính hiện đại.</w:t>
+      </w:r>
+    </w:p>
+    <w:p>
+      <w:pPr>
+        <w:pStyle w:val="Heading3"/>
+        <w:jc w:val="both"/>
+      </w:pPr>
+      <w:r>
+        <w:t>1.3.2. Phạm vi nghiên cứu</w:t>
+      </w:r>
+    </w:p>
+    <w:p>
+      <w:pPr>
+        <w:ind w:firstLine="720"/>
+        <w:jc w:val="both"/>
+      </w:pPr>
+      <w:r>
+        <w:t>Đề tài tập trung nghiên cứu bài toán dự đoán trạng thái phê duyệt khoản vay dựa trên dữ liệu lịch sử của khách hàng vay vốn. Nội dung nghiên cứu chủ yếu xoay quanh các bước tiền xử lý dữ liệu, phân tích thống kê, trực quan hóa dữ liệu và xây dựng mô hình học máy nhằm hỗ trợ dự đoán kết quả phê duyệt khoản vay. Các mô hình được triển khai và đánh giá trong phạm vi dữ liệu đã thu thập, từ đó phân tích hiệu quả và khả năng ứng dụng của từng phương pháp trong bài toán tín dụng.</w:t>
+      </w:r>
+    </w:p>
+    <w:p>
+      <w:pPr>
+        <w:ind w:firstLine="720"/>
+        <w:jc w:val="both"/>
+      </w:pPr>
+      <w:r>
+        <w:lastRenderedPageBreak/>
+        <w:t>Bên cạnh đó, đề tài chỉ tập trung xây dựng hệ thống dashboard phân tích và dự đoán ở mức nghiên cứu và học thuật, chưa triển khai trên môi trường hệ thống ngân hàng thực tế. Hệ thống không xử lý dữ liệu thời gian thực và chưa tích hợp các chức năng bảo mật, quản trị người dùng hoặc đồng bộ dữ liệu phức tạp như trong các hệ thống production banking system hiện đại. Do đó, kết quả của đề tài chủ yếu mang tính chất nghiên cứu, thử nghiệm và định hướng ứng dụng cho các hệ thống hỗ trợ ra quyết định trong lĩnh vực tài chính ngân hàng.</w:t>
+      </w:r>
+    </w:p>
+    <w:p>
+      <w:pPr>
+        <w:pStyle w:val="Heading2"/>
+        <w:jc w:val="both"/>
+      </w:pPr>
       <w:r>
         <w:t>1.4. Phương pháp nghiên cứu</w:t>
       </w:r>
     </w:p>
     <w:p>
+      <w:pPr>
+        <w:pStyle w:val="Heading3"/>
+        <w:jc w:val="both"/>
+      </w:pPr>
+      <w:r>
+        <w:t>1.4.1. Phương pháp thu thập dữ liệu</w:t>
+      </w:r>
+    </w:p>
+    <w:p>
+      <w:pPr>
+        <w:ind w:firstLine="720"/>
+        <w:jc w:val="both"/>
+      </w:pPr>
+      <w:r>
+        <w:t>Đề tài sử dụng bộ dữ liệu công khai Loan Approval Prediction Dataset được cung cấp trên nền tảng Kaggle nhằm phục vụ cho quá trình phân tích và xây dựng mô hình dự đoán khoản vay. Bộ dữ liệu thuộc nhóm dữ liệu tài chính có cấu trúc, bao gồm nhiều thuộc tính liên quan đến hồ sơ tín dụng của khách hàng như thu nhập, tài sản, điểm tín dụng, thời hạn vay và trạng thái khoản vay. Đây là dạng dữ liệu thường được sử dụng trong các bài toán phân tích tín dụng và hỗ trợ ra quyết định trong lĩnh vực ngân hàng.</w:t>
+      </w:r>
+    </w:p>
+    <w:p>
+      <w:pPr>
+        <w:jc w:val="both"/>
+      </w:pPr>
+      <w:r>
+        <w:t>Việc lựa chọn bộ dữ liệu công khai giúp đảm bảo tính minh bạch và khả năng tái sử dụng trong quá trình nghiên cứu. Đồng thời, dữ liệu có cấu trúc rõ ràng cũng tạo điều kiện thuận lợi cho việc áp dụng các kỹ thuật phân tích thống kê, trực quan hóa dữ liệu và triển khai các mô hình học máy nhằm dự đoán trạng thái phê duyệt khoản vay.</w:t>
+      </w:r>
+    </w:p>
+    <w:p>
+      <w:pPr>
+        <w:pStyle w:val="Heading3"/>
+        <w:jc w:val="both"/>
+      </w:pPr>
+      <w:r>
+        <w:t>1.4.2. Phương pháp xử lý dữ liệu</w:t>
+      </w:r>
+    </w:p>
+    <w:p>
+      <w:pPr>
+        <w:ind w:firstLine="720"/>
+        <w:jc w:val="both"/>
+      </w:pPr>
+      <w:r>
+        <w:t>Sau khi thu thập dữ liệu, đề tài tiến hành thực hiện quá trình tiền xử lý nhằm nâng cao chất lượng dữ liệu trước khi đưa vào phân tích và huấn luyện mô hình. Quá trình xử lý dữ liệu bao gồm các bước làm sạch dữ liệu như kiểm tra dữ liệu thiếu, xử lý dữ liệu không hợp lệ và chuẩn hóa định dạng dữ liệu. Đây là bước quan trọng nhằm đảm bảo tính chính xác và độ tin cậy của dữ liệu đầu vào.</w:t>
+      </w:r>
+    </w:p>
+    <w:p>
+      <w:pPr>
+        <w:ind w:firstLine="720"/>
+        <w:jc w:val="both"/>
+      </w:pPr>
+      <w:r>
+        <w:t>Bên cạnh đó, các thuộc tính dạng phân loại được chuyển đổi sang dạng số thông qua kỹ thuật mã hóa dữ liệu để phù hợp với các thuật toán học máy. Đề tài cũng thực hiện quá trình xây dựng đặc trưng nhằm tạo ra các biến có ý nghĩa hơn cho mô hình dự đoán. Ngoài ra, phương pháp phân tích tương quan được sử dụng để đánh giá mức độ liên hệ giữa các biến trong bộ dữ liệu, từ đó hỗ trợ lựa chọn các đặc trưng quan trọng và giảm thiểu hiện tượng dư thừa dữ liệu trong quá trình huấn luyện mô hình.</w:t>
+      </w:r>
+    </w:p>
+    <w:p>
+      <w:pPr>
+        <w:pStyle w:val="Heading3"/>
+        <w:jc w:val="both"/>
+      </w:pPr>
+      <w:r>
+        <w:t>1.4.3. Phương pháp mô hình hóa</w:t>
+      </w:r>
+    </w:p>
+    <w:p>
+      <w:pPr>
+        <w:ind w:firstLine="720"/>
+        <w:jc w:val="both"/>
+      </w:pPr>
+      <w:r>
+        <w:t>Trong quá trình xây dựng hệ thống dự đoán, đề tài áp dụng nhiều mô hình học máy nhằm phân tích và so sánh hiệu quả dự đoán trạng thái phê duyệt khoản vay. Mô hình Logistic Regression được sử dụng như một phương pháp cơ sở cho bài toán phân loại nhị phân, giúp đánh giá xác suất phê duyệt khoản vay dựa trên các đặc trưng đầu vào của khách hàng. Đây là mô hình có tính giải thích cao và thường được sử dụng phổ biến trong lĩnh vực phân tích tín dụng.</w:t>
+      </w:r>
+    </w:p>
+    <w:p>
+      <w:pPr>
+        <w:ind w:firstLine="720"/>
+        <w:jc w:val="both"/>
+      </w:pPr>
+      <w:r>
+        <w:t xml:space="preserve">Bên cạnh đó, mô hình Decision Tree được triển khai nhằm xây dựng cấu trúc phân loại dữ liệu theo dạng cây quyết định, hỗ trợ việc phân tích trực quan các yếu tố ảnh hưởng đến kết quả phê duyệt khoản vay. Ngoài ra, đề tài cũng áp dụng mô hình Random Forest nhằm cải thiện độ chính xác và khả năng tổng quát hóa của hệ thống dự đoán thông qua cơ chế kết hợp nhiều cây quyết định. Việc sử dụng nhiều mô hình khác </w:t>
+      </w:r>
+      <w:r>
+        <w:lastRenderedPageBreak/>
+        <w:t>nhau giúp đề tài có cơ sở đánh giá, so sánh và lựa chọn phương pháp phù hợp nhất cho bài toán dự đoán phê duyệt khoản vay trong lĩnh vực tài chính ngân hàng.</w:t>
+      </w:r>
+    </w:p>
+    <w:p>
+      <w:pPr>
+        <w:pStyle w:val="Heading2"/>
+        <w:jc w:val="both"/>
+      </w:pPr>
       <w:r>
         <w:t>1.5. Ý nghĩa đề tài</w:t>
       </w:r>
     </w:p>
-    <w:p/>
-    <w:p>
+    <w:p>
+      <w:pPr>
+        <w:pStyle w:val="Heading3"/>
+        <w:jc w:val="both"/>
+      </w:pPr>
+      <w:r>
+        <w:t>1.5.1. Ý nghĩa khoa học</w:t>
+      </w:r>
+    </w:p>
+    <w:p>
+      <w:pPr>
+        <w:ind w:firstLine="720"/>
+        <w:jc w:val="both"/>
+      </w:pPr>
+      <w:r>
+        <w:t>Đề tài góp phần minh họa khả năng ứng dụng của phân tích dữ liệu và học máy trong lĩnh vực tài chính ngân hàng, đặc biệt đối với bài toán phân tích và dự đoán phê duyệt khoản vay. Thông qua việc khai thác dữ liệu tín dụng có cấu trúc, đề tài cho thấy vai trò quan trọng của dữ liệu trong việc hỗ trợ ra quyết định và nâng cao hiệu quả quản trị rủi ro tín dụng. Việc áp dụng các phương pháp thống kê kết hợp với các mô hình học máy giúp làm rõ mối quan hệ giữa các yếu tố tài chính và trạng thái phê duyệt khoản vay, từ đó cung cấp cơ sở cho các nghiên cứu tiếp theo trong lĩnh vực phân tích dữ liệu tài chính.</w:t>
+      </w:r>
+    </w:p>
+    <w:p>
+      <w:pPr>
+        <w:ind w:firstLine="720"/>
+        <w:jc w:val="both"/>
+      </w:pPr>
+      <w:r>
+        <w:t>Bên cạnh đó, đề tài còn thể hiện sự kết hợp giữa dashboard trực quan và các mô hình học máy trong việc xây dựng hệ thống hỗ trợ phân tích dữ liệu. Việc tích hợp trực quan hóa dữ liệu với mô hình dự đoán không chỉ giúp nâng cao khả năng quan sát và phân tích dữ liệu mà còn hỗ trợ người dùng dễ dàng tiếp cận kết quả dự đoán một cách trực quan và hiệu quả hơn. Qua đó, đề tài góp phần khẳng định xu hướng ứng dụng trí tuệ nhân tạo và phân tích dữ liệu trong quá trình chuyển đổi số của ngành tài chính hiện đại.</w:t>
+      </w:r>
+    </w:p>
+    <w:p>
+      <w:pPr>
+        <w:pStyle w:val="Heading3"/>
+        <w:jc w:val="both"/>
+      </w:pPr>
+      <w:r>
+        <w:t>1.5.2. Ý nghĩa thực tiễn</w:t>
+      </w:r>
+    </w:p>
+    <w:p>
+      <w:pPr>
+        <w:ind w:firstLine="720"/>
+        <w:jc w:val="both"/>
+      </w:pPr>
+      <w:r>
+        <w:t>Về mặt thực tiễn, đề tài có khả năng hỗ trợ các tổ chức tài chính trong quá trình đánh giá tín dụng và xét duyệt khoản vay thông qua việc ứng dụng các mô hình học máy vào phân tích dữ liệu khách hàng. Hệ thống dashboard được xây dựng giúp người dùng dễ dàng theo dõi các thông tin quan trọng, phân tích dữ liệu tín dụng và đánh giá khả năng phê duyệt khoản vay dựa trên dữ liệu thực tế. Điều này góp phần nâng cao tính khách quan trong quá trình ra quyết định và giảm sự phụ thuộc vào kinh nghiệm cá nhân của chuyên viên tín dụng.</w:t>
+      </w:r>
+    </w:p>
+    <w:p>
+      <w:pPr>
+        <w:ind w:firstLine="720"/>
+        <w:jc w:val="both"/>
+      </w:pPr>
+      <w:r>
+        <w:t>Ngoài ra, việc tự động hóa một phần quy trình phân tích và dự đoán khoản vay còn giúp tăng tốc độ xử lý hồ sơ, giảm thời gian xét duyệt và nâng cao hiệu quả vận hành của tổ chức tài chính. Thông qua khả năng dự đoán và nhận diện rủi ro tín dụng từ dữ liệu lịch sử, hệ thống có thể hỗ trợ giảm thiểu các khoản vay có nguy cơ cao, từ đó góp phần hạn chế rủi ro tài chính cho ngân hàng. Mặc dù đề tài được thực hiện trong phạm vi nghiên cứu học thuật, kết quả đạt được vẫn có ý nghĩa tham khảo và định hướng cho việc phát triển các hệ thống hỗ trợ ra quyết định trong lĩnh vực tài chính ngân hàng trong tương lai.</w:t>
+      </w:r>
+    </w:p>
+    <w:p>
+      <w:pPr>
+        <w:jc w:val="both"/>
+      </w:pPr>
       <w:r>
         <w:br w:type="page"/>
       </w:r>
@@ -126,96 +526,301 @@
       </w:r>
     </w:p>
     <w:p>
-      <w:r>
-        <w:t>2.1. Tổng quan về Data Analytics trong tài chính</w:t>
-      </w:r>
-    </w:p>
-    <w:p>
+      <w:pPr>
+        <w:pStyle w:val="Heading2"/>
+      </w:pPr>
+      <w:r>
+        <w:t xml:space="preserve">2.1. Tổng quan về </w:t>
+      </w:r>
+      <w:r>
+        <w:t>phân tích dữ liệu</w:t>
+      </w:r>
+      <w:r>
+        <w:t xml:space="preserve"> trong tài chính</w:t>
+      </w:r>
+    </w:p>
+    <w:p>
+      <w:pPr>
+        <w:jc w:val="both"/>
+      </w:pPr>
+      <w:r>
+        <w:t xml:space="preserve">Trong bối cảnh chuyển đổi số và sự phát triển mạnh mẽ của công nghệ thông tin, dữ liệu đã trở thành một trong những nguồn tài nguyên quan trọng đối với các tổ chức tài chính và ngân hàng. Sự gia tăng nhanh chóng của dữ liệu khách hàng, giao dịch tài chính và hoạt động tín dụng đã thúc đẩy nhu cầu ứng dụng các kỹ thuật phân tích dữ liệu nhằm khai thác thông tin có giá trị phục vụ cho quá trình ra quyết định. Trong lĩnh vực tài chính, </w:t>
+      </w:r>
+      <w:r>
+        <w:t>phân tích dữ liệu</w:t>
+      </w:r>
+      <w:r>
+        <w:t xml:space="preserve"> được xem là một công cụ quan trọng giúp các tổ chức tài chính nâng cao hiệu quả vận hành, tối ưu hóa dịch vụ và giảm thiểu rủi ro trong hoạt động kinh doanh.</w:t>
+      </w:r>
+    </w:p>
+    <w:p>
+      <w:pPr>
+        <w:jc w:val="both"/>
+      </w:pPr>
+      <w:r>
+        <w:t>Phân tích dữ liệu</w:t>
+      </w:r>
+      <w:r>
+        <w:t xml:space="preserve"> là quá trình thu thập, xử lý, phân tích và trực quan hóa dữ liệu nhằm khám phá thông tin, xu hướng và tri thức tiềm ẩn từ dữ liệu. Quá trình này thường kết hợp giữa các phương pháp thống kê, khai phá dữ liệu và học máy để hỗ trợ phân tích và dự đoán. Trong môi trường tài chính hiện đại, dữ liệu không chỉ được sử dụng để lưu trữ thông tin giao dịch mà còn đóng vai trò quan trọng trong việc phân tích hành vi khách hàng, đánh giá khả năng tín dụng và dự báo rủi ro tài chính. Nhờ khả năng xử lý khối lượng dữ liệu lớn với tốc độ cao, </w:t>
+      </w:r>
+      <w:r>
+        <w:t>phân tích dữ liệu</w:t>
+      </w:r>
+      <w:r>
+        <w:t xml:space="preserve"> giúp các tổ chức tài chính nâng cao độ chính xác trong việc ra quyết định và cải thiện trải nghiệm khách hàng.</w:t>
+      </w:r>
+    </w:p>
+    <w:p>
+      <w:pPr>
+        <w:jc w:val="both"/>
+      </w:pPr>
+      <w:r>
+        <w:t xml:space="preserve">Trong lĩnh vực ngân hàng, </w:t>
+      </w:r>
+      <w:r>
+        <w:t>phân tích dữ liệu</w:t>
+      </w:r>
+      <w:r>
+        <w:t xml:space="preserve"> được ứng dụng rộng rãi trong nhiều hoạt động khác nhau như quản lý khách hàng, dự báo tài chính, quản trị rủi ro và hỗ trợ xét duyệt tín dụng. Một trong những ứng dụng quan trọng nhất là hệ thống chấm điểm tín dụng, trong đó dữ liệu khách hàng được phân tích để đánh giá khả năng thanh toán và mức độ uy tín tín dụng của người vay. Các yếu tố như thu nhập, lịch sử tín dụng, giá trị tài sản và thời hạn vay thường được sử dụng làm cơ sở để xây dựng mô hình dự đoán khả năng phê duyệt khoản vay. Việc áp dụng phân tích dữ liệu trong chấm điểm tín dụng giúp ngân hàng giảm thiểu sự phụ thuộc vào đánh giá chủ quan của chuyên viên tín dụng, đồng thời nâng cao tính khách quan và hiệu quả trong quá trình xét duyệt khoản vay.</w:t>
+      </w:r>
+    </w:p>
+    <w:p>
+      <w:pPr>
+        <w:jc w:val="both"/>
+      </w:pPr>
+      <w:r>
+        <w:t xml:space="preserve">Bên cạnh đó, </w:t>
+      </w:r>
+      <w:r>
+        <w:t>phân tích dữ liệu</w:t>
+      </w:r>
+      <w:r>
+        <w:t xml:space="preserve"> còn đóng vai trò quan trọng trong hoạt động phân tích rủi ro</w:t>
+      </w:r>
+      <w:r>
+        <w:t xml:space="preserve"> </w:t>
+      </w:r>
+      <w:r>
+        <w:t>của ngân hàng. Thông qua việc khai thác dữ liệu lịch sử và mô hình hóa hành vi khách hàng, các tổ chức tài chính có thể nhận diện sớm các khoản vay có nguy cơ mất khả năng thanh toán, từ đó đưa ra các biện pháp kiểm soát phù hợp. Việc ứng dụng các kỹ thuật phân tích dữ liệu giúp ngân hàng tối ưu hóa chiến lược quản trị rủi ro, nâng cao khả năng dự báo và giảm thiểu tổn thất tài chính trong hoạt động tín dụng.</w:t>
+      </w:r>
+    </w:p>
+    <w:p>
+      <w:pPr>
+        <w:jc w:val="both"/>
+      </w:pPr>
+      <w:r>
+        <w:t xml:space="preserve">Ngoài ra, </w:t>
+      </w:r>
+      <w:r>
+        <w:t>phân tích dữ liệu</w:t>
+      </w:r>
+      <w:r>
+        <w:t xml:space="preserve"> còn được ứng dụng trong phát hiện gian lận tài chính. Với số lượng giao dịch tài chính ngày càng lớn, việc phát hiện các hành vi gian lận bằng phương pháp thủ công trở nên khó khăn và kém hiệu quả. Các hệ thống phân tích dữ liệu hiện đại có khả năng theo dõi, phân tích và phát hiện các giao dịch bất thường trong thời gian ngắn thông qua việc sử dụng các thuật toán học máy và phân tích hành vi. Điều này giúp các tổ chức tài chính nâng cao khả năng bảo mật, hạn chế tổn thất và đảm bảo an toàn cho hệ thống giao dịch ngân hàng.</w:t>
+      </w:r>
+    </w:p>
+    <w:p>
+      <w:pPr>
+        <w:jc w:val="both"/>
+      </w:pPr>
+      <w:r>
+        <w:t xml:space="preserve">Nhìn chung, </w:t>
+      </w:r>
+      <w:r>
+        <w:t>phân tích dữ liệu</w:t>
+      </w:r>
+      <w:r>
+        <w:t xml:space="preserve"> đang trở thành một thành phần quan trọng trong quá trình hiện đại hóa ngành tài chính ngân hàng. Việc ứng dụng phân tích dữ liệu không chỉ giúp nâng cao hiệu quả hoạt động mà còn hỗ trợ các tổ chức tài chính xây dựng chiến lược </w:t>
+      </w:r>
+      <w:r>
+        <w:lastRenderedPageBreak/>
+        <w:t>kinh doanh dựa trên dữ liệu, tối ưu hóa quy trình xét duyệt tín dụng và nâng cao năng lực cạnh tranh trong thời đại số hóa hiện nay.</w:t>
+      </w:r>
+    </w:p>
+    <w:p>
+      <w:pPr>
+        <w:pStyle w:val="Heading2"/>
+      </w:pPr>
       <w:r>
         <w:t>2.2. Dashboard và trực quan hóa dữ liệu</w:t>
       </w:r>
     </w:p>
     <w:p>
+      <w:pPr>
+        <w:jc w:val="both"/>
+      </w:pPr>
+      <w:r>
+        <w:t>Dashboard là công cụ hỗ trợ trực quan hóa dữ liệu thông qua các biểu đồ, bảng số liệu và chỉ số thống kê nhằm giúp người dùng dễ dàng theo dõi và phân tích dữ liệu. Trong lĩnh vực tài chính ngân hàng, dashboard thường được sử dụng để giám sát hoạt động tín dụng, phân tích khách hàng và hỗ trợ ra quyết định.</w:t>
+      </w:r>
+    </w:p>
+    <w:p>
+      <w:pPr>
+        <w:jc w:val="both"/>
+      </w:pPr>
+      <w:r>
+        <w:t>KPI Dashboard là dạng dashboard tập trung hiển thị các chỉ số quan trọng như tỷ lệ phê duyệt khoản vay, số lượng hồ sơ vay hoặc mức độ rủi ro tín dụng. Trong khi đó, Interactive Dashboard cho phép người dùng tương tác trực tiếp với dữ liệu thông qua các chức năng lọc, tìm kiếm và lựa chọn thông tin cần phân tích. Điều này giúp nâng cao khả năng quan sát và đánh giá dữ liệu theo nhiều góc nhìn khác nhau.</w:t>
+      </w:r>
+    </w:p>
+    <w:p>
+      <w:pPr>
+        <w:jc w:val="both"/>
+      </w:pPr>
+      <w:r>
+        <w:t>Trong quá trình xây dựng dashboard, các nguyên tắc trực quan hóa dữ liệu cần được đảm bảo như lựa chọn biểu đồ phù hợp, bố cục rõ ràng và hạn chế thông tin dư thừa nhằm giúp người dùng dễ dàng tiếp cận dữ liệu. Việc trực quan hóa hiệu quả giúp nâng cao khả năng phân tích và hỗ trợ quá trình ra quyết định dựa trên dữ liệu.</w:t>
+      </w:r>
+    </w:p>
+    <w:p>
+      <w:pPr>
+        <w:jc w:val="both"/>
+      </w:pPr>
+      <w:r>
+        <w:t xml:space="preserve">Trong đề tài này, dashboard được xây dựng nhằm hỗ trợ phân tích và trực quan hóa dữ liệu khoản vay. Hệ thống tập trung hiển thị các nội dung như tỷ lệ phê duyệt khoản vay </w:t>
+      </w:r>
+      <w:r>
+        <w:t xml:space="preserve">, </w:t>
+      </w:r>
+      <w:r>
+        <w:t xml:space="preserve">phân phối thu nhập khách hàng, phân tích giá trị khoản </w:t>
+      </w:r>
+      <w:r>
+        <w:t>vay</w:t>
+      </w:r>
+      <w:r>
+        <w:t>, phân tích điểm tín dụng và biểu đồ so sánh giữa các hồ sơ được phê duyệt và từ chối. Các biểu đồ này giúp người dùng dễ dàng đánh giá đặc điểm dữ liệu và hỗ trợ quá trình phân tích tín dụng trong hệ thống dự đoán khoản vay.</w:t>
+      </w:r>
+    </w:p>
+    <w:p>
+      <w:pPr>
+        <w:jc w:val="both"/>
+      </w:pPr>
       <w:r>
         <w:t>2.3. Tiền xử lý dữ liệu</w:t>
       </w:r>
     </w:p>
     <w:p>
+      <w:pPr>
+        <w:jc w:val="both"/>
+      </w:pPr>
       <w:r>
         <w:t>2.3.1 Missing Values</w:t>
       </w:r>
     </w:p>
     <w:p>
+      <w:pPr>
+        <w:jc w:val="both"/>
+      </w:pPr>
       <w:r>
         <w:t>Mean</w:t>
       </w:r>
     </w:p>
     <w:p>
+      <w:pPr>
+        <w:jc w:val="both"/>
+      </w:pPr>
       <w:r>
         <w:t>Median</w:t>
       </w:r>
     </w:p>
     <w:p>
+      <w:pPr>
+        <w:jc w:val="both"/>
+      </w:pPr>
       <w:r>
         <w:t>Mode</w:t>
       </w:r>
     </w:p>
     <w:p>
+      <w:pPr>
+        <w:jc w:val="both"/>
+      </w:pPr>
       <w:r>
         <w:t>2.3.2 Encoding</w:t>
       </w:r>
     </w:p>
     <w:p>
+      <w:pPr>
+        <w:jc w:val="both"/>
+      </w:pPr>
       <w:r>
         <w:t>Label Encoding</w:t>
       </w:r>
     </w:p>
     <w:p>
+      <w:pPr>
+        <w:jc w:val="both"/>
+      </w:pPr>
       <w:r>
         <w:t>One-Hot Encoding</w:t>
       </w:r>
     </w:p>
     <w:p>
+      <w:pPr>
+        <w:jc w:val="both"/>
+      </w:pPr>
       <w:r>
         <w:t>2.3.3 Feature Scaling</w:t>
       </w:r>
     </w:p>
     <w:p>
+      <w:pPr>
+        <w:jc w:val="both"/>
+      </w:pPr>
       <w:r>
         <w:t>StandardScaler</w:t>
       </w:r>
     </w:p>
     <w:p>
+      <w:pPr>
+        <w:jc w:val="both"/>
+      </w:pPr>
       <w:r>
         <w:t>MinMaxScaler</w:t>
       </w:r>
     </w:p>
     <w:p>
+      <w:pPr>
+        <w:jc w:val="both"/>
+      </w:pPr>
       <w:r>
         <w:t>2.3.4 Outlier Detection</w:t>
       </w:r>
     </w:p>
     <w:p>
+      <w:pPr>
+        <w:jc w:val="both"/>
+      </w:pPr>
       <w:r>
         <w:t>IQR</w:t>
       </w:r>
     </w:p>
     <w:p>
+      <w:pPr>
+        <w:jc w:val="both"/>
+      </w:pPr>
       <w:r>
         <w:t>Z-score</w:t>
       </w:r>
     </w:p>
     <w:p>
+      <w:pPr>
+        <w:jc w:val="both"/>
+      </w:pPr>
       <w:r>
         <w:t>2.4. ANOVA</w:t>
       </w:r>
     </w:p>
     <w:p>
-      <w:r>
+      <w:pPr>
+        <w:jc w:val="both"/>
+      </w:pPr>
+      <w:r>
+        <w:lastRenderedPageBreak/>
         <w:t>2.5. Chi-square Test</w:t>
       </w:r>
     </w:p>
     <w:p>
+      <w:pPr>
+        <w:jc w:val="both"/>
+      </w:pPr>
       <w:r>
         <w:t xml:space="preserve">2.6. </w:t>
       </w:r>
@@ -230,6 +835,9 @@
       </w:r>
     </w:p>
     <w:p>
+      <w:pPr>
+        <w:jc w:val="both"/>
+      </w:pPr>
       <w:r>
         <w:t xml:space="preserve">2.7. </w:t>
       </w:r>
@@ -241,6 +849,9 @@
       </w:r>
     </w:p>
     <w:p>
+      <w:pPr>
+        <w:jc w:val="both"/>
+      </w:pPr>
       <w:r>
         <w:t xml:space="preserve">2.8. Thuật toán </w:t>
       </w:r>
@@ -248,8 +859,15 @@
         <w:t>RandomForest</w:t>
       </w:r>
     </w:p>
-    <w:p/>
-    <w:p>
+    <w:p>
+      <w:pPr>
+        <w:jc w:val="both"/>
+      </w:pPr>
+    </w:p>
+    <w:p>
+      <w:pPr>
+        <w:jc w:val="both"/>
+      </w:pPr>
       <w:r>
         <w:br w:type="page"/>
       </w:r>
@@ -264,76 +882,121 @@
       </w:r>
     </w:p>
     <w:p>
+      <w:pPr>
+        <w:jc w:val="both"/>
+      </w:pPr>
       <w:r>
         <w:t>3.1. Mô tả dữ liệu</w:t>
       </w:r>
     </w:p>
     <w:p>
+      <w:pPr>
+        <w:jc w:val="both"/>
+      </w:pPr>
       <w:r>
         <w:t>3.2. Tiền xử lý dữ liệu</w:t>
       </w:r>
     </w:p>
     <w:p>
+      <w:pPr>
+        <w:jc w:val="both"/>
+      </w:pPr>
       <w:r>
         <w:t>Nội dung:</w:t>
       </w:r>
     </w:p>
     <w:p>
+      <w:pPr>
+        <w:jc w:val="both"/>
+      </w:pPr>
       <w:r>
         <w:t>Kiểm tra missing values</w:t>
       </w:r>
     </w:p>
     <w:p>
+      <w:pPr>
+        <w:jc w:val="both"/>
+      </w:pPr>
       <w:r>
         <w:t>Encoding</w:t>
       </w:r>
     </w:p>
     <w:p>
+      <w:pPr>
+        <w:jc w:val="both"/>
+      </w:pPr>
       <w:r>
         <w:t>Correlation analysis</w:t>
       </w:r>
     </w:p>
     <w:p>
+      <w:pPr>
+        <w:jc w:val="both"/>
+      </w:pPr>
       <w:r>
         <w:t>Outlier handling</w:t>
       </w:r>
     </w:p>
     <w:p>
+      <w:pPr>
+        <w:jc w:val="both"/>
+      </w:pPr>
       <w:r>
         <w:t>Feature scaling</w:t>
       </w:r>
     </w:p>
     <w:p>
+      <w:pPr>
+        <w:jc w:val="both"/>
+      </w:pPr>
       <w:r>
         <w:t>3.3. EDA</w:t>
       </w:r>
     </w:p>
     <w:p>
+      <w:pPr>
+        <w:jc w:val="both"/>
+      </w:pPr>
       <w:r>
         <w:t>3.4. Phân tích thống kê</w:t>
       </w:r>
     </w:p>
     <w:p>
+      <w:pPr>
+        <w:jc w:val="both"/>
+      </w:pPr>
       <w:r>
         <w:t>ANOVA</w:t>
       </w:r>
     </w:p>
     <w:p>
+      <w:pPr>
+        <w:jc w:val="both"/>
+      </w:pPr>
       <w:r>
         <w:t>Chi-square</w:t>
       </w:r>
     </w:p>
     <w:p>
+      <w:pPr>
+        <w:jc w:val="both"/>
+      </w:pPr>
       <w:r>
         <w:t>Tương quan Person</w:t>
       </w:r>
     </w:p>
     <w:p>
+      <w:pPr>
+        <w:jc w:val="both"/>
+      </w:pPr>
       <w:r>
         <w:t>3.5. Xây dựng mô hình</w:t>
       </w:r>
     </w:p>
     <w:p>
+      <w:pPr>
+        <w:jc w:val="both"/>
+      </w:pPr>
       <w:r>
         <w:t>Logistic Regression</w:t>
       </w:r>
@@ -341,6 +1004,7 @@
     <w:p>
       <w:pPr>
         <w:ind w:left="720"/>
+        <w:jc w:val="both"/>
       </w:pPr>
       <w:r>
         <w:t>Accuracy</w:t>
@@ -349,6 +1013,7 @@
     <w:p>
       <w:pPr>
         <w:ind w:left="720"/>
+        <w:jc w:val="both"/>
       </w:pPr>
       <w:r>
         <w:t>Precision</w:t>
@@ -357,6 +1022,7 @@
     <w:p>
       <w:pPr>
         <w:ind w:left="720"/>
+        <w:jc w:val="both"/>
       </w:pPr>
       <w:r>
         <w:t>Recall</w:t>
@@ -365,6 +1031,7 @@
     <w:p>
       <w:pPr>
         <w:ind w:left="720"/>
+        <w:jc w:val="both"/>
       </w:pPr>
       <w:r>
         <w:t>F1-score</w:t>
@@ -373,12 +1040,16 @@
     <w:p>
       <w:pPr>
         <w:ind w:left="720"/>
+        <w:jc w:val="both"/>
       </w:pPr>
       <w:r>
         <w:t>ROC-AUC</w:t>
       </w:r>
     </w:p>
     <w:p>
+      <w:pPr>
+        <w:jc w:val="both"/>
+      </w:pPr>
       <w:r>
         <w:t>Decision Tree</w:t>
       </w:r>
@@ -386,6 +1057,7 @@
     <w:p>
       <w:pPr>
         <w:ind w:left="720"/>
+        <w:jc w:val="both"/>
       </w:pPr>
       <w:r>
         <w:t>Tree visualization</w:t>
@@ -394,17 +1066,24 @@
     <w:p>
       <w:pPr>
         <w:ind w:left="720"/>
+        <w:jc w:val="both"/>
       </w:pPr>
       <w:r>
         <w:t>Feature importance</w:t>
       </w:r>
     </w:p>
     <w:p>
+      <w:pPr>
+        <w:jc w:val="both"/>
+      </w:pPr>
       <w:r>
         <w:t xml:space="preserve">Random Forest </w:t>
       </w:r>
     </w:p>
     <w:p>
+      <w:pPr>
+        <w:jc w:val="both"/>
+      </w:pPr>
       <w:r>
         <w:br w:type="page"/>
       </w:r>
@@ -422,11 +1101,17 @@
       </w:r>
     </w:p>
     <w:p>
+      <w:pPr>
+        <w:jc w:val="both"/>
+      </w:pPr>
       <w:r>
         <w:t>4.1. Thiết kế dashboard</w:t>
       </w:r>
     </w:p>
     <w:p>
+      <w:pPr>
+        <w:jc w:val="both"/>
+      </w:pPr>
       <w:r>
         <w:t>Nội dung:</w:t>
       </w:r>
@@ -434,6 +1119,7 @@
     <w:p>
       <w:pPr>
         <w:ind w:left="720"/>
+        <w:jc w:val="both"/>
       </w:pPr>
       <w:r>
         <w:t>Dashboard architecture</w:t>
@@ -442,6 +1128,7 @@
     <w:p>
       <w:pPr>
         <w:ind w:left="720"/>
+        <w:jc w:val="both"/>
       </w:pPr>
       <w:r>
         <w:t>UI layout</w:t>
@@ -450,17 +1137,24 @@
     <w:p>
       <w:pPr>
         <w:ind w:left="720"/>
+        <w:jc w:val="both"/>
       </w:pPr>
       <w:r>
         <w:t>Filter system</w:t>
       </w:r>
     </w:p>
     <w:p>
+      <w:pPr>
+        <w:jc w:val="both"/>
+      </w:pPr>
       <w:r>
         <w:t>4.2. Các thành phần dashboard</w:t>
       </w:r>
     </w:p>
     <w:p>
+      <w:pPr>
+        <w:jc w:val="both"/>
+      </w:pPr>
       <w:r>
         <w:t>KPI Cards</w:t>
       </w:r>
@@ -468,6 +1162,7 @@
     <w:p>
       <w:pPr>
         <w:ind w:left="720"/>
+        <w:jc w:val="both"/>
       </w:pPr>
       <w:r>
         <w:t>Total Applications</w:t>
@@ -476,6 +1171,7 @@
     <w:p>
       <w:pPr>
         <w:ind w:left="720"/>
+        <w:jc w:val="both"/>
       </w:pPr>
       <w:r>
         <w:t>Approval Rate</w:t>
@@ -484,6 +1180,7 @@
     <w:p>
       <w:pPr>
         <w:ind w:left="720"/>
+        <w:jc w:val="both"/>
       </w:pPr>
       <w:r>
         <w:t>Average Loan Amount</w:t>
@@ -492,12 +1189,16 @@
     <w:p>
       <w:pPr>
         <w:ind w:left="720"/>
+        <w:jc w:val="both"/>
       </w:pPr>
       <w:r>
         <w:t>Average Income</w:t>
       </w:r>
     </w:p>
     <w:p>
+      <w:pPr>
+        <w:jc w:val="both"/>
+      </w:pPr>
       <w:r>
         <w:t>Charts</w:t>
       </w:r>
@@ -505,6 +1206,7 @@
     <w:p>
       <w:pPr>
         <w:ind w:left="720"/>
+        <w:jc w:val="both"/>
       </w:pPr>
       <w:r>
         <w:t>Approval Distribution</w:t>
@@ -513,6 +1215,7 @@
     <w:p>
       <w:pPr>
         <w:ind w:left="720"/>
+        <w:jc w:val="both"/>
       </w:pPr>
       <w:r>
         <w:t>Income vs Loan</w:t>
@@ -521,6 +1224,7 @@
     <w:p>
       <w:pPr>
         <w:ind w:left="720"/>
+        <w:jc w:val="both"/>
       </w:pPr>
       <w:r>
         <w:t>CIBIL Score Analysis</w:t>
@@ -529,22 +1233,32 @@
     <w:p>
       <w:pPr>
         <w:ind w:left="720"/>
+        <w:jc w:val="both"/>
       </w:pPr>
       <w:r>
         <w:t>Loan Term Analysis</w:t>
       </w:r>
     </w:p>
     <w:p>
+      <w:pPr>
+        <w:jc w:val="both"/>
+      </w:pPr>
       <w:r>
         <w:t>4.3. Kết quả mô hình</w:t>
       </w:r>
     </w:p>
     <w:p>
+      <w:pPr>
+        <w:jc w:val="both"/>
+      </w:pPr>
       <w:r>
         <w:t>Bảng metric:</w:t>
       </w:r>
     </w:p>
     <w:p>
+      <w:pPr>
+        <w:jc w:val="both"/>
+      </w:pPr>
       <w:r>
         <w:t>Model</w:t>
       </w:r>
@@ -570,11 +1284,17 @@
       </w:r>
     </w:p>
     <w:p>
+      <w:pPr>
+        <w:jc w:val="both"/>
+      </w:pPr>
       <w:r>
         <w:t>4.4. Đánh giá kết quả</w:t>
       </w:r>
     </w:p>
     <w:p>
+      <w:pPr>
+        <w:jc w:val="both"/>
+      </w:pPr>
       <w:r>
         <w:t>Phân tích:</w:t>
       </w:r>
@@ -582,6 +1302,7 @@
     <w:p>
       <w:pPr>
         <w:ind w:left="720"/>
+        <w:jc w:val="both"/>
       </w:pPr>
       <w:r>
         <w:t>mô hình nào tốt hơn</w:t>
@@ -590,6 +1311,7 @@
     <w:p>
       <w:pPr>
         <w:ind w:left="720"/>
+        <w:jc w:val="both"/>
       </w:pPr>
       <w:r>
         <w:t>overfitting</w:t>
@@ -598,6 +1320,7 @@
     <w:p>
       <w:pPr>
         <w:ind w:left="720"/>
+        <w:jc w:val="both"/>
       </w:pPr>
       <w:r>
         <w:t>feature importance</w:t>
@@ -606,12 +1329,16 @@
     <w:p>
       <w:pPr>
         <w:ind w:left="720"/>
+        <w:jc w:val="both"/>
       </w:pPr>
       <w:r>
         <w:t>ý nghĩa thực tế</w:t>
       </w:r>
     </w:p>
     <w:p>
+      <w:pPr>
+        <w:jc w:val="both"/>
+      </w:pPr>
       <w:r>
         <w:br w:type="page"/>
       </w:r>
@@ -626,6 +1353,9 @@
       </w:r>
     </w:p>
     <w:p>
+      <w:pPr>
+        <w:jc w:val="both"/>
+      </w:pPr>
       <w:r>
         <w:br w:type="page"/>
       </w:r>
@@ -640,11 +1370,18 @@
       </w:r>
     </w:p>
     <w:p>
+      <w:pPr>
+        <w:jc w:val="both"/>
+      </w:pPr>
       <w:r>
         <w:br w:type="page"/>
       </w:r>
     </w:p>
-    <w:p/>
+    <w:p>
+      <w:pPr>
+        <w:jc w:val="both"/>
+      </w:pPr>
+    </w:p>
     <w:sectPr>
       <w:pgSz w:w="11909" w:h="16834" w:code="9"/>
       <w:pgMar w:top="1134" w:right="1134" w:bottom="1134" w:left="1701" w:header="720" w:footer="720" w:gutter="0"/>
@@ -835,6 +1572,119 @@
     </w:lvl>
   </w:abstractNum>
   <w:abstractNum w:abstractNumId="1" w15:restartNumberingAfterBreak="0">
+    <w:nsid w:val="5C3538A1"/>
+    <w:multiLevelType w:val="hybridMultilevel"/>
+    <w:tmpl w:val="8778AE32"/>
+    <w:lvl w:ilvl="0" w:tplc="04090001">
+      <w:start w:val="1"/>
+      <w:numFmt w:val="bullet"/>
+      <w:lvlText w:val=""/>
+      <w:lvlJc w:val="left"/>
+      <w:pPr>
+        <w:ind w:left="720" w:hanging="360"/>
+      </w:pPr>
+      <w:rPr>
+        <w:rFonts w:ascii="Symbol" w:hAnsi="Symbol" w:hint="default"/>
+      </w:rPr>
+    </w:lvl>
+    <w:lvl w:ilvl="1" w:tplc="04090003" w:tentative="1">
+      <w:start w:val="1"/>
+      <w:numFmt w:val="bullet"/>
+      <w:lvlText w:val="o"/>
+      <w:lvlJc w:val="left"/>
+      <w:pPr>
+        <w:ind w:left="1440" w:hanging="360"/>
+      </w:pPr>
+      <w:rPr>
+        <w:rFonts w:ascii="Courier New" w:hAnsi="Courier New" w:cs="Courier New" w:hint="default"/>
+      </w:rPr>
+    </w:lvl>
+    <w:lvl w:ilvl="2" w:tplc="04090005" w:tentative="1">
+      <w:start w:val="1"/>
+      <w:numFmt w:val="bullet"/>
+      <w:lvlText w:val=""/>
+      <w:lvlJc w:val="left"/>
+      <w:pPr>
+        <w:ind w:left="2160" w:hanging="360"/>
+      </w:pPr>
+      <w:rPr>
+        <w:rFonts w:ascii="Wingdings" w:hAnsi="Wingdings" w:hint="default"/>
+      </w:rPr>
+    </w:lvl>
+    <w:lvl w:ilvl="3" w:tplc="04090001" w:tentative="1">
+      <w:start w:val="1"/>
+      <w:numFmt w:val="bullet"/>
+      <w:lvlText w:val=""/>
+      <w:lvlJc w:val="left"/>
+      <w:pPr>
+        <w:ind w:left="2880" w:hanging="360"/>
+      </w:pPr>
+      <w:rPr>
+        <w:rFonts w:ascii="Symbol" w:hAnsi="Symbol" w:hint="default"/>
+      </w:rPr>
+    </w:lvl>
+    <w:lvl w:ilvl="4" w:tplc="04090003" w:tentative="1">
+      <w:start w:val="1"/>
+      <w:numFmt w:val="bullet"/>
+      <w:lvlText w:val="o"/>
+      <w:lvlJc w:val="left"/>
+      <w:pPr>
+        <w:ind w:left="3600" w:hanging="360"/>
+      </w:pPr>
+      <w:rPr>
+        <w:rFonts w:ascii="Courier New" w:hAnsi="Courier New" w:cs="Courier New" w:hint="default"/>
+      </w:rPr>
+    </w:lvl>
+    <w:lvl w:ilvl="5" w:tplc="04090005" w:tentative="1">
+      <w:start w:val="1"/>
+      <w:numFmt w:val="bullet"/>
+      <w:lvlText w:val=""/>
+      <w:lvlJc w:val="left"/>
+      <w:pPr>
+        <w:ind w:left="4320" w:hanging="360"/>
+      </w:pPr>
+      <w:rPr>
+        <w:rFonts w:ascii="Wingdings" w:hAnsi="Wingdings" w:hint="default"/>
+      </w:rPr>
+    </w:lvl>
+    <w:lvl w:ilvl="6" w:tplc="04090001" w:tentative="1">
+      <w:start w:val="1"/>
+      <w:numFmt w:val="bullet"/>
+      <w:lvlText w:val=""/>
+      <w:lvlJc w:val="left"/>
+      <w:pPr>
+        <w:ind w:left="5040" w:hanging="360"/>
+      </w:pPr>
+      <w:rPr>
+        <w:rFonts w:ascii="Symbol" w:hAnsi="Symbol" w:hint="default"/>
+      </w:rPr>
+    </w:lvl>
+    <w:lvl w:ilvl="7" w:tplc="04090003" w:tentative="1">
+      <w:start w:val="1"/>
+      <w:numFmt w:val="bullet"/>
+      <w:lvlText w:val="o"/>
+      <w:lvlJc w:val="left"/>
+      <w:pPr>
+        <w:ind w:left="5760" w:hanging="360"/>
+      </w:pPr>
+      <w:rPr>
+        <w:rFonts w:ascii="Courier New" w:hAnsi="Courier New" w:cs="Courier New" w:hint="default"/>
+      </w:rPr>
+    </w:lvl>
+    <w:lvl w:ilvl="8" w:tplc="04090005" w:tentative="1">
+      <w:start w:val="1"/>
+      <w:numFmt w:val="bullet"/>
+      <w:lvlText w:val=""/>
+      <w:lvlJc w:val="left"/>
+      <w:pPr>
+        <w:ind w:left="6480" w:hanging="360"/>
+      </w:pPr>
+      <w:rPr>
+        <w:rFonts w:ascii="Wingdings" w:hAnsi="Wingdings" w:hint="default"/>
+      </w:rPr>
+    </w:lvl>
+  </w:abstractNum>
+  <w:abstractNum w:abstractNumId="2" w15:restartNumberingAfterBreak="0">
     <w:nsid w:val="67003BC6"/>
     <w:multiLevelType w:val="multilevel"/>
     <w:tmpl w:val="A8868D3A"/>
@@ -983,7 +1833,7 @@
       </w:rPr>
     </w:lvl>
   </w:abstractNum>
-  <w:abstractNum w:abstractNumId="2" w15:restartNumberingAfterBreak="0">
+  <w:abstractNum w:abstractNumId="3" w15:restartNumberingAfterBreak="0">
     <w:nsid w:val="68944AF9"/>
     <w:multiLevelType w:val="multilevel"/>
     <w:tmpl w:val="C8F28888"/>
@@ -1132,7 +1982,7 @@
       </w:rPr>
     </w:lvl>
   </w:abstractNum>
-  <w:abstractNum w:abstractNumId="3" w15:restartNumberingAfterBreak="0">
+  <w:abstractNum w:abstractNumId="4" w15:restartNumberingAfterBreak="0">
     <w:nsid w:val="779A19FA"/>
     <w:multiLevelType w:val="multilevel"/>
     <w:tmpl w:val="7318E25A"/>
@@ -1282,16 +2132,19 @@
     </w:lvl>
   </w:abstractNum>
   <w:num w:numId="1" w16cid:durableId="476337399">
-    <w:abstractNumId w:val="3"/>
+    <w:abstractNumId w:val="4"/>
   </w:num>
   <w:num w:numId="2" w16cid:durableId="1111701733">
     <w:abstractNumId w:val="0"/>
   </w:num>
   <w:num w:numId="3" w16cid:durableId="676813739">
-    <w:abstractNumId w:val="1"/>
+    <w:abstractNumId w:val="2"/>
   </w:num>
   <w:num w:numId="4" w16cid:durableId="433600237">
-    <w:abstractNumId w:val="2"/>
+    <w:abstractNumId w:val="3"/>
+  </w:num>
+  <w:num w:numId="5" w16cid:durableId="1421180368">
+    <w:abstractNumId w:val="1"/>
   </w:num>
 </w:numbering>
 </file>
@@ -1746,7 +2599,6 @@
     <w:next w:val="Normal"/>
     <w:link w:val="Heading3Char"/>
     <w:uiPriority w:val="9"/>
-    <w:semiHidden/>
     <w:unhideWhenUsed/>
     <w:qFormat/>
     <w:rsid w:val="000C3174"/>
@@ -1949,7 +2801,6 @@
     <w:basedOn w:val="DefaultParagraphFont"/>
     <w:link w:val="Heading3"/>
     <w:uiPriority w:val="9"/>
-    <w:semiHidden/>
     <w:rsid w:val="000C3174"/>
     <w:rPr>
       <w:rFonts w:eastAsiaTheme="majorEastAsia" w:cstheme="majorBidi"/>
@@ -2204,6 +3055,41 @@
       <w:smallCaps/>
       <w:color w:val="0F4761" w:themeColor="accent1" w:themeShade="BF"/>
       <w:spacing w:val="5"/>
+    </w:rPr>
+  </w:style>
+  <w:style w:type="character" w:styleId="Hyperlink">
+    <w:name w:val="Hyperlink"/>
+    <w:basedOn w:val="DefaultParagraphFont"/>
+    <w:uiPriority w:val="99"/>
+    <w:unhideWhenUsed/>
+    <w:rsid w:val="00A13F78"/>
+    <w:rPr>
+      <w:color w:val="467886" w:themeColor="hyperlink"/>
+      <w:u w:val="single"/>
+    </w:rPr>
+  </w:style>
+  <w:style w:type="character" w:styleId="UnresolvedMention">
+    <w:name w:val="Unresolved Mention"/>
+    <w:basedOn w:val="DefaultParagraphFont"/>
+    <w:uiPriority w:val="99"/>
+    <w:semiHidden/>
+    <w:unhideWhenUsed/>
+    <w:rsid w:val="00A13F78"/>
+    <w:rPr>
+      <w:color w:val="605E5C"/>
+      <w:shd w:val="clear" w:color="auto" w:fill="E1DFDD"/>
+    </w:rPr>
+  </w:style>
+  <w:style w:type="character" w:styleId="FollowedHyperlink">
+    <w:name w:val="FollowedHyperlink"/>
+    <w:basedOn w:val="DefaultParagraphFont"/>
+    <w:uiPriority w:val="99"/>
+    <w:semiHidden/>
+    <w:unhideWhenUsed/>
+    <w:rsid w:val="00A13F78"/>
+    <w:rPr>
+      <w:color w:val="96607D" w:themeColor="followedHyperlink"/>
+      <w:u w:val="single"/>
     </w:rPr>
   </w:style>
 </w:styles>

--- a/reports/bao_cao.docx
+++ b/reports/bao_cao.docx
@@ -544,92 +544,47 @@
         <w:jc w:val="both"/>
       </w:pPr>
       <w:r>
-        <w:t xml:space="preserve">Trong bối cảnh chuyển đổi số và sự phát triển mạnh mẽ của công nghệ thông tin, dữ liệu đã trở thành một trong những nguồn tài nguyên quan trọng đối với các tổ chức tài chính và ngân hàng. Sự gia tăng nhanh chóng của dữ liệu khách hàng, giao dịch tài chính và hoạt động tín dụng đã thúc đẩy nhu cầu ứng dụng các kỹ thuật phân tích dữ liệu nhằm khai thác thông tin có giá trị phục vụ cho quá trình ra quyết định. Trong lĩnh vực tài chính, </w:t>
-      </w:r>
-      <w:r>
-        <w:t>phân tích dữ liệu</w:t>
-      </w:r>
-      <w:r>
-        <w:t xml:space="preserve"> được xem là một công cụ quan trọng giúp các tổ chức tài chính nâng cao hiệu quả vận hành, tối ưu hóa dịch vụ và giảm thiểu rủi ro trong hoạt động kinh doanh.</w:t>
-      </w:r>
-    </w:p>
-    <w:p>
-      <w:pPr>
-        <w:jc w:val="both"/>
-      </w:pPr>
-      <w:r>
-        <w:t>Phân tích dữ liệu</w:t>
-      </w:r>
-      <w:r>
-        <w:t xml:space="preserve"> là quá trình thu thập, xử lý, phân tích và trực quan hóa dữ liệu nhằm khám phá thông tin, xu hướng và tri thức tiềm ẩn từ dữ liệu. Quá trình này thường kết hợp giữa các phương pháp thống kê, khai phá dữ liệu và học máy để hỗ trợ phân tích và dự đoán. Trong môi trường tài chính hiện đại, dữ liệu không chỉ được sử dụng để lưu trữ thông tin giao dịch mà còn đóng vai trò quan trọng trong việc phân tích hành vi khách hàng, đánh giá khả năng tín dụng và dự báo rủi ro tài chính. Nhờ khả năng xử lý khối lượng dữ liệu lớn với tốc độ cao, </w:t>
-      </w:r>
-      <w:r>
-        <w:t>phân tích dữ liệu</w:t>
-      </w:r>
-      <w:r>
-        <w:t xml:space="preserve"> giúp các tổ chức tài chính nâng cao độ chính xác trong việc ra quyết định và cải thiện trải nghiệm khách hàng.</w:t>
-      </w:r>
-    </w:p>
-    <w:p>
-      <w:pPr>
-        <w:jc w:val="both"/>
-      </w:pPr>
-      <w:r>
-        <w:t xml:space="preserve">Trong lĩnh vực ngân hàng, </w:t>
-      </w:r>
-      <w:r>
-        <w:t>phân tích dữ liệu</w:t>
-      </w:r>
-      <w:r>
-        <w:t xml:space="preserve"> được ứng dụng rộng rãi trong nhiều hoạt động khác nhau như quản lý khách hàng, dự báo tài chính, quản trị rủi ro và hỗ trợ xét duyệt tín dụng. Một trong những ứng dụng quan trọng nhất là hệ thống chấm điểm tín dụng, trong đó dữ liệu khách hàng được phân tích để đánh giá khả năng thanh toán và mức độ uy tín tín dụng của người vay. Các yếu tố như thu nhập, lịch sử tín dụng, giá trị tài sản và thời hạn vay thường được sử dụng làm cơ sở để xây dựng mô hình dự đoán khả năng phê duyệt khoản vay. Việc áp dụng phân tích dữ liệu trong chấm điểm tín dụng giúp ngân hàng giảm thiểu sự phụ thuộc vào đánh giá chủ quan của chuyên viên tín dụng, đồng thời nâng cao tính khách quan và hiệu quả trong quá trình xét duyệt khoản vay.</w:t>
-      </w:r>
-    </w:p>
-    <w:p>
-      <w:pPr>
-        <w:jc w:val="both"/>
-      </w:pPr>
-      <w:r>
-        <w:t xml:space="preserve">Bên cạnh đó, </w:t>
-      </w:r>
-      <w:r>
-        <w:t>phân tích dữ liệu</w:t>
-      </w:r>
-      <w:r>
-        <w:t xml:space="preserve"> còn đóng vai trò quan trọng trong hoạt động phân tích rủi ro</w:t>
-      </w:r>
-      <w:r>
-        <w:t xml:space="preserve"> </w:t>
-      </w:r>
-      <w:r>
-        <w:t>của ngân hàng. Thông qua việc khai thác dữ liệu lịch sử và mô hình hóa hành vi khách hàng, các tổ chức tài chính có thể nhận diện sớm các khoản vay có nguy cơ mất khả năng thanh toán, từ đó đưa ra các biện pháp kiểm soát phù hợp. Việc ứng dụng các kỹ thuật phân tích dữ liệu giúp ngân hàng tối ưu hóa chiến lược quản trị rủi ro, nâng cao khả năng dự báo và giảm thiểu tổn thất tài chính trong hoạt động tín dụng.</w:t>
-      </w:r>
-    </w:p>
-    <w:p>
-      <w:pPr>
-        <w:jc w:val="both"/>
-      </w:pPr>
-      <w:r>
-        <w:t xml:space="preserve">Ngoài ra, </w:t>
-      </w:r>
-      <w:r>
-        <w:t>phân tích dữ liệu</w:t>
-      </w:r>
-      <w:r>
-        <w:t xml:space="preserve"> còn được ứng dụng trong phát hiện gian lận tài chính. Với số lượng giao dịch tài chính ngày càng lớn, việc phát hiện các hành vi gian lận bằng phương pháp thủ công trở nên khó khăn và kém hiệu quả. Các hệ thống phân tích dữ liệu hiện đại có khả năng theo dõi, phân tích và phát hiện các giao dịch bất thường trong thời gian ngắn thông qua việc sử dụng các thuật toán học máy và phân tích hành vi. Điều này giúp các tổ chức tài chính nâng cao khả năng bảo mật, hạn chế tổn thất và đảm bảo an toàn cho hệ thống giao dịch ngân hàng.</w:t>
-      </w:r>
-    </w:p>
-    <w:p>
-      <w:pPr>
-        <w:jc w:val="both"/>
-      </w:pPr>
-      <w:r>
-        <w:t xml:space="preserve">Nhìn chung, </w:t>
-      </w:r>
-      <w:r>
-        <w:t>phân tích dữ liệu</w:t>
-      </w:r>
-      <w:r>
-        <w:t xml:space="preserve"> đang trở thành một thành phần quan trọng trong quá trình hiện đại hóa ngành tài chính ngân hàng. Việc ứng dụng phân tích dữ liệu không chỉ giúp nâng cao hiệu quả hoạt động mà còn hỗ trợ các tổ chức tài chính xây dựng chiến lược </w:t>
+        <w:t>Trong bối cảnh chuyển đổi số và sự phát triển mạnh mẽ của công nghệ thông tin, dữ liệu đã trở thành một trong những nguồn tài nguyên quan trọng đối với các tổ chức tài chính và ngân hàng. Sự gia tăng nhanh chóng của dữ liệu khách hàng, giao dịch tài chính và hoạt động tín dụng đã thúc đẩy nhu cầu ứng dụng các kỹ thuật phân tích dữ liệu nhằm khai thác thông tin có giá trị phục vụ cho quá trình ra quyết định. Trong lĩnh vực tài chính, phân tích dữ liệu được xem là một công cụ quan trọng giúp các tổ chức tài chính nâng cao hiệu quả vận hành, tối ưu hóa dịch vụ và giảm thiểu rủi ro trong hoạt động kinh doanh.</w:t>
+      </w:r>
+    </w:p>
+    <w:p>
+      <w:pPr>
+        <w:jc w:val="both"/>
+      </w:pPr>
+      <w:r>
+        <w:t>Phân tích dữ liệu là quá trình thu thập, xử lý, phân tích và trực quan hóa dữ liệu nhằm khám phá thông tin, xu hướng và tri thức tiềm ẩn từ dữ liệu. Quá trình này thường kết hợp giữa các phương pháp thống kê, khai phá dữ liệu và học máy để hỗ trợ phân tích và dự đoán. Trong môi trường tài chính hiện đại, dữ liệu không chỉ được sử dụng để lưu trữ thông tin giao dịch mà còn đóng vai trò quan trọng trong việc phân tích hành vi khách hàng, đánh giá khả năng tín dụng và dự báo rủi ro tài chính. Nhờ khả năng xử lý khối lượng dữ liệu lớn với tốc độ cao, phân tích dữ liệu giúp các tổ chức tài chính nâng cao độ chính xác trong việc ra quyết định và cải thiện trải nghiệm khách hàng.</w:t>
+      </w:r>
+    </w:p>
+    <w:p>
+      <w:pPr>
+        <w:jc w:val="both"/>
+      </w:pPr>
+      <w:r>
+        <w:t>Trong lĩnh vực ngân hàng, phân tích dữ liệu được ứng dụng rộng rãi trong nhiều hoạt động khác nhau như quản lý khách hàng, dự báo tài chính, quản trị rủi ro và hỗ trợ xét duyệt tín dụng. Một trong những ứng dụng quan trọng nhất là hệ thống chấm điểm tín dụng, trong đó dữ liệu khách hàng được phân tích để đánh giá khả năng thanh toán và mức độ uy tín tín dụng của người vay. Các yếu tố như thu nhập, lịch sử tín dụng, giá trị tài sản và thời hạn vay thường được sử dụng làm cơ sở để xây dựng mô hình dự đoán khả năng phê duyệt khoản vay. Việc áp dụng phân tích dữ liệu trong chấm điểm tín dụng giúp ngân hàng giảm thiểu sự phụ thuộc vào đánh giá chủ quan của chuyên viên tín dụng, đồng thời nâng cao tính khách quan và hiệu quả trong quá trình xét duyệt khoản vay.</w:t>
+      </w:r>
+    </w:p>
+    <w:p>
+      <w:pPr>
+        <w:jc w:val="both"/>
+      </w:pPr>
+      <w:r>
+        <w:t>Bên cạnh đó, phân tích dữ liệu còn đóng vai trò quan trọng trong hoạt động phân tích rủi ro của ngân hàng. Thông qua việc khai thác dữ liệu lịch sử và mô hình hóa hành vi khách hàng, các tổ chức tài chính có thể nhận diện sớm các khoản vay có nguy cơ mất khả năng thanh toán, từ đó đưa ra các biện pháp kiểm soát phù hợp. Việc ứng dụng các kỹ thuật phân tích dữ liệu giúp ngân hàng tối ưu hóa chiến lược quản trị rủi ro, nâng cao khả năng dự báo và giảm thiểu tổn thất tài chính trong hoạt động tín dụng.</w:t>
+      </w:r>
+    </w:p>
+    <w:p>
+      <w:pPr>
+        <w:jc w:val="both"/>
+      </w:pPr>
+      <w:r>
+        <w:t>Ngoài ra, phân tích dữ liệu còn được ứng dụng trong phát hiện gian lận tài chính. Với số lượng giao dịch tài chính ngày càng lớn, việc phát hiện các hành vi gian lận bằng phương pháp thủ công trở nên khó khăn và kém hiệu quả. Các hệ thống phân tích dữ liệu hiện đại có khả năng theo dõi, phân tích và phát hiện các giao dịch bất thường trong thời gian ngắn thông qua việc sử dụng các thuật toán học máy và phân tích hành vi. Điều này giúp các tổ chức tài chính nâng cao khả năng bảo mật, hạn chế tổn thất và đảm bảo an toàn cho hệ thống giao dịch ngân hàng.</w:t>
+      </w:r>
+    </w:p>
+    <w:p>
+      <w:pPr>
+        <w:jc w:val="both"/>
+      </w:pPr>
+      <w:r>
+        <w:t xml:space="preserve">Nhìn chung, phân tích dữ liệu đang trở thành một thành phần quan trọng trong quá trình hiện đại hóa ngành tài chính ngân hàng. Việc ứng dụng phân tích dữ liệu không chỉ giúp nâng cao hiệu quả hoạt động mà còn hỗ trợ các tổ chức tài chính xây dựng chiến lược </w:t>
       </w:r>
       <w:r>
         <w:lastRenderedPageBreak/>
@@ -673,24 +628,12 @@
         <w:jc w:val="both"/>
       </w:pPr>
       <w:r>
-        <w:t xml:space="preserve">Trong đề tài này, dashboard được xây dựng nhằm hỗ trợ phân tích và trực quan hóa dữ liệu khoản vay. Hệ thống tập trung hiển thị các nội dung như tỷ lệ phê duyệt khoản vay </w:t>
-      </w:r>
-      <w:r>
-        <w:t xml:space="preserve">, </w:t>
-      </w:r>
-      <w:r>
-        <w:t xml:space="preserve">phân phối thu nhập khách hàng, phân tích giá trị khoản </w:t>
-      </w:r>
-      <w:r>
-        <w:t>vay</w:t>
-      </w:r>
-      <w:r>
-        <w:t>, phân tích điểm tín dụng và biểu đồ so sánh giữa các hồ sơ được phê duyệt và từ chối. Các biểu đồ này giúp người dùng dễ dàng đánh giá đặc điểm dữ liệu và hỗ trợ quá trình phân tích tín dụng trong hệ thống dự đoán khoản vay.</w:t>
-      </w:r>
-    </w:p>
-    <w:p>
-      <w:pPr>
-        <w:jc w:val="both"/>
+        <w:t>Trong đề tài này, dashboard được xây dựng nhằm hỗ trợ phân tích và trực quan hóa dữ liệu khoản vay. Hệ thống tập trung hiển thị các nội dung như tỷ lệ phê duyệt khoản vay , phân phối thu nhập khách hàng, phân tích giá trị khoản vay, phân tích điểm tín dụng và biểu đồ so sánh giữa các hồ sơ được phê duyệt và từ chối. Các biểu đồ này giúp người dùng dễ dàng đánh giá đặc điểm dữ liệu và hỗ trợ quá trình phân tích tín dụng trong hệ thống dự đoán khoản vay.</w:t>
+      </w:r>
+    </w:p>
+    <w:p>
+      <w:pPr>
+        <w:pStyle w:val="Heading2"/>
       </w:pPr>
       <w:r>
         <w:t>2.3. Tiền xử lý dữ liệu</w:t>
@@ -701,79 +644,196 @@
         <w:jc w:val="both"/>
       </w:pPr>
       <w:r>
-        <w:t>2.3.1 Missing Values</w:t>
-      </w:r>
-    </w:p>
-    <w:p>
-      <w:pPr>
-        <w:jc w:val="both"/>
-      </w:pPr>
-      <w:r>
-        <w:t>Mean</w:t>
-      </w:r>
-    </w:p>
-    <w:p>
-      <w:pPr>
-        <w:jc w:val="both"/>
-      </w:pPr>
-      <w:r>
-        <w:t>Median</w:t>
-      </w:r>
-    </w:p>
-    <w:p>
-      <w:pPr>
-        <w:jc w:val="both"/>
-      </w:pPr>
-      <w:r>
-        <w:t>Mode</w:t>
-      </w:r>
-    </w:p>
-    <w:p>
-      <w:pPr>
-        <w:jc w:val="both"/>
-      </w:pPr>
-      <w:r>
-        <w:t>2.3.2 Encoding</w:t>
-      </w:r>
-    </w:p>
-    <w:p>
-      <w:pPr>
-        <w:jc w:val="both"/>
-      </w:pPr>
-      <w:r>
-        <w:t>Label Encoding</w:t>
-      </w:r>
-    </w:p>
-    <w:p>
-      <w:pPr>
-        <w:jc w:val="both"/>
-      </w:pPr>
-      <w:r>
-        <w:t>One-Hot Encoding</w:t>
-      </w:r>
-    </w:p>
-    <w:p>
-      <w:pPr>
-        <w:jc w:val="both"/>
-      </w:pPr>
-      <w:r>
-        <w:t>2.3.3 Feature Scaling</w:t>
-      </w:r>
-    </w:p>
-    <w:p>
-      <w:pPr>
-        <w:jc w:val="both"/>
-      </w:pPr>
-      <w:r>
-        <w:t>StandardScaler</w:t>
-      </w:r>
-    </w:p>
-    <w:p>
-      <w:pPr>
-        <w:jc w:val="both"/>
-      </w:pPr>
-      <w:r>
-        <w:t>MinMaxScaler</w:t>
+        <w:t>Tiền xử lý dữ liệu là bước quan trọng trong quá trình phân tích dữ liệu và xây dựng mô hình học máy. Chất lượng dữ liệu đầu vào ảnh hưởng trực tiếp đến độ chính xác và khả năng tổng quát hóa của mô hình dự đoán. Trong bài toán dự đoán phê duyệt khoản vay, dữ liệu khách hàng thường tồn tại các vấn đề như dữ liệu thiếu, dữ liệu ngoại lệ hoặc dữ liệu không đồng nhất. Vì vậy, việc tiền xử lý dữ liệu giúp chuẩn hóa dữ liệu, giảm nhiễu và nâng cao hiệu quả của các mô hình học máy được sử dụng trong hệ thống.</w:t>
+      </w:r>
+    </w:p>
+    <w:p>
+      <w:pPr>
+        <w:pStyle w:val="Heading3"/>
+      </w:pPr>
+      <w:r>
+        <w:t>2.3.1. Missing Values</w:t>
+      </w:r>
+    </w:p>
+    <w:p>
+      <w:pPr>
+        <w:jc w:val="both"/>
+      </w:pPr>
+      <w:r>
+        <w:t>Dữ liệu thiếu là hiện tượng một số thuộc tính trong bộ dữ liệu không có giá trị hoặc bị khuyết. Đây là vấn đề phổ biến trong các bộ dữ liệu tài chính do lỗi nhập liệu, thiếu thông tin khách hàng hoặc quá trình thu thập dữ liệu không đầy đủ. Nếu không được xử lý phù hợp, dữ liệu thiếu có thể làm giảm chất lượng phân tích và ảnh hưởng đến hiệu năng của mô hình dự đoán.</w:t>
+      </w:r>
+    </w:p>
+    <w:p>
+      <w:pPr>
+        <w:jc w:val="both"/>
+      </w:pPr>
+      <w:r>
+        <w:t>Trong quá trình tiền xử lý dữ liệu, đề tài sử dụng các phương pháp thay thế dữ liệu thiếu phổ biến như Mean, Median và Mode nhằm đảm bảo tính đầy đủ của dữ liệu trước khi đưa vào huấn luyện mô hình.</w:t>
+      </w:r>
+    </w:p>
+    <w:p>
+      <w:pPr>
+        <w:pStyle w:val="ListParagraph"/>
+        <w:numPr>
+          <w:ilvl w:val="0"/>
+          <w:numId w:val="6"/>
+        </w:numPr>
+        <w:jc w:val="both"/>
+      </w:pPr>
+      <w:r>
+        <w:t>Mean là phương pháp thay thế giá trị thiếu bằng giá trị trung bình của thuộc tính. Phương pháp này thường được áp dụng cho các biến dữ liệu dạng số có phân phối tương đối đồng đều. Việc sử dụng giá trị trung bình giúp duy trì đặc điểm tổng quát của dữ liệu và giảm ảnh hưởng của dữ liệu bị thiếu trong quá trình phân tích.</w:t>
+      </w:r>
+    </w:p>
+    <w:p>
+      <w:pPr>
+        <w:pStyle w:val="ListParagraph"/>
+        <w:numPr>
+          <w:ilvl w:val="0"/>
+          <w:numId w:val="6"/>
+        </w:numPr>
+        <w:jc w:val="both"/>
+      </w:pPr>
+      <w:r>
+        <w:lastRenderedPageBreak/>
+        <w:t>Median là phương pháp thay thế giá trị thiếu bằng giá trị trung vị của thuộc tính. So với Mean, Median ít bị ảnh hưởng bởi các giá trị ngoại lệ, do đó phù hợp với các thuộc tính tài chính có sự chênh lệch lớn về giá trị như thu nhập hoặc giá trị khoản vay.</w:t>
+      </w:r>
+    </w:p>
+    <w:p>
+      <w:pPr>
+        <w:pStyle w:val="ListParagraph"/>
+        <w:numPr>
+          <w:ilvl w:val="0"/>
+          <w:numId w:val="6"/>
+        </w:numPr>
+        <w:jc w:val="both"/>
+      </w:pPr>
+      <w:r>
+        <w:t>Mode là phương pháp thay thế dữ liệu thiếu bằng giá trị xuất hiện nhiều nhất trong thuộc tính. Phương pháp này thường được áp dụng cho các biến phân loại như trình độ học vấn hoặc trạng thái nghề nghiệp của khách hàng.</w:t>
+      </w:r>
+    </w:p>
+    <w:p>
+      <w:pPr>
+        <w:jc w:val="both"/>
+      </w:pPr>
+      <w:r>
+        <w:t>Trong đề tài này, việc xử lý dữ liệu thiếu giúp đảm bảo bộ dữ liệu khoản vay có tính đầy đủ và ổn định trước khi thực hiện phân tích thống kê và xây dựng các mô hình dự đoán phê duyệt khoản vay. Điều này góp phần nâng cao độ chính xác và hiệu quả của hệ thống dashboard phân tích và học máy được xây dựng.</w:t>
+      </w:r>
+    </w:p>
+    <w:p>
+      <w:pPr>
+        <w:jc w:val="both"/>
+      </w:pPr>
+      <w:r>
+        <w:t>2.3.2. Encoding</w:t>
+      </w:r>
+    </w:p>
+    <w:p>
+      <w:pPr>
+        <w:jc w:val="both"/>
+      </w:pPr>
+      <w:r>
+        <w:t>Trong các bộ dữ liệu tài chính, nhiều thuộc tính được biểu diễn dưới dạng dữ liệu phân loại (Categorical Data) như trình độ học vấn, trạng thái nghề nghiệp hoặc tình trạng tự kinh doanh của khách hàng. Tuy nhiên, các mô hình học máy chỉ có thể xử lý dữ liệu ở dạng số. Vì vậy, quá trình mã hóa dữ liệu được thực hiện nhằm chuyển đổi các giá trị phân loại sang dạng số phù hợp cho quá trình huấn luyện mô hình.</w:t>
+      </w:r>
+    </w:p>
+    <w:p>
+      <w:pPr>
+        <w:jc w:val="both"/>
+      </w:pPr>
+      <w:r>
+        <w:t>Trong đề tài này, hai phương pháp mã hóa phổ biến được sử dụng là Label Encoding và One-Hot Encoding nhằm xử lý các thuộc tính phân loại trong bộ dữ liệu khoản vay.</w:t>
+      </w:r>
+    </w:p>
+    <w:p>
+      <w:pPr>
+        <w:pStyle w:val="ListParagraph"/>
+        <w:numPr>
+          <w:ilvl w:val="0"/>
+          <w:numId w:val="7"/>
+        </w:numPr>
+        <w:jc w:val="both"/>
+      </w:pPr>
+      <w:r>
+        <w:t>Label Encoding là phương pháp chuyển đổi mỗi giá trị phân loại thành một giá trị số nguyên tương ứng. Ví dụ, thuộc tính “Education” có thể được chuyển đổi thành các giá trị như Graduate = 1 và Not Graduate = 0. Phương pháp này có ưu điểm đơn giản, tiết kiệm bộ nhớ và phù hợp với các thuộc tính có số lượng giá trị phân loại nhỏ. Trong đề tài, Label Encoding được sử dụng cho các biến có tính chất nhị phân nhằm hỗ trợ quá trình huấn luyện mô hình học máy.</w:t>
+      </w:r>
+    </w:p>
+    <w:p>
+      <w:pPr>
+        <w:pStyle w:val="ListParagraph"/>
+        <w:numPr>
+          <w:ilvl w:val="0"/>
+          <w:numId w:val="7"/>
+        </w:numPr>
+        <w:jc w:val="both"/>
+      </w:pPr>
+      <w:r>
+        <w:t>One-Hot Encoding là phương pháp tạo ra các cột nhị phân mới cho từng giá trị phân loại trong thuộc tính. Mỗi giá trị sẽ được biểu diễn bằng một vector gồm các giá trị 0 và 1. Phương pháp này giúp tránh việc mô hình hiểu sai mối quan hệ thứ tự giữa các giá trị phân loại, từ đó nâng cao khả năng biểu diễn dữ liệu cho các thuật toán học máy. One-Hot Encoding thường được áp dụng cho các thuộc tính có nhiều nhóm giá trị khác nhau và không mang ý nghĩa thứ tự.</w:t>
+      </w:r>
+    </w:p>
+    <w:p>
+      <w:pPr>
+        <w:jc w:val="both"/>
+      </w:pPr>
+      <w:r>
+        <w:t>Trong bài toán dự đoán phê duyệt khoản vay, quá trình Encoding giúp chuẩn hóa dữ liệu đầu vào và đảm bảo tính tương thích với các mô hình học máy như Logistic Regression, Decision Tree và Random Forest. Việc lựa chọn phương pháp mã hóa phù hợp góp phần cải thiện hiệu năng mô hình và nâng cao độ chính xác trong quá trình dự đoán trạng thái khoản vay.</w:t>
+      </w:r>
+    </w:p>
+    <w:p>
+      <w:pPr>
+        <w:jc w:val="both"/>
+      </w:pPr>
+      <w:r>
+        <w:t>2.3.3. Feature Scaling</w:t>
+      </w:r>
+    </w:p>
+    <w:p>
+      <w:pPr>
+        <w:jc w:val="both"/>
+      </w:pPr>
+      <w:r>
+        <w:t>Trong quá trình xây dựng mô hình học máy, các thuộc tính trong bộ dữ liệu thường có sự khác biệt lớn về đơn vị và phạm vi giá trị. Ví dụ, thuộc tính thu nhập khách hàng có thể có giá trị hàng triệu, trong khi điểm tín dụng chỉ nằm trong một khoảng nhỏ. Sự chênh lệch này có thể ảnh hưởng đến khả năng học của mô hình và làm giảm hiệu quả dự đoán. Vì vậy, quá trình chuẩn hóa dữ liệu (Feature Scaling) được sử dụng nhằm đưa các thuộc tính về cùng phạm vi giá trị, từ đó giúp mô hình học máy hoạt động ổn định và hiệu quả hơn.</w:t>
+      </w:r>
+    </w:p>
+    <w:p>
+      <w:pPr>
+        <w:jc w:val="both"/>
+      </w:pPr>
+      <w:r>
+        <w:lastRenderedPageBreak/>
+        <w:t>Trong đề tài này, hai phương pháp chuẩn hóa dữ liệu phổ biến được sử dụng là StandardScaler và MinMaxScaler nhằm hỗ trợ quá trình huấn luyện các mô hình học máy trên bộ dữ liệu khoản vay.</w:t>
+      </w:r>
+    </w:p>
+    <w:p>
+      <w:pPr>
+        <w:pStyle w:val="ListParagraph"/>
+        <w:numPr>
+          <w:ilvl w:val="0"/>
+          <w:numId w:val="8"/>
+        </w:numPr>
+        <w:jc w:val="both"/>
+      </w:pPr>
+      <w:r>
+        <w:t>StandrdScaler là phương pháp chuẩn hóa dữ liệu dựa trên giá trị trung bình và độ lệch chuẩn của thuộc tính. Sau khi chuẩn hóa, dữ liệu sẽ có giá trị trung bình bằng 0 và độ lệch chuẩn bằng 1. Phương pháp này giúp giảm ảnh hưởng của sự khác biệt về đơn vị đo lường giữa các thuộc tính và thường được áp dụng cho các mô hình nhạy cảm với phạm vi dữ liệu như Logistic Regression. StandardScaler phù hợp với các thuộc tính có phân phối gần chuẩn và giúp cải thiện tốc độ hội tụ của mô hình trong quá trình huấn luyện.</w:t>
+      </w:r>
+    </w:p>
+    <w:p>
+      <w:pPr>
+        <w:pStyle w:val="ListParagraph"/>
+        <w:numPr>
+          <w:ilvl w:val="0"/>
+          <w:numId w:val="8"/>
+        </w:numPr>
+        <w:jc w:val="both"/>
+      </w:pPr>
+      <w:r>
+        <w:t>MinMaxScaler là phương pháp đưa dữ liệu về một khoảng giá trị xác định, thường là từ 0 đến 1. Phương pháp này được thực hiện bằng cách sử dụng giá trị nhỏ nhất và lớn nhất của thuộc tính để chuẩn hóa dữ liệu. MinMaxScaler giúp giữ nguyên phân phối ban đầu của dữ liệu và phù hợp với các bài toán cần giới hạn phạm vi giá trị đầu vào. Tuy nhiên, phương pháp này có thể bị ảnh hưởng bởi các giá trị ngoại lệ trong dữ liệu.</w:t>
+      </w:r>
+    </w:p>
+    <w:p>
+      <w:pPr>
+        <w:jc w:val="both"/>
+      </w:pPr>
+      <w:r>
+        <w:t>Trong bài toán dự đoán phê duyệt khoản vay, việc áp dụng Feature Scaling giúp các mô hình học máy xử lý dữ liệu hiệu quả hơn và nâng cao khả năng dự đoán. Đặc biệt, các mô hình như Logistic Regression thường yêu cầu dữ liệu được chuẩn hóa để đạt hiệu năng tốt hơn. Trong khi đó, các mô hình dạng cây như Decision Tree và Random Forest ít bị ảnh hưởng bởi phạm vi dữ liệu nên không bắt buộc phải thực hiện chuẩn hóa. Việc lựa chọn phương pháp chuẩn hóa phù hợp góp phần cải thiện độ chính xác và tính ổn định của hệ thống dự đoán khoản vay trong đề tài.</w:t>
       </w:r>
     </w:p>
     <w:p>
@@ -796,6 +856,11 @@
       <w:pPr>
         <w:jc w:val="both"/>
       </w:pPr>
+    </w:p>
+    <w:p>
+      <w:pPr>
+        <w:jc w:val="both"/>
+      </w:pPr>
       <w:r>
         <w:t>Z-score</w:t>
       </w:r>
@@ -813,7 +878,6 @@
         <w:jc w:val="both"/>
       </w:pPr>
       <w:r>
-        <w:lastRenderedPageBreak/>
         <w:t>2.5. Chi-square Test</w:t>
       </w:r>
     </w:p>
@@ -1094,10 +1158,7 @@
       </w:pPr>
       <w:r>
         <w:lastRenderedPageBreak/>
-        <w:t xml:space="preserve">CHƯƠNG 4. </w:t>
-      </w:r>
-      <w:r>
-        <w:t>DASHBOARD VÀ KẾT QUẢ THỰC NGHIỆM</w:t>
+        <w:t>CHƯƠNG 4. DASHBOARD VÀ KẾT QUẢ THỰC NGHIỆM</w:t>
       </w:r>
     </w:p>
     <w:p>
@@ -1423,6 +1484,232 @@
 <file path=word/numbering.xml><?xml version="1.0" encoding="utf-8"?>
 <w:numbering xmlns:wpc="http://schemas.microsoft.com/office/word/2010/wordprocessingCanvas" xmlns:cx="http://schemas.microsoft.com/office/drawing/2014/chartex" xmlns:cx1="http://schemas.microsoft.com/office/drawing/2015/9/8/chartex" xmlns:cx2="http://schemas.microsoft.com/office/drawing/2015/10/21/chartex" xmlns:cx3="http://schemas.microsoft.com/office/drawing/2016/5/9/chartex" xmlns:cx4="http://schemas.microsoft.com/office/drawing/2016/5/10/chartex" xmlns:cx5="http://schemas.microsoft.com/office/drawing/2016/5/11/chartex" xmlns:cx6="http://schemas.microsoft.com/office/drawing/2016/5/12/chartex" xmlns:cx7="http://schemas.microsoft.com/office/drawing/2016/5/13/chartex" xmlns:cx8="http://schemas.microsoft.com/office/drawing/2016/5/14/chartex" xmlns:mc="http://schemas.openxmlformats.org/markup-compatibility/2006" xmlns:aink="http://schemas.microsoft.com/office/drawing/2016/ink" xmlns:am3d="http://schemas.microsoft.com/office/drawing/2017/model3d" xmlns:o="urn:schemas-microsoft-com:office:office" xmlns:oel="http://schemas.microsoft.com/office/2019/extlst" xmlns:r="http://schemas.openxmlformats.org/officeDocument/2006/relationships" xmlns:m="http://schemas.openxmlformats.org/officeDocument/2006/math" xmlns:v="urn:schemas-microsoft-com:vml" xmlns:wp14="http://schemas.microsoft.com/office/word/2010/wordprocessingDrawing" xmlns:wp="http://schemas.openxmlformats.org/drawingml/2006/wordprocessingDrawing" xmlns:w10="urn:schemas-microsoft-com:office:word" xmlns:w="http://schemas.openxmlformats.org/wordprocessingml/2006/main" xmlns:w14="http://schemas.microsoft.com/office/word/2010/wordml" xmlns:w15="http://schemas.microsoft.com/office/word/2012/wordml" xmlns:w16cex="http://schemas.microsoft.com/office/word/2018/wordml/cex" xmlns:w16cid="http://schemas.microsoft.com/office/word/2016/wordml/cid" xmlns:w16="http://schemas.microsoft.com/office/word/2018/wordml" xmlns:w16du="http://schemas.microsoft.com/office/word/2023/wordml/word16du" xmlns:w16sdtdh="http://schemas.microsoft.com/office/word/2020/wordml/sdtdatahash" xmlns:w16sdtfl="http://schemas.microsoft.com/office/word/2024/wordml/sdtformatlock" xmlns:w16se="http://schemas.microsoft.com/office/word/2015/wordml/symex" xmlns:wpg="http://schemas.microsoft.com/office/word/2010/wordprocessingGroup" xmlns:wpi="http://schemas.microsoft.com/office/word/2010/wordprocessingInk" xmlns:wne="http://schemas.microsoft.com/office/word/2006/wordml" xmlns:wps="http://schemas.microsoft.com/office/word/2010/wordprocessingShape" mc:Ignorable="w14 w15 w16se w16cid w16 w16cex w16sdtdh w16sdtfl w16du wp14">
   <w:abstractNum w:abstractNumId="0" w15:restartNumberingAfterBreak="0">
+    <w:nsid w:val="27E708D7"/>
+    <w:multiLevelType w:val="hybridMultilevel"/>
+    <w:tmpl w:val="B164B81E"/>
+    <w:lvl w:ilvl="0" w:tplc="04090001">
+      <w:start w:val="1"/>
+      <w:numFmt w:val="bullet"/>
+      <w:lvlText w:val=""/>
+      <w:lvlJc w:val="left"/>
+      <w:pPr>
+        <w:ind w:left="720" w:hanging="360"/>
+      </w:pPr>
+      <w:rPr>
+        <w:rFonts w:ascii="Symbol" w:hAnsi="Symbol" w:hint="default"/>
+      </w:rPr>
+    </w:lvl>
+    <w:lvl w:ilvl="1" w:tplc="04090003" w:tentative="1">
+      <w:start w:val="1"/>
+      <w:numFmt w:val="bullet"/>
+      <w:lvlText w:val="o"/>
+      <w:lvlJc w:val="left"/>
+      <w:pPr>
+        <w:ind w:left="1440" w:hanging="360"/>
+      </w:pPr>
+      <w:rPr>
+        <w:rFonts w:ascii="Courier New" w:hAnsi="Courier New" w:cs="Courier New" w:hint="default"/>
+      </w:rPr>
+    </w:lvl>
+    <w:lvl w:ilvl="2" w:tplc="04090005" w:tentative="1">
+      <w:start w:val="1"/>
+      <w:numFmt w:val="bullet"/>
+      <w:lvlText w:val=""/>
+      <w:lvlJc w:val="left"/>
+      <w:pPr>
+        <w:ind w:left="2160" w:hanging="360"/>
+      </w:pPr>
+      <w:rPr>
+        <w:rFonts w:ascii="Wingdings" w:hAnsi="Wingdings" w:hint="default"/>
+      </w:rPr>
+    </w:lvl>
+    <w:lvl w:ilvl="3" w:tplc="04090001" w:tentative="1">
+      <w:start w:val="1"/>
+      <w:numFmt w:val="bullet"/>
+      <w:lvlText w:val=""/>
+      <w:lvlJc w:val="left"/>
+      <w:pPr>
+        <w:ind w:left="2880" w:hanging="360"/>
+      </w:pPr>
+      <w:rPr>
+        <w:rFonts w:ascii="Symbol" w:hAnsi="Symbol" w:hint="default"/>
+      </w:rPr>
+    </w:lvl>
+    <w:lvl w:ilvl="4" w:tplc="04090003" w:tentative="1">
+      <w:start w:val="1"/>
+      <w:numFmt w:val="bullet"/>
+      <w:lvlText w:val="o"/>
+      <w:lvlJc w:val="left"/>
+      <w:pPr>
+        <w:ind w:left="3600" w:hanging="360"/>
+      </w:pPr>
+      <w:rPr>
+        <w:rFonts w:ascii="Courier New" w:hAnsi="Courier New" w:cs="Courier New" w:hint="default"/>
+      </w:rPr>
+    </w:lvl>
+    <w:lvl w:ilvl="5" w:tplc="04090005" w:tentative="1">
+      <w:start w:val="1"/>
+      <w:numFmt w:val="bullet"/>
+      <w:lvlText w:val=""/>
+      <w:lvlJc w:val="left"/>
+      <w:pPr>
+        <w:ind w:left="4320" w:hanging="360"/>
+      </w:pPr>
+      <w:rPr>
+        <w:rFonts w:ascii="Wingdings" w:hAnsi="Wingdings" w:hint="default"/>
+      </w:rPr>
+    </w:lvl>
+    <w:lvl w:ilvl="6" w:tplc="04090001" w:tentative="1">
+      <w:start w:val="1"/>
+      <w:numFmt w:val="bullet"/>
+      <w:lvlText w:val=""/>
+      <w:lvlJc w:val="left"/>
+      <w:pPr>
+        <w:ind w:left="5040" w:hanging="360"/>
+      </w:pPr>
+      <w:rPr>
+        <w:rFonts w:ascii="Symbol" w:hAnsi="Symbol" w:hint="default"/>
+      </w:rPr>
+    </w:lvl>
+    <w:lvl w:ilvl="7" w:tplc="04090003" w:tentative="1">
+      <w:start w:val="1"/>
+      <w:numFmt w:val="bullet"/>
+      <w:lvlText w:val="o"/>
+      <w:lvlJc w:val="left"/>
+      <w:pPr>
+        <w:ind w:left="5760" w:hanging="360"/>
+      </w:pPr>
+      <w:rPr>
+        <w:rFonts w:ascii="Courier New" w:hAnsi="Courier New" w:cs="Courier New" w:hint="default"/>
+      </w:rPr>
+    </w:lvl>
+    <w:lvl w:ilvl="8" w:tplc="04090005" w:tentative="1">
+      <w:start w:val="1"/>
+      <w:numFmt w:val="bullet"/>
+      <w:lvlText w:val=""/>
+      <w:lvlJc w:val="left"/>
+      <w:pPr>
+        <w:ind w:left="6480" w:hanging="360"/>
+      </w:pPr>
+      <w:rPr>
+        <w:rFonts w:ascii="Wingdings" w:hAnsi="Wingdings" w:hint="default"/>
+      </w:rPr>
+    </w:lvl>
+  </w:abstractNum>
+  <w:abstractNum w:abstractNumId="1" w15:restartNumberingAfterBreak="0">
+    <w:nsid w:val="35C743D8"/>
+    <w:multiLevelType w:val="hybridMultilevel"/>
+    <w:tmpl w:val="E0AE0D44"/>
+    <w:lvl w:ilvl="0" w:tplc="04090001">
+      <w:start w:val="1"/>
+      <w:numFmt w:val="bullet"/>
+      <w:lvlText w:val=""/>
+      <w:lvlJc w:val="left"/>
+      <w:pPr>
+        <w:ind w:left="720" w:hanging="360"/>
+      </w:pPr>
+      <w:rPr>
+        <w:rFonts w:ascii="Symbol" w:hAnsi="Symbol" w:hint="default"/>
+      </w:rPr>
+    </w:lvl>
+    <w:lvl w:ilvl="1" w:tplc="04090003" w:tentative="1">
+      <w:start w:val="1"/>
+      <w:numFmt w:val="bullet"/>
+      <w:lvlText w:val="o"/>
+      <w:lvlJc w:val="left"/>
+      <w:pPr>
+        <w:ind w:left="1440" w:hanging="360"/>
+      </w:pPr>
+      <w:rPr>
+        <w:rFonts w:ascii="Courier New" w:hAnsi="Courier New" w:cs="Courier New" w:hint="default"/>
+      </w:rPr>
+    </w:lvl>
+    <w:lvl w:ilvl="2" w:tplc="04090005" w:tentative="1">
+      <w:start w:val="1"/>
+      <w:numFmt w:val="bullet"/>
+      <w:lvlText w:val=""/>
+      <w:lvlJc w:val="left"/>
+      <w:pPr>
+        <w:ind w:left="2160" w:hanging="360"/>
+      </w:pPr>
+      <w:rPr>
+        <w:rFonts w:ascii="Wingdings" w:hAnsi="Wingdings" w:hint="default"/>
+      </w:rPr>
+    </w:lvl>
+    <w:lvl w:ilvl="3" w:tplc="04090001" w:tentative="1">
+      <w:start w:val="1"/>
+      <w:numFmt w:val="bullet"/>
+      <w:lvlText w:val=""/>
+      <w:lvlJc w:val="left"/>
+      <w:pPr>
+        <w:ind w:left="2880" w:hanging="360"/>
+      </w:pPr>
+      <w:rPr>
+        <w:rFonts w:ascii="Symbol" w:hAnsi="Symbol" w:hint="default"/>
+      </w:rPr>
+    </w:lvl>
+    <w:lvl w:ilvl="4" w:tplc="04090003" w:tentative="1">
+      <w:start w:val="1"/>
+      <w:numFmt w:val="bullet"/>
+      <w:lvlText w:val="o"/>
+      <w:lvlJc w:val="left"/>
+      <w:pPr>
+        <w:ind w:left="3600" w:hanging="360"/>
+      </w:pPr>
+      <w:rPr>
+        <w:rFonts w:ascii="Courier New" w:hAnsi="Courier New" w:cs="Courier New" w:hint="default"/>
+      </w:rPr>
+    </w:lvl>
+    <w:lvl w:ilvl="5" w:tplc="04090005" w:tentative="1">
+      <w:start w:val="1"/>
+      <w:numFmt w:val="bullet"/>
+      <w:lvlText w:val=""/>
+      <w:lvlJc w:val="left"/>
+      <w:pPr>
+        <w:ind w:left="4320" w:hanging="360"/>
+      </w:pPr>
+      <w:rPr>
+        <w:rFonts w:ascii="Wingdings" w:hAnsi="Wingdings" w:hint="default"/>
+      </w:rPr>
+    </w:lvl>
+    <w:lvl w:ilvl="6" w:tplc="04090001" w:tentative="1">
+      <w:start w:val="1"/>
+      <w:numFmt w:val="bullet"/>
+      <w:lvlText w:val=""/>
+      <w:lvlJc w:val="left"/>
+      <w:pPr>
+        <w:ind w:left="5040" w:hanging="360"/>
+      </w:pPr>
+      <w:rPr>
+        <w:rFonts w:ascii="Symbol" w:hAnsi="Symbol" w:hint="default"/>
+      </w:rPr>
+    </w:lvl>
+    <w:lvl w:ilvl="7" w:tplc="04090003" w:tentative="1">
+      <w:start w:val="1"/>
+      <w:numFmt w:val="bullet"/>
+      <w:lvlText w:val="o"/>
+      <w:lvlJc w:val="left"/>
+      <w:pPr>
+        <w:ind w:left="5760" w:hanging="360"/>
+      </w:pPr>
+      <w:rPr>
+        <w:rFonts w:ascii="Courier New" w:hAnsi="Courier New" w:cs="Courier New" w:hint="default"/>
+      </w:rPr>
+    </w:lvl>
+    <w:lvl w:ilvl="8" w:tplc="04090005" w:tentative="1">
+      <w:start w:val="1"/>
+      <w:numFmt w:val="bullet"/>
+      <w:lvlText w:val=""/>
+      <w:lvlJc w:val="left"/>
+      <w:pPr>
+        <w:ind w:left="6480" w:hanging="360"/>
+      </w:pPr>
+      <w:rPr>
+        <w:rFonts w:ascii="Wingdings" w:hAnsi="Wingdings" w:hint="default"/>
+      </w:rPr>
+    </w:lvl>
+  </w:abstractNum>
+  <w:abstractNum w:abstractNumId="2" w15:restartNumberingAfterBreak="0">
     <w:nsid w:val="571F17CE"/>
     <w:multiLevelType w:val="multilevel"/>
     <w:tmpl w:val="DC041914"/>
@@ -1571,7 +1858,7 @@
       </w:rPr>
     </w:lvl>
   </w:abstractNum>
-  <w:abstractNum w:abstractNumId="1" w15:restartNumberingAfterBreak="0">
+  <w:abstractNum w:abstractNumId="3" w15:restartNumberingAfterBreak="0">
     <w:nsid w:val="5C3538A1"/>
     <w:multiLevelType w:val="hybridMultilevel"/>
     <w:tmpl w:val="8778AE32"/>
@@ -1684,7 +1971,120 @@
       </w:rPr>
     </w:lvl>
   </w:abstractNum>
-  <w:abstractNum w:abstractNumId="2" w15:restartNumberingAfterBreak="0">
+  <w:abstractNum w:abstractNumId="4" w15:restartNumberingAfterBreak="0">
+    <w:nsid w:val="609906E7"/>
+    <w:multiLevelType w:val="hybridMultilevel"/>
+    <w:tmpl w:val="0E448A76"/>
+    <w:lvl w:ilvl="0" w:tplc="04090001">
+      <w:start w:val="1"/>
+      <w:numFmt w:val="bullet"/>
+      <w:lvlText w:val=""/>
+      <w:lvlJc w:val="left"/>
+      <w:pPr>
+        <w:ind w:left="720" w:hanging="360"/>
+      </w:pPr>
+      <w:rPr>
+        <w:rFonts w:ascii="Symbol" w:hAnsi="Symbol" w:hint="default"/>
+      </w:rPr>
+    </w:lvl>
+    <w:lvl w:ilvl="1" w:tplc="04090003" w:tentative="1">
+      <w:start w:val="1"/>
+      <w:numFmt w:val="bullet"/>
+      <w:lvlText w:val="o"/>
+      <w:lvlJc w:val="left"/>
+      <w:pPr>
+        <w:ind w:left="1440" w:hanging="360"/>
+      </w:pPr>
+      <w:rPr>
+        <w:rFonts w:ascii="Courier New" w:hAnsi="Courier New" w:cs="Courier New" w:hint="default"/>
+      </w:rPr>
+    </w:lvl>
+    <w:lvl w:ilvl="2" w:tplc="04090005" w:tentative="1">
+      <w:start w:val="1"/>
+      <w:numFmt w:val="bullet"/>
+      <w:lvlText w:val=""/>
+      <w:lvlJc w:val="left"/>
+      <w:pPr>
+        <w:ind w:left="2160" w:hanging="360"/>
+      </w:pPr>
+      <w:rPr>
+        <w:rFonts w:ascii="Wingdings" w:hAnsi="Wingdings" w:hint="default"/>
+      </w:rPr>
+    </w:lvl>
+    <w:lvl w:ilvl="3" w:tplc="04090001" w:tentative="1">
+      <w:start w:val="1"/>
+      <w:numFmt w:val="bullet"/>
+      <w:lvlText w:val=""/>
+      <w:lvlJc w:val="left"/>
+      <w:pPr>
+        <w:ind w:left="2880" w:hanging="360"/>
+      </w:pPr>
+      <w:rPr>
+        <w:rFonts w:ascii="Symbol" w:hAnsi="Symbol" w:hint="default"/>
+      </w:rPr>
+    </w:lvl>
+    <w:lvl w:ilvl="4" w:tplc="04090003" w:tentative="1">
+      <w:start w:val="1"/>
+      <w:numFmt w:val="bullet"/>
+      <w:lvlText w:val="o"/>
+      <w:lvlJc w:val="left"/>
+      <w:pPr>
+        <w:ind w:left="3600" w:hanging="360"/>
+      </w:pPr>
+      <w:rPr>
+        <w:rFonts w:ascii="Courier New" w:hAnsi="Courier New" w:cs="Courier New" w:hint="default"/>
+      </w:rPr>
+    </w:lvl>
+    <w:lvl w:ilvl="5" w:tplc="04090005" w:tentative="1">
+      <w:start w:val="1"/>
+      <w:numFmt w:val="bullet"/>
+      <w:lvlText w:val=""/>
+      <w:lvlJc w:val="left"/>
+      <w:pPr>
+        <w:ind w:left="4320" w:hanging="360"/>
+      </w:pPr>
+      <w:rPr>
+        <w:rFonts w:ascii="Wingdings" w:hAnsi="Wingdings" w:hint="default"/>
+      </w:rPr>
+    </w:lvl>
+    <w:lvl w:ilvl="6" w:tplc="04090001" w:tentative="1">
+      <w:start w:val="1"/>
+      <w:numFmt w:val="bullet"/>
+      <w:lvlText w:val=""/>
+      <w:lvlJc w:val="left"/>
+      <w:pPr>
+        <w:ind w:left="5040" w:hanging="360"/>
+      </w:pPr>
+      <w:rPr>
+        <w:rFonts w:ascii="Symbol" w:hAnsi="Symbol" w:hint="default"/>
+      </w:rPr>
+    </w:lvl>
+    <w:lvl w:ilvl="7" w:tplc="04090003" w:tentative="1">
+      <w:start w:val="1"/>
+      <w:numFmt w:val="bullet"/>
+      <w:lvlText w:val="o"/>
+      <w:lvlJc w:val="left"/>
+      <w:pPr>
+        <w:ind w:left="5760" w:hanging="360"/>
+      </w:pPr>
+      <w:rPr>
+        <w:rFonts w:ascii="Courier New" w:hAnsi="Courier New" w:cs="Courier New" w:hint="default"/>
+      </w:rPr>
+    </w:lvl>
+    <w:lvl w:ilvl="8" w:tplc="04090005" w:tentative="1">
+      <w:start w:val="1"/>
+      <w:numFmt w:val="bullet"/>
+      <w:lvlText w:val=""/>
+      <w:lvlJc w:val="left"/>
+      <w:pPr>
+        <w:ind w:left="6480" w:hanging="360"/>
+      </w:pPr>
+      <w:rPr>
+        <w:rFonts w:ascii="Wingdings" w:hAnsi="Wingdings" w:hint="default"/>
+      </w:rPr>
+    </w:lvl>
+  </w:abstractNum>
+  <w:abstractNum w:abstractNumId="5" w15:restartNumberingAfterBreak="0">
     <w:nsid w:val="67003BC6"/>
     <w:multiLevelType w:val="multilevel"/>
     <w:tmpl w:val="A8868D3A"/>
@@ -1833,7 +2233,7 @@
       </w:rPr>
     </w:lvl>
   </w:abstractNum>
-  <w:abstractNum w:abstractNumId="3" w15:restartNumberingAfterBreak="0">
+  <w:abstractNum w:abstractNumId="6" w15:restartNumberingAfterBreak="0">
     <w:nsid w:val="68944AF9"/>
     <w:multiLevelType w:val="multilevel"/>
     <w:tmpl w:val="C8F28888"/>
@@ -1982,7 +2382,7 @@
       </w:rPr>
     </w:lvl>
   </w:abstractNum>
-  <w:abstractNum w:abstractNumId="4" w15:restartNumberingAfterBreak="0">
+  <w:abstractNum w:abstractNumId="7" w15:restartNumberingAfterBreak="0">
     <w:nsid w:val="779A19FA"/>
     <w:multiLevelType w:val="multilevel"/>
     <w:tmpl w:val="7318E25A"/>
@@ -2132,19 +2532,28 @@
     </w:lvl>
   </w:abstractNum>
   <w:num w:numId="1" w16cid:durableId="476337399">
-    <w:abstractNumId w:val="4"/>
+    <w:abstractNumId w:val="7"/>
   </w:num>
   <w:num w:numId="2" w16cid:durableId="1111701733">
+    <w:abstractNumId w:val="2"/>
+  </w:num>
+  <w:num w:numId="3" w16cid:durableId="676813739">
+    <w:abstractNumId w:val="5"/>
+  </w:num>
+  <w:num w:numId="4" w16cid:durableId="433600237">
+    <w:abstractNumId w:val="6"/>
+  </w:num>
+  <w:num w:numId="5" w16cid:durableId="1421180368">
+    <w:abstractNumId w:val="3"/>
+  </w:num>
+  <w:num w:numId="6" w16cid:durableId="231701857">
+    <w:abstractNumId w:val="1"/>
+  </w:num>
+  <w:num w:numId="7" w16cid:durableId="674962010">
     <w:abstractNumId w:val="0"/>
   </w:num>
-  <w:num w:numId="3" w16cid:durableId="676813739">
-    <w:abstractNumId w:val="2"/>
-  </w:num>
-  <w:num w:numId="4" w16cid:durableId="433600237">
-    <w:abstractNumId w:val="3"/>
-  </w:num>
-  <w:num w:numId="5" w16cid:durableId="1421180368">
-    <w:abstractNumId w:val="1"/>
+  <w:num w:numId="8" w16cid:durableId="411392915">
+    <w:abstractNumId w:val="4"/>
   </w:num>
 </w:numbering>
 </file>

--- a/reports/bao_cao.docx
+++ b/reports/bao_cao.docx
@@ -947,7 +947,7 @@
     </w:p>
     <w:p>
       <w:pPr>
-        <w:jc w:val="both"/>
+        <w:pStyle w:val="Heading2"/>
       </w:pPr>
       <w:r>
         <w:t>3.1. Mô tả dữ liệu</w:t>
@@ -958,6 +958,43 @@
         <w:jc w:val="both"/>
       </w:pPr>
       <w:r>
+        <w:t>Trong nghiên cứu nhóm sử dụng bộ dữ liệu Loan Approval Prediction Dataset nhằm phục vụ cho bài toán phân loại trạng thái phê duyệt khoản vay của khách hàng. Bộ dữ liệu được xây dựng dựa trên các yếu tố thường được các tổ chức tài chính và ngân hàng sử dụng trong quá trình đánh giá hồ sơ tín dụng như thông tin nhân khẩu học, thu nhập, điểm tín dụng và giá trị tài sản thế chấp.</w:t>
+      </w:r>
+    </w:p>
+    <w:p>
+      <w:pPr>
+        <w:jc w:val="both"/>
+      </w:pPr>
+      <w:r>
+        <w:t>Bộ dữ liệu bao gồm 4.269 bản ghi với 13 thuộc tính, trong đó có 12 biến đầu vào và 1 biến mục tiêu. Mỗi bản ghi đại diện cho một hồ sơ vay vốn của khách hàng tại ngân hàng hoặc tổ chức tín dụng.</w:t>
+      </w:r>
+    </w:p>
+    <w:p>
+      <w:pPr>
+        <w:jc w:val="both"/>
+      </w:pPr>
+      <w:r>
+        <w:t>Biến mục tiêu của bài toán là loan_status, biểu thị trạng thái khoản vay được phê duyệt  hoặc bị từ chối. Đây là bài toán phân loại nhị phân trong lĩnh vực học máy, với mục tiêu xây dựng mô hình có khả năng dự đoán kết quả phê duyệt khoản vay dựa trên các đặc trưng tài chính và tín dụng của khách hàng.</w:t>
+      </w:r>
+    </w:p>
+    <w:p>
+      <w:pPr>
+        <w:jc w:val="both"/>
+      </w:pPr>
+      <w:r>
+        <w:t>Các thuộc tính trong tập dữ liệu được chia thành ba nhóm chính gồm: nhóm thông tin nhân khẩu học, nhóm năng lực tài chính và nhóm tài sản đảm bảo. Việc phân chia này giúp thuận lợi cho quá trình phân tích dữ liệu cũng như đánh giá mức độ ảnh hưởng của từng nhóm biến đối với quyết định phê duyệt khoản vay.</w:t>
+      </w:r>
+    </w:p>
+    <w:p>
+      <w:pPr>
+        <w:jc w:val="both"/>
+      </w:pPr>
+    </w:p>
+    <w:p>
+      <w:pPr>
+        <w:jc w:val="both"/>
+      </w:pPr>
+      <w:r>
         <w:t>3.2. Tiền xử lý dữ liệu</w:t>
       </w:r>
     </w:p>
@@ -1098,6 +1135,7 @@
         <w:jc w:val="both"/>
       </w:pPr>
       <w:r>
+        <w:lastRenderedPageBreak/>
         <w:t>F1-score</w:t>
       </w:r>
     </w:p>
